--- a/docs/historia-clinica-ecuador/MANUAL_USO_ACTAS_ANEXOS_PROT-HC-001.docx
+++ b/docs/historia-clinica-ecuador/MANUAL_USO_ACTAS_ANEXOS_PROT-HC-001.docx
@@ -8,24 +8,24 @@
         <w:tblLook w:firstColumn="1" w:firstRow="1" w:lastColumn="0" w:lastRow="0" w:noHBand="0" w:noVBand="1" w:val="04A0"/>
       </w:tblPr>
       <w:tblGrid>
-        <w:gridCol w:w="10200"/>
+        <w:gridCol w:w="10540"/>
       </w:tblGrid>
       <w:tr>
         <w:tc>
           <w:tcPr>
-            <w:tcW w:type="dxa" w:w="10200"/>
+            <w:tcW w:type="dxa" w:w="10540"/>
             <w:shd w:fill="FFFFFF" w:val="clear"/>
             <w:tcBorders>
-              <w:top w:val="single" w:sz="6" w:space="0" w:color="C5D4DC"/>
-              <w:left w:val="single" w:sz="6" w:space="0" w:color="C5D4DC"/>
-              <w:bottom w:val="single" w:sz="6" w:space="0" w:color="C5D4DC"/>
-              <w:right w:val="single" w:sz="6" w:space="0" w:color="C5D4DC"/>
+              <w:top w:val="single" w:sz="5" w:space="0" w:color="C5D4DC"/>
+              <w:left w:val="single" w:sz="5" w:space="0" w:color="C5D4DC"/>
+              <w:bottom w:val="single" w:sz="5" w:space="0" w:color="C5D4DC"/>
+              <w:right w:val="single" w:sz="5" w:space="0" w:color="C5D4DC"/>
             </w:tcBorders>
             <w:tcMar>
-              <w:top w:w="40" w:type="dxa"/>
-              <w:left w:w="50" w:type="dxa"/>
-              <w:bottom w:w="30" w:type="dxa"/>
-              <w:right w:w="50" w:type="dxa"/>
+              <w:top w:w="25" w:type="dxa"/>
+              <w:left w:w="35" w:type="dxa"/>
+              <w:bottom w:w="20" w:type="dxa"/>
+              <w:right w:w="35" w:type="dxa"/>
             </w:tcMar>
           </w:tcPr>
           <w:p>
@@ -36,7 +36,7 @@
             <w:r>
               <w:drawing>
                 <wp:inline xmlns:a="http://schemas.openxmlformats.org/drawingml/2006/main" xmlns:pic="http://schemas.openxmlformats.org/drawingml/2006/picture">
-                  <wp:extent cx="3420000" cy="1035582"/>
+                  <wp:extent cx="3060000" cy="926573"/>
                   <wp:docPr id="1" name="Picture 1"/>
                   <wp:cNvGraphicFramePr>
                     <a:graphicFrameLocks noChangeAspect="1"/>
@@ -57,7 +57,7 @@
                         <pic:spPr>
                           <a:xfrm>
                             <a:off x="0" y="0"/>
-                            <a:ext cx="3420000" cy="1035582"/>
+                            <a:ext cx="3060000" cy="926573"/>
                           </a:xfrm>
                           <a:prstGeom prst="rect"/>
                         </pic:spPr>
@@ -78,7 +78,7 @@
                 <w:b/>
                 <w:i w:val="0"/>
                 <w:color w:val="4A5568"/>
-                <w:sz w:val="18"/>
+                <w:sz w:val="16"/>
               </w:rPr>
               <w:t>MINISTERIO DE SALUD PÚBLICA DEL ECUADOR</w:t>
             </w:r>
@@ -92,14 +92,14 @@
         <w:tblLook w:firstColumn="1" w:firstRow="1" w:lastColumn="0" w:lastRow="0" w:noHBand="0" w:noVBand="1" w:val="04A0"/>
       </w:tblPr>
       <w:tblGrid>
-        <w:gridCol w:w="3400"/>
-        <w:gridCol w:w="3400"/>
-        <w:gridCol w:w="3400"/>
+        <w:gridCol w:w="3513"/>
+        <w:gridCol w:w="3513"/>
+        <w:gridCol w:w="3513"/>
       </w:tblGrid>
       <w:tr>
         <w:tc>
           <w:tcPr>
-            <w:tcW w:type="dxa" w:w="3400"/>
+            <w:tcW w:type="dxa" w:w="3513"/>
             <w:shd w:fill="F5D402" w:val="clear"/>
             <w:tcBorders>
               <w:top w:val="single" w:sz="2" w:space="0" w:color="F5D402"/>
@@ -108,9 +108,9 @@
               <w:right w:val="single" w:sz="2" w:space="0" w:color="F5D402"/>
             </w:tcBorders>
             <w:tcMar>
-              <w:top w:w="6" w:type="dxa"/>
+              <w:top w:w="5" w:type="dxa"/>
               <w:left w:w="0" w:type="dxa"/>
-              <w:bottom w:w="6" w:type="dxa"/>
+              <w:bottom w:w="5" w:type="dxa"/>
               <w:right w:w="0" w:type="dxa"/>
             </w:tcMar>
           </w:tcPr>
@@ -120,7 +120,7 @@
         </w:tc>
         <w:tc>
           <w:tcPr>
-            <w:tcW w:type="dxa" w:w="3400"/>
+            <w:tcW w:type="dxa" w:w="3513"/>
             <w:shd w:fill="191497" w:val="clear"/>
             <w:tcBorders>
               <w:top w:val="single" w:sz="2" w:space="0" w:color="191497"/>
@@ -129,9 +129,9 @@
               <w:right w:val="single" w:sz="2" w:space="0" w:color="191497"/>
             </w:tcBorders>
             <w:tcMar>
-              <w:top w:w="6" w:type="dxa"/>
+              <w:top w:w="5" w:type="dxa"/>
               <w:left w:w="0" w:type="dxa"/>
-              <w:bottom w:w="6" w:type="dxa"/>
+              <w:bottom w:w="5" w:type="dxa"/>
               <w:right w:w="0" w:type="dxa"/>
             </w:tcMar>
           </w:tcPr>
@@ -141,7 +141,7 @@
         </w:tc>
         <w:tc>
           <w:tcPr>
-            <w:tcW w:type="dxa" w:w="3400"/>
+            <w:tcW w:type="dxa" w:w="3513"/>
             <w:shd w:fill="D61A0C" w:val="clear"/>
             <w:tcBorders>
               <w:top w:val="single" w:sz="2" w:space="0" w:color="D61A0C"/>
@@ -150,9 +150,9 @@
               <w:right w:val="single" w:sz="2" w:space="0" w:color="D61A0C"/>
             </w:tcBorders>
             <w:tcMar>
-              <w:top w:w="6" w:type="dxa"/>
+              <w:top w:w="5" w:type="dxa"/>
               <w:left w:w="0" w:type="dxa"/>
-              <w:bottom w:w="6" w:type="dxa"/>
+              <w:bottom w:w="5" w:type="dxa"/>
               <w:right w:w="0" w:type="dxa"/>
             </w:tcMar>
           </w:tcPr>
@@ -164,12 +164,7 @@
     </w:tbl>
     <w:p>
       <w:pPr>
-        <w:spacing w:after="160"/>
-      </w:pPr>
-    </w:p>
-    <w:p>
-      <w:pPr>
-        <w:spacing w:before="0" w:after="80" w:line="276" w:lineRule="auto"/>
+        <w:spacing w:before="120" w:after="40" w:line="259" w:lineRule="auto"/>
         <w:jc w:val="center"/>
       </w:pPr>
       <w:r>
@@ -178,14 +173,14 @@
           <w:b/>
           <w:i w:val="0"/>
           <w:color w:val="1E3A5F"/>
-          <w:sz w:val="30"/>
+          <w:sz w:val="28"/>
         </w:rPr>
         <w:t>HOSPITAL GENERAL PUYO</w:t>
       </w:r>
     </w:p>
     <w:p>
       <w:pPr>
-        <w:spacing w:before="0" w:after="40" w:line="276" w:lineRule="auto"/>
+        <w:spacing w:before="0" w:after="40" w:line="259" w:lineRule="auto"/>
         <w:jc w:val="center"/>
       </w:pPr>
       <w:r>
@@ -194,40 +189,38 @@
           <w:b/>
           <w:i w:val="0"/>
           <w:color w:val="2A6F6F"/>
-          <w:sz w:val="24"/>
+          <w:sz w:val="26"/>
         </w:rPr>
-        <w:t>MANUAL DE USO</w:t>
+        <w:t>MANUAL DE USO DE ACTAS Y ANEXOS</w:t>
       </w:r>
     </w:p>
     <w:p>
       <w:pPr>
-        <w:spacing w:before="0" w:after="160" w:line="276" w:lineRule="auto"/>
+        <w:spacing w:before="0" w:after="80" w:line="259" w:lineRule="auto"/>
         <w:jc w:val="center"/>
       </w:pPr>
       <w:r>
         <w:rPr>
-          <w:rFonts w:ascii="Georgia" w:hAnsi="Georgia"/>
+          <w:rFonts w:ascii="Calibri" w:hAnsi="Calibri"/>
           <w:b/>
           <w:i w:val="0"/>
           <w:color w:val="1A2330"/>
-          <w:sz w:val="32"/>
+          <w:sz w:val="22"/>
         </w:rPr>
-        <w:t>Actas y Anexos del Protocolo de Pérdida</w:t>
-        <w:br/>
-        <w:t>de Historia Clínica</w:t>
+        <w:t>Protocolo de Pérdida de Historia Clínica — PROT-HC-001</w:t>
       </w:r>
     </w:p>
     <w:p>
       <w:pPr>
-        <w:spacing w:before="0" w:after="160"/>
+        <w:spacing w:before="0" w:after="80"/>
         <w:pBdr>
-          <w:bottom w:val="single" w:sz="10" w:space="1" w:color="C5D4DC"/>
+          <w:bottom w:val="single" w:sz="8" w:space="1" w:color="C5D4DC"/>
         </w:pBdr>
       </w:pPr>
     </w:p>
     <w:p>
       <w:pPr>
-        <w:spacing w:before="0" w:after="40" w:line="276" w:lineRule="auto"/>
+        <w:spacing w:before="0" w:after="80" w:line="259" w:lineRule="auto"/>
         <w:jc w:val="center"/>
       </w:pPr>
       <w:r>
@@ -236,25 +229,9 @@
           <w:b w:val="0"/>
           <w:i w:val="0"/>
           <w:color w:val="4A5568"/>
-          <w:sz w:val="20"/>
-        </w:rPr>
-        <w:t>Código: PROT-HC-001-MU     Versión: 1.0     Fecha: 22 de julio de 2026</w:t>
-      </w:r>
-    </w:p>
-    <w:p>
-      <w:pPr>
-        <w:spacing w:before="0" w:after="200" w:line="276" w:lineRule="auto"/>
-        <w:jc w:val="center"/>
-      </w:pPr>
-      <w:r>
-        <w:rPr>
-          <w:rFonts w:ascii="Calibri" w:hAnsi="Calibri"/>
-          <w:b w:val="0"/>
-          <w:i/>
-          <w:color w:val="2A6F6F"/>
           <w:sz w:val="18"/>
         </w:rPr>
-        <w:t>Guía práctica, visual y señalética para el correcto llenado y firma de los instrumentos</w:t>
+        <w:t>Código: PROT-HC-001-MU  ·  Versión 1.0  ·  22/07/2026  ·  CONFIDENCIAL</w:t>
       </w:r>
     </w:p>
     <w:tbl>
@@ -263,26 +240,26 @@
         <w:tblLook w:firstColumn="1" w:firstRow="1" w:lastColumn="0" w:lastRow="0" w:noHBand="0" w:noVBand="1" w:val="04A0"/>
       </w:tblPr>
       <w:tblGrid>
-        <w:gridCol w:w="3400"/>
-        <w:gridCol w:w="3400"/>
-        <w:gridCol w:w="3400"/>
+        <w:gridCol w:w="3513"/>
+        <w:gridCol w:w="3513"/>
+        <w:gridCol w:w="3513"/>
       </w:tblGrid>
       <w:tr>
         <w:tc>
           <w:tcPr>
-            <w:tcW w:type="dxa" w:w="3400"/>
+            <w:tcW w:type="dxa" w:w="3513"/>
             <w:shd w:fill="F7F9FA" w:val="clear"/>
             <w:tcBorders>
-              <w:top w:val="single" w:sz="4" w:space="0" w:color="C5D4DC"/>
-              <w:left w:val="single" w:sz="4" w:space="0" w:color="C5D4DC"/>
-              <w:bottom w:val="single" w:sz="4" w:space="0" w:color="C5D4DC"/>
-              <w:right w:val="single" w:sz="4" w:space="0" w:color="C5D4DC"/>
+              <w:top w:val="single" w:sz="3" w:space="0" w:color="C5D4DC"/>
+              <w:left w:val="single" w:sz="3" w:space="0" w:color="C5D4DC"/>
+              <w:bottom w:val="single" w:sz="3" w:space="0" w:color="C5D4DC"/>
+              <w:right w:val="single" w:sz="3" w:space="0" w:color="C5D4DC"/>
             </w:tcBorders>
             <w:tcMar>
-              <w:top w:w="40" w:type="dxa"/>
-              <w:left w:w="30" w:type="dxa"/>
-              <w:bottom w:w="40" w:type="dxa"/>
-              <w:right w:w="30" w:type="dxa"/>
+              <w:top w:w="25" w:type="dxa"/>
+              <w:left w:w="25" w:type="dxa"/>
+              <w:bottom w:w="25" w:type="dxa"/>
+              <w:right w:w="25" w:type="dxa"/>
             </w:tcMar>
           </w:tcPr>
           <w:p>
@@ -296,7 +273,7 @@
                 <w:b/>
                 <w:i w:val="0"/>
                 <w:color w:val="2A6F6F"/>
-                <w:sz w:val="16"/>
+                <w:sz w:val="14"/>
               </w:rPr>
               <w:t>CONTACTO</w:t>
               <w:br/>
@@ -307,7 +284,7 @@
                 <w:b/>
                 <w:i w:val="0"/>
                 <w:color w:val="1E3A5F"/>
-                <w:sz w:val="20"/>
+                <w:sz w:val="18"/>
               </w:rPr>
               <w:t>0991976454</w:t>
             </w:r>
@@ -315,19 +292,19 @@
         </w:tc>
         <w:tc>
           <w:tcPr>
-            <w:tcW w:type="dxa" w:w="3400"/>
+            <w:tcW w:type="dxa" w:w="3513"/>
             <w:shd w:fill="F7F9FA" w:val="clear"/>
             <w:tcBorders>
-              <w:top w:val="single" w:sz="4" w:space="0" w:color="C5D4DC"/>
-              <w:left w:val="single" w:sz="4" w:space="0" w:color="C5D4DC"/>
-              <w:bottom w:val="single" w:sz="4" w:space="0" w:color="C5D4DC"/>
-              <w:right w:val="single" w:sz="4" w:space="0" w:color="C5D4DC"/>
+              <w:top w:val="single" w:sz="3" w:space="0" w:color="C5D4DC"/>
+              <w:left w:val="single" w:sz="3" w:space="0" w:color="C5D4DC"/>
+              <w:bottom w:val="single" w:sz="3" w:space="0" w:color="C5D4DC"/>
+              <w:right w:val="single" w:sz="3" w:space="0" w:color="C5D4DC"/>
             </w:tcBorders>
             <w:tcMar>
-              <w:top w:w="40" w:type="dxa"/>
-              <w:left w:w="30" w:type="dxa"/>
-              <w:bottom w:w="40" w:type="dxa"/>
-              <w:right w:w="30" w:type="dxa"/>
+              <w:top w:w="25" w:type="dxa"/>
+              <w:left w:w="25" w:type="dxa"/>
+              <w:bottom w:w="25" w:type="dxa"/>
+              <w:right w:w="25" w:type="dxa"/>
             </w:tcMar>
           </w:tcPr>
           <w:p>
@@ -341,9 +318,9 @@
                 <w:b/>
                 <w:i w:val="0"/>
                 <w:color w:val="2A6F6F"/>
-                <w:sz w:val="16"/>
+                <w:sz w:val="14"/>
               </w:rPr>
-              <w:t>CLASIFICACIÓN</w:t>
+              <w:t>ÁMBITO</w:t>
               <w:br/>
             </w:r>
             <w:r>
@@ -352,27 +329,27 @@
                 <w:b/>
                 <w:i w:val="0"/>
                 <w:color w:val="1E3A5F"/>
-                <w:sz w:val="20"/>
+                <w:sz w:val="18"/>
               </w:rPr>
-              <w:t>CONFIDENCIAL</w:t>
+              <w:t>Hospital General Puyo</w:t>
             </w:r>
           </w:p>
         </w:tc>
         <w:tc>
           <w:tcPr>
-            <w:tcW w:type="dxa" w:w="3400"/>
+            <w:tcW w:type="dxa" w:w="3513"/>
             <w:shd w:fill="F7F9FA" w:val="clear"/>
             <w:tcBorders>
-              <w:top w:val="single" w:sz="4" w:space="0" w:color="C5D4DC"/>
-              <w:left w:val="single" w:sz="4" w:space="0" w:color="C5D4DC"/>
-              <w:bottom w:val="single" w:sz="4" w:space="0" w:color="C5D4DC"/>
-              <w:right w:val="single" w:sz="4" w:space="0" w:color="C5D4DC"/>
+              <w:top w:val="single" w:sz="3" w:space="0" w:color="C5D4DC"/>
+              <w:left w:val="single" w:sz="3" w:space="0" w:color="C5D4DC"/>
+              <w:bottom w:val="single" w:sz="3" w:space="0" w:color="C5D4DC"/>
+              <w:right w:val="single" w:sz="3" w:space="0" w:color="C5D4DC"/>
             </w:tcBorders>
             <w:tcMar>
-              <w:top w:w="40" w:type="dxa"/>
-              <w:left w:w="30" w:type="dxa"/>
-              <w:bottom w:w="40" w:type="dxa"/>
-              <w:right w:w="30" w:type="dxa"/>
+              <w:top w:w="25" w:type="dxa"/>
+              <w:left w:w="25" w:type="dxa"/>
+              <w:bottom w:w="25" w:type="dxa"/>
+              <w:right w:w="25" w:type="dxa"/>
             </w:tcMar>
           </w:tcPr>
           <w:p>
@@ -386,9 +363,9 @@
                 <w:b/>
                 <w:i w:val="0"/>
                 <w:color w:val="2A6F6F"/>
-                <w:sz w:val="16"/>
+                <w:sz w:val="14"/>
               </w:rPr>
-              <w:t>PROTOCOLO BASE</w:t>
+              <w:t>BASE</w:t>
               <w:br/>
             </w:r>
             <w:r>
@@ -397,7 +374,7 @@
                 <w:b/>
                 <w:i w:val="0"/>
                 <w:color w:val="1E3A5F"/>
-                <w:sz w:val="20"/>
+                <w:sz w:val="18"/>
               </w:rPr>
               <w:t>PROT-HC-001</w:t>
             </w:r>
@@ -407,8 +384,19 @@
     </w:tbl>
     <w:p>
       <w:pPr>
-        <w:spacing w:before="0" w:after="200" w:line="276" w:lineRule="auto"/>
+        <w:spacing w:before="120" w:after="60" w:line="259" w:lineRule="auto"/>
+        <w:jc w:val="center"/>
       </w:pPr>
+      <w:r>
+        <w:rPr>
+          <w:rFonts w:ascii="Calibri" w:hAnsi="Calibri"/>
+          <w:b/>
+          <w:i w:val="0"/>
+          <w:color w:val="1E3A5F"/>
+          <w:sz w:val="18"/>
+        </w:rPr>
+        <w:t>CONTROL DE APROBACIÓN</w:t>
+      </w:r>
     </w:p>
     <w:tbl>
       <w:tblPr>
@@ -416,26 +404,26 @@
         <w:tblLook w:firstColumn="1" w:firstRow="1" w:lastColumn="0" w:lastRow="0" w:noHBand="0" w:noVBand="1" w:val="04A0"/>
       </w:tblPr>
       <w:tblGrid>
-        <w:gridCol w:w="3400"/>
-        <w:gridCol w:w="3400"/>
-        <w:gridCol w:w="3400"/>
+        <w:gridCol w:w="3513"/>
+        <w:gridCol w:w="3513"/>
+        <w:gridCol w:w="3513"/>
       </w:tblGrid>
       <w:tr>
         <w:tc>
           <w:tcPr>
-            <w:tcW w:type="dxa" w:w="3400"/>
+            <w:tcW w:type="dxa" w:w="3513"/>
             <w:shd w:fill="FFFFFF" w:val="clear"/>
             <w:tcBorders>
-              <w:top w:val="single" w:sz="5" w:space="0" w:color="1E3A5F"/>
-              <w:left w:val="single" w:sz="5" w:space="0" w:color="1E3A5F"/>
-              <w:bottom w:val="single" w:sz="5" w:space="0" w:color="1E3A5F"/>
-              <w:right w:val="single" w:sz="5" w:space="0" w:color="1E3A5F"/>
+              <w:top w:val="single" w:sz="4" w:space="0" w:color="1E3A5F"/>
+              <w:left w:val="single" w:sz="4" w:space="0" w:color="1E3A5F"/>
+              <w:bottom w:val="single" w:sz="4" w:space="0" w:color="1E3A5F"/>
+              <w:right w:val="single" w:sz="4" w:space="0" w:color="1E3A5F"/>
             </w:tcBorders>
             <w:tcMar>
-              <w:top w:w="50" w:type="dxa"/>
-              <w:left w:w="30" w:type="dxa"/>
-              <w:bottom w:w="40" w:type="dxa"/>
-              <w:right w:w="30" w:type="dxa"/>
+              <w:top w:w="35" w:type="dxa"/>
+              <w:left w:w="25" w:type="dxa"/>
+              <w:bottom w:w="30" w:type="dxa"/>
+              <w:right w:w="25" w:type="dxa"/>
             </w:tcMar>
           </w:tcPr>
           <w:p>
@@ -449,7 +437,7 @@
                 <w:b/>
                 <w:i w:val="0"/>
                 <w:color w:val="2A6F6F"/>
-                <w:sz w:val="16"/>
+                <w:sz w:val="14"/>
               </w:rPr>
               <w:t>ELABORADO POR</w:t>
               <w:br/>
@@ -460,10 +448,9 @@
                 <w:b/>
                 <w:i w:val="0"/>
                 <w:color w:val="1E3A5F"/>
-                <w:sz w:val="20"/>
+                <w:sz w:val="18"/>
               </w:rPr>
               <w:t>Tlgo. Andrés Romero</w:t>
-              <w:br/>
               <w:br/>
             </w:r>
             <w:r>
@@ -474,27 +461,25 @@
                 <w:color w:val="4A5568"/>
                 <w:sz w:val="16"/>
               </w:rPr>
-              <w:t>Firma: ______________</w:t>
-              <w:br/>
-              <w:t>Fecha: ___/___/______</w:t>
+              <w:t>Firma: __________  Fecha: ___/___/______</w:t>
             </w:r>
           </w:p>
         </w:tc>
         <w:tc>
           <w:tcPr>
-            <w:tcW w:type="dxa" w:w="3400"/>
+            <w:tcW w:type="dxa" w:w="3513"/>
             <w:shd w:fill="FFFFFF" w:val="clear"/>
             <w:tcBorders>
-              <w:top w:val="single" w:sz="5" w:space="0" w:color="1E3A5F"/>
-              <w:left w:val="single" w:sz="5" w:space="0" w:color="1E3A5F"/>
-              <w:bottom w:val="single" w:sz="5" w:space="0" w:color="1E3A5F"/>
-              <w:right w:val="single" w:sz="5" w:space="0" w:color="1E3A5F"/>
+              <w:top w:val="single" w:sz="4" w:space="0" w:color="1E3A5F"/>
+              <w:left w:val="single" w:sz="4" w:space="0" w:color="1E3A5F"/>
+              <w:bottom w:val="single" w:sz="4" w:space="0" w:color="1E3A5F"/>
+              <w:right w:val="single" w:sz="4" w:space="0" w:color="1E3A5F"/>
             </w:tcBorders>
             <w:tcMar>
-              <w:top w:w="50" w:type="dxa"/>
-              <w:left w:w="30" w:type="dxa"/>
-              <w:bottom w:w="40" w:type="dxa"/>
-              <w:right w:w="30" w:type="dxa"/>
+              <w:top w:w="35" w:type="dxa"/>
+              <w:left w:w="25" w:type="dxa"/>
+              <w:bottom w:w="30" w:type="dxa"/>
+              <w:right w:w="25" w:type="dxa"/>
             </w:tcMar>
           </w:tcPr>
           <w:p>
@@ -508,7 +493,7 @@
                 <w:b/>
                 <w:i w:val="0"/>
                 <w:color w:val="2A6F6F"/>
-                <w:sz w:val="16"/>
+                <w:sz w:val="14"/>
               </w:rPr>
               <w:t>REVISADO POR</w:t>
               <w:br/>
@@ -519,10 +504,9 @@
                 <w:b/>
                 <w:i w:val="0"/>
                 <w:color w:val="1E3A5F"/>
-                <w:sz w:val="20"/>
+                <w:sz w:val="18"/>
               </w:rPr>
               <w:t>Dra. Stephany Tayupanda</w:t>
-              <w:br/>
               <w:br/>
             </w:r>
             <w:r>
@@ -533,27 +517,25 @@
                 <w:color w:val="4A5568"/>
                 <w:sz w:val="16"/>
               </w:rPr>
-              <w:t>Firma: ______________</w:t>
-              <w:br/>
-              <w:t>Fecha: ___/___/______</w:t>
+              <w:t>Firma: __________  Fecha: ___/___/______</w:t>
             </w:r>
           </w:p>
         </w:tc>
         <w:tc>
           <w:tcPr>
-            <w:tcW w:type="dxa" w:w="3400"/>
+            <w:tcW w:type="dxa" w:w="3513"/>
             <w:shd w:fill="FFFFFF" w:val="clear"/>
             <w:tcBorders>
-              <w:top w:val="single" w:sz="5" w:space="0" w:color="1E3A5F"/>
-              <w:left w:val="single" w:sz="5" w:space="0" w:color="1E3A5F"/>
-              <w:bottom w:val="single" w:sz="5" w:space="0" w:color="1E3A5F"/>
-              <w:right w:val="single" w:sz="5" w:space="0" w:color="1E3A5F"/>
+              <w:top w:val="single" w:sz="4" w:space="0" w:color="1E3A5F"/>
+              <w:left w:val="single" w:sz="4" w:space="0" w:color="1E3A5F"/>
+              <w:bottom w:val="single" w:sz="4" w:space="0" w:color="1E3A5F"/>
+              <w:right w:val="single" w:sz="4" w:space="0" w:color="1E3A5F"/>
             </w:tcBorders>
             <w:tcMar>
-              <w:top w:w="50" w:type="dxa"/>
-              <w:left w:w="30" w:type="dxa"/>
-              <w:bottom w:w="40" w:type="dxa"/>
-              <w:right w:w="30" w:type="dxa"/>
+              <w:top w:w="35" w:type="dxa"/>
+              <w:left w:w="25" w:type="dxa"/>
+              <w:bottom w:w="30" w:type="dxa"/>
+              <w:right w:w="25" w:type="dxa"/>
             </w:tcMar>
           </w:tcPr>
           <w:p>
@@ -567,7 +549,7 @@
                 <w:b/>
                 <w:i w:val="0"/>
                 <w:color w:val="2A6F6F"/>
-                <w:sz w:val="16"/>
+                <w:sz w:val="14"/>
               </w:rPr>
               <w:t>APROBADO POR</w:t>
               <w:br/>
@@ -578,10 +560,9 @@
                 <w:b/>
                 <w:i w:val="0"/>
                 <w:color w:val="1E3A5F"/>
-                <w:sz w:val="20"/>
+                <w:sz w:val="18"/>
               </w:rPr>
               <w:t>Dr. Gabriel García</w:t>
-              <w:br/>
               <w:br/>
             </w:r>
             <w:r>
@@ -592,18 +573,16 @@
                 <w:color w:val="4A5568"/>
                 <w:sz w:val="16"/>
               </w:rPr>
-              <w:t>Firma: ______________</w:t>
-              <w:br/>
-              <w:t>Fecha: ___/___/______</w:t>
+              <w:t>Firma: __________  Fecha: ___/___/______</w:t>
             </w:r>
           </w:p>
         </w:tc>
       </w:tr>
     </w:tbl>
     <w:p>
-      <w:r>
-        <w:br w:type="page"/>
-      </w:r>
+      <w:pPr>
+        <w:spacing w:before="0" w:after="80" w:line="259" w:lineRule="auto"/>
+      </w:pPr>
     </w:p>
     <w:tbl>
       <w:tblPr>
@@ -611,24 +590,24 @@
         <w:tblLook w:firstColumn="1" w:firstRow="1" w:lastColumn="0" w:lastRow="0" w:noHBand="0" w:noVBand="1" w:val="04A0"/>
       </w:tblPr>
       <w:tblGrid>
-        <w:gridCol w:w="10200"/>
+        <w:gridCol w:w="10540"/>
       </w:tblGrid>
       <w:tr>
         <w:tc>
           <w:tcPr>
-            <w:tcW w:type="dxa" w:w="10200"/>
+            <w:tcW w:type="dxa" w:w="10540"/>
             <w:shd w:fill="F0F5F7" w:val="clear"/>
             <w:tcBorders>
-              <w:top w:val="single" w:sz="8" w:space="0" w:color="2A6F6F"/>
-              <w:left w:val="single" w:sz="8" w:space="0" w:color="2A6F6F"/>
-              <w:bottom w:val="single" w:sz="8" w:space="0" w:color="2A6F6F"/>
-              <w:right w:val="single" w:sz="8" w:space="0" w:color="2A6F6F"/>
+              <w:top w:val="single" w:sz="6" w:space="0" w:color="2A6F6F"/>
+              <w:left w:val="single" w:sz="6" w:space="0" w:color="2A6F6F"/>
+              <w:bottom w:val="single" w:sz="6" w:space="0" w:color="2A6F6F"/>
+              <w:right w:val="single" w:sz="6" w:space="0" w:color="2A6F6F"/>
             </w:tcBorders>
             <w:tcMar>
-              <w:top w:w="50" w:type="dxa"/>
-              <w:left w:w="80" w:type="dxa"/>
-              <w:bottom w:w="50" w:type="dxa"/>
-              <w:right w:w="80" w:type="dxa"/>
+              <w:top w:w="35" w:type="dxa"/>
+              <w:left w:w="60" w:type="dxa"/>
+              <w:bottom w:w="35" w:type="dxa"/>
+              <w:right w:w="60" w:type="dxa"/>
             </w:tcMar>
           </w:tcPr>
           <w:p>
@@ -641,7 +620,7 @@
                 <w:color w:val="1E3A5F"/>
                 <w:sz w:val="24"/>
               </w:rPr>
-              <w:t>1.  OBJETIVO DEL MANUAL</w:t>
+              <w:t>1. OBJETIVO</w:t>
             </w:r>
           </w:p>
         </w:tc>
@@ -649,12 +628,7 @@
     </w:tbl>
     <w:p>
       <w:pPr>
-        <w:spacing w:after="120"/>
-      </w:pPr>
-    </w:p>
-    <w:p>
-      <w:pPr>
-        <w:spacing w:before="0" w:after="160" w:line="276" w:lineRule="auto"/>
+        <w:spacing w:before="0" w:after="80" w:line="259" w:lineRule="auto"/>
         <w:jc w:val="both"/>
       </w:pPr>
       <w:r>
@@ -663,9 +637,14 @@
           <w:b w:val="0"/>
           <w:i w:val="0"/>
           <w:color w:val="4A5568"/>
-          <w:sz w:val="22"/>
+          <w:sz w:val="20"/>
         </w:rPr>
-        <w:t>Este Manual orienta al personal del Hospital General Puyo sobre cuándo utilizar, cómo completar y quién debe firmar las Actas 01 a 06 y los Anexos A y B del Protocolo PROT-HC-001, mediante instrucciones claras, gráficas de flujo y señalética visual.</w:t>
+        <w:t>Este Manual indica cuándo usar, cómo completar y quién firma las Actas 01–06 y los Anexos A–B del Protocolo PROT-HC-001 en el Hospital General Puyo. Incluye gráficas de flujo, matriz de firmas y señalética E1–E5.</w:t>
+      </w:r>
+    </w:p>
+    <w:p>
+      <w:r>
+        <w:br w:type="page"/>
       </w:r>
     </w:p>
     <w:tbl>
@@ -674,24 +653,24 @@
         <w:tblLook w:firstColumn="1" w:firstRow="1" w:lastColumn="0" w:lastRow="0" w:noHBand="0" w:noVBand="1" w:val="04A0"/>
       </w:tblPr>
       <w:tblGrid>
-        <w:gridCol w:w="10200"/>
+        <w:gridCol w:w="10540"/>
       </w:tblGrid>
       <w:tr>
         <w:tc>
           <w:tcPr>
-            <w:tcW w:type="dxa" w:w="10200"/>
+            <w:tcW w:type="dxa" w:w="10540"/>
             <w:shd w:fill="F0F5F7" w:val="clear"/>
             <w:tcBorders>
-              <w:top w:val="single" w:sz="8" w:space="0" w:color="2A6F6F"/>
-              <w:left w:val="single" w:sz="8" w:space="0" w:color="2A6F6F"/>
-              <w:bottom w:val="single" w:sz="8" w:space="0" w:color="2A6F6F"/>
-              <w:right w:val="single" w:sz="8" w:space="0" w:color="2A6F6F"/>
+              <w:top w:val="single" w:sz="6" w:space="0" w:color="2A6F6F"/>
+              <w:left w:val="single" w:sz="6" w:space="0" w:color="2A6F6F"/>
+              <w:bottom w:val="single" w:sz="6" w:space="0" w:color="2A6F6F"/>
+              <w:right w:val="single" w:sz="6" w:space="0" w:color="2A6F6F"/>
             </w:tcBorders>
             <w:tcMar>
-              <w:top w:w="50" w:type="dxa"/>
-              <w:left w:w="80" w:type="dxa"/>
-              <w:bottom w:w="50" w:type="dxa"/>
-              <w:right w:w="80" w:type="dxa"/>
+              <w:top w:w="35" w:type="dxa"/>
+              <w:left w:w="60" w:type="dxa"/>
+              <w:bottom w:w="35" w:type="dxa"/>
+              <w:right w:w="60" w:type="dxa"/>
             </w:tcMar>
           </w:tcPr>
           <w:p>
@@ -704,7 +683,7 @@
                 <w:color w:val="1E3A5F"/>
                 <w:sz w:val="24"/>
               </w:rPr>
-              <w:t>2.  ¿CUÁNDO USAR CADA ACTA O ANEXO?</w:t>
+              <w:t>2. ¿CUÁNDO USAR CADA ACTA O ANEXO?</w:t>
             </w:r>
           </w:p>
         </w:tc>
@@ -712,34 +691,29 @@
     </w:tbl>
     <w:p>
       <w:pPr>
-        <w:spacing w:after="120"/>
-      </w:pPr>
-    </w:p>
-    <w:p>
-      <w:pPr>
-        <w:spacing w:before="0" w:after="80" w:line="276" w:lineRule="auto"/>
+        <w:spacing w:before="0" w:after="40" w:line="259" w:lineRule="auto"/>
         <w:jc w:val="center"/>
       </w:pPr>
       <w:r>
         <w:rPr>
           <w:rFonts w:ascii="Calibri" w:hAnsi="Calibri"/>
           <w:b w:val="0"/>
-          <w:i/>
+          <w:i w:val="0"/>
           <w:color w:val="4A5568"/>
           <w:sz w:val="20"/>
         </w:rPr>
-        <w:t>Siga la secuencia señalada. Las flechas indican el orden obligatorio tras notificar la pérdida.</w:t>
+        <w:t>Siga las flechas en orden. Cada casilla indica el documento y la acción.</w:t>
       </w:r>
     </w:p>
     <w:p>
       <w:pPr>
-        <w:spacing w:before="80" w:after="160"/>
+        <w:spacing w:before="40" w:after="80"/>
         <w:jc w:val="center"/>
       </w:pPr>
       <w:r>
         <w:drawing>
           <wp:inline xmlns:a="http://schemas.openxmlformats.org/drawingml/2006/main" xmlns:pic="http://schemas.openxmlformats.org/drawingml/2006/picture">
-            <wp:extent cx="5940000" cy="5383125"/>
+            <wp:extent cx="6480000" cy="8424000"/>
             <wp:docPr id="2" name="Picture 2"/>
             <wp:cNvGraphicFramePr>
               <a:graphicFrameLocks noChangeAspect="1"/>
@@ -760,7 +734,7 @@
                   <pic:spPr>
                     <a:xfrm>
                       <a:off x="0" y="0"/>
-                      <a:ext cx="5940000" cy="5383125"/>
+                      <a:ext cx="6480000" cy="8424000"/>
                     </a:xfrm>
                     <a:prstGeom prst="rect"/>
                   </pic:spPr>
@@ -777,24 +751,24 @@
         <w:tblLook w:firstColumn="1" w:firstRow="1" w:lastColumn="0" w:lastRow="0" w:noHBand="0" w:noVBand="1" w:val="04A0"/>
       </w:tblPr>
       <w:tblGrid>
-        <w:gridCol w:w="10200"/>
+        <w:gridCol w:w="10540"/>
       </w:tblGrid>
       <w:tr>
         <w:tc>
           <w:tcPr>
-            <w:tcW w:type="dxa" w:w="10200"/>
+            <w:tcW w:type="dxa" w:w="10540"/>
             <w:shd w:fill="F0F5F7" w:val="clear"/>
             <w:tcBorders>
-              <w:top w:val="single" w:sz="6" w:space="0" w:color="2A6F6F"/>
-              <w:left w:val="single" w:sz="6" w:space="0" w:color="2A6F6F"/>
-              <w:bottom w:val="single" w:sz="6" w:space="0" w:color="2A6F6F"/>
-              <w:right w:val="single" w:sz="6" w:space="0" w:color="2A6F6F"/>
+              <w:top w:val="single" w:sz="5" w:space="0" w:color="2A6F6F"/>
+              <w:left w:val="single" w:sz="5" w:space="0" w:color="2A6F6F"/>
+              <w:bottom w:val="single" w:sz="5" w:space="0" w:color="2A6F6F"/>
+              <w:right w:val="single" w:sz="5" w:space="0" w:color="2A6F6F"/>
             </w:tcBorders>
             <w:tcMar>
-              <w:top w:w="45" w:type="dxa"/>
-              <w:left w:w="70" w:type="dxa"/>
-              <w:bottom w:w="45" w:type="dxa"/>
-              <w:right w:w="70" w:type="dxa"/>
+              <w:top w:w="30" w:type="dxa"/>
+              <w:left w:w="50" w:type="dxa"/>
+              <w:bottom w:w="30" w:type="dxa"/>
+              <w:right w:w="50" w:type="dxa"/>
             </w:tcMar>
           </w:tcPr>
           <w:p>
@@ -805,10 +779,9 @@
                 <w:b/>
                 <w:i w:val="0"/>
                 <w:color w:val="2A6F6F"/>
-                <w:sz w:val="20"/>
+                <w:sz w:val="18"/>
               </w:rPr>
-              <w:t>SEÑAL CLAVE</w:t>
-              <w:br/>
+              <w:t xml:space="preserve">SEÑAL CLAVE  ·  </w:t>
             </w:r>
             <w:r>
               <w:rPr>
@@ -816,19 +789,14 @@
                 <w:b w:val="0"/>
                 <w:i w:val="0"/>
                 <w:color w:val="4A5568"/>
-                <w:sz w:val="20"/>
+                <w:sz w:val="18"/>
               </w:rPr>
-              <w:t>ACTA 01 siempre primero. ANEXO A en paralelo si hay paciente en atención. ACTA 03 si se recupera; ACTA 04 si no. ACTA 05 si corresponde informar al usuario. ACTA 06 cierra el incidente.</w:t>
+              <w:t>ACTA 01 siempre primero → ACTA 02 inventario → SÍ: ACTA 03 / NO: ACTA 04 → ACTA 05 (si aplica) → ACTA 06. ANEXO A en paralelo si hay paciente en atención.</w:t>
             </w:r>
           </w:p>
         </w:tc>
       </w:tr>
     </w:tbl>
-    <w:p>
-      <w:pPr>
-        <w:spacing w:after="120"/>
-      </w:pPr>
-    </w:p>
     <w:p>
       <w:r>
         <w:br w:type="page"/>
@@ -840,24 +808,24 @@
         <w:tblLook w:firstColumn="1" w:firstRow="1" w:lastColumn="0" w:lastRow="0" w:noHBand="0" w:noVBand="1" w:val="04A0"/>
       </w:tblPr>
       <w:tblGrid>
-        <w:gridCol w:w="10200"/>
+        <w:gridCol w:w="10540"/>
       </w:tblGrid>
       <w:tr>
         <w:tc>
           <w:tcPr>
-            <w:tcW w:type="dxa" w:w="10200"/>
+            <w:tcW w:type="dxa" w:w="10540"/>
             <w:shd w:fill="F0F5F7" w:val="clear"/>
             <w:tcBorders>
-              <w:top w:val="single" w:sz="8" w:space="0" w:color="2A6F6F"/>
-              <w:left w:val="single" w:sz="8" w:space="0" w:color="2A6F6F"/>
-              <w:bottom w:val="single" w:sz="8" w:space="0" w:color="2A6F6F"/>
-              <w:right w:val="single" w:sz="8" w:space="0" w:color="2A6F6F"/>
+              <w:top w:val="single" w:sz="6" w:space="0" w:color="2A6F6F"/>
+              <w:left w:val="single" w:sz="6" w:space="0" w:color="2A6F6F"/>
+              <w:bottom w:val="single" w:sz="6" w:space="0" w:color="2A6F6F"/>
+              <w:right w:val="single" w:sz="6" w:space="0" w:color="2A6F6F"/>
             </w:tcBorders>
             <w:tcMar>
-              <w:top w:w="50" w:type="dxa"/>
-              <w:left w:w="80" w:type="dxa"/>
-              <w:bottom w:w="50" w:type="dxa"/>
-              <w:right w:w="80" w:type="dxa"/>
+              <w:top w:w="35" w:type="dxa"/>
+              <w:left w:w="60" w:type="dxa"/>
+              <w:bottom w:w="35" w:type="dxa"/>
+              <w:right w:w="60" w:type="dxa"/>
             </w:tcMar>
           </w:tcPr>
           <w:p>
@@ -870,7 +838,7 @@
                 <w:color w:val="1E3A5F"/>
                 <w:sz w:val="24"/>
               </w:rPr>
-              <w:t>3.  ¿QUIÉN FIRMA CADA DOCUMENTO?</w:t>
+              <w:t>3. ¿QUIÉN FIRMA CADA DOCUMENTO?</w:t>
             </w:r>
           </w:p>
         </w:tc>
@@ -878,34 +846,29 @@
     </w:tbl>
     <w:p>
       <w:pPr>
-        <w:spacing w:after="120"/>
-      </w:pPr>
-    </w:p>
-    <w:p>
-      <w:pPr>
-        <w:spacing w:before="0" w:after="80" w:line="276" w:lineRule="auto"/>
+        <w:spacing w:before="0" w:after="40" w:line="259" w:lineRule="auto"/>
         <w:jc w:val="center"/>
       </w:pPr>
       <w:r>
         <w:rPr>
           <w:rFonts w:ascii="Calibri" w:hAnsi="Calibri"/>
           <w:b w:val="0"/>
-          <w:i/>
+          <w:i w:val="0"/>
           <w:color w:val="4A5568"/>
           <w:sz w:val="20"/>
         </w:rPr>
-        <w:t>La siguiente matriz indica las firmas obligatorias. El color y el símbolo ✓ señalan al responsable.</w:t>
+        <w:t>Matriz de firmas obligatorias. ✓ = firma requerida.</w:t>
       </w:r>
     </w:p>
     <w:p>
       <w:pPr>
-        <w:spacing w:before="80" w:after="160"/>
+        <w:spacing w:before="40" w:after="80"/>
         <w:jc w:val="center"/>
       </w:pPr>
       <w:r>
         <w:drawing>
           <wp:inline xmlns:a="http://schemas.openxmlformats.org/drawingml/2006/main" xmlns:pic="http://schemas.openxmlformats.org/drawingml/2006/picture">
-            <wp:extent cx="5940000" cy="4455000"/>
+            <wp:extent cx="6480000" cy="4536000"/>
             <wp:docPr id="3" name="Picture 3"/>
             <wp:cNvGraphicFramePr>
               <a:graphicFrameLocks noChangeAspect="1"/>
@@ -926,7 +889,7 @@
                   <pic:spPr>
                     <a:xfrm>
                       <a:off x="0" y="0"/>
-                      <a:ext cx="5940000" cy="4455000"/>
+                      <a:ext cx="6480000" cy="4536000"/>
                     </a:xfrm>
                     <a:prstGeom prst="rect"/>
                   </pic:spPr>
@@ -943,24 +906,24 @@
         <w:tblLook w:firstColumn="1" w:firstRow="1" w:lastColumn="0" w:lastRow="0" w:noHBand="0" w:noVBand="1" w:val="04A0"/>
       </w:tblPr>
       <w:tblGrid>
-        <w:gridCol w:w="10200"/>
+        <w:gridCol w:w="10540"/>
       </w:tblGrid>
       <w:tr>
         <w:tc>
           <w:tcPr>
-            <w:tcW w:type="dxa" w:w="10200"/>
+            <w:tcW w:type="dxa" w:w="10540"/>
             <w:shd w:fill="F0F5F7" w:val="clear"/>
             <w:tcBorders>
-              <w:top w:val="single" w:sz="6" w:space="0" w:color="2A6F6F"/>
-              <w:left w:val="single" w:sz="6" w:space="0" w:color="2A6F6F"/>
-              <w:bottom w:val="single" w:sz="6" w:space="0" w:color="2A6F6F"/>
-              <w:right w:val="single" w:sz="6" w:space="0" w:color="2A6F6F"/>
+              <w:top w:val="single" w:sz="5" w:space="0" w:color="2A6F6F"/>
+              <w:left w:val="single" w:sz="5" w:space="0" w:color="2A6F6F"/>
+              <w:bottom w:val="single" w:sz="5" w:space="0" w:color="2A6F6F"/>
+              <w:right w:val="single" w:sz="5" w:space="0" w:color="2A6F6F"/>
             </w:tcBorders>
             <w:tcMar>
-              <w:top w:w="45" w:type="dxa"/>
-              <w:left w:w="70" w:type="dxa"/>
-              <w:bottom w:w="45" w:type="dxa"/>
-              <w:right w:w="70" w:type="dxa"/>
+              <w:top w:w="30" w:type="dxa"/>
+              <w:left w:w="50" w:type="dxa"/>
+              <w:bottom w:w="30" w:type="dxa"/>
+              <w:right w:w="50" w:type="dxa"/>
             </w:tcMar>
           </w:tcPr>
           <w:p>
@@ -971,10 +934,9 @@
                 <w:b/>
                 <w:i w:val="0"/>
                 <w:color w:val="2A6F6F"/>
-                <w:sz w:val="20"/>
+                <w:sz w:val="18"/>
               </w:rPr>
-              <w:t>ACTA 03 — RECUPERACIÓN Y RESTAURACIÓN</w:t>
-              <w:br/>
+              <w:t xml:space="preserve">ACTA 03  ·  </w:t>
             </w:r>
             <w:r>
               <w:rPr>
@@ -982,19 +944,14 @@
                 <w:b w:val="0"/>
                 <w:i w:val="0"/>
                 <w:color w:val="4A5568"/>
-                <w:sz w:val="20"/>
+                <w:sz w:val="18"/>
               </w:rPr>
-              <w:t>Firmas obligatorias: 1) Responsable del servicio  ·  2) Responsable del servicio de Admisiones  ·  3) Gestión de Calidad y Seguridad del Paciente.</w:t>
+              <w:t>Firmas obligatorias: Responsable del servicio + Responsable de Admisiones + Gestión de Calidad y Seguridad del Paciente.</w:t>
             </w:r>
           </w:p>
         </w:tc>
       </w:tr>
     </w:tbl>
-    <w:p>
-      <w:pPr>
-        <w:spacing w:after="120"/>
-      </w:pPr>
-    </w:p>
     <w:p>
       <w:r>
         <w:br w:type="page"/>
@@ -1006,24 +963,24 @@
         <w:tblLook w:firstColumn="1" w:firstRow="1" w:lastColumn="0" w:lastRow="0" w:noHBand="0" w:noVBand="1" w:val="04A0"/>
       </w:tblPr>
       <w:tblGrid>
-        <w:gridCol w:w="10200"/>
+        <w:gridCol w:w="10540"/>
       </w:tblGrid>
       <w:tr>
         <w:tc>
           <w:tcPr>
-            <w:tcW w:type="dxa" w:w="10200"/>
+            <w:tcW w:type="dxa" w:w="10540"/>
             <w:shd w:fill="F0F5F7" w:val="clear"/>
             <w:tcBorders>
-              <w:top w:val="single" w:sz="8" w:space="0" w:color="2A6F6F"/>
-              <w:left w:val="single" w:sz="8" w:space="0" w:color="2A6F6F"/>
-              <w:bottom w:val="single" w:sz="8" w:space="0" w:color="2A6F6F"/>
-              <w:right w:val="single" w:sz="8" w:space="0" w:color="2A6F6F"/>
+              <w:top w:val="single" w:sz="6" w:space="0" w:color="2A6F6F"/>
+              <w:left w:val="single" w:sz="6" w:space="0" w:color="2A6F6F"/>
+              <w:bottom w:val="single" w:sz="6" w:space="0" w:color="2A6F6F"/>
+              <w:right w:val="single" w:sz="6" w:space="0" w:color="2A6F6F"/>
             </w:tcBorders>
             <w:tcMar>
-              <w:top w:w="50" w:type="dxa"/>
-              <w:left w:w="80" w:type="dxa"/>
-              <w:bottom w:w="50" w:type="dxa"/>
-              <w:right w:w="80" w:type="dxa"/>
+              <w:top w:w="35" w:type="dxa"/>
+              <w:left w:w="60" w:type="dxa"/>
+              <w:bottom w:w="35" w:type="dxa"/>
+              <w:right w:w="60" w:type="dxa"/>
             </w:tcMar>
           </w:tcPr>
           <w:p>
@@ -1036,7 +993,7 @@
                 <w:color w:val="1E3A5F"/>
                 <w:sz w:val="24"/>
               </w:rPr>
-              <w:t>4.  CÓMO LLENAR CORRECTAMENTE</w:t>
+              <w:t>4. CÓMO LLENAR CORRECTAMENTE</w:t>
             </w:r>
           </w:p>
         </w:tc>
@@ -1044,18 +1001,13 @@
     </w:tbl>
     <w:p>
       <w:pPr>
-        <w:spacing w:after="120"/>
-      </w:pPr>
-    </w:p>
-    <w:p>
-      <w:pPr>
-        <w:spacing w:before="80" w:after="160"/>
+        <w:spacing w:before="40" w:after="80"/>
         <w:jc w:val="center"/>
       </w:pPr>
       <w:r>
         <w:drawing>
           <wp:inline xmlns:a="http://schemas.openxmlformats.org/drawingml/2006/main" xmlns:pic="http://schemas.openxmlformats.org/drawingml/2006/picture">
-            <wp:extent cx="5940000" cy="3898125"/>
+            <wp:extent cx="6480000" cy="4374000"/>
             <wp:docPr id="4" name="Picture 4"/>
             <wp:cNvGraphicFramePr>
               <a:graphicFrameLocks noChangeAspect="1"/>
@@ -1076,7 +1028,7 @@
                   <pic:spPr>
                     <a:xfrm>
                       <a:off x="0" y="0"/>
-                      <a:ext cx="5940000" cy="3898125"/>
+                      <a:ext cx="6480000" cy="4374000"/>
                     </a:xfrm>
                     <a:prstGeom prst="rect"/>
                   </pic:spPr>
@@ -1089,7 +1041,7 @@
     </w:p>
     <w:p>
       <w:pPr>
-        <w:spacing w:before="0" w:after="80" w:line="276" w:lineRule="auto"/>
+        <w:spacing w:before="0" w:after="40" w:line="259" w:lineRule="auto"/>
       </w:pPr>
       <w:r>
         <w:rPr>
@@ -1097,15 +1049,15 @@
           <w:b/>
           <w:i w:val="0"/>
           <w:color w:val="1E3A5F"/>
-          <w:sz w:val="22"/>
+          <w:sz w:val="20"/>
         </w:rPr>
-        <w:t>Reglas adicionales de validez documental:</w:t>
+        <w:t>Reglas adicionales:</w:t>
       </w:r>
     </w:p>
     <w:p>
       <w:pPr>
-        <w:spacing w:before="0" w:after="60"/>
-        <w:ind w:left="198"/>
+        <w:spacing w:before="0" w:after="40"/>
+        <w:ind w:left="142"/>
       </w:pPr>
       <w:r>
         <w:rPr>
@@ -1113,15 +1065,15 @@
           <w:b w:val="0"/>
           <w:i w:val="0"/>
           <w:color w:val="4A5568"/>
-          <w:sz w:val="22"/>
+          <w:sz w:val="20"/>
         </w:rPr>
-        <w:t>•  Escriba con tinta azul o negra; evite lápiz y corrector líquido.</w:t>
+        <w:t>•  Tinta azul o negra; no use lápiz ni corrector líquido.</w:t>
       </w:r>
     </w:p>
     <w:p>
       <w:pPr>
-        <w:spacing w:before="0" w:after="60"/>
-        <w:ind w:left="198"/>
+        <w:spacing w:before="0" w:after="40"/>
+        <w:ind w:left="142"/>
       </w:pPr>
       <w:r>
         <w:rPr>
@@ -1129,15 +1081,15 @@
           <w:b w:val="0"/>
           <w:i w:val="0"/>
           <w:color w:val="4A5568"/>
-          <w:sz w:val="22"/>
+          <w:sz w:val="20"/>
         </w:rPr>
-        <w:t>•  Si comete un error, tache con una línea, anote “error” y firme al margen; no use corrector.</w:t>
+        <w:t>•  Error: tache con una línea, escriba “error” y firme al margen.</w:t>
       </w:r>
     </w:p>
     <w:p>
       <w:pPr>
-        <w:spacing w:before="0" w:after="60"/>
-        <w:ind w:left="198"/>
+        <w:spacing w:before="0" w:after="40"/>
+        <w:ind w:left="142"/>
       </w:pPr>
       <w:r>
         <w:rPr>
@@ -1145,15 +1097,15 @@
           <w:b w:val="0"/>
           <w:i w:val="0"/>
           <w:color w:val="4A5568"/>
-          <w:sz w:val="22"/>
+          <w:sz w:val="20"/>
         </w:rPr>
-        <w:t>•  Complete todos los campos aplicables; en los no aplicables escriba “N/A”.</w:t>
+        <w:t>•  Campos no aplicables: escriba “N/A”.</w:t>
       </w:r>
     </w:p>
     <w:p>
       <w:pPr>
-        <w:spacing w:before="0" w:after="60"/>
-        <w:ind w:left="198"/>
+        <w:spacing w:before="0" w:after="40"/>
+        <w:ind w:left="142"/>
       </w:pPr>
       <w:r>
         <w:rPr>
@@ -1161,9 +1113,9 @@
           <w:b w:val="0"/>
           <w:i w:val="0"/>
           <w:color w:val="4A5568"/>
-          <w:sz w:val="22"/>
+          <w:sz w:val="20"/>
         </w:rPr>
-        <w:t>•  Conserve copias legibles; el original va al expediente INC-HC (CONFIDENCIAL).</w:t>
+        <w:t>•  Original al expediente INC-HC (CONFIDENCIAL); conserve copia legible.</w:t>
       </w:r>
     </w:p>
     <w:p>
@@ -1177,24 +1129,24 @@
         <w:tblLook w:firstColumn="1" w:firstRow="1" w:lastColumn="0" w:lastRow="0" w:noHBand="0" w:noVBand="1" w:val="04A0"/>
       </w:tblPr>
       <w:tblGrid>
-        <w:gridCol w:w="10200"/>
+        <w:gridCol w:w="10540"/>
       </w:tblGrid>
       <w:tr>
         <w:tc>
           <w:tcPr>
-            <w:tcW w:type="dxa" w:w="10200"/>
+            <w:tcW w:type="dxa" w:w="10540"/>
             <w:shd w:fill="F0F5F7" w:val="clear"/>
             <w:tcBorders>
-              <w:top w:val="single" w:sz="8" w:space="0" w:color="2A6F6F"/>
-              <w:left w:val="single" w:sz="8" w:space="0" w:color="2A6F6F"/>
-              <w:bottom w:val="single" w:sz="8" w:space="0" w:color="2A6F6F"/>
-              <w:right w:val="single" w:sz="8" w:space="0" w:color="2A6F6F"/>
+              <w:top w:val="single" w:sz="6" w:space="0" w:color="2A6F6F"/>
+              <w:left w:val="single" w:sz="6" w:space="0" w:color="2A6F6F"/>
+              <w:bottom w:val="single" w:sz="6" w:space="0" w:color="2A6F6F"/>
+              <w:right w:val="single" w:sz="6" w:space="0" w:color="2A6F6F"/>
             </w:tcBorders>
             <w:tcMar>
-              <w:top w:w="50" w:type="dxa"/>
-              <w:left w:w="80" w:type="dxa"/>
-              <w:bottom w:w="50" w:type="dxa"/>
-              <w:right w:w="80" w:type="dxa"/>
+              <w:top w:w="35" w:type="dxa"/>
+              <w:left w:w="60" w:type="dxa"/>
+              <w:bottom w:w="35" w:type="dxa"/>
+              <w:right w:w="60" w:type="dxa"/>
             </w:tcMar>
           </w:tcPr>
           <w:p>
@@ -1207,7 +1159,7 @@
                 <w:color w:val="1E3A5F"/>
                 <w:sz w:val="24"/>
               </w:rPr>
-              <w:t>5.  SEÑALÉTICA RÁPIDA POR TIPO DE EVENTO (E1–E5)</w:t>
+              <w:t>5. SEÑALÉTICA RÁPIDA POR EVENTO (E1–E5)</w:t>
             </w:r>
           </w:p>
         </w:tc>
@@ -1215,34 +1167,13 @@
     </w:tbl>
     <w:p>
       <w:pPr>
-        <w:spacing w:after="120"/>
-      </w:pPr>
-    </w:p>
-    <w:p>
-      <w:pPr>
-        <w:spacing w:before="0" w:after="80" w:line="276" w:lineRule="auto"/>
-        <w:jc w:val="center"/>
-      </w:pPr>
-      <w:r>
-        <w:rPr>
-          <w:rFonts w:ascii="Calibri" w:hAnsi="Calibri"/>
-          <w:b w:val="0"/>
-          <w:i/>
-          <w:color w:val="4A5568"/>
-          <w:sz w:val="20"/>
-        </w:rPr>
-        <w:t>Según la clasificación del incidente, priorice el siguiente recorrido de actas:</w:t>
-      </w:r>
-    </w:p>
-    <w:p>
-      <w:pPr>
-        <w:spacing w:before="80" w:after="160"/>
+        <w:spacing w:before="40" w:after="80"/>
         <w:jc w:val="center"/>
       </w:pPr>
       <w:r>
         <w:drawing>
           <wp:inline xmlns:a="http://schemas.openxmlformats.org/drawingml/2006/main" xmlns:pic="http://schemas.openxmlformats.org/drawingml/2006/picture">
-            <wp:extent cx="5940000" cy="3341250"/>
+            <wp:extent cx="6480000" cy="3564000"/>
             <wp:docPr id="5" name="Picture 5"/>
             <wp:cNvGraphicFramePr>
               <a:graphicFrameLocks noChangeAspect="1"/>
@@ -1263,7 +1194,7 @@
                   <pic:spPr>
                     <a:xfrm>
                       <a:off x="0" y="0"/>
-                      <a:ext cx="5940000" cy="3341250"/>
+                      <a:ext cx="6480000" cy="3564000"/>
                     </a:xfrm>
                     <a:prstGeom prst="rect"/>
                   </pic:spPr>
@@ -1285,24 +1216,24 @@
         <w:tblLook w:firstColumn="1" w:firstRow="1" w:lastColumn="0" w:lastRow="0" w:noHBand="0" w:noVBand="1" w:val="04A0"/>
       </w:tblPr>
       <w:tblGrid>
-        <w:gridCol w:w="10200"/>
+        <w:gridCol w:w="10540"/>
       </w:tblGrid>
       <w:tr>
         <w:tc>
           <w:tcPr>
-            <w:tcW w:type="dxa" w:w="10200"/>
+            <w:tcW w:type="dxa" w:w="10540"/>
             <w:shd w:fill="F0F5F7" w:val="clear"/>
             <w:tcBorders>
-              <w:top w:val="single" w:sz="8" w:space="0" w:color="2A6F6F"/>
-              <w:left w:val="single" w:sz="8" w:space="0" w:color="2A6F6F"/>
-              <w:bottom w:val="single" w:sz="8" w:space="0" w:color="2A6F6F"/>
-              <w:right w:val="single" w:sz="8" w:space="0" w:color="2A6F6F"/>
+              <w:top w:val="single" w:sz="6" w:space="0" w:color="2A6F6F"/>
+              <w:left w:val="single" w:sz="6" w:space="0" w:color="2A6F6F"/>
+              <w:bottom w:val="single" w:sz="6" w:space="0" w:color="2A6F6F"/>
+              <w:right w:val="single" w:sz="6" w:space="0" w:color="2A6F6F"/>
             </w:tcBorders>
             <w:tcMar>
-              <w:top w:w="50" w:type="dxa"/>
-              <w:left w:w="80" w:type="dxa"/>
-              <w:bottom w:w="50" w:type="dxa"/>
-              <w:right w:w="80" w:type="dxa"/>
+              <w:top w:w="35" w:type="dxa"/>
+              <w:left w:w="60" w:type="dxa"/>
+              <w:bottom w:w="35" w:type="dxa"/>
+              <w:right w:w="60" w:type="dxa"/>
             </w:tcMar>
           </w:tcPr>
           <w:p>
@@ -1315,7 +1246,7 @@
                 <w:color w:val="1E3A5F"/>
                 <w:sz w:val="24"/>
               </w:rPr>
-              <w:t>6.  FICHAS DE USO POR DOCUMENTO</w:t>
+              <w:t>6. FICHAS DE USO POR DOCUMENTO</w:t>
             </w:r>
           </w:p>
         </w:tc>
@@ -1323,12 +1254,7 @@
     </w:tbl>
     <w:p>
       <w:pPr>
-        <w:spacing w:after="120"/>
-      </w:pPr>
-    </w:p>
-    <w:p>
-      <w:pPr>
-        <w:spacing w:before="160" w:after="80" w:line="276" w:lineRule="auto"/>
+        <w:spacing w:before="100" w:after="40" w:line="259" w:lineRule="auto"/>
       </w:pPr>
       <w:r>
         <w:rPr>
@@ -1336,7 +1262,7 @@
           <w:b/>
           <w:i w:val="0"/>
           <w:color w:val="1E3A5F"/>
-          <w:sz w:val="24"/>
+          <w:sz w:val="22"/>
         </w:rPr>
         <w:t>ACTA 01 — Detección y notificación</w:t>
       </w:r>
@@ -1347,25 +1273,26 @@
         <w:tblLook w:firstColumn="1" w:firstRow="1" w:lastColumn="0" w:lastRow="0" w:noHBand="0" w:noVBand="1" w:val="04A0"/>
       </w:tblPr>
       <w:tblGrid>
-        <w:gridCol w:w="5100"/>
-        <w:gridCol w:w="5100"/>
+        <w:gridCol w:w="3513"/>
+        <w:gridCol w:w="3513"/>
+        <w:gridCol w:w="3513"/>
       </w:tblGrid>
       <w:tr>
         <w:tc>
           <w:tcPr>
-            <w:tcW w:type="dxa" w:w="5100"/>
+            <w:tcW w:type="dxa" w:w="3513"/>
             <w:shd w:fill="F0F5F7" w:val="clear"/>
             <w:tcBorders>
-              <w:top w:val="single" w:sz="4" w:space="0" w:color="C5D4DC"/>
-              <w:left w:val="single" w:sz="4" w:space="0" w:color="C5D4DC"/>
-              <w:bottom w:val="single" w:sz="4" w:space="0" w:color="C5D4DC"/>
-              <w:right w:val="single" w:sz="4" w:space="0" w:color="C5D4DC"/>
+              <w:top w:val="single" w:sz="3" w:space="0" w:color="C5D4DC"/>
+              <w:left w:val="single" w:sz="3" w:space="0" w:color="C5D4DC"/>
+              <w:bottom w:val="single" w:sz="3" w:space="0" w:color="C5D4DC"/>
+              <w:right w:val="single" w:sz="3" w:space="0" w:color="C5D4DC"/>
             </w:tcBorders>
             <w:tcMar>
-              <w:top w:w="30" w:type="dxa"/>
-              <w:left w:w="40" w:type="dxa"/>
-              <w:bottom w:w="30" w:type="dxa"/>
-              <w:right w:w="40" w:type="dxa"/>
+              <w:top w:w="20" w:type="dxa"/>
+              <w:left w:w="30" w:type="dxa"/>
+              <w:bottom w:w="20" w:type="dxa"/>
+              <w:right w:w="30" w:type="dxa"/>
             </w:tcMar>
           </w:tcPr>
           <w:p>
@@ -1376,60 +1303,38 @@
                 <w:b/>
                 <w:i w:val="0"/>
                 <w:color w:val="2A6F6F"/>
-                <w:sz w:val="18"/>
+                <w:sz w:val="16"/>
               </w:rPr>
-              <w:t>¿Cuándo usarla?</w:t>
+              <w:t>¿Cuándo?</w:t>
+              <w:br/>
             </w:r>
-          </w:p>
-        </w:tc>
-        <w:tc>
-          <w:tcPr>
-            <w:tcW w:type="dxa" w:w="5100"/>
-            <w:shd w:fill="FFFFFF" w:val="clear"/>
-            <w:tcBorders>
-              <w:top w:val="single" w:sz="4" w:space="0" w:color="C5D4DC"/>
-              <w:left w:val="single" w:sz="4" w:space="0" w:color="C5D4DC"/>
-              <w:bottom w:val="single" w:sz="4" w:space="0" w:color="C5D4DC"/>
-              <w:right w:val="single" w:sz="4" w:space="0" w:color="C5D4DC"/>
-            </w:tcBorders>
-            <w:tcMar>
-              <w:top w:w="30" w:type="dxa"/>
-              <w:left w:w="40" w:type="dxa"/>
-              <w:bottom w:w="30" w:type="dxa"/>
-              <w:right w:w="40" w:type="dxa"/>
-            </w:tcMar>
-          </w:tcPr>
-          <w:p>
-            <w:r/>
             <w:r>
               <w:rPr>
                 <w:rFonts w:ascii="Calibri" w:hAnsi="Calibri"/>
                 <w:b w:val="0"/>
                 <w:i w:val="0"/>
                 <w:color w:val="4A5568"/>
-                <w:sz w:val="18"/>
+                <w:sz w:val="16"/>
               </w:rPr>
-              <w:t>Al detectar pérdida, extravío o deterioro.</w:t>
+              <w:t>Al detectar pérdida/extravío/deterioro.</w:t>
             </w:r>
           </w:p>
         </w:tc>
-      </w:tr>
-      <w:tr>
         <w:tc>
           <w:tcPr>
-            <w:tcW w:type="dxa" w:w="5100"/>
-            <w:shd w:fill="F0F5F7" w:val="clear"/>
+            <w:tcW w:type="dxa" w:w="3513"/>
+            <w:shd w:fill="F7F9FA" w:val="clear"/>
             <w:tcBorders>
-              <w:top w:val="single" w:sz="4" w:space="0" w:color="C5D4DC"/>
-              <w:left w:val="single" w:sz="4" w:space="0" w:color="C5D4DC"/>
-              <w:bottom w:val="single" w:sz="4" w:space="0" w:color="C5D4DC"/>
-              <w:right w:val="single" w:sz="4" w:space="0" w:color="C5D4DC"/>
+              <w:top w:val="single" w:sz="3" w:space="0" w:color="C5D4DC"/>
+              <w:left w:val="single" w:sz="3" w:space="0" w:color="C5D4DC"/>
+              <w:bottom w:val="single" w:sz="3" w:space="0" w:color="C5D4DC"/>
+              <w:right w:val="single" w:sz="3" w:space="0" w:color="C5D4DC"/>
             </w:tcBorders>
             <w:tcMar>
-              <w:top w:w="30" w:type="dxa"/>
-              <w:left w:w="40" w:type="dxa"/>
-              <w:bottom w:w="30" w:type="dxa"/>
-              <w:right w:w="40" w:type="dxa"/>
+              <w:top w:w="20" w:type="dxa"/>
+              <w:left w:w="30" w:type="dxa"/>
+              <w:bottom w:w="20" w:type="dxa"/>
+              <w:right w:w="30" w:type="dxa"/>
             </w:tcMar>
           </w:tcPr>
           <w:p>
@@ -1440,60 +1345,38 @@
                 <w:b/>
                 <w:i w:val="0"/>
                 <w:color w:val="2A6F6F"/>
-                <w:sz w:val="18"/>
+                <w:sz w:val="16"/>
               </w:rPr>
               <w:t>¿Quién firma?</w:t>
+              <w:br/>
             </w:r>
-          </w:p>
-        </w:tc>
-        <w:tc>
-          <w:tcPr>
-            <w:tcW w:type="dxa" w:w="5100"/>
-            <w:shd w:fill="FFFFFF" w:val="clear"/>
-            <w:tcBorders>
-              <w:top w:val="single" w:sz="4" w:space="0" w:color="C5D4DC"/>
-              <w:left w:val="single" w:sz="4" w:space="0" w:color="C5D4DC"/>
-              <w:bottom w:val="single" w:sz="4" w:space="0" w:color="C5D4DC"/>
-              <w:right w:val="single" w:sz="4" w:space="0" w:color="C5D4DC"/>
-            </w:tcBorders>
-            <w:tcMar>
-              <w:top w:w="30" w:type="dxa"/>
-              <w:left w:w="40" w:type="dxa"/>
-              <w:bottom w:w="30" w:type="dxa"/>
-              <w:right w:w="40" w:type="dxa"/>
-            </w:tcMar>
-          </w:tcPr>
-          <w:p>
-            <w:r/>
             <w:r>
               <w:rPr>
                 <w:rFonts w:ascii="Calibri" w:hAnsi="Calibri"/>
                 <w:b w:val="0"/>
                 <w:i w:val="0"/>
                 <w:color w:val="4A5568"/>
-                <w:sz w:val="18"/>
+                <w:sz w:val="16"/>
               </w:rPr>
-              <w:t>Quien detecta, Jefatura del servicio, Responsable de Admisiones.</w:t>
+              <w:t>Quien detecta · Jefatura del servicio · Admisiones</w:t>
             </w:r>
           </w:p>
         </w:tc>
-      </w:tr>
-      <w:tr>
         <w:tc>
           <w:tcPr>
-            <w:tcW w:type="dxa" w:w="5100"/>
+            <w:tcW w:type="dxa" w:w="3513"/>
             <w:shd w:fill="F0F5F7" w:val="clear"/>
             <w:tcBorders>
-              <w:top w:val="single" w:sz="4" w:space="0" w:color="C5D4DC"/>
-              <w:left w:val="single" w:sz="4" w:space="0" w:color="C5D4DC"/>
-              <w:bottom w:val="single" w:sz="4" w:space="0" w:color="C5D4DC"/>
-              <w:right w:val="single" w:sz="4" w:space="0" w:color="C5D4DC"/>
+              <w:top w:val="single" w:sz="3" w:space="0" w:color="C5D4DC"/>
+              <w:left w:val="single" w:sz="3" w:space="0" w:color="C5D4DC"/>
+              <w:bottom w:val="single" w:sz="3" w:space="0" w:color="C5D4DC"/>
+              <w:right w:val="single" w:sz="3" w:space="0" w:color="C5D4DC"/>
             </w:tcBorders>
             <w:tcMar>
-              <w:top w:w="30" w:type="dxa"/>
-              <w:left w:w="40" w:type="dxa"/>
-              <w:bottom w:w="30" w:type="dxa"/>
-              <w:right w:w="40" w:type="dxa"/>
+              <w:top w:w="20" w:type="dxa"/>
+              <w:left w:w="30" w:type="dxa"/>
+              <w:bottom w:w="20" w:type="dxa"/>
+              <w:right w:w="30" w:type="dxa"/>
             </w:tcMar>
           </w:tcPr>
           <w:p>
@@ -1504,40 +1387,20 @@
                 <w:b/>
                 <w:i w:val="0"/>
                 <w:color w:val="2A6F6F"/>
-                <w:sz w:val="18"/>
+                <w:sz w:val="16"/>
               </w:rPr>
-              <w:t>¿Cuál es el plazo?</w:t>
+              <w:t>¿Plazo?</w:t>
+              <w:br/>
             </w:r>
-          </w:p>
-        </w:tc>
-        <w:tc>
-          <w:tcPr>
-            <w:tcW w:type="dxa" w:w="5100"/>
-            <w:shd w:fill="FFFFFF" w:val="clear"/>
-            <w:tcBorders>
-              <w:top w:val="single" w:sz="4" w:space="0" w:color="C5D4DC"/>
-              <w:left w:val="single" w:sz="4" w:space="0" w:color="C5D4DC"/>
-              <w:bottom w:val="single" w:sz="4" w:space="0" w:color="C5D4DC"/>
-              <w:right w:val="single" w:sz="4" w:space="0" w:color="C5D4DC"/>
-            </w:tcBorders>
-            <w:tcMar>
-              <w:top w:w="30" w:type="dxa"/>
-              <w:left w:w="40" w:type="dxa"/>
-              <w:bottom w:w="30" w:type="dxa"/>
-              <w:right w:w="40" w:type="dxa"/>
-            </w:tcMar>
-          </w:tcPr>
-          <w:p>
-            <w:r/>
             <w:r>
               <w:rPr>
                 <w:rFonts w:ascii="Calibri" w:hAnsi="Calibri"/>
                 <w:b w:val="0"/>
                 <w:i w:val="0"/>
                 <w:color w:val="4A5568"/>
-                <w:sz w:val="18"/>
+                <w:sz w:val="16"/>
               </w:rPr>
-              <w:t>Máximo 30 minutos desde la detección.</w:t>
+              <w:t>≤ 30 minutos</w:t>
             </w:r>
           </w:p>
         </w:tc>
@@ -1545,7 +1408,23 @@
     </w:tbl>
     <w:p>
       <w:pPr>
-        <w:spacing w:before="80" w:after="40" w:line="276" w:lineRule="auto"/>
+        <w:spacing w:before="40" w:after="20" w:line="259" w:lineRule="auto"/>
+      </w:pPr>
+      <w:r>
+        <w:rPr>
+          <w:rFonts w:ascii="Calibri" w:hAnsi="Calibri"/>
+          <w:b/>
+          <w:i w:val="0"/>
+          <w:color w:val="2A6F6F"/>
+          <w:sz w:val="18"/>
+        </w:rPr>
+        <w:t>Pasos:</w:t>
+      </w:r>
+    </w:p>
+    <w:p>
+      <w:pPr>
+        <w:spacing w:before="0" w:after="40" w:line="252" w:lineRule="auto"/>
+        <w:ind w:left="113"/>
       </w:pPr>
       <w:r>
         <w:rPr>
@@ -1555,22 +1434,6 @@
           <w:color w:val="2A6F6F"/>
           <w:sz w:val="20"/>
         </w:rPr>
-        <w:t>Pasos para completar:</w:t>
-      </w:r>
-    </w:p>
-    <w:p>
-      <w:pPr>
-        <w:spacing w:before="0" w:after="80"/>
-        <w:ind w:left="142"/>
-      </w:pPr>
-      <w:r>
-        <w:rPr>
-          <w:rFonts w:ascii="Calibri" w:hAnsi="Calibri"/>
-          <w:b/>
-          <w:i w:val="0"/>
-          <w:color w:val="2A6F6F"/>
-          <w:sz w:val="22"/>
-        </w:rPr>
         <w:t xml:space="preserve">1.  </w:t>
       </w:r>
       <w:r>
@@ -1579,15 +1442,15 @@
           <w:b w:val="0"/>
           <w:i w:val="0"/>
           <w:color w:val="4A5568"/>
-          <w:sz w:val="22"/>
+          <w:sz w:val="20"/>
         </w:rPr>
-        <w:t>Anote fecha, hora y código INC-HC (si ya existe) o solicite su asignación.</w:t>
+        <w:t>Anote fecha, hora y solicite/use INC-HC.</w:t>
       </w:r>
     </w:p>
     <w:p>
       <w:pPr>
-        <w:spacing w:before="0" w:after="80"/>
-        <w:ind w:left="142"/>
+        <w:spacing w:before="0" w:after="40" w:line="252" w:lineRule="auto"/>
+        <w:ind w:left="113"/>
       </w:pPr>
       <w:r>
         <w:rPr>
@@ -1595,7 +1458,7 @@
           <w:b/>
           <w:i w:val="0"/>
           <w:color w:val="2A6F6F"/>
-          <w:sz w:val="22"/>
+          <w:sz w:val="20"/>
         </w:rPr>
         <w:t xml:space="preserve">2.  </w:t>
       </w:r>
@@ -1605,15 +1468,15 @@
           <w:b w:val="0"/>
           <w:i w:val="0"/>
           <w:color w:val="4A5568"/>
-          <w:sz w:val="22"/>
+          <w:sz w:val="20"/>
         </w:rPr>
-        <w:t>Marque el tipo E1–E5 y describa el hecho con claridad.</w:t>
+        <w:t>Marque E1–E5 y describa el hecho.</w:t>
       </w:r>
     </w:p>
     <w:p>
       <w:pPr>
-        <w:spacing w:before="0" w:after="80"/>
-        <w:ind w:left="142"/>
+        <w:spacing w:before="0" w:after="40" w:line="252" w:lineRule="auto"/>
+        <w:ind w:left="113"/>
       </w:pPr>
       <w:r>
         <w:rPr>
@@ -1621,7 +1484,7 @@
           <w:b/>
           <w:i w:val="0"/>
           <w:color w:val="2A6F6F"/>
-          <w:sz w:val="22"/>
+          <w:sz w:val="20"/>
         </w:rPr>
         <w:t xml:space="preserve">3.  </w:t>
       </w:r>
@@ -1631,15 +1494,15 @@
           <w:b w:val="0"/>
           <w:i w:val="0"/>
           <w:color w:val="4A5568"/>
-          <w:sz w:val="22"/>
+          <w:sz w:val="20"/>
         </w:rPr>
-        <w:t>Identifique la(s) HCU afectadas y el último movimiento conocido.</w:t>
+        <w:t>Identifique HCU y último movimiento.</w:t>
       </w:r>
     </w:p>
     <w:p>
       <w:pPr>
-        <w:spacing w:before="0" w:after="80"/>
-        <w:ind w:left="142"/>
+        <w:spacing w:before="0" w:after="40" w:line="252" w:lineRule="auto"/>
+        <w:ind w:left="113"/>
       </w:pPr>
       <w:r>
         <w:rPr>
@@ -1647,7 +1510,7 @@
           <w:b/>
           <w:i w:val="0"/>
           <w:color w:val="2A6F6F"/>
-          <w:sz w:val="22"/>
+          <w:sz w:val="20"/>
         </w:rPr>
         <w:t xml:space="preserve">4.  </w:t>
       </w:r>
@@ -1657,15 +1520,15 @@
           <w:b w:val="0"/>
           <w:i w:val="0"/>
           <w:color w:val="4A5568"/>
-          <w:sz w:val="22"/>
+          <w:sz w:val="20"/>
         </w:rPr>
-        <w:t>Registre la contención y a quién notificó (Admisiones, Dirección, Calidad).</w:t>
+        <w:t>Registre contención y notificaciones.</w:t>
       </w:r>
     </w:p>
     <w:p>
       <w:pPr>
-        <w:spacing w:before="0" w:after="80"/>
-        <w:ind w:left="142"/>
+        <w:spacing w:before="0" w:after="40" w:line="252" w:lineRule="auto"/>
+        <w:ind w:left="113"/>
       </w:pPr>
       <w:r>
         <w:rPr>
@@ -1673,7 +1536,7 @@
           <w:b/>
           <w:i w:val="0"/>
           <w:color w:val="2A6F6F"/>
-          <w:sz w:val="22"/>
+          <w:sz w:val="20"/>
         </w:rPr>
         <w:t xml:space="preserve">5.  </w:t>
       </w:r>
@@ -1683,22 +1546,14 @@
           <w:b w:val="0"/>
           <w:i w:val="0"/>
           <w:color w:val="4A5568"/>
-          <w:sz w:val="22"/>
+          <w:sz w:val="20"/>
         </w:rPr>
-        <w:t>Obtenga las tres firmas antes de continuar.</w:t>
+        <w:t>Obtenga las 3 firmas.</w:t>
       </w:r>
     </w:p>
     <w:p>
       <w:pPr>
-        <w:spacing w:before="0" w:after="120"/>
-        <w:pBdr>
-          <w:bottom w:val="single" w:sz="10" w:space="1" w:color="C5D4DC"/>
-        </w:pBdr>
-      </w:pPr>
-    </w:p>
-    <w:p>
-      <w:pPr>
-        <w:spacing w:before="160" w:after="80" w:line="276" w:lineRule="auto"/>
+        <w:spacing w:before="100" w:after="40" w:line="259" w:lineRule="auto"/>
       </w:pPr>
       <w:r>
         <w:rPr>
@@ -1706,7 +1561,7 @@
           <w:b/>
           <w:i w:val="0"/>
           <w:color w:val="1E3A5F"/>
-          <w:sz w:val="24"/>
+          <w:sz w:val="22"/>
         </w:rPr>
         <w:t>ACTA 02 — Diagnóstico e inventario</w:t>
       </w:r>
@@ -1717,25 +1572,26 @@
         <w:tblLook w:firstColumn="1" w:firstRow="1" w:lastColumn="0" w:lastRow="0" w:noHBand="0" w:noVBand="1" w:val="04A0"/>
       </w:tblPr>
       <w:tblGrid>
-        <w:gridCol w:w="5100"/>
-        <w:gridCol w:w="5100"/>
+        <w:gridCol w:w="3513"/>
+        <w:gridCol w:w="3513"/>
+        <w:gridCol w:w="3513"/>
       </w:tblGrid>
       <w:tr>
         <w:tc>
           <w:tcPr>
-            <w:tcW w:type="dxa" w:w="5100"/>
+            <w:tcW w:type="dxa" w:w="3513"/>
             <w:shd w:fill="F0F5F7" w:val="clear"/>
             <w:tcBorders>
-              <w:top w:val="single" w:sz="4" w:space="0" w:color="C5D4DC"/>
-              <w:left w:val="single" w:sz="4" w:space="0" w:color="C5D4DC"/>
-              <w:bottom w:val="single" w:sz="4" w:space="0" w:color="C5D4DC"/>
-              <w:right w:val="single" w:sz="4" w:space="0" w:color="C5D4DC"/>
+              <w:top w:val="single" w:sz="3" w:space="0" w:color="C5D4DC"/>
+              <w:left w:val="single" w:sz="3" w:space="0" w:color="C5D4DC"/>
+              <w:bottom w:val="single" w:sz="3" w:space="0" w:color="C5D4DC"/>
+              <w:right w:val="single" w:sz="3" w:space="0" w:color="C5D4DC"/>
             </w:tcBorders>
             <w:tcMar>
-              <w:top w:w="30" w:type="dxa"/>
-              <w:left w:w="40" w:type="dxa"/>
-              <w:bottom w:w="30" w:type="dxa"/>
-              <w:right w:w="40" w:type="dxa"/>
+              <w:top w:w="20" w:type="dxa"/>
+              <w:left w:w="30" w:type="dxa"/>
+              <w:bottom w:w="20" w:type="dxa"/>
+              <w:right w:w="30" w:type="dxa"/>
             </w:tcMar>
           </w:tcPr>
           <w:p>
@@ -1746,60 +1602,38 @@
                 <w:b/>
                 <w:i w:val="0"/>
                 <w:color w:val="2A6F6F"/>
-                <w:sz w:val="18"/>
+                <w:sz w:val="16"/>
               </w:rPr>
-              <w:t>¿Cuándo usarla?</w:t>
+              <w:t>¿Cuándo?</w:t>
+              <w:br/>
             </w:r>
-          </w:p>
-        </w:tc>
-        <w:tc>
-          <w:tcPr>
-            <w:tcW w:type="dxa" w:w="5100"/>
-            <w:shd w:fill="FFFFFF" w:val="clear"/>
-            <w:tcBorders>
-              <w:top w:val="single" w:sz="4" w:space="0" w:color="C5D4DC"/>
-              <w:left w:val="single" w:sz="4" w:space="0" w:color="C5D4DC"/>
-              <w:bottom w:val="single" w:sz="4" w:space="0" w:color="C5D4DC"/>
-              <w:right w:val="single" w:sz="4" w:space="0" w:color="C5D4DC"/>
-            </w:tcBorders>
-            <w:tcMar>
-              <w:top w:w="30" w:type="dxa"/>
-              <w:left w:w="40" w:type="dxa"/>
-              <w:bottom w:w="30" w:type="dxa"/>
-              <w:right w:w="40" w:type="dxa"/>
-            </w:tcMar>
-          </w:tcPr>
-          <w:p>
-            <w:r/>
             <w:r>
               <w:rPr>
                 <w:rFonts w:ascii="Calibri" w:hAnsi="Calibri"/>
                 <w:b w:val="0"/>
                 <w:i w:val="0"/>
                 <w:color w:val="4A5568"/>
-                <w:sz w:val="18"/>
+                <w:sz w:val="16"/>
               </w:rPr>
-              <w:t>Tras activar el plan y obtener autorización de ingreso al archivo.</w:t>
+              <w:t>Tras activar el plan y autorizar ingreso al archivo.</w:t>
             </w:r>
           </w:p>
         </w:tc>
-      </w:tr>
-      <w:tr>
         <w:tc>
           <w:tcPr>
-            <w:tcW w:type="dxa" w:w="5100"/>
-            <w:shd w:fill="F0F5F7" w:val="clear"/>
+            <w:tcW w:type="dxa" w:w="3513"/>
+            <w:shd w:fill="F7F9FA" w:val="clear"/>
             <w:tcBorders>
-              <w:top w:val="single" w:sz="4" w:space="0" w:color="C5D4DC"/>
-              <w:left w:val="single" w:sz="4" w:space="0" w:color="C5D4DC"/>
-              <w:bottom w:val="single" w:sz="4" w:space="0" w:color="C5D4DC"/>
-              <w:right w:val="single" w:sz="4" w:space="0" w:color="C5D4DC"/>
+              <w:top w:val="single" w:sz="3" w:space="0" w:color="C5D4DC"/>
+              <w:left w:val="single" w:sz="3" w:space="0" w:color="C5D4DC"/>
+              <w:bottom w:val="single" w:sz="3" w:space="0" w:color="C5D4DC"/>
+              <w:right w:val="single" w:sz="3" w:space="0" w:color="C5D4DC"/>
             </w:tcBorders>
             <w:tcMar>
-              <w:top w:w="30" w:type="dxa"/>
-              <w:left w:w="40" w:type="dxa"/>
-              <w:bottom w:w="30" w:type="dxa"/>
-              <w:right w:w="40" w:type="dxa"/>
+              <w:top w:w="20" w:type="dxa"/>
+              <w:left w:w="30" w:type="dxa"/>
+              <w:bottom w:w="20" w:type="dxa"/>
+              <w:right w:w="30" w:type="dxa"/>
             </w:tcMar>
           </w:tcPr>
           <w:p>
@@ -1810,60 +1644,38 @@
                 <w:b/>
                 <w:i w:val="0"/>
                 <w:color w:val="2A6F6F"/>
-                <w:sz w:val="18"/>
+                <w:sz w:val="16"/>
               </w:rPr>
               <w:t>¿Quién firma?</w:t>
+              <w:br/>
             </w:r>
-          </w:p>
-        </w:tc>
-        <w:tc>
-          <w:tcPr>
-            <w:tcW w:type="dxa" w:w="5100"/>
-            <w:shd w:fill="FFFFFF" w:val="clear"/>
-            <w:tcBorders>
-              <w:top w:val="single" w:sz="4" w:space="0" w:color="C5D4DC"/>
-              <w:left w:val="single" w:sz="4" w:space="0" w:color="C5D4DC"/>
-              <w:bottom w:val="single" w:sz="4" w:space="0" w:color="C5D4DC"/>
-              <w:right w:val="single" w:sz="4" w:space="0" w:color="C5D4DC"/>
-            </w:tcBorders>
-            <w:tcMar>
-              <w:top w:w="30" w:type="dxa"/>
-              <w:left w:w="40" w:type="dxa"/>
-              <w:bottom w:w="30" w:type="dxa"/>
-              <w:right w:w="40" w:type="dxa"/>
-            </w:tcMar>
-          </w:tcPr>
-          <w:p>
-            <w:r/>
             <w:r>
               <w:rPr>
                 <w:rFonts w:ascii="Calibri" w:hAnsi="Calibri"/>
                 <w:b w:val="0"/>
                 <w:i w:val="0"/>
                 <w:color w:val="4A5568"/>
-                <w:sz w:val="18"/>
+                <w:sz w:val="16"/>
               </w:rPr>
-              <w:t>Admisiones, Responsable del servicio, Calidad y Seguridad, Dirección (y TI si aplica).</w:t>
+              <w:t>Admisiones · Servicio · Calidad · Dirección (+ TI si aplica)</w:t>
             </w:r>
           </w:p>
         </w:tc>
-      </w:tr>
-      <w:tr>
         <w:tc>
           <w:tcPr>
-            <w:tcW w:type="dxa" w:w="5100"/>
+            <w:tcW w:type="dxa" w:w="3513"/>
             <w:shd w:fill="F0F5F7" w:val="clear"/>
             <w:tcBorders>
-              <w:top w:val="single" w:sz="4" w:space="0" w:color="C5D4DC"/>
-              <w:left w:val="single" w:sz="4" w:space="0" w:color="C5D4DC"/>
-              <w:bottom w:val="single" w:sz="4" w:space="0" w:color="C5D4DC"/>
-              <w:right w:val="single" w:sz="4" w:space="0" w:color="C5D4DC"/>
+              <w:top w:val="single" w:sz="3" w:space="0" w:color="C5D4DC"/>
+              <w:left w:val="single" w:sz="3" w:space="0" w:color="C5D4DC"/>
+              <w:bottom w:val="single" w:sz="3" w:space="0" w:color="C5D4DC"/>
+              <w:right w:val="single" w:sz="3" w:space="0" w:color="C5D4DC"/>
             </w:tcBorders>
             <w:tcMar>
-              <w:top w:w="30" w:type="dxa"/>
-              <w:left w:w="40" w:type="dxa"/>
-              <w:bottom w:w="30" w:type="dxa"/>
-              <w:right w:w="40" w:type="dxa"/>
+              <w:top w:w="20" w:type="dxa"/>
+              <w:left w:w="30" w:type="dxa"/>
+              <w:bottom w:w="20" w:type="dxa"/>
+              <w:right w:w="30" w:type="dxa"/>
             </w:tcMar>
           </w:tcPr>
           <w:p>
@@ -1874,40 +1686,20 @@
                 <w:b/>
                 <w:i w:val="0"/>
                 <w:color w:val="2A6F6F"/>
-                <w:sz w:val="18"/>
+                <w:sz w:val="16"/>
               </w:rPr>
-              <w:t>¿Cuál es el plazo?</w:t>
+              <w:t>¿Plazo?</w:t>
+              <w:br/>
             </w:r>
-          </w:p>
-        </w:tc>
-        <w:tc>
-          <w:tcPr>
-            <w:tcW w:type="dxa" w:w="5100"/>
-            <w:shd w:fill="FFFFFF" w:val="clear"/>
-            <w:tcBorders>
-              <w:top w:val="single" w:sz="4" w:space="0" w:color="C5D4DC"/>
-              <w:left w:val="single" w:sz="4" w:space="0" w:color="C5D4DC"/>
-              <w:bottom w:val="single" w:sz="4" w:space="0" w:color="C5D4DC"/>
-              <w:right w:val="single" w:sz="4" w:space="0" w:color="C5D4DC"/>
-            </w:tcBorders>
-            <w:tcMar>
-              <w:top w:w="30" w:type="dxa"/>
-              <w:left w:w="40" w:type="dxa"/>
-              <w:bottom w:w="30" w:type="dxa"/>
-              <w:right w:w="40" w:type="dxa"/>
-            </w:tcMar>
-          </w:tcPr>
-          <w:p>
-            <w:r/>
             <w:r>
               <w:rPr>
                 <w:rFonts w:ascii="Calibri" w:hAnsi="Calibri"/>
                 <w:b w:val="0"/>
                 <w:i w:val="0"/>
                 <w:color w:val="4A5568"/>
-                <w:sz w:val="18"/>
+                <w:sz w:val="16"/>
               </w:rPr>
-              <w:t>Preferible dentro de 1 día hábil (o según magnitud).</w:t>
+              <w:t>1 día hábil (o según magnitud)</w:t>
             </w:r>
           </w:p>
         </w:tc>
@@ -1915,7 +1707,23 @@
     </w:tbl>
     <w:p>
       <w:pPr>
-        <w:spacing w:before="80" w:after="40" w:line="276" w:lineRule="auto"/>
+        <w:spacing w:before="40" w:after="20" w:line="259" w:lineRule="auto"/>
+      </w:pPr>
+      <w:r>
+        <w:rPr>
+          <w:rFonts w:ascii="Calibri" w:hAnsi="Calibri"/>
+          <w:b/>
+          <w:i w:val="0"/>
+          <w:color w:val="2A6F6F"/>
+          <w:sz w:val="18"/>
+        </w:rPr>
+        <w:t>Pasos:</w:t>
+      </w:r>
+    </w:p>
+    <w:p>
+      <w:pPr>
+        <w:spacing w:before="0" w:after="40" w:line="252" w:lineRule="auto"/>
+        <w:ind w:left="113"/>
       </w:pPr>
       <w:r>
         <w:rPr>
@@ -1925,22 +1733,6 @@
           <w:color w:val="2A6F6F"/>
           <w:sz w:val="20"/>
         </w:rPr>
-        <w:t>Pasos para completar:</w:t>
-      </w:r>
-    </w:p>
-    <w:p>
-      <w:pPr>
-        <w:spacing w:before="0" w:after="80"/>
-        <w:ind w:left="142"/>
-      </w:pPr>
-      <w:r>
-        <w:rPr>
-          <w:rFonts w:ascii="Calibri" w:hAnsi="Calibri"/>
-          <w:b/>
-          <w:i w:val="0"/>
-          <w:color w:val="2A6F6F"/>
-          <w:sz w:val="22"/>
-        </w:rPr>
         <w:t xml:space="preserve">1.  </w:t>
       </w:r>
       <w:r>
@@ -1949,15 +1741,15 @@
           <w:b w:val="0"/>
           <w:i w:val="0"/>
           <w:color w:val="4A5568"/>
-          <w:sz w:val="22"/>
+          <w:sz w:val="20"/>
         </w:rPr>
-        <w:t>Conforme el equipo evaluador y registre la autorización de ingreso.</w:t>
+        <w:t>Conforme equipo y registre autorización.</w:t>
       </w:r>
     </w:p>
     <w:p>
       <w:pPr>
-        <w:spacing w:before="0" w:after="80"/>
-        <w:ind w:left="142"/>
+        <w:spacing w:before="0" w:after="40" w:line="252" w:lineRule="auto"/>
+        <w:ind w:left="113"/>
       </w:pPr>
       <w:r>
         <w:rPr>
@@ -1965,7 +1757,7 @@
           <w:b/>
           <w:i w:val="0"/>
           <w:color w:val="2A6F6F"/>
-          <w:sz w:val="22"/>
+          <w:sz w:val="20"/>
         </w:rPr>
         <w:t xml:space="preserve">2.  </w:t>
       </w:r>
@@ -1975,15 +1767,15 @@
           <w:b w:val="0"/>
           <w:i w:val="0"/>
           <w:color w:val="4A5568"/>
-          <w:sz w:val="22"/>
+          <w:sz w:val="20"/>
         </w:rPr>
-        <w:t>Defina el alcance (activo/pasivo/digital/anexos).</w:t>
+        <w:t>Defina alcance (activo/pasivo/digital).</w:t>
       </w:r>
     </w:p>
     <w:p>
       <w:pPr>
-        <w:spacing w:before="0" w:after="80"/>
-        <w:ind w:left="142"/>
+        <w:spacing w:before="0" w:after="40" w:line="252" w:lineRule="auto"/>
+        <w:ind w:left="113"/>
       </w:pPr>
       <w:r>
         <w:rPr>
@@ -1991,7 +1783,7 @@
           <w:b/>
           <w:i w:val="0"/>
           <w:color w:val="2A6F6F"/>
-          <w:sz w:val="22"/>
+          <w:sz w:val="20"/>
         </w:rPr>
         <w:t xml:space="preserve">3.  </w:t>
       </w:r>
@@ -2001,15 +1793,15 @@
           <w:b w:val="0"/>
           <w:i w:val="0"/>
           <w:color w:val="4A5568"/>
-          <w:sz w:val="22"/>
+          <w:sz w:val="20"/>
         </w:rPr>
-        <w:t>Complete el inventario: estado B/D/F/C y totales.</w:t>
+        <w:t>Inventario B/D/F/C y totales.</w:t>
       </w:r>
     </w:p>
     <w:p>
       <w:pPr>
-        <w:spacing w:before="0" w:after="80"/>
-        <w:ind w:left="142"/>
+        <w:spacing w:before="0" w:after="40" w:line="252" w:lineRule="auto"/>
+        <w:ind w:left="113"/>
       </w:pPr>
       <w:r>
         <w:rPr>
@@ -2017,7 +1809,7 @@
           <w:b/>
           <w:i w:val="0"/>
           <w:color w:val="2A6F6F"/>
-          <w:sz w:val="22"/>
+          <w:sz w:val="20"/>
         </w:rPr>
         <w:t xml:space="preserve">4.  </w:t>
       </w:r>
@@ -2027,15 +1819,15 @@
           <w:b w:val="0"/>
           <w:i w:val="0"/>
           <w:color w:val="4A5568"/>
-          <w:sz w:val="22"/>
+          <w:sz w:val="20"/>
         </w:rPr>
-        <w:t>Conforme el archivo recuperado y confirme la clasificación E__.</w:t>
+        <w:t>Conforme archivo recuperado y confirme E__.</w:t>
       </w:r>
     </w:p>
     <w:p>
       <w:pPr>
-        <w:spacing w:before="0" w:after="80"/>
-        <w:ind w:left="142"/>
+        <w:spacing w:before="0" w:after="40" w:line="252" w:lineRule="auto"/>
+        <w:ind w:left="113"/>
       </w:pPr>
       <w:r>
         <w:rPr>
@@ -2043,7 +1835,7 @@
           <w:b/>
           <w:i w:val="0"/>
           <w:color w:val="2A6F6F"/>
-          <w:sz w:val="22"/>
+          <w:sz w:val="20"/>
         </w:rPr>
         <w:t xml:space="preserve">5.  </w:t>
       </w:r>
@@ -2053,22 +1845,14 @@
           <w:b w:val="0"/>
           <w:i w:val="0"/>
           <w:color w:val="4A5568"/>
-          <w:sz w:val="22"/>
+          <w:sz w:val="20"/>
         </w:rPr>
-        <w:t>Redacte conclusiones y recabe firmas.</w:t>
+        <w:t>Conclusiones y firmas.</w:t>
       </w:r>
     </w:p>
     <w:p>
       <w:pPr>
-        <w:spacing w:before="0" w:after="120"/>
-        <w:pBdr>
-          <w:bottom w:val="single" w:sz="10" w:space="1" w:color="C5D4DC"/>
-        </w:pBdr>
-      </w:pPr>
-    </w:p>
-    <w:p>
-      <w:pPr>
-        <w:spacing w:before="160" w:after="80" w:line="276" w:lineRule="auto"/>
+        <w:spacing w:before="100" w:after="40" w:line="259" w:lineRule="auto"/>
       </w:pPr>
       <w:r>
         <w:rPr>
@@ -2076,7 +1860,7 @@
           <w:b/>
           <w:i w:val="0"/>
           <w:color w:val="1E3A5F"/>
-          <w:sz w:val="24"/>
+          <w:sz w:val="22"/>
         </w:rPr>
         <w:t>ACTA 03 — Recuperación y restauración</w:t>
       </w:r>
@@ -2087,25 +1871,26 @@
         <w:tblLook w:firstColumn="1" w:firstRow="1" w:lastColumn="0" w:lastRow="0" w:noHBand="0" w:noVBand="1" w:val="04A0"/>
       </w:tblPr>
       <w:tblGrid>
-        <w:gridCol w:w="5100"/>
-        <w:gridCol w:w="5100"/>
+        <w:gridCol w:w="3513"/>
+        <w:gridCol w:w="3513"/>
+        <w:gridCol w:w="3513"/>
       </w:tblGrid>
       <w:tr>
         <w:tc>
           <w:tcPr>
-            <w:tcW w:type="dxa" w:w="5100"/>
+            <w:tcW w:type="dxa" w:w="3513"/>
             <w:shd w:fill="F0F5F7" w:val="clear"/>
             <w:tcBorders>
-              <w:top w:val="single" w:sz="4" w:space="0" w:color="C5D4DC"/>
-              <w:left w:val="single" w:sz="4" w:space="0" w:color="C5D4DC"/>
-              <w:bottom w:val="single" w:sz="4" w:space="0" w:color="C5D4DC"/>
-              <w:right w:val="single" w:sz="4" w:space="0" w:color="C5D4DC"/>
+              <w:top w:val="single" w:sz="3" w:space="0" w:color="C5D4DC"/>
+              <w:left w:val="single" w:sz="3" w:space="0" w:color="C5D4DC"/>
+              <w:bottom w:val="single" w:sz="3" w:space="0" w:color="C5D4DC"/>
+              <w:right w:val="single" w:sz="3" w:space="0" w:color="C5D4DC"/>
             </w:tcBorders>
             <w:tcMar>
-              <w:top w:w="30" w:type="dxa"/>
-              <w:left w:w="40" w:type="dxa"/>
-              <w:bottom w:w="30" w:type="dxa"/>
-              <w:right w:w="40" w:type="dxa"/>
+              <w:top w:w="20" w:type="dxa"/>
+              <w:left w:w="30" w:type="dxa"/>
+              <w:bottom w:w="20" w:type="dxa"/>
+              <w:right w:w="30" w:type="dxa"/>
             </w:tcMar>
           </w:tcPr>
           <w:p>
@@ -2116,60 +1901,38 @@
                 <w:b/>
                 <w:i w:val="0"/>
                 <w:color w:val="2A6F6F"/>
-                <w:sz w:val="18"/>
+                <w:sz w:val="16"/>
               </w:rPr>
-              <w:t>¿Cuándo usarla?</w:t>
+              <w:t>¿Cuándo?</w:t>
+              <w:br/>
             </w:r>
-          </w:p>
-        </w:tc>
-        <w:tc>
-          <w:tcPr>
-            <w:tcW w:type="dxa" w:w="5100"/>
-            <w:shd w:fill="FFFFFF" w:val="clear"/>
-            <w:tcBorders>
-              <w:top w:val="single" w:sz="4" w:space="0" w:color="C5D4DC"/>
-              <w:left w:val="single" w:sz="4" w:space="0" w:color="C5D4DC"/>
-              <w:bottom w:val="single" w:sz="4" w:space="0" w:color="C5D4DC"/>
-              <w:right w:val="single" w:sz="4" w:space="0" w:color="C5D4DC"/>
-            </w:tcBorders>
-            <w:tcMar>
-              <w:top w:w="30" w:type="dxa"/>
-              <w:left w:w="40" w:type="dxa"/>
-              <w:bottom w:w="30" w:type="dxa"/>
-              <w:right w:w="40" w:type="dxa"/>
-            </w:tcMar>
-          </w:tcPr>
-          <w:p>
-            <w:r/>
             <w:r>
               <w:rPr>
                 <w:rFonts w:ascii="Calibri" w:hAnsi="Calibri"/>
                 <w:b w:val="0"/>
                 <w:i w:val="0"/>
                 <w:color w:val="4A5568"/>
-                <w:sz w:val="18"/>
+                <w:sz w:val="16"/>
               </w:rPr>
-              <w:t>Cuando la HCU se localiza, se restaura desde respaldo o se reintegra parcialmente.</w:t>
+              <w:t>Cuando la HCU se localiza, restaura o reintegra.</w:t>
             </w:r>
           </w:p>
         </w:tc>
-      </w:tr>
-      <w:tr>
         <w:tc>
           <w:tcPr>
-            <w:tcW w:type="dxa" w:w="5100"/>
-            <w:shd w:fill="F0F5F7" w:val="clear"/>
+            <w:tcW w:type="dxa" w:w="3513"/>
+            <w:shd w:fill="F7F9FA" w:val="clear"/>
             <w:tcBorders>
-              <w:top w:val="single" w:sz="4" w:space="0" w:color="C5D4DC"/>
-              <w:left w:val="single" w:sz="4" w:space="0" w:color="C5D4DC"/>
-              <w:bottom w:val="single" w:sz="4" w:space="0" w:color="C5D4DC"/>
-              <w:right w:val="single" w:sz="4" w:space="0" w:color="C5D4DC"/>
+              <w:top w:val="single" w:sz="3" w:space="0" w:color="C5D4DC"/>
+              <w:left w:val="single" w:sz="3" w:space="0" w:color="C5D4DC"/>
+              <w:bottom w:val="single" w:sz="3" w:space="0" w:color="C5D4DC"/>
+              <w:right w:val="single" w:sz="3" w:space="0" w:color="C5D4DC"/>
             </w:tcBorders>
             <w:tcMar>
-              <w:top w:w="30" w:type="dxa"/>
-              <w:left w:w="40" w:type="dxa"/>
-              <w:bottom w:w="30" w:type="dxa"/>
-              <w:right w:w="40" w:type="dxa"/>
+              <w:top w:w="20" w:type="dxa"/>
+              <w:left w:w="30" w:type="dxa"/>
+              <w:bottom w:w="20" w:type="dxa"/>
+              <w:right w:w="30" w:type="dxa"/>
             </w:tcMar>
           </w:tcPr>
           <w:p>
@@ -2180,60 +1943,38 @@
                 <w:b/>
                 <w:i w:val="0"/>
                 <w:color w:val="2A6F6F"/>
-                <w:sz w:val="18"/>
+                <w:sz w:val="16"/>
               </w:rPr>
               <w:t>¿Quién firma?</w:t>
+              <w:br/>
             </w:r>
-          </w:p>
-        </w:tc>
-        <w:tc>
-          <w:tcPr>
-            <w:tcW w:type="dxa" w:w="5100"/>
-            <w:shd w:fill="FFFFFF" w:val="clear"/>
-            <w:tcBorders>
-              <w:top w:val="single" w:sz="4" w:space="0" w:color="C5D4DC"/>
-              <w:left w:val="single" w:sz="4" w:space="0" w:color="C5D4DC"/>
-              <w:bottom w:val="single" w:sz="4" w:space="0" w:color="C5D4DC"/>
-              <w:right w:val="single" w:sz="4" w:space="0" w:color="C5D4DC"/>
-            </w:tcBorders>
-            <w:tcMar>
-              <w:top w:w="30" w:type="dxa"/>
-              <w:left w:w="40" w:type="dxa"/>
-              <w:bottom w:w="30" w:type="dxa"/>
-              <w:right w:w="40" w:type="dxa"/>
-            </w:tcMar>
-          </w:tcPr>
-          <w:p>
-            <w:r/>
             <w:r>
               <w:rPr>
                 <w:rFonts w:ascii="Calibri" w:hAnsi="Calibri"/>
                 <w:b w:val="0"/>
                 <w:i w:val="0"/>
                 <w:color w:val="4A5568"/>
-                <w:sz w:val="18"/>
+                <w:sz w:val="16"/>
               </w:rPr>
-              <w:t>Responsable del servicio · Responsable de Admisiones · Gestión de Calidad y Seguridad del Paciente.</w:t>
+              <w:t>Responsable del servicio · Admisiones · Calidad y Seguridad</w:t>
             </w:r>
           </w:p>
         </w:tc>
-      </w:tr>
-      <w:tr>
         <w:tc>
           <w:tcPr>
-            <w:tcW w:type="dxa" w:w="5100"/>
+            <w:tcW w:type="dxa" w:w="3513"/>
             <w:shd w:fill="F0F5F7" w:val="clear"/>
             <w:tcBorders>
-              <w:top w:val="single" w:sz="4" w:space="0" w:color="C5D4DC"/>
-              <w:left w:val="single" w:sz="4" w:space="0" w:color="C5D4DC"/>
-              <w:bottom w:val="single" w:sz="4" w:space="0" w:color="C5D4DC"/>
-              <w:right w:val="single" w:sz="4" w:space="0" w:color="C5D4DC"/>
+              <w:top w:val="single" w:sz="3" w:space="0" w:color="C5D4DC"/>
+              <w:left w:val="single" w:sz="3" w:space="0" w:color="C5D4DC"/>
+              <w:bottom w:val="single" w:sz="3" w:space="0" w:color="C5D4DC"/>
+              <w:right w:val="single" w:sz="3" w:space="0" w:color="C5D4DC"/>
             </w:tcBorders>
             <w:tcMar>
-              <w:top w:w="30" w:type="dxa"/>
-              <w:left w:w="40" w:type="dxa"/>
-              <w:bottom w:w="30" w:type="dxa"/>
-              <w:right w:w="40" w:type="dxa"/>
+              <w:top w:w="20" w:type="dxa"/>
+              <w:left w:w="30" w:type="dxa"/>
+              <w:bottom w:w="20" w:type="dxa"/>
+              <w:right w:w="30" w:type="dxa"/>
             </w:tcMar>
           </w:tcPr>
           <w:p>
@@ -2244,40 +1985,20 @@
                 <w:b/>
                 <w:i w:val="0"/>
                 <w:color w:val="2A6F6F"/>
-                <w:sz w:val="18"/>
+                <w:sz w:val="16"/>
               </w:rPr>
-              <w:t>¿Cuál es el plazo?</w:t>
+              <w:t>¿Plazo?</w:t>
+              <w:br/>
             </w:r>
-          </w:p>
-        </w:tc>
-        <w:tc>
-          <w:tcPr>
-            <w:tcW w:type="dxa" w:w="5100"/>
-            <w:shd w:fill="FFFFFF" w:val="clear"/>
-            <w:tcBorders>
-              <w:top w:val="single" w:sz="4" w:space="0" w:color="C5D4DC"/>
-              <w:left w:val="single" w:sz="4" w:space="0" w:color="C5D4DC"/>
-              <w:bottom w:val="single" w:sz="4" w:space="0" w:color="C5D4DC"/>
-              <w:right w:val="single" w:sz="4" w:space="0" w:color="C5D4DC"/>
-            </w:tcBorders>
-            <w:tcMar>
-              <w:top w:w="30" w:type="dxa"/>
-              <w:left w:w="40" w:type="dxa"/>
-              <w:bottom w:w="30" w:type="dxa"/>
-              <w:right w:w="40" w:type="dxa"/>
-            </w:tcMar>
-          </w:tcPr>
-          <w:p>
-            <w:r/>
             <w:r>
               <w:rPr>
                 <w:rFonts w:ascii="Calibri" w:hAnsi="Calibri"/>
                 <w:b w:val="0"/>
                 <w:i w:val="0"/>
                 <w:color w:val="4A5568"/>
-                <w:sz w:val="18"/>
+                <w:sz w:val="16"/>
               </w:rPr>
-              <w:t>Inmediatamente después de recuperar o restaurar.</w:t>
+              <w:t>Inmediato tras recuperar</w:t>
             </w:r>
           </w:p>
         </w:tc>
@@ -2285,7 +2006,23 @@
     </w:tbl>
     <w:p>
       <w:pPr>
-        <w:spacing w:before="80" w:after="40" w:line="276" w:lineRule="auto"/>
+        <w:spacing w:before="40" w:after="20" w:line="259" w:lineRule="auto"/>
+      </w:pPr>
+      <w:r>
+        <w:rPr>
+          <w:rFonts w:ascii="Calibri" w:hAnsi="Calibri"/>
+          <w:b/>
+          <w:i w:val="0"/>
+          <w:color w:val="2A6F6F"/>
+          <w:sz w:val="18"/>
+        </w:rPr>
+        <w:t>Pasos:</w:t>
+      </w:r>
+    </w:p>
+    <w:p>
+      <w:pPr>
+        <w:spacing w:before="0" w:after="40" w:line="252" w:lineRule="auto"/>
+        <w:ind w:left="113"/>
       </w:pPr>
       <w:r>
         <w:rPr>
@@ -2295,22 +2032,6 @@
           <w:color w:val="2A6F6F"/>
           <w:sz w:val="20"/>
         </w:rPr>
-        <w:t>Pasos para completar:</w:t>
-      </w:r>
-    </w:p>
-    <w:p>
-      <w:pPr>
-        <w:spacing w:before="0" w:after="80"/>
-        <w:ind w:left="142"/>
-      </w:pPr>
-      <w:r>
-        <w:rPr>
-          <w:rFonts w:ascii="Calibri" w:hAnsi="Calibri"/>
-          <w:b/>
-          <w:i w:val="0"/>
-          <w:color w:val="2A6F6F"/>
-          <w:sz w:val="22"/>
-        </w:rPr>
         <w:t xml:space="preserve">1.  </w:t>
       </w:r>
       <w:r>
@@ -2319,15 +2040,15 @@
           <w:b w:val="0"/>
           <w:i w:val="0"/>
           <w:color w:val="4A5568"/>
-          <w:sz w:val="22"/>
+          <w:sz w:val="20"/>
         </w:rPr>
-        <w:t>Indique el método aplicado (restitución, archivo recuperado, backup, anexión).</w:t>
+        <w:t>Indique método (restitución/backup/anexión).</w:t>
       </w:r>
     </w:p>
     <w:p>
       <w:pPr>
-        <w:spacing w:before="0" w:after="80"/>
-        <w:ind w:left="142"/>
+        <w:spacing w:before="0" w:after="40" w:line="252" w:lineRule="auto"/>
+        <w:ind w:left="113"/>
       </w:pPr>
       <w:r>
         <w:rPr>
@@ -2335,7 +2056,7 @@
           <w:b/>
           <w:i w:val="0"/>
           <w:color w:val="2A6F6F"/>
-          <w:sz w:val="22"/>
+          <w:sz w:val="20"/>
         </w:rPr>
         <w:t xml:space="preserve">2.  </w:t>
       </w:r>
@@ -2345,15 +2066,15 @@
           <w:b w:val="0"/>
           <w:i w:val="0"/>
           <w:color w:val="4A5568"/>
-          <w:sz w:val="22"/>
+          <w:sz w:val="20"/>
         </w:rPr>
-        <w:t>Aplique numeración según Arts. 18–19 del Acuerdo 00115-2021.</w:t>
+        <w:t>Aplique Arts. 18–19 de numeración.</w:t>
       </w:r>
     </w:p>
     <w:p>
       <w:pPr>
-        <w:spacing w:before="0" w:after="80"/>
-        <w:ind w:left="142"/>
+        <w:spacing w:before="0" w:after="40" w:line="252" w:lineRule="auto"/>
+        <w:ind w:left="113"/>
       </w:pPr>
       <w:r>
         <w:rPr>
@@ -2361,7 +2082,7 @@
           <w:b/>
           <w:i w:val="0"/>
           <w:color w:val="2A6F6F"/>
-          <w:sz w:val="22"/>
+          <w:sz w:val="20"/>
         </w:rPr>
         <w:t xml:space="preserve">3.  </w:t>
       </w:r>
@@ -2371,15 +2092,15 @@
           <w:b w:val="0"/>
           <w:i w:val="0"/>
           <w:color w:val="4A5568"/>
-          <w:sz w:val="22"/>
+          <w:sz w:val="20"/>
         </w:rPr>
-        <w:t>Registre el resultado por expediente (OK / Parcial / Reapertura / No recuperable).</w:t>
+        <w:t>Resultado por expediente (OK/Parcial/…).</w:t>
       </w:r>
     </w:p>
     <w:p>
       <w:pPr>
-        <w:spacing w:before="0" w:after="80"/>
-        <w:ind w:left="142"/>
+        <w:spacing w:before="0" w:after="40" w:line="252" w:lineRule="auto"/>
+        <w:ind w:left="113"/>
       </w:pPr>
       <w:r>
         <w:rPr>
@@ -2387,7 +2108,7 @@
           <w:b/>
           <w:i w:val="0"/>
           <w:color w:val="2A6F6F"/>
-          <w:sz w:val="22"/>
+          <w:sz w:val="20"/>
         </w:rPr>
         <w:t xml:space="preserve">4.  </w:t>
       </w:r>
@@ -2397,15 +2118,15 @@
           <w:b w:val="0"/>
           <w:i w:val="0"/>
           <w:color w:val="4A5568"/>
-          <w:sz w:val="22"/>
+          <w:sz w:val="20"/>
         </w:rPr>
-        <w:t>Verifique confidencialidad, custodia y nota administrativa en la HCU.</w:t>
+        <w:t>Verifique custodia y nota administrativa.</w:t>
       </w:r>
     </w:p>
     <w:p>
       <w:pPr>
-        <w:spacing w:before="0" w:after="80"/>
-        <w:ind w:left="142"/>
+        <w:spacing w:before="0" w:after="40" w:line="252" w:lineRule="auto"/>
+        <w:ind w:left="113"/>
       </w:pPr>
       <w:r>
         <w:rPr>
@@ -2413,7 +2134,7 @@
           <w:b/>
           <w:i w:val="0"/>
           <w:color w:val="2A6F6F"/>
-          <w:sz w:val="22"/>
+          <w:sz w:val="20"/>
         </w:rPr>
         <w:t xml:space="preserve">5.  </w:t>
       </w:r>
@@ -2423,22 +2144,14 @@
           <w:b w:val="0"/>
           <w:i w:val="0"/>
           <w:color w:val="4A5568"/>
-          <w:sz w:val="22"/>
+          <w:sz w:val="20"/>
         </w:rPr>
-        <w:t>Obtenga las tres firmas obligatorias del Acta 03.</w:t>
+        <w:t>Las 3 firmas son obligatorias.</w:t>
       </w:r>
     </w:p>
     <w:p>
       <w:pPr>
-        <w:spacing w:before="0" w:after="120"/>
-        <w:pBdr>
-          <w:bottom w:val="single" w:sz="10" w:space="1" w:color="C5D4DC"/>
-        </w:pBdr>
-      </w:pPr>
-    </w:p>
-    <w:p>
-      <w:pPr>
-        <w:spacing w:before="160" w:after="80" w:line="276" w:lineRule="auto"/>
+        <w:spacing w:before="100" w:after="40" w:line="259" w:lineRule="auto"/>
       </w:pPr>
       <w:r>
         <w:rPr>
@@ -2446,7 +2159,7 @@
           <w:b/>
           <w:i w:val="0"/>
           <w:color w:val="1E3A5F"/>
-          <w:sz w:val="24"/>
+          <w:sz w:val="22"/>
         </w:rPr>
         <w:t>ACTA 04 — Reconstrucción documental</w:t>
       </w:r>
@@ -2457,25 +2170,26 @@
         <w:tblLook w:firstColumn="1" w:firstRow="1" w:lastColumn="0" w:lastRow="0" w:noHBand="0" w:noVBand="1" w:val="04A0"/>
       </w:tblPr>
       <w:tblGrid>
-        <w:gridCol w:w="5100"/>
-        <w:gridCol w:w="5100"/>
+        <w:gridCol w:w="3513"/>
+        <w:gridCol w:w="3513"/>
+        <w:gridCol w:w="3513"/>
       </w:tblGrid>
       <w:tr>
         <w:tc>
           <w:tcPr>
-            <w:tcW w:type="dxa" w:w="5100"/>
+            <w:tcW w:type="dxa" w:w="3513"/>
             <w:shd w:fill="F0F5F7" w:val="clear"/>
             <w:tcBorders>
-              <w:top w:val="single" w:sz="4" w:space="0" w:color="C5D4DC"/>
-              <w:left w:val="single" w:sz="4" w:space="0" w:color="C5D4DC"/>
-              <w:bottom w:val="single" w:sz="4" w:space="0" w:color="C5D4DC"/>
-              <w:right w:val="single" w:sz="4" w:space="0" w:color="C5D4DC"/>
+              <w:top w:val="single" w:sz="3" w:space="0" w:color="C5D4DC"/>
+              <w:left w:val="single" w:sz="3" w:space="0" w:color="C5D4DC"/>
+              <w:bottom w:val="single" w:sz="3" w:space="0" w:color="C5D4DC"/>
+              <w:right w:val="single" w:sz="3" w:space="0" w:color="C5D4DC"/>
             </w:tcBorders>
             <w:tcMar>
-              <w:top w:w="30" w:type="dxa"/>
-              <w:left w:w="40" w:type="dxa"/>
-              <w:bottom w:w="30" w:type="dxa"/>
-              <w:right w:w="40" w:type="dxa"/>
+              <w:top w:w="20" w:type="dxa"/>
+              <w:left w:w="30" w:type="dxa"/>
+              <w:bottom w:w="20" w:type="dxa"/>
+              <w:right w:w="30" w:type="dxa"/>
             </w:tcMar>
           </w:tcPr>
           <w:p>
@@ -2486,60 +2200,38 @@
                 <w:b/>
                 <w:i w:val="0"/>
                 <w:color w:val="2A6F6F"/>
-                <w:sz w:val="18"/>
+                <w:sz w:val="16"/>
               </w:rPr>
-              <w:t>¿Cuándo usarla?</w:t>
+              <w:t>¿Cuándo?</w:t>
+              <w:br/>
             </w:r>
-          </w:p>
-        </w:tc>
-        <w:tc>
-          <w:tcPr>
-            <w:tcW w:type="dxa" w:w="5100"/>
-            <w:shd w:fill="FFFFFF" w:val="clear"/>
-            <w:tcBorders>
-              <w:top w:val="single" w:sz="4" w:space="0" w:color="C5D4DC"/>
-              <w:left w:val="single" w:sz="4" w:space="0" w:color="C5D4DC"/>
-              <w:bottom w:val="single" w:sz="4" w:space="0" w:color="C5D4DC"/>
-              <w:right w:val="single" w:sz="4" w:space="0" w:color="C5D4DC"/>
-            </w:tcBorders>
-            <w:tcMar>
-              <w:top w:w="30" w:type="dxa"/>
-              <w:left w:w="40" w:type="dxa"/>
-              <w:bottom w:w="30" w:type="dxa"/>
-              <w:right w:w="40" w:type="dxa"/>
-            </w:tcMar>
-          </w:tcPr>
-          <w:p>
-            <w:r/>
             <w:r>
               <w:rPr>
                 <w:rFonts w:ascii="Calibri" w:hAnsi="Calibri"/>
                 <w:b w:val="0"/>
                 <w:i w:val="0"/>
                 <w:color w:val="4A5568"/>
-                <w:sz w:val="18"/>
+                <w:sz w:val="16"/>
               </w:rPr>
-              <w:t>Cuando la HCU no es recuperable o solo se recupera de forma parcial con lagunas.</w:t>
+              <w:t>Si no hay recuperación íntegra o hay lagunas.</w:t>
             </w:r>
           </w:p>
         </w:tc>
-      </w:tr>
-      <w:tr>
         <w:tc>
           <w:tcPr>
-            <w:tcW w:type="dxa" w:w="5100"/>
-            <w:shd w:fill="F0F5F7" w:val="clear"/>
+            <w:tcW w:type="dxa" w:w="3513"/>
+            <w:shd w:fill="F7F9FA" w:val="clear"/>
             <w:tcBorders>
-              <w:top w:val="single" w:sz="4" w:space="0" w:color="C5D4DC"/>
-              <w:left w:val="single" w:sz="4" w:space="0" w:color="C5D4DC"/>
-              <w:bottom w:val="single" w:sz="4" w:space="0" w:color="C5D4DC"/>
-              <w:right w:val="single" w:sz="4" w:space="0" w:color="C5D4DC"/>
+              <w:top w:val="single" w:sz="3" w:space="0" w:color="C5D4DC"/>
+              <w:left w:val="single" w:sz="3" w:space="0" w:color="C5D4DC"/>
+              <w:bottom w:val="single" w:sz="3" w:space="0" w:color="C5D4DC"/>
+              <w:right w:val="single" w:sz="3" w:space="0" w:color="C5D4DC"/>
             </w:tcBorders>
             <w:tcMar>
-              <w:top w:w="30" w:type="dxa"/>
-              <w:left w:w="40" w:type="dxa"/>
-              <w:bottom w:w="30" w:type="dxa"/>
-              <w:right w:w="40" w:type="dxa"/>
+              <w:top w:w="20" w:type="dxa"/>
+              <w:left w:w="30" w:type="dxa"/>
+              <w:bottom w:w="20" w:type="dxa"/>
+              <w:right w:w="30" w:type="dxa"/>
             </w:tcMar>
           </w:tcPr>
           <w:p>
@@ -2550,60 +2242,38 @@
                 <w:b/>
                 <w:i w:val="0"/>
                 <w:color w:val="2A6F6F"/>
-                <w:sz w:val="18"/>
+                <w:sz w:val="16"/>
               </w:rPr>
               <w:t>¿Quién firma?</w:t>
+              <w:br/>
             </w:r>
-          </w:p>
-        </w:tc>
-        <w:tc>
-          <w:tcPr>
-            <w:tcW w:type="dxa" w:w="5100"/>
-            <w:shd w:fill="FFFFFF" w:val="clear"/>
-            <w:tcBorders>
-              <w:top w:val="single" w:sz="4" w:space="0" w:color="C5D4DC"/>
-              <w:left w:val="single" w:sz="4" w:space="0" w:color="C5D4DC"/>
-              <w:bottom w:val="single" w:sz="4" w:space="0" w:color="C5D4DC"/>
-              <w:right w:val="single" w:sz="4" w:space="0" w:color="C5D4DC"/>
-            </w:tcBorders>
-            <w:tcMar>
-              <w:top w:w="30" w:type="dxa"/>
-              <w:left w:w="40" w:type="dxa"/>
-              <w:bottom w:w="30" w:type="dxa"/>
-              <w:right w:w="40" w:type="dxa"/>
-            </w:tcMar>
-          </w:tcPr>
-          <w:p>
-            <w:r/>
             <w:r>
               <w:rPr>
                 <w:rFonts w:ascii="Calibri" w:hAnsi="Calibri"/>
                 <w:b w:val="0"/>
                 <w:i w:val="0"/>
                 <w:color w:val="4A5568"/>
-                <w:sz w:val="18"/>
+                <w:sz w:val="16"/>
               </w:rPr>
-              <w:t>Profesional que reconstruye, Admisiones, Calidad, Responsable del servicio y Dirección.</w:t>
+              <w:t>Profesional · Admisiones · Calidad · Servicio · Dirección</w:t>
             </w:r>
           </w:p>
         </w:tc>
-      </w:tr>
-      <w:tr>
         <w:tc>
           <w:tcPr>
-            <w:tcW w:type="dxa" w:w="5100"/>
+            <w:tcW w:type="dxa" w:w="3513"/>
             <w:shd w:fill="F0F5F7" w:val="clear"/>
             <w:tcBorders>
-              <w:top w:val="single" w:sz="4" w:space="0" w:color="C5D4DC"/>
-              <w:left w:val="single" w:sz="4" w:space="0" w:color="C5D4DC"/>
-              <w:bottom w:val="single" w:sz="4" w:space="0" w:color="C5D4DC"/>
-              <w:right w:val="single" w:sz="4" w:space="0" w:color="C5D4DC"/>
+              <w:top w:val="single" w:sz="3" w:space="0" w:color="C5D4DC"/>
+              <w:left w:val="single" w:sz="3" w:space="0" w:color="C5D4DC"/>
+              <w:bottom w:val="single" w:sz="3" w:space="0" w:color="C5D4DC"/>
+              <w:right w:val="single" w:sz="3" w:space="0" w:color="C5D4DC"/>
             </w:tcBorders>
             <w:tcMar>
-              <w:top w:w="30" w:type="dxa"/>
-              <w:left w:w="40" w:type="dxa"/>
-              <w:bottom w:w="30" w:type="dxa"/>
-              <w:right w:w="40" w:type="dxa"/>
+              <w:top w:w="20" w:type="dxa"/>
+              <w:left w:w="30" w:type="dxa"/>
+              <w:bottom w:w="20" w:type="dxa"/>
+              <w:right w:w="30" w:type="dxa"/>
             </w:tcMar>
           </w:tcPr>
           <w:p>
@@ -2614,40 +2284,20 @@
                 <w:b/>
                 <w:i w:val="0"/>
                 <w:color w:val="2A6F6F"/>
-                <w:sz w:val="18"/>
+                <w:sz w:val="16"/>
               </w:rPr>
-              <w:t>¿Cuál es el plazo?</w:t>
+              <w:t>¿Plazo?</w:t>
+              <w:br/>
             </w:r>
-          </w:p>
-        </w:tc>
-        <w:tc>
-          <w:tcPr>
-            <w:tcW w:type="dxa" w:w="5100"/>
-            <w:shd w:fill="FFFFFF" w:val="clear"/>
-            <w:tcBorders>
-              <w:top w:val="single" w:sz="4" w:space="0" w:color="C5D4DC"/>
-              <w:left w:val="single" w:sz="4" w:space="0" w:color="C5D4DC"/>
-              <w:bottom w:val="single" w:sz="4" w:space="0" w:color="C5D4DC"/>
-              <w:right w:val="single" w:sz="4" w:space="0" w:color="C5D4DC"/>
-            </w:tcBorders>
-            <w:tcMar>
-              <w:top w:w="30" w:type="dxa"/>
-              <w:left w:w="40" w:type="dxa"/>
-              <w:bottom w:w="30" w:type="dxa"/>
-              <w:right w:w="40" w:type="dxa"/>
-            </w:tcMar>
-          </w:tcPr>
-          <w:p>
-            <w:r/>
             <w:r>
               <w:rPr>
                 <w:rFonts w:ascii="Calibri" w:hAnsi="Calibri"/>
                 <w:b w:val="0"/>
                 <w:i w:val="0"/>
                 <w:color w:val="4A5568"/>
-                <w:sz w:val="18"/>
+                <w:sz w:val="16"/>
               </w:rPr>
-              <w:t>Tras confirmar que no hay recuperación íntegra.</w:t>
+              <w:t>Tras confirmar no recuperación</w:t>
             </w:r>
           </w:p>
         </w:tc>
@@ -2655,7 +2305,23 @@
     </w:tbl>
     <w:p>
       <w:pPr>
-        <w:spacing w:before="80" w:after="40" w:line="276" w:lineRule="auto"/>
+        <w:spacing w:before="40" w:after="20" w:line="259" w:lineRule="auto"/>
+      </w:pPr>
+      <w:r>
+        <w:rPr>
+          <w:rFonts w:ascii="Calibri" w:hAnsi="Calibri"/>
+          <w:b/>
+          <w:i w:val="0"/>
+          <w:color w:val="2A6F6F"/>
+          <w:sz w:val="18"/>
+        </w:rPr>
+        <w:t>Pasos:</w:t>
+      </w:r>
+    </w:p>
+    <w:p>
+      <w:pPr>
+        <w:spacing w:before="0" w:after="40" w:line="252" w:lineRule="auto"/>
+        <w:ind w:left="113"/>
       </w:pPr>
       <w:r>
         <w:rPr>
@@ -2665,22 +2331,6 @@
           <w:color w:val="2A6F6F"/>
           <w:sz w:val="20"/>
         </w:rPr>
-        <w:t>Pasos para completar:</w:t>
-      </w:r>
-    </w:p>
-    <w:p>
-      <w:pPr>
-        <w:spacing w:before="0" w:after="80"/>
-        <w:ind w:left="142"/>
-      </w:pPr>
-      <w:r>
-        <w:rPr>
-          <w:rFonts w:ascii="Calibri" w:hAnsi="Calibri"/>
-          <w:b/>
-          <w:i w:val="0"/>
-          <w:color w:val="2A6F6F"/>
-          <w:sz w:val="22"/>
-        </w:rPr>
         <w:t xml:space="preserve">1.  </w:t>
       </w:r>
       <w:r>
@@ -2689,15 +2339,15 @@
           <w:b w:val="0"/>
           <w:i w:val="0"/>
           <w:color w:val="4A5568"/>
-          <w:sz w:val="22"/>
+          <w:sz w:val="20"/>
         </w:rPr>
-        <w:t>Declare el motivo y liste solo fuentes verificables.</w:t>
+        <w:t>Declare motivo y fuentes verificables.</w:t>
       </w:r>
     </w:p>
     <w:p>
       <w:pPr>
-        <w:spacing w:before="0" w:after="80"/>
-        <w:ind w:left="142"/>
+        <w:spacing w:before="0" w:after="40" w:line="252" w:lineRule="auto"/>
+        <w:ind w:left="113"/>
       </w:pPr>
       <w:r>
         <w:rPr>
@@ -2705,7 +2355,7 @@
           <w:b/>
           <w:i w:val="0"/>
           <w:color w:val="2A6F6F"/>
-          <w:sz w:val="22"/>
+          <w:sz w:val="20"/>
         </w:rPr>
         <w:t xml:space="preserve">2.  </w:t>
       </w:r>
@@ -2715,15 +2365,15 @@
           <w:b w:val="0"/>
           <w:i w:val="0"/>
           <w:color w:val="4A5568"/>
-          <w:sz w:val="22"/>
+          <w:sz w:val="20"/>
         </w:rPr>
-        <w:t>Prohibido inventar datos clínicos; declare lagunas expresamente.</w:t>
+        <w:t>Prohibido inventar datos; declare lagunas.</w:t>
       </w:r>
     </w:p>
     <w:p>
       <w:pPr>
-        <w:spacing w:before="0" w:after="80"/>
-        <w:ind w:left="142"/>
+        <w:spacing w:before="0" w:after="40" w:line="252" w:lineRule="auto"/>
+        <w:ind w:left="113"/>
       </w:pPr>
       <w:r>
         <w:rPr>
@@ -2731,7 +2381,7 @@
           <w:b/>
           <w:i w:val="0"/>
           <w:color w:val="2A6F6F"/>
-          <w:sz w:val="22"/>
+          <w:sz w:val="20"/>
         </w:rPr>
         <w:t xml:space="preserve">3.  </w:t>
       </w:r>
@@ -2741,15 +2391,15 @@
           <w:b w:val="0"/>
           <w:i w:val="0"/>
           <w:color w:val="4A5568"/>
-          <w:sz w:val="22"/>
+          <w:sz w:val="20"/>
         </w:rPr>
-        <w:t>Consigne la reconstrucción y la nota administrativa con el N.º de incidente.</w:t>
+        <w:t>Note administrativa con INC-HC.</w:t>
       </w:r>
     </w:p>
     <w:p>
       <w:pPr>
-        <w:spacing w:before="0" w:after="80"/>
-        <w:ind w:left="142"/>
+        <w:spacing w:before="0" w:after="40" w:line="252" w:lineRule="auto"/>
+        <w:ind w:left="113"/>
       </w:pPr>
       <w:r>
         <w:rPr>
@@ -2757,7 +2407,7 @@
           <w:b/>
           <w:i w:val="0"/>
           <w:color w:val="2A6F6F"/>
-          <w:sz w:val="22"/>
+          <w:sz w:val="20"/>
         </w:rPr>
         <w:t xml:space="preserve">4.  </w:t>
       </w:r>
@@ -2767,15 +2417,15 @@
           <w:b w:val="0"/>
           <w:i w:val="0"/>
           <w:color w:val="4A5568"/>
-          <w:sz w:val="22"/>
+          <w:sz w:val="20"/>
         </w:rPr>
-        <w:t>Adjunte evidencias (Anexo A, resultados, epicrisis, etc.).</w:t>
+        <w:t>Adjunte evidencias (Anexo A, resultados…).</w:t>
       </w:r>
     </w:p>
     <w:p>
       <w:pPr>
-        <w:spacing w:before="0" w:after="80"/>
-        <w:ind w:left="142"/>
+        <w:spacing w:before="0" w:after="40" w:line="252" w:lineRule="auto"/>
+        <w:ind w:left="113"/>
       </w:pPr>
       <w:r>
         <w:rPr>
@@ -2783,7 +2433,7 @@
           <w:b/>
           <w:i w:val="0"/>
           <w:color w:val="2A6F6F"/>
-          <w:sz w:val="22"/>
+          <w:sz w:val="20"/>
         </w:rPr>
         <w:t xml:space="preserve">5.  </w:t>
       </w:r>
@@ -2793,22 +2443,14 @@
           <w:b w:val="0"/>
           <w:i w:val="0"/>
           <w:color w:val="4A5568"/>
-          <w:sz w:val="22"/>
+          <w:sz w:val="20"/>
         </w:rPr>
-        <w:t>Complete firmas de elaboración y aprobación.</w:t>
+        <w:t>Firmas de elaboración y aprobación.</w:t>
       </w:r>
     </w:p>
     <w:p>
       <w:pPr>
-        <w:spacing w:before="0" w:after="120"/>
-        <w:pBdr>
-          <w:bottom w:val="single" w:sz="10" w:space="1" w:color="C5D4DC"/>
-        </w:pBdr>
-      </w:pPr>
-    </w:p>
-    <w:p>
-      <w:pPr>
-        <w:spacing w:before="160" w:after="80" w:line="276" w:lineRule="auto"/>
+        <w:spacing w:before="100" w:after="40" w:line="259" w:lineRule="auto"/>
       </w:pPr>
       <w:r>
         <w:rPr>
@@ -2816,7 +2458,7 @@
           <w:b/>
           <w:i w:val="0"/>
           <w:color w:val="1E3A5F"/>
-          <w:sz w:val="24"/>
+          <w:sz w:val="22"/>
         </w:rPr>
         <w:t>ACTA 05 — Notificación al usuario</w:t>
       </w:r>
@@ -2827,25 +2469,26 @@
         <w:tblLook w:firstColumn="1" w:firstRow="1" w:lastColumn="0" w:lastRow="0" w:noHBand="0" w:noVBand="1" w:val="04A0"/>
       </w:tblPr>
       <w:tblGrid>
-        <w:gridCol w:w="5100"/>
-        <w:gridCol w:w="5100"/>
+        <w:gridCol w:w="3513"/>
+        <w:gridCol w:w="3513"/>
+        <w:gridCol w:w="3513"/>
       </w:tblGrid>
       <w:tr>
         <w:tc>
           <w:tcPr>
-            <w:tcW w:type="dxa" w:w="5100"/>
+            <w:tcW w:type="dxa" w:w="3513"/>
             <w:shd w:fill="F0F5F7" w:val="clear"/>
             <w:tcBorders>
-              <w:top w:val="single" w:sz="4" w:space="0" w:color="C5D4DC"/>
-              <w:left w:val="single" w:sz="4" w:space="0" w:color="C5D4DC"/>
-              <w:bottom w:val="single" w:sz="4" w:space="0" w:color="C5D4DC"/>
-              <w:right w:val="single" w:sz="4" w:space="0" w:color="C5D4DC"/>
+              <w:top w:val="single" w:sz="3" w:space="0" w:color="C5D4DC"/>
+              <w:left w:val="single" w:sz="3" w:space="0" w:color="C5D4DC"/>
+              <w:bottom w:val="single" w:sz="3" w:space="0" w:color="C5D4DC"/>
+              <w:right w:val="single" w:sz="3" w:space="0" w:color="C5D4DC"/>
             </w:tcBorders>
             <w:tcMar>
-              <w:top w:w="30" w:type="dxa"/>
-              <w:left w:w="40" w:type="dxa"/>
-              <w:bottom w:w="30" w:type="dxa"/>
-              <w:right w:w="40" w:type="dxa"/>
+              <w:top w:w="20" w:type="dxa"/>
+              <w:left w:w="30" w:type="dxa"/>
+              <w:bottom w:w="20" w:type="dxa"/>
+              <w:right w:w="30" w:type="dxa"/>
             </w:tcMar>
           </w:tcPr>
           <w:p>
@@ -2856,60 +2499,38 @@
                 <w:b/>
                 <w:i w:val="0"/>
                 <w:color w:val="2A6F6F"/>
-                <w:sz w:val="18"/>
+                <w:sz w:val="16"/>
               </w:rPr>
-              <w:t>¿Cuándo usarla?</w:t>
+              <w:t>¿Cuándo?</w:t>
+              <w:br/>
             </w:r>
-          </w:p>
-        </w:tc>
-        <w:tc>
-          <w:tcPr>
-            <w:tcW w:type="dxa" w:w="5100"/>
-            <w:shd w:fill="FFFFFF" w:val="clear"/>
-            <w:tcBorders>
-              <w:top w:val="single" w:sz="4" w:space="0" w:color="C5D4DC"/>
-              <w:left w:val="single" w:sz="4" w:space="0" w:color="C5D4DC"/>
-              <w:bottom w:val="single" w:sz="4" w:space="0" w:color="C5D4DC"/>
-              <w:right w:val="single" w:sz="4" w:space="0" w:color="C5D4DC"/>
-            </w:tcBorders>
-            <w:tcMar>
-              <w:top w:w="30" w:type="dxa"/>
-              <w:left w:w="40" w:type="dxa"/>
-              <w:bottom w:w="30" w:type="dxa"/>
-              <w:right w:w="40" w:type="dxa"/>
-            </w:tcMar>
-          </w:tcPr>
-          <w:p>
-            <w:r/>
             <w:r>
               <w:rPr>
                 <w:rFonts w:ascii="Calibri" w:hAnsi="Calibri"/>
                 <w:b w:val="0"/>
                 <w:i w:val="0"/>
                 <w:color w:val="4A5568"/>
-                <w:sz w:val="18"/>
+                <w:sz w:val="16"/>
               </w:rPr>
-              <w:t>Cuando se afectó la disponibilidad de la HCU o el derecho de acceso del usuario.</w:t>
+              <w:t>Si se afectó disponibilidad o acceso del usuario.</w:t>
             </w:r>
           </w:p>
         </w:tc>
-      </w:tr>
-      <w:tr>
         <w:tc>
           <w:tcPr>
-            <w:tcW w:type="dxa" w:w="5100"/>
-            <w:shd w:fill="F0F5F7" w:val="clear"/>
+            <w:tcW w:type="dxa" w:w="3513"/>
+            <w:shd w:fill="F7F9FA" w:val="clear"/>
             <w:tcBorders>
-              <w:top w:val="single" w:sz="4" w:space="0" w:color="C5D4DC"/>
-              <w:left w:val="single" w:sz="4" w:space="0" w:color="C5D4DC"/>
-              <w:bottom w:val="single" w:sz="4" w:space="0" w:color="C5D4DC"/>
-              <w:right w:val="single" w:sz="4" w:space="0" w:color="C5D4DC"/>
+              <w:top w:val="single" w:sz="3" w:space="0" w:color="C5D4DC"/>
+              <w:left w:val="single" w:sz="3" w:space="0" w:color="C5D4DC"/>
+              <w:bottom w:val="single" w:sz="3" w:space="0" w:color="C5D4DC"/>
+              <w:right w:val="single" w:sz="3" w:space="0" w:color="C5D4DC"/>
             </w:tcBorders>
             <w:tcMar>
-              <w:top w:w="30" w:type="dxa"/>
-              <w:left w:w="40" w:type="dxa"/>
-              <w:bottom w:w="30" w:type="dxa"/>
-              <w:right w:w="40" w:type="dxa"/>
+              <w:top w:w="20" w:type="dxa"/>
+              <w:left w:w="30" w:type="dxa"/>
+              <w:bottom w:w="20" w:type="dxa"/>
+              <w:right w:w="30" w:type="dxa"/>
             </w:tcMar>
           </w:tcPr>
           <w:p>
@@ -2920,60 +2541,38 @@
                 <w:b/>
                 <w:i w:val="0"/>
                 <w:color w:val="2A6F6F"/>
-                <w:sz w:val="18"/>
+                <w:sz w:val="16"/>
               </w:rPr>
               <w:t>¿Quién firma?</w:t>
+              <w:br/>
             </w:r>
-          </w:p>
-        </w:tc>
-        <w:tc>
-          <w:tcPr>
-            <w:tcW w:type="dxa" w:w="5100"/>
-            <w:shd w:fill="FFFFFF" w:val="clear"/>
-            <w:tcBorders>
-              <w:top w:val="single" w:sz="4" w:space="0" w:color="C5D4DC"/>
-              <w:left w:val="single" w:sz="4" w:space="0" w:color="C5D4DC"/>
-              <w:bottom w:val="single" w:sz="4" w:space="0" w:color="C5D4DC"/>
-              <w:right w:val="single" w:sz="4" w:space="0" w:color="C5D4DC"/>
-            </w:tcBorders>
-            <w:tcMar>
-              <w:top w:w="30" w:type="dxa"/>
-              <w:left w:w="40" w:type="dxa"/>
-              <w:bottom w:w="30" w:type="dxa"/>
-              <w:right w:w="40" w:type="dxa"/>
-            </w:tcMar>
-          </w:tcPr>
-          <w:p>
-            <w:r/>
             <w:r>
               <w:rPr>
                 <w:rFonts w:ascii="Calibri" w:hAnsi="Calibri"/>
                 <w:b w:val="0"/>
                 <w:i w:val="0"/>
                 <w:color w:val="4A5568"/>
-                <w:sz w:val="18"/>
+                <w:sz w:val="16"/>
               </w:rPr>
-              <w:t>Usuario/representante, funcionario que notifica, Admisiones; Vo.Bo. de Calidad.</w:t>
+              <w:t>Usuario · Funcionario · Admisiones · Vo.Bo. Calidad</w:t>
             </w:r>
           </w:p>
         </w:tc>
-      </w:tr>
-      <w:tr>
         <w:tc>
           <w:tcPr>
-            <w:tcW w:type="dxa" w:w="5100"/>
+            <w:tcW w:type="dxa" w:w="3513"/>
             <w:shd w:fill="F0F5F7" w:val="clear"/>
             <w:tcBorders>
-              <w:top w:val="single" w:sz="4" w:space="0" w:color="C5D4DC"/>
-              <w:left w:val="single" w:sz="4" w:space="0" w:color="C5D4DC"/>
-              <w:bottom w:val="single" w:sz="4" w:space="0" w:color="C5D4DC"/>
-              <w:right w:val="single" w:sz="4" w:space="0" w:color="C5D4DC"/>
+              <w:top w:val="single" w:sz="3" w:space="0" w:color="C5D4DC"/>
+              <w:left w:val="single" w:sz="3" w:space="0" w:color="C5D4DC"/>
+              <w:bottom w:val="single" w:sz="3" w:space="0" w:color="C5D4DC"/>
+              <w:right w:val="single" w:sz="3" w:space="0" w:color="C5D4DC"/>
             </w:tcBorders>
             <w:tcMar>
-              <w:top w:w="30" w:type="dxa"/>
-              <w:left w:w="40" w:type="dxa"/>
-              <w:bottom w:w="30" w:type="dxa"/>
-              <w:right w:w="40" w:type="dxa"/>
+              <w:top w:w="20" w:type="dxa"/>
+              <w:left w:w="30" w:type="dxa"/>
+              <w:bottom w:w="20" w:type="dxa"/>
+              <w:right w:w="30" w:type="dxa"/>
             </w:tcMar>
           </w:tcPr>
           <w:p>
@@ -2984,40 +2583,20 @@
                 <w:b/>
                 <w:i w:val="0"/>
                 <w:color w:val="2A6F6F"/>
-                <w:sz w:val="18"/>
+                <w:sz w:val="16"/>
               </w:rPr>
-              <w:t>¿Cuál es el plazo?</w:t>
+              <w:t>¿Plazo?</w:t>
+              <w:br/>
             </w:r>
-          </w:p>
-        </w:tc>
-        <w:tc>
-          <w:tcPr>
-            <w:tcW w:type="dxa" w:w="5100"/>
-            <w:shd w:fill="FFFFFF" w:val="clear"/>
-            <w:tcBorders>
-              <w:top w:val="single" w:sz="4" w:space="0" w:color="C5D4DC"/>
-              <w:left w:val="single" w:sz="4" w:space="0" w:color="C5D4DC"/>
-              <w:bottom w:val="single" w:sz="4" w:space="0" w:color="C5D4DC"/>
-              <w:right w:val="single" w:sz="4" w:space="0" w:color="C5D4DC"/>
-            </w:tcBorders>
-            <w:tcMar>
-              <w:top w:w="30" w:type="dxa"/>
-              <w:left w:w="40" w:type="dxa"/>
-              <w:bottom w:w="30" w:type="dxa"/>
-              <w:right w:w="40" w:type="dxa"/>
-            </w:tcMar>
-          </w:tcPr>
-          <w:p>
-            <w:r/>
             <w:r>
               <w:rPr>
                 <w:rFonts w:ascii="Calibri" w:hAnsi="Calibri"/>
                 <w:b w:val="0"/>
                 <w:i w:val="0"/>
                 <w:color w:val="4A5568"/>
-                <w:sz w:val="18"/>
+                <w:sz w:val="16"/>
               </w:rPr>
-              <w:t>Tan pronto se estabilice la situación o al solicitarlo el usuario.</w:t>
+              <w:t>Al estabilizar o al solicitarlo</w:t>
             </w:r>
           </w:p>
         </w:tc>
@@ -3025,7 +2604,23 @@
     </w:tbl>
     <w:p>
       <w:pPr>
-        <w:spacing w:before="80" w:after="40" w:line="276" w:lineRule="auto"/>
+        <w:spacing w:before="40" w:after="20" w:line="259" w:lineRule="auto"/>
+      </w:pPr>
+      <w:r>
+        <w:rPr>
+          <w:rFonts w:ascii="Calibri" w:hAnsi="Calibri"/>
+          <w:b/>
+          <w:i w:val="0"/>
+          <w:color w:val="2A6F6F"/>
+          <w:sz w:val="18"/>
+        </w:rPr>
+        <w:t>Pasos:</w:t>
+      </w:r>
+    </w:p>
+    <w:p>
+      <w:pPr>
+        <w:spacing w:before="0" w:after="40" w:line="252" w:lineRule="auto"/>
+        <w:ind w:left="113"/>
       </w:pPr>
       <w:r>
         <w:rPr>
@@ -3035,22 +2630,6 @@
           <w:color w:val="2A6F6F"/>
           <w:sz w:val="20"/>
         </w:rPr>
-        <w:t>Pasos para completar:</w:t>
-      </w:r>
-    </w:p>
-    <w:p>
-      <w:pPr>
-        <w:spacing w:before="0" w:after="80"/>
-        <w:ind w:left="142"/>
-      </w:pPr>
-      <w:r>
-        <w:rPr>
-          <w:rFonts w:ascii="Calibri" w:hAnsi="Calibri"/>
-          <w:b/>
-          <w:i w:val="0"/>
-          <w:color w:val="2A6F6F"/>
-          <w:sz w:val="22"/>
-        </w:rPr>
         <w:t xml:space="preserve">1.  </w:t>
       </w:r>
       <w:r>
@@ -3059,15 +2638,15 @@
           <w:b w:val="0"/>
           <w:i w:val="0"/>
           <w:color w:val="4A5568"/>
-          <w:sz w:val="22"/>
+          <w:sz w:val="20"/>
         </w:rPr>
-        <w:t>Informe en entorno privado, sin terceros ajenos.</w:t>
+        <w:t>Informe en entorno privado.</w:t>
       </w:r>
     </w:p>
     <w:p>
       <w:pPr>
-        <w:spacing w:before="0" w:after="80"/>
-        <w:ind w:left="142"/>
+        <w:spacing w:before="0" w:after="40" w:line="252" w:lineRule="auto"/>
+        <w:ind w:left="113"/>
       </w:pPr>
       <w:r>
         <w:rPr>
@@ -3075,7 +2654,7 @@
           <w:b/>
           <w:i w:val="0"/>
           <w:color w:val="2A6F6F"/>
-          <w:sz w:val="22"/>
+          <w:sz w:val="20"/>
         </w:rPr>
         <w:t xml:space="preserve">2.  </w:t>
       </w:r>
@@ -3085,15 +2664,15 @@
           <w:b w:val="0"/>
           <w:i w:val="0"/>
           <w:color w:val="4A5568"/>
-          <w:sz w:val="22"/>
+          <w:sz w:val="20"/>
         </w:rPr>
-        <w:t>Marque qué se comunicó (indisponibilidad, recuperación, reconstrucción).</w:t>
+        <w:t>Marque lo comunicado.</w:t>
       </w:r>
     </w:p>
     <w:p>
       <w:pPr>
-        <w:spacing w:before="0" w:after="80"/>
-        <w:ind w:left="142"/>
+        <w:spacing w:before="0" w:after="40" w:line="252" w:lineRule="auto"/>
+        <w:ind w:left="113"/>
       </w:pPr>
       <w:r>
         <w:rPr>
@@ -3101,7 +2680,7 @@
           <w:b/>
           <w:i w:val="0"/>
           <w:color w:val="2A6F6F"/>
-          <w:sz w:val="22"/>
+          <w:sz w:val="20"/>
         </w:rPr>
         <w:t xml:space="preserve">3.  </w:t>
       </w:r>
@@ -3111,15 +2690,15 @@
           <w:b w:val="0"/>
           <w:i w:val="0"/>
           <w:color w:val="4A5568"/>
-          <w:sz w:val="22"/>
+          <w:sz w:val="20"/>
         </w:rPr>
-        <w:t>Si solicita copia certificada, entregue en máximo 48 horas.</w:t>
+        <w:t>Copia certificada ≤ 48 h si solicita.</w:t>
       </w:r>
     </w:p>
     <w:p>
       <w:pPr>
-        <w:spacing w:before="0" w:after="80"/>
-        <w:ind w:left="142"/>
+        <w:spacing w:before="0" w:after="40" w:line="252" w:lineRule="auto"/>
+        <w:ind w:left="113"/>
       </w:pPr>
       <w:r>
         <w:rPr>
@@ -3127,7 +2706,7 @@
           <w:b/>
           <w:i w:val="0"/>
           <w:color w:val="2A6F6F"/>
-          <w:sz w:val="22"/>
+          <w:sz w:val="20"/>
         </w:rPr>
         <w:t xml:space="preserve">4.  </w:t>
       </w:r>
@@ -3137,22 +2716,14 @@
           <w:b w:val="0"/>
           <w:i w:val="0"/>
           <w:color w:val="4A5568"/>
-          <w:sz w:val="22"/>
+          <w:sz w:val="20"/>
         </w:rPr>
-        <w:t>Recabe firma del usuario y del personal que notifica.</w:t>
+        <w:t>Firmas de usuario y personal.</w:t>
       </w:r>
     </w:p>
     <w:p>
       <w:pPr>
-        <w:spacing w:before="0" w:after="120"/>
-        <w:pBdr>
-          <w:bottom w:val="single" w:sz="10" w:space="1" w:color="C5D4DC"/>
-        </w:pBdr>
-      </w:pPr>
-    </w:p>
-    <w:p>
-      <w:pPr>
-        <w:spacing w:before="160" w:after="80" w:line="276" w:lineRule="auto"/>
+        <w:spacing w:before="100" w:after="40" w:line="259" w:lineRule="auto"/>
       </w:pPr>
       <w:r>
         <w:rPr>
@@ -3160,7 +2731,7 @@
           <w:b/>
           <w:i w:val="0"/>
           <w:color w:val="1E3A5F"/>
-          <w:sz w:val="24"/>
+          <w:sz w:val="22"/>
         </w:rPr>
         <w:t>ACTA 06 — Informe de cierre</w:t>
       </w:r>
@@ -3171,25 +2742,26 @@
         <w:tblLook w:firstColumn="1" w:firstRow="1" w:lastColumn="0" w:lastRow="0" w:noHBand="0" w:noVBand="1" w:val="04A0"/>
       </w:tblPr>
       <w:tblGrid>
-        <w:gridCol w:w="5100"/>
-        <w:gridCol w:w="5100"/>
+        <w:gridCol w:w="3513"/>
+        <w:gridCol w:w="3513"/>
+        <w:gridCol w:w="3513"/>
       </w:tblGrid>
       <w:tr>
         <w:tc>
           <w:tcPr>
-            <w:tcW w:type="dxa" w:w="5100"/>
+            <w:tcW w:type="dxa" w:w="3513"/>
             <w:shd w:fill="F0F5F7" w:val="clear"/>
             <w:tcBorders>
-              <w:top w:val="single" w:sz="4" w:space="0" w:color="C5D4DC"/>
-              <w:left w:val="single" w:sz="4" w:space="0" w:color="C5D4DC"/>
-              <w:bottom w:val="single" w:sz="4" w:space="0" w:color="C5D4DC"/>
-              <w:right w:val="single" w:sz="4" w:space="0" w:color="C5D4DC"/>
+              <w:top w:val="single" w:sz="3" w:space="0" w:color="C5D4DC"/>
+              <w:left w:val="single" w:sz="3" w:space="0" w:color="C5D4DC"/>
+              <w:bottom w:val="single" w:sz="3" w:space="0" w:color="C5D4DC"/>
+              <w:right w:val="single" w:sz="3" w:space="0" w:color="C5D4DC"/>
             </w:tcBorders>
             <w:tcMar>
-              <w:top w:w="30" w:type="dxa"/>
-              <w:left w:w="40" w:type="dxa"/>
-              <w:bottom w:w="30" w:type="dxa"/>
-              <w:right w:w="40" w:type="dxa"/>
+              <w:top w:w="20" w:type="dxa"/>
+              <w:left w:w="30" w:type="dxa"/>
+              <w:bottom w:w="20" w:type="dxa"/>
+              <w:right w:w="30" w:type="dxa"/>
             </w:tcMar>
           </w:tcPr>
           <w:p>
@@ -3200,60 +2772,38 @@
                 <w:b/>
                 <w:i w:val="0"/>
                 <w:color w:val="2A6F6F"/>
-                <w:sz w:val="18"/>
+                <w:sz w:val="16"/>
               </w:rPr>
-              <w:t>¿Cuándo usarla?</w:t>
+              <w:t>¿Cuándo?</w:t>
+              <w:br/>
             </w:r>
-          </w:p>
-        </w:tc>
-        <w:tc>
-          <w:tcPr>
-            <w:tcW w:type="dxa" w:w="5100"/>
-            <w:shd w:fill="FFFFFF" w:val="clear"/>
-            <w:tcBorders>
-              <w:top w:val="single" w:sz="4" w:space="0" w:color="C5D4DC"/>
-              <w:left w:val="single" w:sz="4" w:space="0" w:color="C5D4DC"/>
-              <w:bottom w:val="single" w:sz="4" w:space="0" w:color="C5D4DC"/>
-              <w:right w:val="single" w:sz="4" w:space="0" w:color="C5D4DC"/>
-            </w:tcBorders>
-            <w:tcMar>
-              <w:top w:w="30" w:type="dxa"/>
-              <w:left w:w="40" w:type="dxa"/>
-              <w:bottom w:w="30" w:type="dxa"/>
-              <w:right w:w="40" w:type="dxa"/>
-            </w:tcMar>
-          </w:tcPr>
-          <w:p>
-            <w:r/>
             <w:r>
               <w:rPr>
                 <w:rFonts w:ascii="Calibri" w:hAnsi="Calibri"/>
                 <w:b w:val="0"/>
                 <w:i w:val="0"/>
                 <w:color w:val="4A5568"/>
-                <w:sz w:val="18"/>
+                <w:sz w:val="16"/>
               </w:rPr>
-              <w:t>Al concluir las acciones técnicas y administrativas del incidente.</w:t>
+              <w:t>Al concluir acciones técnicas y administrativas.</w:t>
             </w:r>
           </w:p>
         </w:tc>
-      </w:tr>
-      <w:tr>
         <w:tc>
           <w:tcPr>
-            <w:tcW w:type="dxa" w:w="5100"/>
-            <w:shd w:fill="F0F5F7" w:val="clear"/>
+            <w:tcW w:type="dxa" w:w="3513"/>
+            <w:shd w:fill="F7F9FA" w:val="clear"/>
             <w:tcBorders>
-              <w:top w:val="single" w:sz="4" w:space="0" w:color="C5D4DC"/>
-              <w:left w:val="single" w:sz="4" w:space="0" w:color="C5D4DC"/>
-              <w:bottom w:val="single" w:sz="4" w:space="0" w:color="C5D4DC"/>
-              <w:right w:val="single" w:sz="4" w:space="0" w:color="C5D4DC"/>
+              <w:top w:val="single" w:sz="3" w:space="0" w:color="C5D4DC"/>
+              <w:left w:val="single" w:sz="3" w:space="0" w:color="C5D4DC"/>
+              <w:bottom w:val="single" w:sz="3" w:space="0" w:color="C5D4DC"/>
+              <w:right w:val="single" w:sz="3" w:space="0" w:color="C5D4DC"/>
             </w:tcBorders>
             <w:tcMar>
-              <w:top w:w="30" w:type="dxa"/>
-              <w:left w:w="40" w:type="dxa"/>
-              <w:bottom w:w="30" w:type="dxa"/>
-              <w:right w:w="40" w:type="dxa"/>
+              <w:top w:w="20" w:type="dxa"/>
+              <w:left w:w="30" w:type="dxa"/>
+              <w:bottom w:w="20" w:type="dxa"/>
+              <w:right w:w="30" w:type="dxa"/>
             </w:tcMar>
           </w:tcPr>
           <w:p>
@@ -3264,60 +2814,38 @@
                 <w:b/>
                 <w:i w:val="0"/>
                 <w:color w:val="2A6F6F"/>
-                <w:sz w:val="18"/>
+                <w:sz w:val="16"/>
               </w:rPr>
               <w:t>¿Quién firma?</w:t>
+              <w:br/>
             </w:r>
-          </w:p>
-        </w:tc>
-        <w:tc>
-          <w:tcPr>
-            <w:tcW w:type="dxa" w:w="5100"/>
-            <w:shd w:fill="FFFFFF" w:val="clear"/>
-            <w:tcBorders>
-              <w:top w:val="single" w:sz="4" w:space="0" w:color="C5D4DC"/>
-              <w:left w:val="single" w:sz="4" w:space="0" w:color="C5D4DC"/>
-              <w:bottom w:val="single" w:sz="4" w:space="0" w:color="C5D4DC"/>
-              <w:right w:val="single" w:sz="4" w:space="0" w:color="C5D4DC"/>
-            </w:tcBorders>
-            <w:tcMar>
-              <w:top w:w="30" w:type="dxa"/>
-              <w:left w:w="40" w:type="dxa"/>
-              <w:bottom w:w="30" w:type="dxa"/>
-              <w:right w:w="40" w:type="dxa"/>
-            </w:tcMar>
-          </w:tcPr>
-          <w:p>
-            <w:r/>
             <w:r>
               <w:rPr>
                 <w:rFonts w:ascii="Calibri" w:hAnsi="Calibri"/>
                 <w:b w:val="0"/>
                 <w:i w:val="0"/>
                 <w:color w:val="4A5568"/>
-                <w:sz w:val="18"/>
+                <w:sz w:val="16"/>
               </w:rPr>
-              <w:t>Admisiones (elabora), Calidad y Seguridad, Dirección del Hospital.</w:t>
+              <w:t>Admisiones (elabora) · Calidad · Dirección</w:t>
             </w:r>
           </w:p>
         </w:tc>
-      </w:tr>
-      <w:tr>
         <w:tc>
           <w:tcPr>
-            <w:tcW w:type="dxa" w:w="5100"/>
+            <w:tcW w:type="dxa" w:w="3513"/>
             <w:shd w:fill="F0F5F7" w:val="clear"/>
             <w:tcBorders>
-              <w:top w:val="single" w:sz="4" w:space="0" w:color="C5D4DC"/>
-              <w:left w:val="single" w:sz="4" w:space="0" w:color="C5D4DC"/>
-              <w:bottom w:val="single" w:sz="4" w:space="0" w:color="C5D4DC"/>
-              <w:right w:val="single" w:sz="4" w:space="0" w:color="C5D4DC"/>
+              <w:top w:val="single" w:sz="3" w:space="0" w:color="C5D4DC"/>
+              <w:left w:val="single" w:sz="3" w:space="0" w:color="C5D4DC"/>
+              <w:bottom w:val="single" w:sz="3" w:space="0" w:color="C5D4DC"/>
+              <w:right w:val="single" w:sz="3" w:space="0" w:color="C5D4DC"/>
             </w:tcBorders>
             <w:tcMar>
-              <w:top w:w="30" w:type="dxa"/>
-              <w:left w:w="40" w:type="dxa"/>
-              <w:bottom w:w="30" w:type="dxa"/>
-              <w:right w:w="40" w:type="dxa"/>
+              <w:top w:w="20" w:type="dxa"/>
+              <w:left w:w="30" w:type="dxa"/>
+              <w:bottom w:w="20" w:type="dxa"/>
+              <w:right w:w="30" w:type="dxa"/>
             </w:tcMar>
           </w:tcPr>
           <w:p>
@@ -3328,40 +2856,20 @@
                 <w:b/>
                 <w:i w:val="0"/>
                 <w:color w:val="2A6F6F"/>
-                <w:sz w:val="18"/>
+                <w:sz w:val="16"/>
               </w:rPr>
-              <w:t>¿Cuál es el plazo?</w:t>
+              <w:t>¿Plazo?</w:t>
+              <w:br/>
             </w:r>
-          </w:p>
-        </w:tc>
-        <w:tc>
-          <w:tcPr>
-            <w:tcW w:type="dxa" w:w="5100"/>
-            <w:shd w:fill="FFFFFF" w:val="clear"/>
-            <w:tcBorders>
-              <w:top w:val="single" w:sz="4" w:space="0" w:color="C5D4DC"/>
-              <w:left w:val="single" w:sz="4" w:space="0" w:color="C5D4DC"/>
-              <w:bottom w:val="single" w:sz="4" w:space="0" w:color="C5D4DC"/>
-              <w:right w:val="single" w:sz="4" w:space="0" w:color="C5D4DC"/>
-            </w:tcBorders>
-            <w:tcMar>
-              <w:top w:w="30" w:type="dxa"/>
-              <w:left w:w="40" w:type="dxa"/>
-              <w:bottom w:w="30" w:type="dxa"/>
-              <w:right w:w="40" w:type="dxa"/>
-            </w:tcMar>
-          </w:tcPr>
-          <w:p>
-            <w:r/>
             <w:r>
               <w:rPr>
                 <w:rFonts w:ascii="Calibri" w:hAnsi="Calibri"/>
                 <w:b w:val="0"/>
                 <w:i w:val="0"/>
                 <w:color w:val="4A5568"/>
-                <w:sz w:val="18"/>
+                <w:sz w:val="16"/>
               </w:rPr>
-              <w:t>Máximo 5 días hábiles desde la resolución operativa.</w:t>
+              <w:t>≤ 5 días hábiles</w:t>
             </w:r>
           </w:p>
         </w:tc>
@@ -3369,7 +2877,23 @@
     </w:tbl>
     <w:p>
       <w:pPr>
-        <w:spacing w:before="80" w:after="40" w:line="276" w:lineRule="auto"/>
+        <w:spacing w:before="40" w:after="20" w:line="259" w:lineRule="auto"/>
+      </w:pPr>
+      <w:r>
+        <w:rPr>
+          <w:rFonts w:ascii="Calibri" w:hAnsi="Calibri"/>
+          <w:b/>
+          <w:i w:val="0"/>
+          <w:color w:val="2A6F6F"/>
+          <w:sz w:val="18"/>
+        </w:rPr>
+        <w:t>Pasos:</w:t>
+      </w:r>
+    </w:p>
+    <w:p>
+      <w:pPr>
+        <w:spacing w:before="0" w:after="40" w:line="252" w:lineRule="auto"/>
+        <w:ind w:left="113"/>
       </w:pPr>
       <w:r>
         <w:rPr>
@@ -3379,22 +2903,6 @@
           <w:color w:val="2A6F6F"/>
           <w:sz w:val="20"/>
         </w:rPr>
-        <w:t>Pasos para completar:</w:t>
-      </w:r>
-    </w:p>
-    <w:p>
-      <w:pPr>
-        <w:spacing w:before="0" w:after="80"/>
-        <w:ind w:left="142"/>
-      </w:pPr>
-      <w:r>
-        <w:rPr>
-          <w:rFonts w:ascii="Calibri" w:hAnsi="Calibri"/>
-          <w:b/>
-          <w:i w:val="0"/>
-          <w:color w:val="2A6F6F"/>
-          <w:sz w:val="22"/>
-        </w:rPr>
         <w:t xml:space="preserve">1.  </w:t>
       </w:r>
       <w:r>
@@ -3403,15 +2911,15 @@
           <w:b w:val="0"/>
           <w:i w:val="0"/>
           <w:color w:val="4A5568"/>
-          <w:sz w:val="22"/>
+          <w:sz w:val="20"/>
         </w:rPr>
-        <w:t>Resuma causa, alcance y resultados (recuperadas / no recuperables).</w:t>
+        <w:t>Resuma causa, alcance y resultados.</w:t>
       </w:r>
     </w:p>
     <w:p>
       <w:pPr>
-        <w:spacing w:before="0" w:after="80"/>
-        <w:ind w:left="142"/>
+        <w:spacing w:before="0" w:after="40" w:line="252" w:lineRule="auto"/>
+        <w:ind w:left="113"/>
       </w:pPr>
       <w:r>
         <w:rPr>
@@ -3419,7 +2927,7 @@
           <w:b/>
           <w:i w:val="0"/>
           <w:color w:val="2A6F6F"/>
-          <w:sz w:val="22"/>
+          <w:sz w:val="20"/>
         </w:rPr>
         <w:t xml:space="preserve">2.  </w:t>
       </w:r>
@@ -3429,15 +2937,15 @@
           <w:b w:val="0"/>
           <w:i w:val="0"/>
           <w:color w:val="4A5568"/>
-          <w:sz w:val="22"/>
+          <w:sz w:val="20"/>
         </w:rPr>
-        <w:t>Liste acciones realizadas y medidas correctivas con plazos.</w:t>
+        <w:t>Acciones y medidas correctivas con plazos.</w:t>
       </w:r>
     </w:p>
     <w:p>
       <w:pPr>
-        <w:spacing w:before="0" w:after="80"/>
-        <w:ind w:left="142"/>
+        <w:spacing w:before="0" w:after="40" w:line="252" w:lineRule="auto"/>
+        <w:ind w:left="113"/>
       </w:pPr>
       <w:r>
         <w:rPr>
@@ -3445,7 +2953,7 @@
           <w:b/>
           <w:i w:val="0"/>
           <w:color w:val="2A6F6F"/>
-          <w:sz w:val="22"/>
+          <w:sz w:val="20"/>
         </w:rPr>
         <w:t xml:space="preserve">3.  </w:t>
       </w:r>
@@ -3455,15 +2963,15 @@
           <w:b w:val="0"/>
           <w:i w:val="0"/>
           <w:color w:val="4A5568"/>
-          <w:sz w:val="22"/>
+          <w:sz w:val="20"/>
         </w:rPr>
-        <w:t>Indique impacto en derechos del usuario y responsabilidades.</w:t>
+        <w:t>Impacto y responsabilidades.</w:t>
       </w:r>
     </w:p>
     <w:p>
       <w:pPr>
-        <w:spacing w:before="0" w:after="80"/>
-        <w:ind w:left="142"/>
+        <w:spacing w:before="0" w:after="40" w:line="252" w:lineRule="auto"/>
+        <w:ind w:left="113"/>
       </w:pPr>
       <w:r>
         <w:rPr>
@@ -3471,7 +2979,7 @@
           <w:b/>
           <w:i w:val="0"/>
           <w:color w:val="2A6F6F"/>
-          <w:sz w:val="22"/>
+          <w:sz w:val="20"/>
         </w:rPr>
         <w:t xml:space="preserve">4.  </w:t>
       </w:r>
@@ -3481,22 +2989,14 @@
           <w:b w:val="0"/>
           <w:i w:val="0"/>
           <w:color w:val="4A5568"/>
-          <w:sz w:val="22"/>
+          <w:sz w:val="20"/>
         </w:rPr>
-        <w:t>Archive el expediente INC-HC en área restringida.</w:t>
+        <w:t>Archive INC-HC en área restringida.</w:t>
       </w:r>
     </w:p>
     <w:p>
       <w:pPr>
-        <w:spacing w:before="0" w:after="120"/>
-        <w:pBdr>
-          <w:bottom w:val="single" w:sz="10" w:space="1" w:color="C5D4DC"/>
-        </w:pBdr>
-      </w:pPr>
-    </w:p>
-    <w:p>
-      <w:pPr>
-        <w:spacing w:before="160" w:after="80" w:line="276" w:lineRule="auto"/>
+        <w:spacing w:before="100" w:after="40" w:line="259" w:lineRule="auto"/>
       </w:pPr>
       <w:r>
         <w:rPr>
@@ -3504,9 +3004,9 @@
           <w:b/>
           <w:i w:val="0"/>
           <w:color w:val="1E3A5F"/>
-          <w:sz w:val="24"/>
+          <w:sz w:val="22"/>
         </w:rPr>
-        <w:t>ANEXO A — Formulario de contingencia</w:t>
+        <w:t>ANEXO A — Contingencia asistencial</w:t>
       </w:r>
     </w:p>
     <w:tbl>
@@ -3515,25 +3015,26 @@
         <w:tblLook w:firstColumn="1" w:firstRow="1" w:lastColumn="0" w:lastRow="0" w:noHBand="0" w:noVBand="1" w:val="04A0"/>
       </w:tblPr>
       <w:tblGrid>
-        <w:gridCol w:w="5100"/>
-        <w:gridCol w:w="5100"/>
+        <w:gridCol w:w="3513"/>
+        <w:gridCol w:w="3513"/>
+        <w:gridCol w:w="3513"/>
       </w:tblGrid>
       <w:tr>
         <w:tc>
           <w:tcPr>
-            <w:tcW w:type="dxa" w:w="5100"/>
+            <w:tcW w:type="dxa" w:w="3513"/>
             <w:shd w:fill="F0F5F7" w:val="clear"/>
             <w:tcBorders>
-              <w:top w:val="single" w:sz="4" w:space="0" w:color="C5D4DC"/>
-              <w:left w:val="single" w:sz="4" w:space="0" w:color="C5D4DC"/>
-              <w:bottom w:val="single" w:sz="4" w:space="0" w:color="C5D4DC"/>
-              <w:right w:val="single" w:sz="4" w:space="0" w:color="C5D4DC"/>
+              <w:top w:val="single" w:sz="3" w:space="0" w:color="C5D4DC"/>
+              <w:left w:val="single" w:sz="3" w:space="0" w:color="C5D4DC"/>
+              <w:bottom w:val="single" w:sz="3" w:space="0" w:color="C5D4DC"/>
+              <w:right w:val="single" w:sz="3" w:space="0" w:color="C5D4DC"/>
             </w:tcBorders>
             <w:tcMar>
-              <w:top w:w="30" w:type="dxa"/>
-              <w:left w:w="40" w:type="dxa"/>
-              <w:bottom w:w="30" w:type="dxa"/>
-              <w:right w:w="40" w:type="dxa"/>
+              <w:top w:w="20" w:type="dxa"/>
+              <w:left w:w="30" w:type="dxa"/>
+              <w:bottom w:w="20" w:type="dxa"/>
+              <w:right w:w="30" w:type="dxa"/>
             </w:tcMar>
           </w:tcPr>
           <w:p>
@@ -3544,60 +3045,38 @@
                 <w:b/>
                 <w:i w:val="0"/>
                 <w:color w:val="2A6F6F"/>
-                <w:sz w:val="18"/>
+                <w:sz w:val="16"/>
               </w:rPr>
-              <w:t>¿Cuándo usarla?</w:t>
+              <w:t>¿Cuándo?</w:t>
+              <w:br/>
             </w:r>
-          </w:p>
-        </w:tc>
-        <w:tc>
-          <w:tcPr>
-            <w:tcW w:type="dxa" w:w="5100"/>
-            <w:shd w:fill="FFFFFF" w:val="clear"/>
-            <w:tcBorders>
-              <w:top w:val="single" w:sz="4" w:space="0" w:color="C5D4DC"/>
-              <w:left w:val="single" w:sz="4" w:space="0" w:color="C5D4DC"/>
-              <w:bottom w:val="single" w:sz="4" w:space="0" w:color="C5D4DC"/>
-              <w:right w:val="single" w:sz="4" w:space="0" w:color="C5D4DC"/>
-            </w:tcBorders>
-            <w:tcMar>
-              <w:top w:w="30" w:type="dxa"/>
-              <w:left w:w="40" w:type="dxa"/>
-              <w:bottom w:w="30" w:type="dxa"/>
-              <w:right w:w="40" w:type="dxa"/>
-            </w:tcMar>
-          </w:tcPr>
-          <w:p>
-            <w:r/>
             <w:r>
               <w:rPr>
                 <w:rFonts w:ascii="Calibri" w:hAnsi="Calibri"/>
                 <w:b w:val="0"/>
                 <w:i w:val="0"/>
                 <w:color w:val="4A5568"/>
-                <w:sz w:val="18"/>
+                <w:sz w:val="16"/>
               </w:rPr>
-              <w:t>Si hay paciente en atención y la HCU no está disponible.</w:t>
+              <w:t>Paciente en atención sin HCU disponible.</w:t>
             </w:r>
           </w:p>
         </w:tc>
-      </w:tr>
-      <w:tr>
         <w:tc>
           <w:tcPr>
-            <w:tcW w:type="dxa" w:w="5100"/>
-            <w:shd w:fill="F0F5F7" w:val="clear"/>
+            <w:tcW w:type="dxa" w:w="3513"/>
+            <w:shd w:fill="F7F9FA" w:val="clear"/>
             <w:tcBorders>
-              <w:top w:val="single" w:sz="4" w:space="0" w:color="C5D4DC"/>
-              <w:left w:val="single" w:sz="4" w:space="0" w:color="C5D4DC"/>
-              <w:bottom w:val="single" w:sz="4" w:space="0" w:color="C5D4DC"/>
-              <w:right w:val="single" w:sz="4" w:space="0" w:color="C5D4DC"/>
+              <w:top w:val="single" w:sz="3" w:space="0" w:color="C5D4DC"/>
+              <w:left w:val="single" w:sz="3" w:space="0" w:color="C5D4DC"/>
+              <w:bottom w:val="single" w:sz="3" w:space="0" w:color="C5D4DC"/>
+              <w:right w:val="single" w:sz="3" w:space="0" w:color="C5D4DC"/>
             </w:tcBorders>
             <w:tcMar>
-              <w:top w:w="30" w:type="dxa"/>
-              <w:left w:w="40" w:type="dxa"/>
-              <w:bottom w:w="30" w:type="dxa"/>
-              <w:right w:w="40" w:type="dxa"/>
+              <w:top w:w="20" w:type="dxa"/>
+              <w:left w:w="30" w:type="dxa"/>
+              <w:bottom w:w="20" w:type="dxa"/>
+              <w:right w:w="30" w:type="dxa"/>
             </w:tcMar>
           </w:tcPr>
           <w:p>
@@ -3608,60 +3087,38 @@
                 <w:b/>
                 <w:i w:val="0"/>
                 <w:color w:val="2A6F6F"/>
-                <w:sz w:val="18"/>
+                <w:sz w:val="16"/>
               </w:rPr>
               <w:t>¿Quién firma?</w:t>
+              <w:br/>
             </w:r>
-          </w:p>
-        </w:tc>
-        <w:tc>
-          <w:tcPr>
-            <w:tcW w:type="dxa" w:w="5100"/>
-            <w:shd w:fill="FFFFFF" w:val="clear"/>
-            <w:tcBorders>
-              <w:top w:val="single" w:sz="4" w:space="0" w:color="C5D4DC"/>
-              <w:left w:val="single" w:sz="4" w:space="0" w:color="C5D4DC"/>
-              <w:bottom w:val="single" w:sz="4" w:space="0" w:color="C5D4DC"/>
-              <w:right w:val="single" w:sz="4" w:space="0" w:color="C5D4DC"/>
-            </w:tcBorders>
-            <w:tcMar>
-              <w:top w:w="30" w:type="dxa"/>
-              <w:left w:w="40" w:type="dxa"/>
-              <w:bottom w:w="30" w:type="dxa"/>
-              <w:right w:w="40" w:type="dxa"/>
-            </w:tcMar>
-          </w:tcPr>
-          <w:p>
-            <w:r/>
             <w:r>
               <w:rPr>
                 <w:rFonts w:ascii="Calibri" w:hAnsi="Calibri"/>
                 <w:b w:val="0"/>
                 <w:i w:val="0"/>
                 <w:color w:val="4A5568"/>
-                <w:sz w:val="18"/>
+                <w:sz w:val="16"/>
               </w:rPr>
-              <w:t>Profesional que atiende, Admisiones (recepción), Calidad y Seguridad.</w:t>
+              <w:t>Profesional · Admisiones · Calidad</w:t>
             </w:r>
           </w:p>
         </w:tc>
-      </w:tr>
-      <w:tr>
         <w:tc>
           <w:tcPr>
-            <w:tcW w:type="dxa" w:w="5100"/>
+            <w:tcW w:type="dxa" w:w="3513"/>
             <w:shd w:fill="F0F5F7" w:val="clear"/>
             <w:tcBorders>
-              <w:top w:val="single" w:sz="4" w:space="0" w:color="C5D4DC"/>
-              <w:left w:val="single" w:sz="4" w:space="0" w:color="C5D4DC"/>
-              <w:bottom w:val="single" w:sz="4" w:space="0" w:color="C5D4DC"/>
-              <w:right w:val="single" w:sz="4" w:space="0" w:color="C5D4DC"/>
+              <w:top w:val="single" w:sz="3" w:space="0" w:color="C5D4DC"/>
+              <w:left w:val="single" w:sz="3" w:space="0" w:color="C5D4DC"/>
+              <w:bottom w:val="single" w:sz="3" w:space="0" w:color="C5D4DC"/>
+              <w:right w:val="single" w:sz="3" w:space="0" w:color="C5D4DC"/>
             </w:tcBorders>
             <w:tcMar>
-              <w:top w:w="30" w:type="dxa"/>
-              <w:left w:w="40" w:type="dxa"/>
-              <w:bottom w:w="30" w:type="dxa"/>
-              <w:right w:w="40" w:type="dxa"/>
+              <w:top w:w="20" w:type="dxa"/>
+              <w:left w:w="30" w:type="dxa"/>
+              <w:bottom w:w="20" w:type="dxa"/>
+              <w:right w:w="30" w:type="dxa"/>
             </w:tcMar>
           </w:tcPr>
           <w:p>
@@ -3672,40 +3129,20 @@
                 <w:b/>
                 <w:i w:val="0"/>
                 <w:color w:val="2A6F6F"/>
-                <w:sz w:val="18"/>
+                <w:sz w:val="16"/>
               </w:rPr>
-              <w:t>¿Cuál es el plazo?</w:t>
+              <w:t>¿Plazo?</w:t>
+              <w:br/>
             </w:r>
-          </w:p>
-        </w:tc>
-        <w:tc>
-          <w:tcPr>
-            <w:tcW w:type="dxa" w:w="5100"/>
-            <w:shd w:fill="FFFFFF" w:val="clear"/>
-            <w:tcBorders>
-              <w:top w:val="single" w:sz="4" w:space="0" w:color="C5D4DC"/>
-              <w:left w:val="single" w:sz="4" w:space="0" w:color="C5D4DC"/>
-              <w:bottom w:val="single" w:sz="4" w:space="0" w:color="C5D4DC"/>
-              <w:right w:val="single" w:sz="4" w:space="0" w:color="C5D4DC"/>
-            </w:tcBorders>
-            <w:tcMar>
-              <w:top w:w="30" w:type="dxa"/>
-              <w:left w:w="40" w:type="dxa"/>
-              <w:bottom w:w="30" w:type="dxa"/>
-              <w:right w:w="40" w:type="dxa"/>
-            </w:tcMar>
-          </w:tcPr>
-          <w:p>
-            <w:r/>
             <w:r>
               <w:rPr>
                 <w:rFonts w:ascii="Calibri" w:hAnsi="Calibri"/>
                 <w:b w:val="0"/>
                 <w:i w:val="0"/>
                 <w:color w:val="4A5568"/>
-                <w:sz w:val="18"/>
+                <w:sz w:val="16"/>
               </w:rPr>
-              <w:t>Inmediato, mientras dura la contingencia asistencial.</w:t>
+              <w:t>Inmediato</w:t>
             </w:r>
           </w:p>
         </w:tc>
@@ -3713,7 +3150,23 @@
     </w:tbl>
     <w:p>
       <w:pPr>
-        <w:spacing w:before="80" w:after="40" w:line="276" w:lineRule="auto"/>
+        <w:spacing w:before="40" w:after="20" w:line="259" w:lineRule="auto"/>
+      </w:pPr>
+      <w:r>
+        <w:rPr>
+          <w:rFonts w:ascii="Calibri" w:hAnsi="Calibri"/>
+          <w:b/>
+          <w:i w:val="0"/>
+          <w:color w:val="2A6F6F"/>
+          <w:sz w:val="18"/>
+        </w:rPr>
+        <w:t>Pasos:</w:t>
+      </w:r>
+    </w:p>
+    <w:p>
+      <w:pPr>
+        <w:spacing w:before="0" w:after="40" w:line="252" w:lineRule="auto"/>
+        <w:ind w:left="113"/>
       </w:pPr>
       <w:r>
         <w:rPr>
@@ -3723,22 +3176,6 @@
           <w:color w:val="2A6F6F"/>
           <w:sz w:val="20"/>
         </w:rPr>
-        <w:t>Pasos para completar:</w:t>
-      </w:r>
-    </w:p>
-    <w:p>
-      <w:pPr>
-        <w:spacing w:before="0" w:after="80"/>
-        <w:ind w:left="142"/>
-      </w:pPr>
-      <w:r>
-        <w:rPr>
-          <w:rFonts w:ascii="Calibri" w:hAnsi="Calibri"/>
-          <w:b/>
-          <w:i w:val="0"/>
-          <w:color w:val="2A6F6F"/>
-          <w:sz w:val="22"/>
-        </w:rPr>
         <w:t xml:space="preserve">1.  </w:t>
       </w:r>
       <w:r>
@@ -3747,15 +3184,15 @@
           <w:b w:val="0"/>
           <w:i w:val="0"/>
           <w:color w:val="4A5568"/>
-          <w:sz w:val="22"/>
+          <w:sz w:val="20"/>
         </w:rPr>
-        <w:t>Complete identificación del usuario y del profesional.</w:t>
+        <w:t>Identifique usuario y profesional.</w:t>
       </w:r>
     </w:p>
     <w:p>
       <w:pPr>
-        <w:spacing w:before="0" w:after="80"/>
-        <w:ind w:left="142"/>
+        <w:spacing w:before="0" w:after="40" w:line="252" w:lineRule="auto"/>
+        <w:ind w:left="113"/>
       </w:pPr>
       <w:r>
         <w:rPr>
@@ -3763,7 +3200,7 @@
           <w:b/>
           <w:i w:val="0"/>
           <w:color w:val="2A6F6F"/>
-          <w:sz w:val="22"/>
+          <w:sz w:val="20"/>
         </w:rPr>
         <w:t xml:space="preserve">2.  </w:t>
       </w:r>
@@ -3773,15 +3210,15 @@
           <w:b w:val="0"/>
           <w:i w:val="0"/>
           <w:color w:val="4A5568"/>
-          <w:sz w:val="22"/>
+          <w:sz w:val="20"/>
         </w:rPr>
-        <w:t>Registre el acto clínico (motivo, anamnesis, examen, diagnóstico, plan).</w:t>
+        <w:t>Registre acto clínico completo.</w:t>
       </w:r>
     </w:p>
     <w:p>
       <w:pPr>
-        <w:spacing w:before="0" w:after="80"/>
-        <w:ind w:left="142"/>
+        <w:spacing w:before="0" w:after="40" w:line="252" w:lineRule="auto"/>
+        <w:ind w:left="113"/>
       </w:pPr>
       <w:r>
         <w:rPr>
@@ -3789,7 +3226,7 @@
           <w:b/>
           <w:i w:val="0"/>
           <w:color w:val="2A6F6F"/>
-          <w:sz w:val="22"/>
+          <w:sz w:val="20"/>
         </w:rPr>
         <w:t xml:space="preserve">3.  </w:t>
       </w:r>
@@ -3799,15 +3236,15 @@
           <w:b w:val="0"/>
           <w:i w:val="0"/>
           <w:color w:val="4A5568"/>
-          <w:sz w:val="22"/>
+          <w:sz w:val="20"/>
         </w:rPr>
-        <w:t>No deje el formulario a la vista de terceros (CONFIDENCIAL).</w:t>
+        <w:t>No deje a la vista (CONFIDENCIAL).</w:t>
       </w:r>
     </w:p>
     <w:p>
       <w:pPr>
-        <w:spacing w:before="0" w:after="80"/>
-        <w:ind w:left="142"/>
+        <w:spacing w:before="0" w:after="40" w:line="252" w:lineRule="auto"/>
+        <w:ind w:left="113"/>
       </w:pPr>
       <w:r>
         <w:rPr>
@@ -3815,7 +3252,7 @@
           <w:b/>
           <w:i w:val="0"/>
           <w:color w:val="2A6F6F"/>
-          <w:sz w:val="22"/>
+          <w:sz w:val="20"/>
         </w:rPr>
         <w:t xml:space="preserve">4.  </w:t>
       </w:r>
@@ -3825,22 +3262,14 @@
           <w:b w:val="0"/>
           <w:i w:val="0"/>
           <w:color w:val="4A5568"/>
-          <w:sz w:val="22"/>
+          <w:sz w:val="20"/>
         </w:rPr>
-        <w:t>Al recuperar la HCU, transcriba el contenido y archive el Anexo A en el INC-HC.</w:t>
+        <w:t>Transcriba a la HCU y archive en INC-HC.</w:t>
       </w:r>
     </w:p>
     <w:p>
       <w:pPr>
-        <w:spacing w:before="0" w:after="120"/>
-        <w:pBdr>
-          <w:bottom w:val="single" w:sz="10" w:space="1" w:color="C5D4DC"/>
-        </w:pBdr>
-      </w:pPr>
-    </w:p>
-    <w:p>
-      <w:pPr>
-        <w:spacing w:before="160" w:after="80" w:line="276" w:lineRule="auto"/>
+        <w:spacing w:before="100" w:after="40" w:line="259" w:lineRule="auto"/>
       </w:pPr>
       <w:r>
         <w:rPr>
@@ -3848,7 +3277,7 @@
           <w:b/>
           <w:i w:val="0"/>
           <w:color w:val="1E3A5F"/>
-          <w:sz w:val="24"/>
+          <w:sz w:val="22"/>
         </w:rPr>
         <w:t>ANEXO B — Lista de verificación</w:t>
       </w:r>
@@ -3859,25 +3288,26 @@
         <w:tblLook w:firstColumn="1" w:firstRow="1" w:lastColumn="0" w:lastRow="0" w:noHBand="0" w:noVBand="1" w:val="04A0"/>
       </w:tblPr>
       <w:tblGrid>
-        <w:gridCol w:w="5100"/>
-        <w:gridCol w:w="5100"/>
+        <w:gridCol w:w="3513"/>
+        <w:gridCol w:w="3513"/>
+        <w:gridCol w:w="3513"/>
       </w:tblGrid>
       <w:tr>
         <w:tc>
           <w:tcPr>
-            <w:tcW w:type="dxa" w:w="5100"/>
+            <w:tcW w:type="dxa" w:w="3513"/>
             <w:shd w:fill="F0F5F7" w:val="clear"/>
             <w:tcBorders>
-              <w:top w:val="single" w:sz="4" w:space="0" w:color="C5D4DC"/>
-              <w:left w:val="single" w:sz="4" w:space="0" w:color="C5D4DC"/>
-              <w:bottom w:val="single" w:sz="4" w:space="0" w:color="C5D4DC"/>
-              <w:right w:val="single" w:sz="4" w:space="0" w:color="C5D4DC"/>
+              <w:top w:val="single" w:sz="3" w:space="0" w:color="C5D4DC"/>
+              <w:left w:val="single" w:sz="3" w:space="0" w:color="C5D4DC"/>
+              <w:bottom w:val="single" w:sz="3" w:space="0" w:color="C5D4DC"/>
+              <w:right w:val="single" w:sz="3" w:space="0" w:color="C5D4DC"/>
             </w:tcBorders>
             <w:tcMar>
-              <w:top w:w="30" w:type="dxa"/>
-              <w:left w:w="40" w:type="dxa"/>
-              <w:bottom w:w="30" w:type="dxa"/>
-              <w:right w:w="40" w:type="dxa"/>
+              <w:top w:w="20" w:type="dxa"/>
+              <w:left w:w="30" w:type="dxa"/>
+              <w:bottom w:w="20" w:type="dxa"/>
+              <w:right w:w="30" w:type="dxa"/>
             </w:tcMar>
           </w:tcPr>
           <w:p>
@@ -3888,60 +3318,38 @@
                 <w:b/>
                 <w:i w:val="0"/>
                 <w:color w:val="2A6F6F"/>
-                <w:sz w:val="18"/>
+                <w:sz w:val="16"/>
               </w:rPr>
-              <w:t>¿Cuándo usarla?</w:t>
+              <w:t>¿Cuándo?</w:t>
+              <w:br/>
             </w:r>
-          </w:p>
-        </w:tc>
-        <w:tc>
-          <w:tcPr>
-            <w:tcW w:type="dxa" w:w="5100"/>
-            <w:shd w:fill="FFFFFF" w:val="clear"/>
-            <w:tcBorders>
-              <w:top w:val="single" w:sz="4" w:space="0" w:color="C5D4DC"/>
-              <w:left w:val="single" w:sz="4" w:space="0" w:color="C5D4DC"/>
-              <w:bottom w:val="single" w:sz="4" w:space="0" w:color="C5D4DC"/>
-              <w:right w:val="single" w:sz="4" w:space="0" w:color="C5D4DC"/>
-            </w:tcBorders>
-            <w:tcMar>
-              <w:top w:w="30" w:type="dxa"/>
-              <w:left w:w="40" w:type="dxa"/>
-              <w:bottom w:w="30" w:type="dxa"/>
-              <w:right w:w="40" w:type="dxa"/>
-            </w:tcMar>
-          </w:tcPr>
-          <w:p>
-            <w:r/>
             <w:r>
               <w:rPr>
                 <w:rFonts w:ascii="Calibri" w:hAnsi="Calibri"/>
                 <w:b w:val="0"/>
                 <w:i w:val="0"/>
                 <w:color w:val="4A5568"/>
-                <w:sz w:val="18"/>
+                <w:sz w:val="16"/>
               </w:rPr>
-              <w:t>Para comprobar que el hospital tiene implementado el protocolo (no es por cada incidente).</w:t>
+              <w:t>Verificar implementación del protocolo (no por incidente).</w:t>
             </w:r>
           </w:p>
         </w:tc>
-      </w:tr>
-      <w:tr>
         <w:tc>
           <w:tcPr>
-            <w:tcW w:type="dxa" w:w="5100"/>
-            <w:shd w:fill="F0F5F7" w:val="clear"/>
+            <w:tcW w:type="dxa" w:w="3513"/>
+            <w:shd w:fill="F7F9FA" w:val="clear"/>
             <w:tcBorders>
-              <w:top w:val="single" w:sz="4" w:space="0" w:color="C5D4DC"/>
-              <w:left w:val="single" w:sz="4" w:space="0" w:color="C5D4DC"/>
-              <w:bottom w:val="single" w:sz="4" w:space="0" w:color="C5D4DC"/>
-              <w:right w:val="single" w:sz="4" w:space="0" w:color="C5D4DC"/>
+              <w:top w:val="single" w:sz="3" w:space="0" w:color="C5D4DC"/>
+              <w:left w:val="single" w:sz="3" w:space="0" w:color="C5D4DC"/>
+              <w:bottom w:val="single" w:sz="3" w:space="0" w:color="C5D4DC"/>
+              <w:right w:val="single" w:sz="3" w:space="0" w:color="C5D4DC"/>
             </w:tcBorders>
             <w:tcMar>
-              <w:top w:w="30" w:type="dxa"/>
-              <w:left w:w="40" w:type="dxa"/>
-              <w:bottom w:w="30" w:type="dxa"/>
-              <w:right w:w="40" w:type="dxa"/>
+              <w:top w:w="20" w:type="dxa"/>
+              <w:left w:w="30" w:type="dxa"/>
+              <w:bottom w:w="20" w:type="dxa"/>
+              <w:right w:w="30" w:type="dxa"/>
             </w:tcMar>
           </w:tcPr>
           <w:p>
@@ -3952,60 +3360,38 @@
                 <w:b/>
                 <w:i w:val="0"/>
                 <w:color w:val="2A6F6F"/>
-                <w:sz w:val="18"/>
+                <w:sz w:val="16"/>
               </w:rPr>
               <w:t>¿Quién firma?</w:t>
+              <w:br/>
             </w:r>
-          </w:p>
-        </w:tc>
-        <w:tc>
-          <w:tcPr>
-            <w:tcW w:type="dxa" w:w="5100"/>
-            <w:shd w:fill="FFFFFF" w:val="clear"/>
-            <w:tcBorders>
-              <w:top w:val="single" w:sz="4" w:space="0" w:color="C5D4DC"/>
-              <w:left w:val="single" w:sz="4" w:space="0" w:color="C5D4DC"/>
-              <w:bottom w:val="single" w:sz="4" w:space="0" w:color="C5D4DC"/>
-              <w:right w:val="single" w:sz="4" w:space="0" w:color="C5D4DC"/>
-            </w:tcBorders>
-            <w:tcMar>
-              <w:top w:w="30" w:type="dxa"/>
-              <w:left w:w="40" w:type="dxa"/>
-              <w:bottom w:w="30" w:type="dxa"/>
-              <w:right w:w="40" w:type="dxa"/>
-            </w:tcMar>
-          </w:tcPr>
-          <w:p>
-            <w:r/>
             <w:r>
               <w:rPr>
                 <w:rFonts w:ascii="Calibri" w:hAnsi="Calibri"/>
                 <w:b w:val="0"/>
                 <w:i w:val="0"/>
                 <w:color w:val="4A5568"/>
-                <w:sz w:val="18"/>
+                <w:sz w:val="16"/>
               </w:rPr>
-              <w:t>Admisiones, Calidad y Seguridad, Dirección.</w:t>
+              <w:t>Admisiones · Calidad · Dirección</w:t>
             </w:r>
           </w:p>
         </w:tc>
-      </w:tr>
-      <w:tr>
         <w:tc>
           <w:tcPr>
-            <w:tcW w:type="dxa" w:w="5100"/>
+            <w:tcW w:type="dxa" w:w="3513"/>
             <w:shd w:fill="F0F5F7" w:val="clear"/>
             <w:tcBorders>
-              <w:top w:val="single" w:sz="4" w:space="0" w:color="C5D4DC"/>
-              <w:left w:val="single" w:sz="4" w:space="0" w:color="C5D4DC"/>
-              <w:bottom w:val="single" w:sz="4" w:space="0" w:color="C5D4DC"/>
-              <w:right w:val="single" w:sz="4" w:space="0" w:color="C5D4DC"/>
+              <w:top w:val="single" w:sz="3" w:space="0" w:color="C5D4DC"/>
+              <w:left w:val="single" w:sz="3" w:space="0" w:color="C5D4DC"/>
+              <w:bottom w:val="single" w:sz="3" w:space="0" w:color="C5D4DC"/>
+              <w:right w:val="single" w:sz="3" w:space="0" w:color="C5D4DC"/>
             </w:tcBorders>
             <w:tcMar>
-              <w:top w:w="30" w:type="dxa"/>
-              <w:left w:w="40" w:type="dxa"/>
-              <w:bottom w:w="30" w:type="dxa"/>
-              <w:right w:w="40" w:type="dxa"/>
+              <w:top w:w="20" w:type="dxa"/>
+              <w:left w:w="30" w:type="dxa"/>
+              <w:bottom w:w="20" w:type="dxa"/>
+              <w:right w:w="30" w:type="dxa"/>
             </w:tcMar>
           </w:tcPr>
           <w:p>
@@ -4016,40 +3402,20 @@
                 <w:b/>
                 <w:i w:val="0"/>
                 <w:color w:val="2A6F6F"/>
-                <w:sz w:val="18"/>
+                <w:sz w:val="16"/>
               </w:rPr>
-              <w:t>¿Cuál es el plazo?</w:t>
+              <w:t>¿Plazo?</w:t>
+              <w:br/>
             </w:r>
-          </w:p>
-        </w:tc>
-        <w:tc>
-          <w:tcPr>
-            <w:tcW w:type="dxa" w:w="5100"/>
-            <w:shd w:fill="FFFFFF" w:val="clear"/>
-            <w:tcBorders>
-              <w:top w:val="single" w:sz="4" w:space="0" w:color="C5D4DC"/>
-              <w:left w:val="single" w:sz="4" w:space="0" w:color="C5D4DC"/>
-              <w:bottom w:val="single" w:sz="4" w:space="0" w:color="C5D4DC"/>
-              <w:right w:val="single" w:sz="4" w:space="0" w:color="C5D4DC"/>
-            </w:tcBorders>
-            <w:tcMar>
-              <w:top w:w="30" w:type="dxa"/>
-              <w:left w:w="40" w:type="dxa"/>
-              <w:bottom w:w="30" w:type="dxa"/>
-              <w:right w:w="40" w:type="dxa"/>
-            </w:tcMar>
-          </w:tcPr>
-          <w:p>
-            <w:r/>
             <w:r>
               <w:rPr>
                 <w:rFonts w:ascii="Calibri" w:hAnsi="Calibri"/>
                 <w:b w:val="0"/>
                 <w:i w:val="0"/>
                 <w:color w:val="4A5568"/>
-                <w:sz w:val="18"/>
+                <w:sz w:val="16"/>
               </w:rPr>
-              <w:t>Periódicamente (recomendado trimestral) o tras auditorías.</w:t>
+              <w:t>Trimestral / post-auditoría</w:t>
             </w:r>
           </w:p>
         </w:tc>
@@ -4057,7 +3423,23 @@
     </w:tbl>
     <w:p>
       <w:pPr>
-        <w:spacing w:before="80" w:after="40" w:line="276" w:lineRule="auto"/>
+        <w:spacing w:before="40" w:after="20" w:line="259" w:lineRule="auto"/>
+      </w:pPr>
+      <w:r>
+        <w:rPr>
+          <w:rFonts w:ascii="Calibri" w:hAnsi="Calibri"/>
+          <w:b/>
+          <w:i w:val="0"/>
+          <w:color w:val="2A6F6F"/>
+          <w:sz w:val="18"/>
+        </w:rPr>
+        <w:t>Pasos:</w:t>
+      </w:r>
+    </w:p>
+    <w:p>
+      <w:pPr>
+        <w:spacing w:before="0" w:after="40" w:line="252" w:lineRule="auto"/>
+        <w:ind w:left="113"/>
       </w:pPr>
       <w:r>
         <w:rPr>
@@ -4067,22 +3449,6 @@
           <w:color w:val="2A6F6F"/>
           <w:sz w:val="20"/>
         </w:rPr>
-        <w:t>Pasos para completar:</w:t>
-      </w:r>
-    </w:p>
-    <w:p>
-      <w:pPr>
-        <w:spacing w:before="0" w:after="80"/>
-        <w:ind w:left="142"/>
-      </w:pPr>
-      <w:r>
-        <w:rPr>
-          <w:rFonts w:ascii="Calibri" w:hAnsi="Calibri"/>
-          <w:b/>
-          <w:i w:val="0"/>
-          <w:color w:val="2A6F6F"/>
-          <w:sz w:val="22"/>
-        </w:rPr>
         <w:t xml:space="preserve">1.  </w:t>
       </w:r>
       <w:r>
@@ -4091,15 +3457,15 @@
           <w:b w:val="0"/>
           <w:i w:val="0"/>
           <w:color w:val="4A5568"/>
-          <w:sz w:val="22"/>
+          <w:sz w:val="20"/>
         </w:rPr>
-        <w:t>Marque cada ítem verificado (socialización, actas disponibles, archivo restringido, etc.).</w:t>
+        <w:t>Marque ítems verificados.</w:t>
       </w:r>
     </w:p>
     <w:p>
       <w:pPr>
-        <w:spacing w:before="0" w:after="80"/>
-        <w:ind w:left="142"/>
+        <w:spacing w:before="0" w:after="40" w:line="252" w:lineRule="auto"/>
+        <w:ind w:left="113"/>
       </w:pPr>
       <w:r>
         <w:rPr>
@@ -4107,7 +3473,7 @@
           <w:b/>
           <w:i w:val="0"/>
           <w:color w:val="2A6F6F"/>
-          <w:sz w:val="22"/>
+          <w:sz w:val="20"/>
         </w:rPr>
         <w:t xml:space="preserve">2.  </w:t>
       </w:r>
@@ -4117,15 +3483,15 @@
           <w:b w:val="0"/>
           <w:i w:val="0"/>
           <w:color w:val="4A5568"/>
-          <w:sz w:val="22"/>
+          <w:sz w:val="20"/>
         </w:rPr>
-        <w:t>Anote fecha y observaciones.</w:t>
+        <w:t>Fecha y observaciones.</w:t>
       </w:r>
     </w:p>
     <w:p>
       <w:pPr>
-        <w:spacing w:before="0" w:after="80"/>
-        <w:ind w:left="142"/>
+        <w:spacing w:before="0" w:after="40" w:line="252" w:lineRule="auto"/>
+        <w:ind w:left="113"/>
       </w:pPr>
       <w:r>
         <w:rPr>
@@ -4133,7 +3499,7 @@
           <w:b/>
           <w:i w:val="0"/>
           <w:color w:val="2A6F6F"/>
-          <w:sz w:val="22"/>
+          <w:sz w:val="20"/>
         </w:rPr>
         <w:t xml:space="preserve">3.  </w:t>
       </w:r>
@@ -4143,18 +3509,10 @@
           <w:b w:val="0"/>
           <w:i w:val="0"/>
           <w:color w:val="4A5568"/>
-          <w:sz w:val="22"/>
+          <w:sz w:val="20"/>
         </w:rPr>
-        <w:t>Suscriba las tres firmas de verificación.</w:t>
+        <w:t>Tres firmas de verificación.</w:t>
       </w:r>
-    </w:p>
-    <w:p>
-      <w:pPr>
-        <w:spacing w:before="0" w:after="120"/>
-        <w:pBdr>
-          <w:bottom w:val="single" w:sz="10" w:space="1" w:color="C5D4DC"/>
-        </w:pBdr>
-      </w:pPr>
     </w:p>
     <w:p>
       <w:r>
@@ -4167,24 +3525,24 @@
         <w:tblLook w:firstColumn="1" w:firstRow="1" w:lastColumn="0" w:lastRow="0" w:noHBand="0" w:noVBand="1" w:val="04A0"/>
       </w:tblPr>
       <w:tblGrid>
-        <w:gridCol w:w="10200"/>
+        <w:gridCol w:w="10540"/>
       </w:tblGrid>
       <w:tr>
         <w:tc>
           <w:tcPr>
-            <w:tcW w:type="dxa" w:w="10200"/>
+            <w:tcW w:type="dxa" w:w="10540"/>
             <w:shd w:fill="F0F5F7" w:val="clear"/>
             <w:tcBorders>
-              <w:top w:val="single" w:sz="8" w:space="0" w:color="2A6F6F"/>
-              <w:left w:val="single" w:sz="8" w:space="0" w:color="2A6F6F"/>
-              <w:bottom w:val="single" w:sz="8" w:space="0" w:color="2A6F6F"/>
-              <w:right w:val="single" w:sz="8" w:space="0" w:color="2A6F6F"/>
+              <w:top w:val="single" w:sz="6" w:space="0" w:color="2A6F6F"/>
+              <w:left w:val="single" w:sz="6" w:space="0" w:color="2A6F6F"/>
+              <w:bottom w:val="single" w:sz="6" w:space="0" w:color="2A6F6F"/>
+              <w:right w:val="single" w:sz="6" w:space="0" w:color="2A6F6F"/>
             </w:tcBorders>
             <w:tcMar>
-              <w:top w:w="50" w:type="dxa"/>
-              <w:left w:w="80" w:type="dxa"/>
-              <w:bottom w:w="50" w:type="dxa"/>
-              <w:right w:w="80" w:type="dxa"/>
+              <w:top w:w="35" w:type="dxa"/>
+              <w:left w:w="60" w:type="dxa"/>
+              <w:bottom w:w="35" w:type="dxa"/>
+              <w:right w:w="60" w:type="dxa"/>
             </w:tcMar>
           </w:tcPr>
           <w:p>
@@ -4197,17 +3555,12 @@
                 <w:color w:val="1E3A5F"/>
                 <w:sz w:val="24"/>
               </w:rPr>
-              <w:t>7.  ERRORES FRECUENTES Y CÓMO EVITARLOS</w:t>
+              <w:t>7. ERRORES FRECUENTES</w:t>
             </w:r>
           </w:p>
         </w:tc>
       </w:tr>
     </w:tbl>
-    <w:p>
-      <w:pPr>
-        <w:spacing w:after="120"/>
-      </w:pPr>
-    </w:p>
     <w:tbl>
       <w:tblPr>
         <w:tblW w:type="auto" w:w="0"/>
@@ -4215,25 +3568,25 @@
         <w:tblLook w:firstColumn="1" w:firstRow="1" w:lastColumn="0" w:lastRow="0" w:noHBand="0" w:noVBand="1" w:val="04A0"/>
       </w:tblPr>
       <w:tblGrid>
-        <w:gridCol w:w="5100"/>
-        <w:gridCol w:w="5100"/>
+        <w:gridCol w:w="5270"/>
+        <w:gridCol w:w="5270"/>
       </w:tblGrid>
       <w:tr>
         <w:tc>
           <w:tcPr>
-            <w:tcW w:type="dxa" w:w="5100"/>
+            <w:tcW w:type="dxa" w:w="5270"/>
             <w:shd w:fill="1E3A5F" w:val="clear"/>
             <w:tcBorders>
-              <w:top w:val="single" w:sz="4" w:space="0" w:color="1E3A5F"/>
-              <w:left w:val="single" w:sz="4" w:space="0" w:color="1E3A5F"/>
-              <w:bottom w:val="single" w:sz="4" w:space="0" w:color="1E3A5F"/>
-              <w:right w:val="single" w:sz="4" w:space="0" w:color="1E3A5F"/>
+              <w:top w:val="single" w:sz="3" w:space="0" w:color="1E3A5F"/>
+              <w:left w:val="single" w:sz="3" w:space="0" w:color="1E3A5F"/>
+              <w:bottom w:val="single" w:sz="3" w:space="0" w:color="1E3A5F"/>
+              <w:right w:val="single" w:sz="3" w:space="0" w:color="1E3A5F"/>
             </w:tcBorders>
             <w:tcMar>
-              <w:top w:w="35" w:type="dxa"/>
-              <w:left w:w="50" w:type="dxa"/>
-              <w:bottom w:w="35" w:type="dxa"/>
-              <w:right w:w="50" w:type="dxa"/>
+              <w:top w:w="25" w:type="dxa"/>
+              <w:left w:w="40" w:type="dxa"/>
+              <w:bottom w:w="25" w:type="dxa"/>
+              <w:right w:w="40" w:type="dxa"/>
             </w:tcMar>
           </w:tcPr>
           <w:p>
@@ -4249,25 +3602,25 @@
                 <w:color w:val="FFFFFF"/>
                 <w:sz w:val="18"/>
               </w:rPr>
-              <w:t>Error frecuente</w:t>
+              <w:t>Error</w:t>
             </w:r>
           </w:p>
         </w:tc>
         <w:tc>
           <w:tcPr>
-            <w:tcW w:type="dxa" w:w="5100"/>
+            <w:tcW w:type="dxa" w:w="5270"/>
             <w:shd w:fill="1E3A5F" w:val="clear"/>
             <w:tcBorders>
-              <w:top w:val="single" w:sz="4" w:space="0" w:color="1E3A5F"/>
-              <w:left w:val="single" w:sz="4" w:space="0" w:color="1E3A5F"/>
-              <w:bottom w:val="single" w:sz="4" w:space="0" w:color="1E3A5F"/>
-              <w:right w:val="single" w:sz="4" w:space="0" w:color="1E3A5F"/>
+              <w:top w:val="single" w:sz="3" w:space="0" w:color="1E3A5F"/>
+              <w:left w:val="single" w:sz="3" w:space="0" w:color="1E3A5F"/>
+              <w:bottom w:val="single" w:sz="3" w:space="0" w:color="1E3A5F"/>
+              <w:right w:val="single" w:sz="3" w:space="0" w:color="1E3A5F"/>
             </w:tcBorders>
             <w:tcMar>
-              <w:top w:w="35" w:type="dxa"/>
-              <w:left w:w="50" w:type="dxa"/>
-              <w:bottom w:w="35" w:type="dxa"/>
-              <w:right w:w="50" w:type="dxa"/>
+              <w:top w:w="25" w:type="dxa"/>
+              <w:left w:w="40" w:type="dxa"/>
+              <w:bottom w:w="25" w:type="dxa"/>
+              <w:right w:w="40" w:type="dxa"/>
             </w:tcMar>
           </w:tcPr>
           <w:p>
@@ -4283,7 +3636,7 @@
                 <w:color w:val="FFFFFF"/>
                 <w:sz w:val="18"/>
               </w:rPr>
-              <w:t>Cómo corregirlo / evitarlo</w:t>
+              <w:t>Corrección</w:t>
             </w:r>
           </w:p>
         </w:tc>
@@ -4291,19 +3644,19 @@
       <w:tr>
         <w:tc>
           <w:tcPr>
-            <w:tcW w:type="dxa" w:w="5100"/>
+            <w:tcW w:type="dxa" w:w="5270"/>
             <w:shd w:fill="F7F9FA" w:val="clear"/>
             <w:tcBorders>
-              <w:top w:val="single" w:sz="4" w:space="0" w:color="C5D4DC"/>
-              <w:left w:val="single" w:sz="4" w:space="0" w:color="C5D4DC"/>
-              <w:bottom w:val="single" w:sz="4" w:space="0" w:color="C5D4DC"/>
-              <w:right w:val="single" w:sz="4" w:space="0" w:color="C5D4DC"/>
+              <w:top w:val="single" w:sz="3" w:space="0" w:color="C5D4DC"/>
+              <w:left w:val="single" w:sz="3" w:space="0" w:color="C5D4DC"/>
+              <w:bottom w:val="single" w:sz="3" w:space="0" w:color="C5D4DC"/>
+              <w:right w:val="single" w:sz="3" w:space="0" w:color="C5D4DC"/>
             </w:tcBorders>
             <w:tcMar>
-              <w:top w:w="30" w:type="dxa"/>
-              <w:left w:w="50" w:type="dxa"/>
-              <w:bottom w:w="30" w:type="dxa"/>
-              <w:right w:w="50" w:type="dxa"/>
+              <w:top w:w="22" w:type="dxa"/>
+              <w:left w:w="40" w:type="dxa"/>
+              <w:bottom w:w="22" w:type="dxa"/>
+              <w:right w:w="40" w:type="dxa"/>
             </w:tcMar>
           </w:tcPr>
           <w:p>
@@ -4316,25 +3669,25 @@
                 <w:color w:val="4A5568"/>
                 <w:sz w:val="18"/>
               </w:rPr>
-              <w:t>Empezar por Acta 03 o 04 sin Acta 01</w:t>
+              <w:t>Empezar sin Acta 01</w:t>
             </w:r>
           </w:p>
         </w:tc>
         <w:tc>
           <w:tcPr>
-            <w:tcW w:type="dxa" w:w="5100"/>
+            <w:tcW w:type="dxa" w:w="5270"/>
             <w:shd w:fill="F7F9FA" w:val="clear"/>
             <w:tcBorders>
-              <w:top w:val="single" w:sz="4" w:space="0" w:color="C5D4DC"/>
-              <w:left w:val="single" w:sz="4" w:space="0" w:color="C5D4DC"/>
-              <w:bottom w:val="single" w:sz="4" w:space="0" w:color="C5D4DC"/>
-              <w:right w:val="single" w:sz="4" w:space="0" w:color="C5D4DC"/>
+              <w:top w:val="single" w:sz="3" w:space="0" w:color="C5D4DC"/>
+              <w:left w:val="single" w:sz="3" w:space="0" w:color="C5D4DC"/>
+              <w:bottom w:val="single" w:sz="3" w:space="0" w:color="C5D4DC"/>
+              <w:right w:val="single" w:sz="3" w:space="0" w:color="C5D4DC"/>
             </w:tcBorders>
             <w:tcMar>
-              <w:top w:w="30" w:type="dxa"/>
-              <w:left w:w="50" w:type="dxa"/>
-              <w:bottom w:w="30" w:type="dxa"/>
-              <w:right w:w="50" w:type="dxa"/>
+              <w:top w:w="22" w:type="dxa"/>
+              <w:left w:w="40" w:type="dxa"/>
+              <w:bottom w:w="22" w:type="dxa"/>
+              <w:right w:w="40" w:type="dxa"/>
             </w:tcMar>
           </w:tcPr>
           <w:p>
@@ -4347,7 +3700,7 @@
                 <w:color w:val="4A5568"/>
                 <w:sz w:val="18"/>
               </w:rPr>
-              <w:t>Siempre inicie con detección y notificación (Acta 01).</w:t>
+              <w:t>Siempre inicie con detección y notificación.</w:t>
             </w:r>
           </w:p>
         </w:tc>
@@ -4355,19 +3708,19 @@
       <w:tr>
         <w:tc>
           <w:tcPr>
-            <w:tcW w:type="dxa" w:w="5100"/>
+            <w:tcW w:type="dxa" w:w="5270"/>
             <w:shd w:fill="FFFFFF" w:val="clear"/>
             <w:tcBorders>
-              <w:top w:val="single" w:sz="4" w:space="0" w:color="C5D4DC"/>
-              <w:left w:val="single" w:sz="4" w:space="0" w:color="C5D4DC"/>
-              <w:bottom w:val="single" w:sz="4" w:space="0" w:color="C5D4DC"/>
-              <w:right w:val="single" w:sz="4" w:space="0" w:color="C5D4DC"/>
+              <w:top w:val="single" w:sz="3" w:space="0" w:color="C5D4DC"/>
+              <w:left w:val="single" w:sz="3" w:space="0" w:color="C5D4DC"/>
+              <w:bottom w:val="single" w:sz="3" w:space="0" w:color="C5D4DC"/>
+              <w:right w:val="single" w:sz="3" w:space="0" w:color="C5D4DC"/>
             </w:tcBorders>
             <w:tcMar>
-              <w:top w:w="30" w:type="dxa"/>
-              <w:left w:w="50" w:type="dxa"/>
-              <w:bottom w:w="30" w:type="dxa"/>
-              <w:right w:w="50" w:type="dxa"/>
+              <w:top w:w="22" w:type="dxa"/>
+              <w:left w:w="40" w:type="dxa"/>
+              <w:bottom w:w="22" w:type="dxa"/>
+              <w:right w:w="40" w:type="dxa"/>
             </w:tcMar>
           </w:tcPr>
           <w:p>
@@ -4380,25 +3733,25 @@
                 <w:color w:val="4A5568"/>
                 <w:sz w:val="18"/>
               </w:rPr>
-              <w:t>No asignar código INC-HC</w:t>
+              <w:t>Sin código INC-HC</w:t>
             </w:r>
           </w:p>
         </w:tc>
         <w:tc>
           <w:tcPr>
-            <w:tcW w:type="dxa" w:w="5100"/>
+            <w:tcW w:type="dxa" w:w="5270"/>
             <w:shd w:fill="FFFFFF" w:val="clear"/>
             <w:tcBorders>
-              <w:top w:val="single" w:sz="4" w:space="0" w:color="C5D4DC"/>
-              <w:left w:val="single" w:sz="4" w:space="0" w:color="C5D4DC"/>
-              <w:bottom w:val="single" w:sz="4" w:space="0" w:color="C5D4DC"/>
-              <w:right w:val="single" w:sz="4" w:space="0" w:color="C5D4DC"/>
+              <w:top w:val="single" w:sz="3" w:space="0" w:color="C5D4DC"/>
+              <w:left w:val="single" w:sz="3" w:space="0" w:color="C5D4DC"/>
+              <w:bottom w:val="single" w:sz="3" w:space="0" w:color="C5D4DC"/>
+              <w:right w:val="single" w:sz="3" w:space="0" w:color="C5D4DC"/>
             </w:tcBorders>
             <w:tcMar>
-              <w:top w:w="30" w:type="dxa"/>
-              <w:left w:w="50" w:type="dxa"/>
-              <w:bottom w:w="30" w:type="dxa"/>
-              <w:right w:w="50" w:type="dxa"/>
+              <w:top w:w="22" w:type="dxa"/>
+              <w:left w:w="40" w:type="dxa"/>
+              <w:bottom w:w="22" w:type="dxa"/>
+              <w:right w:w="40" w:type="dxa"/>
             </w:tcMar>
           </w:tcPr>
           <w:p>
@@ -4411,7 +3764,7 @@
                 <w:color w:val="4A5568"/>
                 <w:sz w:val="18"/>
               </w:rPr>
-              <w:t>Solicite el código al activar el plan; úselo en todas las actas.</w:t>
+              <w:t>Asigne INC-HC-AAAA-### al activar el plan.</w:t>
             </w:r>
           </w:p>
         </w:tc>
@@ -4419,19 +3772,19 @@
       <w:tr>
         <w:tc>
           <w:tcPr>
-            <w:tcW w:type="dxa" w:w="5100"/>
+            <w:tcW w:type="dxa" w:w="5270"/>
             <w:shd w:fill="F7F9FA" w:val="clear"/>
             <w:tcBorders>
-              <w:top w:val="single" w:sz="4" w:space="0" w:color="C5D4DC"/>
-              <w:left w:val="single" w:sz="4" w:space="0" w:color="C5D4DC"/>
-              <w:bottom w:val="single" w:sz="4" w:space="0" w:color="C5D4DC"/>
-              <w:right w:val="single" w:sz="4" w:space="0" w:color="C5D4DC"/>
+              <w:top w:val="single" w:sz="3" w:space="0" w:color="C5D4DC"/>
+              <w:left w:val="single" w:sz="3" w:space="0" w:color="C5D4DC"/>
+              <w:bottom w:val="single" w:sz="3" w:space="0" w:color="C5D4DC"/>
+              <w:right w:val="single" w:sz="3" w:space="0" w:color="C5D4DC"/>
             </w:tcBorders>
             <w:tcMar>
-              <w:top w:w="30" w:type="dxa"/>
-              <w:left w:w="50" w:type="dxa"/>
-              <w:bottom w:w="30" w:type="dxa"/>
-              <w:right w:w="50" w:type="dxa"/>
+              <w:top w:w="22" w:type="dxa"/>
+              <w:left w:w="40" w:type="dxa"/>
+              <w:bottom w:w="22" w:type="dxa"/>
+              <w:right w:w="40" w:type="dxa"/>
             </w:tcMar>
           </w:tcPr>
           <w:p>
@@ -4444,25 +3797,25 @@
                 <w:color w:val="4A5568"/>
                 <w:sz w:val="18"/>
               </w:rPr>
-              <w:t>Firmar Acta 03 sin Calidad o Admisiones</w:t>
+              <w:t>Acta 03 sin las 3 firmas</w:t>
             </w:r>
           </w:p>
         </w:tc>
         <w:tc>
           <w:tcPr>
-            <w:tcW w:type="dxa" w:w="5100"/>
+            <w:tcW w:type="dxa" w:w="5270"/>
             <w:shd w:fill="F7F9FA" w:val="clear"/>
             <w:tcBorders>
-              <w:top w:val="single" w:sz="4" w:space="0" w:color="C5D4DC"/>
-              <w:left w:val="single" w:sz="4" w:space="0" w:color="C5D4DC"/>
-              <w:bottom w:val="single" w:sz="4" w:space="0" w:color="C5D4DC"/>
-              <w:right w:val="single" w:sz="4" w:space="0" w:color="C5D4DC"/>
+              <w:top w:val="single" w:sz="3" w:space="0" w:color="C5D4DC"/>
+              <w:left w:val="single" w:sz="3" w:space="0" w:color="C5D4DC"/>
+              <w:bottom w:val="single" w:sz="3" w:space="0" w:color="C5D4DC"/>
+              <w:right w:val="single" w:sz="3" w:space="0" w:color="C5D4DC"/>
             </w:tcBorders>
             <w:tcMar>
-              <w:top w:w="30" w:type="dxa"/>
-              <w:left w:w="50" w:type="dxa"/>
-              <w:bottom w:w="30" w:type="dxa"/>
-              <w:right w:w="50" w:type="dxa"/>
+              <w:top w:w="22" w:type="dxa"/>
+              <w:left w:w="40" w:type="dxa"/>
+              <w:bottom w:w="22" w:type="dxa"/>
+              <w:right w:w="40" w:type="dxa"/>
             </w:tcMar>
           </w:tcPr>
           <w:p>
@@ -4475,7 +3828,7 @@
                 <w:color w:val="4A5568"/>
                 <w:sz w:val="18"/>
               </w:rPr>
-              <w:t>Las tres firmas del Acta 03 son obligatorias.</w:t>
+              <w:t>Servicio + Admisiones + Calidad son obligatorias.</w:t>
             </w:r>
           </w:p>
         </w:tc>
@@ -4483,19 +3836,19 @@
       <w:tr>
         <w:tc>
           <w:tcPr>
-            <w:tcW w:type="dxa" w:w="5100"/>
+            <w:tcW w:type="dxa" w:w="5270"/>
             <w:shd w:fill="FFFFFF" w:val="clear"/>
             <w:tcBorders>
-              <w:top w:val="single" w:sz="4" w:space="0" w:color="C5D4DC"/>
-              <w:left w:val="single" w:sz="4" w:space="0" w:color="C5D4DC"/>
-              <w:bottom w:val="single" w:sz="4" w:space="0" w:color="C5D4DC"/>
-              <w:right w:val="single" w:sz="4" w:space="0" w:color="C5D4DC"/>
+              <w:top w:val="single" w:sz="3" w:space="0" w:color="C5D4DC"/>
+              <w:left w:val="single" w:sz="3" w:space="0" w:color="C5D4DC"/>
+              <w:bottom w:val="single" w:sz="3" w:space="0" w:color="C5D4DC"/>
+              <w:right w:val="single" w:sz="3" w:space="0" w:color="C5D4DC"/>
             </w:tcBorders>
             <w:tcMar>
-              <w:top w:w="30" w:type="dxa"/>
-              <w:left w:w="50" w:type="dxa"/>
-              <w:bottom w:w="30" w:type="dxa"/>
-              <w:right w:w="50" w:type="dxa"/>
+              <w:top w:w="22" w:type="dxa"/>
+              <w:left w:w="40" w:type="dxa"/>
+              <w:bottom w:w="22" w:type="dxa"/>
+              <w:right w:w="40" w:type="dxa"/>
             </w:tcMar>
           </w:tcPr>
           <w:p>
@@ -4508,25 +3861,25 @@
                 <w:color w:val="4A5568"/>
                 <w:sz w:val="18"/>
               </w:rPr>
-              <w:t>Reconstruir con datos no verificables</w:t>
+              <w:t>Reconstruir con datos inventados</w:t>
             </w:r>
           </w:p>
         </w:tc>
         <w:tc>
           <w:tcPr>
-            <w:tcW w:type="dxa" w:w="5100"/>
+            <w:tcW w:type="dxa" w:w="5270"/>
             <w:shd w:fill="FFFFFF" w:val="clear"/>
             <w:tcBorders>
-              <w:top w:val="single" w:sz="4" w:space="0" w:color="C5D4DC"/>
-              <w:left w:val="single" w:sz="4" w:space="0" w:color="C5D4DC"/>
-              <w:bottom w:val="single" w:sz="4" w:space="0" w:color="C5D4DC"/>
-              <w:right w:val="single" w:sz="4" w:space="0" w:color="C5D4DC"/>
+              <w:top w:val="single" w:sz="3" w:space="0" w:color="C5D4DC"/>
+              <w:left w:val="single" w:sz="3" w:space="0" w:color="C5D4DC"/>
+              <w:bottom w:val="single" w:sz="3" w:space="0" w:color="C5D4DC"/>
+              <w:right w:val="single" w:sz="3" w:space="0" w:color="C5D4DC"/>
             </w:tcBorders>
             <w:tcMar>
-              <w:top w:w="30" w:type="dxa"/>
-              <w:left w:w="50" w:type="dxa"/>
-              <w:bottom w:w="30" w:type="dxa"/>
-              <w:right w:w="50" w:type="dxa"/>
+              <w:top w:w="22" w:type="dxa"/>
+              <w:left w:w="40" w:type="dxa"/>
+              <w:bottom w:w="22" w:type="dxa"/>
+              <w:right w:w="40" w:type="dxa"/>
             </w:tcMar>
           </w:tcPr>
           <w:p>
@@ -4539,7 +3892,7 @@
                 <w:color w:val="4A5568"/>
                 <w:sz w:val="18"/>
               </w:rPr>
-              <w:t>Use solo fuentes comprobables; declare lagunas (Acta 04).</w:t>
+              <w:t>Solo fuentes verificables; declare lagunas (Acta 04).</w:t>
             </w:r>
           </w:p>
         </w:tc>
@@ -4547,19 +3900,19 @@
       <w:tr>
         <w:tc>
           <w:tcPr>
-            <w:tcW w:type="dxa" w:w="5100"/>
+            <w:tcW w:type="dxa" w:w="5270"/>
             <w:shd w:fill="F7F9FA" w:val="clear"/>
             <w:tcBorders>
-              <w:top w:val="single" w:sz="4" w:space="0" w:color="C5D4DC"/>
-              <w:left w:val="single" w:sz="4" w:space="0" w:color="C5D4DC"/>
-              <w:bottom w:val="single" w:sz="4" w:space="0" w:color="C5D4DC"/>
-              <w:right w:val="single" w:sz="4" w:space="0" w:color="C5D4DC"/>
+              <w:top w:val="single" w:sz="3" w:space="0" w:color="C5D4DC"/>
+              <w:left w:val="single" w:sz="3" w:space="0" w:color="C5D4DC"/>
+              <w:bottom w:val="single" w:sz="3" w:space="0" w:color="C5D4DC"/>
+              <w:right w:val="single" w:sz="3" w:space="0" w:color="C5D4DC"/>
             </w:tcBorders>
             <w:tcMar>
-              <w:top w:w="30" w:type="dxa"/>
-              <w:left w:w="50" w:type="dxa"/>
-              <w:bottom w:w="30" w:type="dxa"/>
-              <w:right w:w="50" w:type="dxa"/>
+              <w:top w:w="22" w:type="dxa"/>
+              <w:left w:w="40" w:type="dxa"/>
+              <w:bottom w:w="22" w:type="dxa"/>
+              <w:right w:w="40" w:type="dxa"/>
             </w:tcMar>
           </w:tcPr>
           <w:p>
@@ -4572,25 +3925,25 @@
                 <w:color w:val="4A5568"/>
                 <w:sz w:val="18"/>
               </w:rPr>
-              <w:t>Atender sin registrar contingencia</w:t>
+              <w:t>Atender sin Anexo A</w:t>
             </w:r>
           </w:p>
         </w:tc>
         <w:tc>
           <w:tcPr>
-            <w:tcW w:type="dxa" w:w="5100"/>
+            <w:tcW w:type="dxa" w:w="5270"/>
             <w:shd w:fill="F7F9FA" w:val="clear"/>
             <w:tcBorders>
-              <w:top w:val="single" w:sz="4" w:space="0" w:color="C5D4DC"/>
-              <w:left w:val="single" w:sz="4" w:space="0" w:color="C5D4DC"/>
-              <w:bottom w:val="single" w:sz="4" w:space="0" w:color="C5D4DC"/>
-              <w:right w:val="single" w:sz="4" w:space="0" w:color="C5D4DC"/>
+              <w:top w:val="single" w:sz="3" w:space="0" w:color="C5D4DC"/>
+              <w:left w:val="single" w:sz="3" w:space="0" w:color="C5D4DC"/>
+              <w:bottom w:val="single" w:sz="3" w:space="0" w:color="C5D4DC"/>
+              <w:right w:val="single" w:sz="3" w:space="0" w:color="C5D4DC"/>
             </w:tcBorders>
             <w:tcMar>
-              <w:top w:w="30" w:type="dxa"/>
-              <w:left w:w="50" w:type="dxa"/>
-              <w:bottom w:w="30" w:type="dxa"/>
-              <w:right w:w="50" w:type="dxa"/>
+              <w:top w:w="22" w:type="dxa"/>
+              <w:left w:w="40" w:type="dxa"/>
+              <w:bottom w:w="22" w:type="dxa"/>
+              <w:right w:w="40" w:type="dxa"/>
             </w:tcMar>
           </w:tcPr>
           <w:p>
@@ -4603,7 +3956,7 @@
                 <w:color w:val="4A5568"/>
                 <w:sz w:val="18"/>
               </w:rPr>
-              <w:t>Si no hay HCU, use Anexo A de inmediato.</w:t>
+              <w:t>Si no hay HCU y hay paciente, use Anexo A ya.</w:t>
             </w:r>
           </w:p>
         </w:tc>
@@ -4611,19 +3964,19 @@
       <w:tr>
         <w:tc>
           <w:tcPr>
-            <w:tcW w:type="dxa" w:w="5100"/>
+            <w:tcW w:type="dxa" w:w="5270"/>
             <w:shd w:fill="FFFFFF" w:val="clear"/>
             <w:tcBorders>
-              <w:top w:val="single" w:sz="4" w:space="0" w:color="C5D4DC"/>
-              <w:left w:val="single" w:sz="4" w:space="0" w:color="C5D4DC"/>
-              <w:bottom w:val="single" w:sz="4" w:space="0" w:color="C5D4DC"/>
-              <w:right w:val="single" w:sz="4" w:space="0" w:color="C5D4DC"/>
+              <w:top w:val="single" w:sz="3" w:space="0" w:color="C5D4DC"/>
+              <w:left w:val="single" w:sz="3" w:space="0" w:color="C5D4DC"/>
+              <w:bottom w:val="single" w:sz="3" w:space="0" w:color="C5D4DC"/>
+              <w:right w:val="single" w:sz="3" w:space="0" w:color="C5D4DC"/>
             </w:tcBorders>
             <w:tcMar>
-              <w:top w:w="30" w:type="dxa"/>
-              <w:left w:w="50" w:type="dxa"/>
-              <w:bottom w:w="30" w:type="dxa"/>
-              <w:right w:w="50" w:type="dxa"/>
+              <w:top w:w="22" w:type="dxa"/>
+              <w:left w:w="40" w:type="dxa"/>
+              <w:bottom w:w="22" w:type="dxa"/>
+              <w:right w:w="40" w:type="dxa"/>
             </w:tcMar>
           </w:tcPr>
           <w:p>
@@ -4636,25 +3989,25 @@
                 <w:color w:val="4A5568"/>
                 <w:sz w:val="18"/>
               </w:rPr>
-              <w:t>Dejar formularios a la vista</w:t>
+              <w:t>Formularios a la vista</w:t>
             </w:r>
           </w:p>
         </w:tc>
         <w:tc>
           <w:tcPr>
-            <w:tcW w:type="dxa" w:w="5100"/>
+            <w:tcW w:type="dxa" w:w="5270"/>
             <w:shd w:fill="FFFFFF" w:val="clear"/>
             <w:tcBorders>
-              <w:top w:val="single" w:sz="4" w:space="0" w:color="C5D4DC"/>
-              <w:left w:val="single" w:sz="4" w:space="0" w:color="C5D4DC"/>
-              <w:bottom w:val="single" w:sz="4" w:space="0" w:color="C5D4DC"/>
-              <w:right w:val="single" w:sz="4" w:space="0" w:color="C5D4DC"/>
+              <w:top w:val="single" w:sz="3" w:space="0" w:color="C5D4DC"/>
+              <w:left w:val="single" w:sz="3" w:space="0" w:color="C5D4DC"/>
+              <w:bottom w:val="single" w:sz="3" w:space="0" w:color="C5D4DC"/>
+              <w:right w:val="single" w:sz="3" w:space="0" w:color="C5D4DC"/>
             </w:tcBorders>
             <w:tcMar>
-              <w:top w:w="30" w:type="dxa"/>
-              <w:left w:w="50" w:type="dxa"/>
-              <w:bottom w:w="30" w:type="dxa"/>
-              <w:right w:w="50" w:type="dxa"/>
+              <w:top w:w="22" w:type="dxa"/>
+              <w:left w:w="40" w:type="dxa"/>
+              <w:bottom w:w="22" w:type="dxa"/>
+              <w:right w:w="40" w:type="dxa"/>
             </w:tcMar>
           </w:tcPr>
           <w:p>
@@ -4667,7 +4020,7 @@
                 <w:color w:val="4A5568"/>
                 <w:sz w:val="18"/>
               </w:rPr>
-              <w:t>Todos son CONFIDENCIALES; custodia restringida.</w:t>
+              <w:t>Son CONFIDENCIALES; custodia restringida.</w:t>
             </w:r>
           </w:p>
         </w:tc>
@@ -4675,19 +4028,19 @@
       <w:tr>
         <w:tc>
           <w:tcPr>
-            <w:tcW w:type="dxa" w:w="5100"/>
+            <w:tcW w:type="dxa" w:w="5270"/>
             <w:shd w:fill="F7F9FA" w:val="clear"/>
             <w:tcBorders>
-              <w:top w:val="single" w:sz="4" w:space="0" w:color="C5D4DC"/>
-              <w:left w:val="single" w:sz="4" w:space="0" w:color="C5D4DC"/>
-              <w:bottom w:val="single" w:sz="4" w:space="0" w:color="C5D4DC"/>
-              <w:right w:val="single" w:sz="4" w:space="0" w:color="C5D4DC"/>
+              <w:top w:val="single" w:sz="3" w:space="0" w:color="C5D4DC"/>
+              <w:left w:val="single" w:sz="3" w:space="0" w:color="C5D4DC"/>
+              <w:bottom w:val="single" w:sz="3" w:space="0" w:color="C5D4DC"/>
+              <w:right w:val="single" w:sz="3" w:space="0" w:color="C5D4DC"/>
             </w:tcBorders>
             <w:tcMar>
-              <w:top w:w="30" w:type="dxa"/>
-              <w:left w:w="50" w:type="dxa"/>
-              <w:bottom w:w="30" w:type="dxa"/>
-              <w:right w:w="50" w:type="dxa"/>
+              <w:top w:w="22" w:type="dxa"/>
+              <w:left w:w="40" w:type="dxa"/>
+              <w:bottom w:w="22" w:type="dxa"/>
+              <w:right w:w="40" w:type="dxa"/>
             </w:tcMar>
           </w:tcPr>
           <w:p>
@@ -4706,13 +4059,497 @@
         </w:tc>
         <w:tc>
           <w:tcPr>
-            <w:tcW w:type="dxa" w:w="5100"/>
+            <w:tcW w:type="dxa" w:w="5270"/>
             <w:shd w:fill="F7F9FA" w:val="clear"/>
             <w:tcBorders>
-              <w:top w:val="single" w:sz="4" w:space="0" w:color="C5D4DC"/>
-              <w:left w:val="single" w:sz="4" w:space="0" w:color="C5D4DC"/>
-              <w:bottom w:val="single" w:sz="4" w:space="0" w:color="C5D4DC"/>
-              <w:right w:val="single" w:sz="4" w:space="0" w:color="C5D4DC"/>
+              <w:top w:val="single" w:sz="3" w:space="0" w:color="C5D4DC"/>
+              <w:left w:val="single" w:sz="3" w:space="0" w:color="C5D4DC"/>
+              <w:bottom w:val="single" w:sz="3" w:space="0" w:color="C5D4DC"/>
+              <w:right w:val="single" w:sz="3" w:space="0" w:color="C5D4DC"/>
+            </w:tcBorders>
+            <w:tcMar>
+              <w:top w:w="22" w:type="dxa"/>
+              <w:left w:w="40" w:type="dxa"/>
+              <w:bottom w:w="22" w:type="dxa"/>
+              <w:right w:w="40" w:type="dxa"/>
+            </w:tcMar>
+          </w:tcPr>
+          <w:p>
+            <w:r/>
+            <w:r>
+              <w:rPr>
+                <w:rFonts w:ascii="Calibri" w:hAnsi="Calibri"/>
+                <w:b w:val="0"/>
+                <w:i w:val="0"/>
+                <w:color w:val="4A5568"/>
+                <w:sz w:val="18"/>
+              </w:rPr>
+              <w:t>Todo incidente debe cerrarse con informe y medidas.</w:t>
+            </w:r>
+          </w:p>
+        </w:tc>
+      </w:tr>
+    </w:tbl>
+    <w:p>
+      <w:pPr>
+        <w:spacing w:before="0" w:after="80" w:line="259" w:lineRule="auto"/>
+      </w:pPr>
+    </w:p>
+    <w:tbl>
+      <w:tblPr>
+        <w:tblW w:type="auto" w:w="0"/>
+        <w:tblLook w:firstColumn="1" w:firstRow="1" w:lastColumn="0" w:lastRow="0" w:noHBand="0" w:noVBand="1" w:val="04A0"/>
+      </w:tblPr>
+      <w:tblGrid>
+        <w:gridCol w:w="10540"/>
+      </w:tblGrid>
+      <w:tr>
+        <w:tc>
+          <w:tcPr>
+            <w:tcW w:type="dxa" w:w="10540"/>
+            <w:shd w:fill="F0F5F7" w:val="clear"/>
+            <w:tcBorders>
+              <w:top w:val="single" w:sz="6" w:space="0" w:color="2A6F6F"/>
+              <w:left w:val="single" w:sz="6" w:space="0" w:color="2A6F6F"/>
+              <w:bottom w:val="single" w:sz="6" w:space="0" w:color="2A6F6F"/>
+              <w:right w:val="single" w:sz="6" w:space="0" w:color="2A6F6F"/>
+            </w:tcBorders>
+            <w:tcMar>
+              <w:top w:w="35" w:type="dxa"/>
+              <w:left w:w="60" w:type="dxa"/>
+              <w:bottom w:w="35" w:type="dxa"/>
+              <w:right w:w="60" w:type="dxa"/>
+            </w:tcMar>
+          </w:tcPr>
+          <w:p>
+            <w:r/>
+            <w:r>
+              <w:rPr>
+                <w:rFonts w:ascii="Calibri" w:hAnsi="Calibri"/>
+                <w:b/>
+                <w:i w:val="0"/>
+                <w:color w:val="1E3A5F"/>
+                <w:sz w:val="24"/>
+              </w:rPr>
+              <w:t>8. CHECKLIST RÁPIDO DEL OPERADOR</w:t>
+            </w:r>
+          </w:p>
+        </w:tc>
+      </w:tr>
+    </w:tbl>
+    <w:tbl>
+      <w:tblPr>
+        <w:tblW w:type="auto" w:w="0"/>
+        <w:tblLook w:firstColumn="1" w:firstRow="1" w:lastColumn="0" w:lastRow="0" w:noHBand="0" w:noVBand="1" w:val="04A0"/>
+      </w:tblPr>
+      <w:tblGrid>
+        <w:gridCol w:w="5270"/>
+        <w:gridCol w:w="5270"/>
+      </w:tblGrid>
+      <w:tr>
+        <w:tc>
+          <w:tcPr>
+            <w:tcW w:type="dxa" w:w="5270"/>
+          </w:tcPr>
+          <w:p/>
+        </w:tc>
+        <w:tc>
+          <w:tcPr>
+            <w:tcW w:type="dxa" w:w="5270"/>
+          </w:tcPr>
+          <w:p/>
+        </w:tc>
+      </w:tr>
+      <w:tr>
+        <w:tc>
+          <w:tcPr>
+            <w:tcW w:type="dxa" w:w="5270"/>
+          </w:tcPr>
+          <w:p/>
+        </w:tc>
+        <w:tc>
+          <w:tcPr>
+            <w:tcW w:type="dxa" w:w="5270"/>
+          </w:tcPr>
+          <w:p/>
+        </w:tc>
+      </w:tr>
+      <w:tr>
+        <w:tc>
+          <w:tcPr>
+            <w:tcW w:type="dxa" w:w="5270"/>
+          </w:tcPr>
+          <w:p/>
+        </w:tc>
+        <w:tc>
+          <w:tcPr>
+            <w:tcW w:type="dxa" w:w="5270"/>
+          </w:tcPr>
+          <w:p/>
+        </w:tc>
+      </w:tr>
+      <w:tr>
+        <w:tc>
+          <w:tcPr>
+            <w:tcW w:type="dxa" w:w="5270"/>
+          </w:tcPr>
+          <w:p/>
+        </w:tc>
+        <w:tc>
+          <w:tcPr>
+            <w:tcW w:type="dxa" w:w="5270"/>
+          </w:tcPr>
+          <w:p/>
+        </w:tc>
+      </w:tr>
+      <w:tr>
+        <w:tc>
+          <w:tcPr>
+            <w:tcW w:type="dxa" w:w="5270"/>
+          </w:tcPr>
+          <w:p/>
+        </w:tc>
+        <w:tc>
+          <w:tcPr>
+            <w:tcW w:type="dxa" w:w="5270"/>
+          </w:tcPr>
+          <w:p/>
+        </w:tc>
+      </w:tr>
+    </w:tbl>
+    <w:tbl>
+      <w:tblPr>
+        <w:tblW w:type="auto" w:w="0"/>
+        <w:tblLook w:firstColumn="1" w:firstRow="1" w:lastColumn="0" w:lastRow="0" w:noHBand="0" w:noVBand="1" w:val="04A0"/>
+      </w:tblPr>
+      <w:tblGrid>
+        <w:gridCol w:w="5270"/>
+        <w:gridCol w:w="5270"/>
+      </w:tblGrid>
+      <w:tr>
+        <w:tc>
+          <w:tcPr>
+            <w:tcW w:type="dxa" w:w="5270"/>
+            <w:tcBorders>
+              <w:top w:val="single" w:sz="0" w:space="0" w:color="FFFFFF"/>
+              <w:left w:val="single" w:sz="0" w:space="0" w:color="FFFFFF"/>
+              <w:bottom w:val="single" w:sz="0" w:space="0" w:color="FFFFFF"/>
+              <w:right w:val="single" w:sz="0" w:space="0" w:color="FFFFFF"/>
+            </w:tcBorders>
+            <w:tcMar>
+              <w:top w:w="10" w:type="dxa"/>
+              <w:left w:w="20" w:type="dxa"/>
+              <w:bottom w:w="10" w:type="dxa"/>
+              <w:right w:w="20" w:type="dxa"/>
+            </w:tcMar>
+          </w:tcPr>
+          <w:p>
+            <w:r/>
+            <w:r>
+              <w:rPr>
+                <w:rFonts w:ascii="Calibri" w:hAnsi="Calibri"/>
+                <w:b w:val="0"/>
+                <w:i w:val="0"/>
+                <w:color w:val="4A5568"/>
+                <w:sz w:val="20"/>
+              </w:rPr>
+              <w:t>☐  ¿Acta 01 completa y firmada?</w:t>
+            </w:r>
+          </w:p>
+        </w:tc>
+        <w:tc>
+          <w:tcPr>
+            <w:tcW w:type="dxa" w:w="5270"/>
+            <w:tcBorders>
+              <w:top w:val="single" w:sz="0" w:space="0" w:color="FFFFFF"/>
+              <w:left w:val="single" w:sz="0" w:space="0" w:color="FFFFFF"/>
+              <w:bottom w:val="single" w:sz="0" w:space="0" w:color="FFFFFF"/>
+              <w:right w:val="single" w:sz="0" w:space="0" w:color="FFFFFF"/>
+            </w:tcBorders>
+            <w:tcMar>
+              <w:top w:w="10" w:type="dxa"/>
+              <w:left w:w="20" w:type="dxa"/>
+              <w:bottom w:w="10" w:type="dxa"/>
+              <w:right w:w="20" w:type="dxa"/>
+            </w:tcMar>
+          </w:tcPr>
+          <w:p>
+            <w:r/>
+            <w:r>
+              <w:rPr>
+                <w:rFonts w:ascii="Calibri" w:hAnsi="Calibri"/>
+                <w:b w:val="0"/>
+                <w:i w:val="0"/>
+                <w:color w:val="4A5568"/>
+                <w:sz w:val="20"/>
+              </w:rPr>
+              <w:t>☐  ¿Acta 03 (recuperó) o Acta 04 (no recuperó)?</w:t>
+            </w:r>
+          </w:p>
+        </w:tc>
+      </w:tr>
+      <w:tr>
+        <w:tc>
+          <w:tcPr>
+            <w:tcW w:type="dxa" w:w="5270"/>
+            <w:tcBorders>
+              <w:top w:val="single" w:sz="0" w:space="0" w:color="FFFFFF"/>
+              <w:left w:val="single" w:sz="0" w:space="0" w:color="FFFFFF"/>
+              <w:bottom w:val="single" w:sz="0" w:space="0" w:color="FFFFFF"/>
+              <w:right w:val="single" w:sz="0" w:space="0" w:color="FFFFFF"/>
+            </w:tcBorders>
+            <w:tcMar>
+              <w:top w:w="10" w:type="dxa"/>
+              <w:left w:w="20" w:type="dxa"/>
+              <w:bottom w:w="10" w:type="dxa"/>
+              <w:right w:w="20" w:type="dxa"/>
+            </w:tcMar>
+          </w:tcPr>
+          <w:p>
+            <w:r/>
+            <w:r>
+              <w:rPr>
+                <w:rFonts w:ascii="Calibri" w:hAnsi="Calibri"/>
+                <w:b w:val="0"/>
+                <w:i w:val="0"/>
+                <w:color w:val="4A5568"/>
+                <w:sz w:val="20"/>
+              </w:rPr>
+              <w:t>☐  ¿Plan activado y código INC-HC asignado?</w:t>
+            </w:r>
+          </w:p>
+        </w:tc>
+        <w:tc>
+          <w:tcPr>
+            <w:tcW w:type="dxa" w:w="5270"/>
+            <w:tcBorders>
+              <w:top w:val="single" w:sz="0" w:space="0" w:color="FFFFFF"/>
+              <w:left w:val="single" w:sz="0" w:space="0" w:color="FFFFFF"/>
+              <w:bottom w:val="single" w:sz="0" w:space="0" w:color="FFFFFF"/>
+              <w:right w:val="single" w:sz="0" w:space="0" w:color="FFFFFF"/>
+            </w:tcBorders>
+            <w:tcMar>
+              <w:top w:w="10" w:type="dxa"/>
+              <w:left w:w="20" w:type="dxa"/>
+              <w:bottom w:w="10" w:type="dxa"/>
+              <w:right w:w="20" w:type="dxa"/>
+            </w:tcMar>
+          </w:tcPr>
+          <w:p>
+            <w:r/>
+            <w:r>
+              <w:rPr>
+                <w:rFonts w:ascii="Calibri" w:hAnsi="Calibri"/>
+                <w:b w:val="0"/>
+                <w:i w:val="0"/>
+                <w:color w:val="4A5568"/>
+                <w:sz w:val="20"/>
+              </w:rPr>
+              <w:t>☐  ¿Acta 03 con firmas Servicio + Admisiones + Calidad?</w:t>
+            </w:r>
+          </w:p>
+        </w:tc>
+      </w:tr>
+      <w:tr>
+        <w:tc>
+          <w:tcPr>
+            <w:tcW w:type="dxa" w:w="5270"/>
+            <w:tcBorders>
+              <w:top w:val="single" w:sz="0" w:space="0" w:color="FFFFFF"/>
+              <w:left w:val="single" w:sz="0" w:space="0" w:color="FFFFFF"/>
+              <w:bottom w:val="single" w:sz="0" w:space="0" w:color="FFFFFF"/>
+              <w:right w:val="single" w:sz="0" w:space="0" w:color="FFFFFF"/>
+            </w:tcBorders>
+            <w:tcMar>
+              <w:top w:w="10" w:type="dxa"/>
+              <w:left w:w="20" w:type="dxa"/>
+              <w:bottom w:w="10" w:type="dxa"/>
+              <w:right w:w="20" w:type="dxa"/>
+            </w:tcMar>
+          </w:tcPr>
+          <w:p>
+            <w:r/>
+            <w:r>
+              <w:rPr>
+                <w:rFonts w:ascii="Calibri" w:hAnsi="Calibri"/>
+                <w:b w:val="0"/>
+                <w:i w:val="0"/>
+                <w:color w:val="4A5568"/>
+                <w:sz w:val="20"/>
+              </w:rPr>
+              <w:t>☐  ¿Evento clasificado E1–E5?</w:t>
+            </w:r>
+          </w:p>
+        </w:tc>
+        <w:tc>
+          <w:tcPr>
+            <w:tcW w:type="dxa" w:w="5270"/>
+            <w:tcBorders>
+              <w:top w:val="single" w:sz="0" w:space="0" w:color="FFFFFF"/>
+              <w:left w:val="single" w:sz="0" w:space="0" w:color="FFFFFF"/>
+              <w:bottom w:val="single" w:sz="0" w:space="0" w:color="FFFFFF"/>
+              <w:right w:val="single" w:sz="0" w:space="0" w:color="FFFFFF"/>
+            </w:tcBorders>
+            <w:tcMar>
+              <w:top w:w="10" w:type="dxa"/>
+              <w:left w:w="20" w:type="dxa"/>
+              <w:bottom w:w="10" w:type="dxa"/>
+              <w:right w:w="20" w:type="dxa"/>
+            </w:tcMar>
+          </w:tcPr>
+          <w:p>
+            <w:r/>
+            <w:r>
+              <w:rPr>
+                <w:rFonts w:ascii="Calibri" w:hAnsi="Calibri"/>
+                <w:b w:val="0"/>
+                <w:i w:val="0"/>
+                <w:color w:val="4A5568"/>
+                <w:sz w:val="20"/>
+              </w:rPr>
+              <w:t>☐  ¿Acta 05 al usuario cuando aplica?</w:t>
+            </w:r>
+          </w:p>
+        </w:tc>
+      </w:tr>
+      <w:tr>
+        <w:tc>
+          <w:tcPr>
+            <w:tcW w:type="dxa" w:w="5270"/>
+            <w:tcBorders>
+              <w:top w:val="single" w:sz="0" w:space="0" w:color="FFFFFF"/>
+              <w:left w:val="single" w:sz="0" w:space="0" w:color="FFFFFF"/>
+              <w:bottom w:val="single" w:sz="0" w:space="0" w:color="FFFFFF"/>
+              <w:right w:val="single" w:sz="0" w:space="0" w:color="FFFFFF"/>
+            </w:tcBorders>
+            <w:tcMar>
+              <w:top w:w="10" w:type="dxa"/>
+              <w:left w:w="20" w:type="dxa"/>
+              <w:bottom w:w="10" w:type="dxa"/>
+              <w:right w:w="20" w:type="dxa"/>
+            </w:tcMar>
+          </w:tcPr>
+          <w:p>
+            <w:r/>
+            <w:r>
+              <w:rPr>
+                <w:rFonts w:ascii="Calibri" w:hAnsi="Calibri"/>
+                <w:b w:val="0"/>
+                <w:i w:val="0"/>
+                <w:color w:val="4A5568"/>
+                <w:sz w:val="20"/>
+              </w:rPr>
+              <w:t>☐  ¿Acta 02 con inventario / archivo recuperado?</w:t>
+            </w:r>
+          </w:p>
+        </w:tc>
+        <w:tc>
+          <w:tcPr>
+            <w:tcW w:type="dxa" w:w="5270"/>
+            <w:tcBorders>
+              <w:top w:val="single" w:sz="0" w:space="0" w:color="FFFFFF"/>
+              <w:left w:val="single" w:sz="0" w:space="0" w:color="FFFFFF"/>
+              <w:bottom w:val="single" w:sz="0" w:space="0" w:color="FFFFFF"/>
+              <w:right w:val="single" w:sz="0" w:space="0" w:color="FFFFFF"/>
+            </w:tcBorders>
+            <w:tcMar>
+              <w:top w:w="10" w:type="dxa"/>
+              <w:left w:w="20" w:type="dxa"/>
+              <w:bottom w:w="10" w:type="dxa"/>
+              <w:right w:w="20" w:type="dxa"/>
+            </w:tcMar>
+          </w:tcPr>
+          <w:p>
+            <w:r/>
+            <w:r>
+              <w:rPr>
+                <w:rFonts w:ascii="Calibri" w:hAnsi="Calibri"/>
+                <w:b w:val="0"/>
+                <w:i w:val="0"/>
+                <w:color w:val="4A5568"/>
+                <w:sz w:val="20"/>
+              </w:rPr>
+              <w:t>☐  ¿Acta 06 de cierre y expediente archivado?</w:t>
+            </w:r>
+          </w:p>
+        </w:tc>
+      </w:tr>
+      <w:tr>
+        <w:tc>
+          <w:tcPr>
+            <w:tcW w:type="dxa" w:w="5270"/>
+            <w:tcBorders>
+              <w:top w:val="single" w:sz="0" w:space="0" w:color="FFFFFF"/>
+              <w:left w:val="single" w:sz="0" w:space="0" w:color="FFFFFF"/>
+              <w:bottom w:val="single" w:sz="0" w:space="0" w:color="FFFFFF"/>
+              <w:right w:val="single" w:sz="0" w:space="0" w:color="FFFFFF"/>
+            </w:tcBorders>
+            <w:tcMar>
+              <w:top w:w="10" w:type="dxa"/>
+              <w:left w:w="20" w:type="dxa"/>
+              <w:bottom w:w="10" w:type="dxa"/>
+              <w:right w:w="20" w:type="dxa"/>
+            </w:tcMar>
+          </w:tcPr>
+          <w:p>
+            <w:r/>
+            <w:r>
+              <w:rPr>
+                <w:rFonts w:ascii="Calibri" w:hAnsi="Calibri"/>
+                <w:b w:val="0"/>
+                <w:i w:val="0"/>
+                <w:color w:val="4A5568"/>
+                <w:sz w:val="20"/>
+              </w:rPr>
+              <w:t>☐  ¿Anexo A usado si había paciente en atención?</w:t>
+            </w:r>
+          </w:p>
+        </w:tc>
+        <w:tc>
+          <w:tcPr>
+            <w:tcW w:type="dxa" w:w="5270"/>
+            <w:tcBorders>
+              <w:top w:val="single" w:sz="0" w:space="0" w:color="FFFFFF"/>
+              <w:left w:val="single" w:sz="0" w:space="0" w:color="FFFFFF"/>
+              <w:bottom w:val="single" w:sz="0" w:space="0" w:color="FFFFFF"/>
+              <w:right w:val="single" w:sz="0" w:space="0" w:color="FFFFFF"/>
+            </w:tcBorders>
+            <w:tcMar>
+              <w:top w:w="10" w:type="dxa"/>
+              <w:left w:w="20" w:type="dxa"/>
+              <w:bottom w:w="10" w:type="dxa"/>
+              <w:right w:w="20" w:type="dxa"/>
+            </w:tcMar>
+          </w:tcPr>
+          <w:p>
+            <w:r/>
+          </w:p>
+        </w:tc>
+      </w:tr>
+    </w:tbl>
+    <w:p>
+      <w:pPr>
+        <w:spacing w:before="0" w:after="120" w:line="259" w:lineRule="auto"/>
+      </w:pPr>
+    </w:p>
+    <w:tbl>
+      <w:tblPr>
+        <w:tblW w:type="auto" w:w="0"/>
+        <w:tblLook w:firstColumn="1" w:firstRow="1" w:lastColumn="0" w:lastRow="0" w:noHBand="0" w:noVBand="1" w:val="04A0"/>
+      </w:tblPr>
+      <w:tblGrid>
+        <w:gridCol w:w="10540"/>
+      </w:tblGrid>
+      <w:tr>
+        <w:tc>
+          <w:tcPr>
+            <w:tcW w:type="dxa" w:w="10540"/>
+            <w:shd w:fill="F0F5F7" w:val="clear"/>
+            <w:tcBorders>
+              <w:top w:val="single" w:sz="5" w:space="0" w:color="2A6F6F"/>
+              <w:left w:val="single" w:sz="5" w:space="0" w:color="2A6F6F"/>
+              <w:bottom w:val="single" w:sz="5" w:space="0" w:color="2A6F6F"/>
+              <w:right w:val="single" w:sz="5" w:space="0" w:color="2A6F6F"/>
             </w:tcBorders>
             <w:tcMar>
               <w:top w:w="30" w:type="dxa"/>
@@ -4726,12 +4563,22 @@
             <w:r>
               <w:rPr>
                 <w:rFonts w:ascii="Calibri" w:hAnsi="Calibri"/>
+                <w:b/>
+                <w:i w:val="0"/>
+                <w:color w:val="2A6F6F"/>
+                <w:sz w:val="18"/>
+              </w:rPr>
+              <w:t xml:space="preserve">CONTACTO  ·  </w:t>
+            </w:r>
+            <w:r>
+              <w:rPr>
+                <w:rFonts w:ascii="Calibri" w:hAnsi="Calibri"/>
                 <w:b w:val="0"/>
                 <w:i w:val="0"/>
                 <w:color w:val="4A5568"/>
                 <w:sz w:val="18"/>
               </w:rPr>
-              <w:t>Todo incidente abierto debe cerrarse con informe y medidas.</w:t>
+              <w:t>Dudas de llenado o custodia: 0991976454 · Gestión de Calidad y Seguridad del Paciente / Admisiones — Hospital General Puyo.</w:t>
             </w:r>
           </w:p>
         </w:tc>
@@ -4739,198 +4586,18 @@
     </w:tbl>
     <w:p>
       <w:pPr>
-        <w:spacing w:after="160"/>
-      </w:pPr>
-    </w:p>
-    <w:tbl>
-      <w:tblPr>
-        <w:tblW w:type="auto" w:w="0"/>
-        <w:tblLook w:firstColumn="1" w:firstRow="1" w:lastColumn="0" w:lastRow="0" w:noHBand="0" w:noVBand="1" w:val="04A0"/>
-      </w:tblPr>
-      <w:tblGrid>
-        <w:gridCol w:w="10200"/>
-      </w:tblGrid>
-      <w:tr>
-        <w:tc>
-          <w:tcPr>
-            <w:tcW w:type="dxa" w:w="10200"/>
-            <w:shd w:fill="F0F5F7" w:val="clear"/>
-            <w:tcBorders>
-              <w:top w:val="single" w:sz="8" w:space="0" w:color="2A6F6F"/>
-              <w:left w:val="single" w:sz="8" w:space="0" w:color="2A6F6F"/>
-              <w:bottom w:val="single" w:sz="8" w:space="0" w:color="2A6F6F"/>
-              <w:right w:val="single" w:sz="8" w:space="0" w:color="2A6F6F"/>
-            </w:tcBorders>
-            <w:tcMar>
-              <w:top w:w="50" w:type="dxa"/>
-              <w:left w:w="80" w:type="dxa"/>
-              <w:bottom w:w="50" w:type="dxa"/>
-              <w:right w:w="80" w:type="dxa"/>
-            </w:tcMar>
-          </w:tcPr>
-          <w:p>
-            <w:r/>
-            <w:r>
-              <w:rPr>
-                <w:rFonts w:ascii="Calibri" w:hAnsi="Calibri"/>
-                <w:b/>
-                <w:i w:val="0"/>
-                <w:color w:val="1E3A5F"/>
-                <w:sz w:val="24"/>
-              </w:rPr>
-              <w:t>8.  CHECKLIST RÁPIDO DEL OPERADOR</w:t>
-            </w:r>
-          </w:p>
-        </w:tc>
-      </w:tr>
-    </w:tbl>
-    <w:p>
-      <w:pPr>
-        <w:spacing w:after="120"/>
-      </w:pPr>
-    </w:p>
-    <w:p>
-      <w:pPr>
-        <w:spacing w:before="0" w:after="60"/>
-        <w:ind w:left="198"/>
+        <w:spacing w:before="160" w:after="60" w:line="259" w:lineRule="auto"/>
+        <w:jc w:val="center"/>
       </w:pPr>
       <w:r>
         <w:rPr>
           <w:rFonts w:ascii="Calibri" w:hAnsi="Calibri"/>
-          <w:b w:val="0"/>
+          <w:b/>
           <w:i w:val="0"/>
-          <w:color w:val="4A5568"/>
-          <w:sz w:val="22"/>
+          <w:color w:val="1E3A5F"/>
+          <w:sz w:val="20"/>
         </w:rPr>
-        <w:t>•  ¿Ya existe Acta 01 completa y firmada?</w:t>
-      </w:r>
-    </w:p>
-    <w:p>
-      <w:pPr>
-        <w:spacing w:before="0" w:after="60"/>
-        <w:ind w:left="198"/>
-      </w:pPr>
-      <w:r>
-        <w:rPr>
-          <w:rFonts w:ascii="Calibri" w:hAnsi="Calibri"/>
-          <w:b w:val="0"/>
-          <w:i w:val="0"/>
-          <w:color w:val="4A5568"/>
-          <w:sz w:val="22"/>
-        </w:rPr>
-        <w:t>•  ¿Se activó el plan y se asignó INC-HC-AAAA-###?</w:t>
-      </w:r>
-    </w:p>
-    <w:p>
-      <w:pPr>
-        <w:spacing w:before="0" w:after="60"/>
-        <w:ind w:left="198"/>
-      </w:pPr>
-      <w:r>
-        <w:rPr>
-          <w:rFonts w:ascii="Calibri" w:hAnsi="Calibri"/>
-          <w:b w:val="0"/>
-          <w:i w:val="0"/>
-          <w:color w:val="4A5568"/>
-          <w:sz w:val="22"/>
-        </w:rPr>
-        <w:t>•  ¿Se clasificó el evento E1–E5?</w:t>
-      </w:r>
-    </w:p>
-    <w:p>
-      <w:pPr>
-        <w:spacing w:before="0" w:after="60"/>
-        <w:ind w:left="198"/>
-      </w:pPr>
-      <w:r>
-        <w:rPr>
-          <w:rFonts w:ascii="Calibri" w:hAnsi="Calibri"/>
-          <w:b w:val="0"/>
-          <w:i w:val="0"/>
-          <w:color w:val="4A5568"/>
-          <w:sz w:val="22"/>
-        </w:rPr>
-        <w:t>•  ¿Hay Acta 02 con inventario / archivo recuperado?</w:t>
-      </w:r>
-    </w:p>
-    <w:p>
-      <w:pPr>
-        <w:spacing w:before="0" w:after="60"/>
-        <w:ind w:left="198"/>
-      </w:pPr>
-      <w:r>
-        <w:rPr>
-          <w:rFonts w:ascii="Calibri" w:hAnsi="Calibri"/>
-          <w:b w:val="0"/>
-          <w:i w:val="0"/>
-          <w:color w:val="4A5568"/>
-          <w:sz w:val="22"/>
-        </w:rPr>
-        <w:t>•  ¿Se usó Anexo A si había paciente en atención?</w:t>
-      </w:r>
-    </w:p>
-    <w:p>
-      <w:pPr>
-        <w:spacing w:before="0" w:after="60"/>
-        <w:ind w:left="198"/>
-      </w:pPr>
-      <w:r>
-        <w:rPr>
-          <w:rFonts w:ascii="Calibri" w:hAnsi="Calibri"/>
-          <w:b w:val="0"/>
-          <w:i w:val="0"/>
-          <w:color w:val="4A5568"/>
-          <w:sz w:val="22"/>
-        </w:rPr>
-        <w:t>•  ¿Corresponde Acta 03 (recuperó) o Acta 04 (no recuperó)?</w:t>
-      </w:r>
-    </w:p>
-    <w:p>
-      <w:pPr>
-        <w:spacing w:before="0" w:after="60"/>
-        <w:ind w:left="198"/>
-      </w:pPr>
-      <w:r>
-        <w:rPr>
-          <w:rFonts w:ascii="Calibri" w:hAnsi="Calibri"/>
-          <w:b w:val="0"/>
-          <w:i w:val="0"/>
-          <w:color w:val="4A5568"/>
-          <w:sz w:val="22"/>
-        </w:rPr>
-        <w:t>•  ¿Acta 03 tiene firmas de Servicio + Admisiones + Calidad?</w:t>
-      </w:r>
-    </w:p>
-    <w:p>
-      <w:pPr>
-        <w:spacing w:before="0" w:after="60"/>
-        <w:ind w:left="198"/>
-      </w:pPr>
-      <w:r>
-        <w:rPr>
-          <w:rFonts w:ascii="Calibri" w:hAnsi="Calibri"/>
-          <w:b w:val="0"/>
-          <w:i w:val="0"/>
-          <w:color w:val="4A5568"/>
-          <w:sz w:val="22"/>
-        </w:rPr>
-        <w:t>•  ¿Se notificó al usuario con Acta 05 cuando aplica?</w:t>
-      </w:r>
-    </w:p>
-    <w:p>
-      <w:pPr>
-        <w:spacing w:before="0" w:after="60"/>
-        <w:ind w:left="198"/>
-      </w:pPr>
-      <w:r>
-        <w:rPr>
-          <w:rFonts w:ascii="Calibri" w:hAnsi="Calibri"/>
-          <w:b w:val="0"/>
-          <w:i w:val="0"/>
-          <w:color w:val="4A5568"/>
-          <w:sz w:val="22"/>
-        </w:rPr>
-        <w:t>•  ¿Se cerró con Acta 06 y se archivó el expediente?</w:t>
+        <w:t>APROBACIÓN DEL MANUAL</w:t>
       </w:r>
     </w:p>
     <w:tbl>
@@ -4939,105 +4606,26 @@
         <w:tblLook w:firstColumn="1" w:firstRow="1" w:lastColumn="0" w:lastRow="0" w:noHBand="0" w:noVBand="1" w:val="04A0"/>
       </w:tblPr>
       <w:tblGrid>
-        <w:gridCol w:w="10200"/>
+        <w:gridCol w:w="3513"/>
+        <w:gridCol w:w="3513"/>
+        <w:gridCol w:w="3513"/>
       </w:tblGrid>
       <w:tr>
         <w:tc>
           <w:tcPr>
-            <w:tcW w:type="dxa" w:w="10200"/>
-            <w:shd w:fill="F0F5F7" w:val="clear"/>
+            <w:tcW w:type="dxa" w:w="3513"/>
+            <w:shd w:fill="F7F9FA" w:val="clear"/>
             <w:tcBorders>
-              <w:top w:val="single" w:sz="6" w:space="0" w:color="2A6F6F"/>
-              <w:left w:val="single" w:sz="6" w:space="0" w:color="2A6F6F"/>
-              <w:bottom w:val="single" w:sz="6" w:space="0" w:color="2A6F6F"/>
-              <w:right w:val="single" w:sz="6" w:space="0" w:color="2A6F6F"/>
+              <w:top w:val="single" w:sz="5" w:space="0" w:color="2A6F6F"/>
+              <w:left w:val="single" w:sz="5" w:space="0" w:color="2A6F6F"/>
+              <w:bottom w:val="single" w:sz="5" w:space="0" w:color="2A6F6F"/>
+              <w:right w:val="single" w:sz="5" w:space="0" w:color="2A6F6F"/>
             </w:tcBorders>
             <w:tcMar>
-              <w:top w:w="45" w:type="dxa"/>
-              <w:left w:w="70" w:type="dxa"/>
-              <w:bottom w:w="45" w:type="dxa"/>
-              <w:right w:w="70" w:type="dxa"/>
-            </w:tcMar>
-          </w:tcPr>
-          <w:p>
-            <w:r/>
-            <w:r>
-              <w:rPr>
-                <w:rFonts w:ascii="Calibri" w:hAnsi="Calibri"/>
-                <w:b/>
-                <w:i w:val="0"/>
-                <w:color w:val="2A6F6F"/>
-                <w:sz w:val="20"/>
-              </w:rPr>
-              <w:t>CONTACTO INSTITUCIONAL</w:t>
-              <w:br/>
-            </w:r>
-            <w:r>
-              <w:rPr>
-                <w:rFonts w:ascii="Calibri" w:hAnsi="Calibri"/>
-                <w:b w:val="0"/>
-                <w:i w:val="0"/>
-                <w:color w:val="4A5568"/>
-                <w:sz w:val="20"/>
-              </w:rPr>
-              <w:t>Ante dudas sobre el llenado o la custodia de actas, comuníquese al 0991976454 o con Gestión de Calidad y Seguridad del Paciente / Admisiones del Hospital General Puyo.</w:t>
-            </w:r>
-          </w:p>
-        </w:tc>
-      </w:tr>
-    </w:tbl>
-    <w:p>
-      <w:pPr>
-        <w:spacing w:after="120"/>
-      </w:pPr>
-    </w:p>
-    <w:p>
-      <w:pPr>
-        <w:spacing w:before="0" w:after="240" w:line="276" w:lineRule="auto"/>
-      </w:pPr>
-    </w:p>
-    <w:p>
-      <w:pPr>
-        <w:spacing w:before="0" w:after="120" w:line="276" w:lineRule="auto"/>
-        <w:jc w:val="center"/>
-      </w:pPr>
-      <w:r>
-        <w:rPr>
-          <w:rFonts w:ascii="Calibri" w:hAnsi="Calibri"/>
-          <w:b/>
-          <w:i w:val="0"/>
-          <w:color w:val="1E3A5F"/>
-          <w:sz w:val="22"/>
-        </w:rPr>
-        <w:t>CONTROL DE APROBACIÓN DEL MANUAL</w:t>
-      </w:r>
-    </w:p>
-    <w:tbl>
-      <w:tblPr>
-        <w:tblW w:type="auto" w:w="0"/>
-        <w:tblLook w:firstColumn="1" w:firstRow="1" w:lastColumn="0" w:lastRow="0" w:noHBand="0" w:noVBand="1" w:val="04A0"/>
-      </w:tblPr>
-      <w:tblGrid>
-        <w:gridCol w:w="3400"/>
-        <w:gridCol w:w="3400"/>
-        <w:gridCol w:w="3400"/>
-      </w:tblGrid>
-      <w:tr>
-        <w:tc>
-          <w:tcPr>
-            <w:tcW w:type="dxa" w:w="3400"/>
-            <w:shd w:fill="F7F9FA" w:val="clear"/>
-            <w:tcBorders>
-              <w:top w:val="single" w:sz="6" w:space="0" w:color="2A6F6F"/>
-              <w:left w:val="single" w:sz="6" w:space="0" w:color="2A6F6F"/>
-              <w:bottom w:val="single" w:sz="6" w:space="0" w:color="2A6F6F"/>
-              <w:right w:val="single" w:sz="6" w:space="0" w:color="2A6F6F"/>
-            </w:tcBorders>
-            <w:tcMar>
-              <w:top w:w="55" w:type="dxa"/>
-              <w:left w:w="30" w:type="dxa"/>
-              <w:bottom w:w="45" w:type="dxa"/>
-              <w:right w:w="30" w:type="dxa"/>
+              <w:top w:w="40" w:type="dxa"/>
+              <w:left w:w="25" w:type="dxa"/>
+              <w:bottom w:w="35" w:type="dxa"/>
+              <w:right w:w="25" w:type="dxa"/>
             </w:tcMar>
           </w:tcPr>
           <w:p>
@@ -5051,7 +4639,7 @@
                 <w:b/>
                 <w:i w:val="0"/>
                 <w:color w:val="2A6F6F"/>
-                <w:sz w:val="16"/>
+                <w:sz w:val="14"/>
               </w:rPr>
               <w:t>ELABORADO POR</w:t>
               <w:br/>
@@ -5062,10 +4650,9 @@
                 <w:b/>
                 <w:i w:val="0"/>
                 <w:color w:val="1E3A5F"/>
-                <w:sz w:val="20"/>
+                <w:sz w:val="18"/>
               </w:rPr>
               <w:t>Tlgo. Andrés Romero</w:t>
-              <w:br/>
               <w:br/>
             </w:r>
             <w:r>
@@ -5076,30 +4663,27 @@
                 <w:color w:val="4A5568"/>
                 <w:sz w:val="16"/>
               </w:rPr>
-              <w:t>________________</w:t>
+              <w:t>__________</w:t>
               <w:br/>
-              <w:t>Firma</w:t>
-              <w:br/>
-              <w:br/>
-              <w:t>____/____/________</w:t>
+              <w:t>Firma · Fecha</w:t>
             </w:r>
           </w:p>
         </w:tc>
         <w:tc>
           <w:tcPr>
-            <w:tcW w:type="dxa" w:w="3400"/>
+            <w:tcW w:type="dxa" w:w="3513"/>
             <w:shd w:fill="F7F9FA" w:val="clear"/>
             <w:tcBorders>
-              <w:top w:val="single" w:sz="6" w:space="0" w:color="2A6F6F"/>
-              <w:left w:val="single" w:sz="6" w:space="0" w:color="2A6F6F"/>
-              <w:bottom w:val="single" w:sz="6" w:space="0" w:color="2A6F6F"/>
-              <w:right w:val="single" w:sz="6" w:space="0" w:color="2A6F6F"/>
+              <w:top w:val="single" w:sz="5" w:space="0" w:color="2A6F6F"/>
+              <w:left w:val="single" w:sz="5" w:space="0" w:color="2A6F6F"/>
+              <w:bottom w:val="single" w:sz="5" w:space="0" w:color="2A6F6F"/>
+              <w:right w:val="single" w:sz="5" w:space="0" w:color="2A6F6F"/>
             </w:tcBorders>
             <w:tcMar>
-              <w:top w:w="55" w:type="dxa"/>
-              <w:left w:w="30" w:type="dxa"/>
-              <w:bottom w:w="45" w:type="dxa"/>
-              <w:right w:w="30" w:type="dxa"/>
+              <w:top w:w="40" w:type="dxa"/>
+              <w:left w:w="25" w:type="dxa"/>
+              <w:bottom w:w="35" w:type="dxa"/>
+              <w:right w:w="25" w:type="dxa"/>
             </w:tcMar>
           </w:tcPr>
           <w:p>
@@ -5113,7 +4697,7 @@
                 <w:b/>
                 <w:i w:val="0"/>
                 <w:color w:val="2A6F6F"/>
-                <w:sz w:val="16"/>
+                <w:sz w:val="14"/>
               </w:rPr>
               <w:t>REVISADO POR</w:t>
               <w:br/>
@@ -5124,10 +4708,9 @@
                 <w:b/>
                 <w:i w:val="0"/>
                 <w:color w:val="1E3A5F"/>
-                <w:sz w:val="20"/>
+                <w:sz w:val="18"/>
               </w:rPr>
               <w:t>Dra. Stephany Tayupanda</w:t>
-              <w:br/>
               <w:br/>
             </w:r>
             <w:r>
@@ -5138,30 +4721,27 @@
                 <w:color w:val="4A5568"/>
                 <w:sz w:val="16"/>
               </w:rPr>
-              <w:t>________________</w:t>
+              <w:t>__________</w:t>
               <w:br/>
-              <w:t>Firma</w:t>
-              <w:br/>
-              <w:br/>
-              <w:t>____/____/________</w:t>
+              <w:t>Firma · Fecha</w:t>
             </w:r>
           </w:p>
         </w:tc>
         <w:tc>
           <w:tcPr>
-            <w:tcW w:type="dxa" w:w="3400"/>
+            <w:tcW w:type="dxa" w:w="3513"/>
             <w:shd w:fill="F7F9FA" w:val="clear"/>
             <w:tcBorders>
-              <w:top w:val="single" w:sz="6" w:space="0" w:color="2A6F6F"/>
-              <w:left w:val="single" w:sz="6" w:space="0" w:color="2A6F6F"/>
-              <w:bottom w:val="single" w:sz="6" w:space="0" w:color="2A6F6F"/>
-              <w:right w:val="single" w:sz="6" w:space="0" w:color="2A6F6F"/>
+              <w:top w:val="single" w:sz="5" w:space="0" w:color="2A6F6F"/>
+              <w:left w:val="single" w:sz="5" w:space="0" w:color="2A6F6F"/>
+              <w:bottom w:val="single" w:sz="5" w:space="0" w:color="2A6F6F"/>
+              <w:right w:val="single" w:sz="5" w:space="0" w:color="2A6F6F"/>
             </w:tcBorders>
             <w:tcMar>
-              <w:top w:w="55" w:type="dxa"/>
-              <w:left w:w="30" w:type="dxa"/>
-              <w:bottom w:w="45" w:type="dxa"/>
-              <w:right w:w="30" w:type="dxa"/>
+              <w:top w:w="40" w:type="dxa"/>
+              <w:left w:w="25" w:type="dxa"/>
+              <w:bottom w:w="35" w:type="dxa"/>
+              <w:right w:w="25" w:type="dxa"/>
             </w:tcMar>
           </w:tcPr>
           <w:p>
@@ -5175,7 +4755,7 @@
                 <w:b/>
                 <w:i w:val="0"/>
                 <w:color w:val="2A6F6F"/>
-                <w:sz w:val="16"/>
+                <w:sz w:val="14"/>
               </w:rPr>
               <w:t>APROBADO POR</w:t>
               <w:br/>
@@ -5186,10 +4766,9 @@
                 <w:b/>
                 <w:i w:val="0"/>
                 <w:color w:val="1E3A5F"/>
-                <w:sz w:val="20"/>
+                <w:sz w:val="18"/>
               </w:rPr>
               <w:t>Dr. Gabriel García</w:t>
-              <w:br/>
               <w:br/>
             </w:r>
             <w:r>
@@ -5200,54 +4779,19 @@
                 <w:color w:val="4A5568"/>
                 <w:sz w:val="16"/>
               </w:rPr>
-              <w:t>________________</w:t>
+              <w:t>__________</w:t>
               <w:br/>
-              <w:t>Firma</w:t>
-              <w:br/>
-              <w:br/>
-              <w:t>____/____/________</w:t>
+              <w:t>Firma · Fecha</w:t>
             </w:r>
           </w:p>
         </w:tc>
       </w:tr>
     </w:tbl>
-    <w:p>
-      <w:pPr>
-        <w:spacing w:before="240" w:after="40" w:line="276" w:lineRule="auto"/>
-        <w:jc w:val="center"/>
-      </w:pPr>
-      <w:r>
-        <w:rPr>
-          <w:rFonts w:ascii="Calibri" w:hAnsi="Calibri"/>
-          <w:b/>
-          <w:i w:val="0"/>
-          <w:color w:val="2A6F6F"/>
-          <w:sz w:val="18"/>
-        </w:rPr>
-        <w:t>Hospital General Puyo — Ministerio de Salud Pública del Ecuador</w:t>
-      </w:r>
-    </w:p>
-    <w:p>
-      <w:pPr>
-        <w:spacing w:before="0" w:after="0" w:line="276" w:lineRule="auto"/>
-        <w:jc w:val="center"/>
-      </w:pPr>
-      <w:r>
-        <w:rPr>
-          <w:rFonts w:ascii="Calibri" w:hAnsi="Calibri"/>
-          <w:b w:val="0"/>
-          <w:i w:val="0"/>
-          <w:color w:val="4A5568"/>
-          <w:sz w:val="18"/>
-        </w:rPr>
-        <w:t>Contacto: 0991976454</w:t>
-      </w:r>
-    </w:p>
     <w:sectPr>
       <w:headerReference w:type="default" r:id="rId10"/>
       <w:footerReference w:type="default" r:id="rId11"/>
       <w:pgSz w:w="12240" w:h="15840"/>
-      <w:pgMar w:top="850" w:right="1020" w:bottom="850" w:left="1020" w:header="720" w:footer="720" w:gutter="0"/>
+      <w:pgMar w:top="680" w:right="850" w:bottom="680" w:left="850" w:header="720" w:footer="720" w:gutter="0"/>
       <w:cols w:space="720"/>
       <w:docGrid w:linePitch="360"/>
     </w:sectPr>
@@ -5270,7 +4814,7 @@
         <w:color w:val="4A5568"/>
         <w:sz w:val="16"/>
       </w:rPr>
-      <w:t xml:space="preserve">Ministerio de Salud Pública  ·  Contacto: 0991976454  ·  Página </w:t>
+      <w:t xml:space="preserve">MSP  ·  Contacto: 0991976454  ·  Pág. </w:t>
     </w:r>
     <w:r>
       <w:rPr>
@@ -5291,46 +4835,6 @@
         <w:sz w:val="16"/>
       </w:rPr>
       <w:instrText xml:space="preserve"> PAGE </w:instrText>
-    </w:r>
-    <w:r>
-      <w:rPr>
-        <w:rFonts w:ascii="Calibri" w:hAnsi="Calibri"/>
-        <w:b w:val="0"/>
-        <w:i w:val="0"/>
-        <w:color w:val="4A5568"/>
-        <w:sz w:val="16"/>
-      </w:rPr>
-      <w:fldChar w:fldCharType="end"/>
-    </w:r>
-    <w:r>
-      <w:rPr>
-        <w:rFonts w:ascii="Calibri" w:hAnsi="Calibri"/>
-        <w:b w:val="0"/>
-        <w:i w:val="0"/>
-        <w:color w:val="4A5568"/>
-        <w:sz w:val="16"/>
-      </w:rPr>
-      <w:t xml:space="preserve"> de </w:t>
-    </w:r>
-    <w:r>
-      <w:rPr>
-        <w:rFonts w:ascii="Calibri" w:hAnsi="Calibri"/>
-        <w:b w:val="0"/>
-        <w:i w:val="0"/>
-        <w:color w:val="4A5568"/>
-        <w:sz w:val="16"/>
-      </w:rPr>
-      <w:fldChar w:fldCharType="begin"/>
-    </w:r>
-    <w:r>
-      <w:rPr>
-        <w:rFonts w:ascii="Calibri" w:hAnsi="Calibri"/>
-        <w:b w:val="0"/>
-        <w:i w:val="0"/>
-        <w:color w:val="4A5568"/>
-        <w:sz w:val="16"/>
-      </w:rPr>
-      <w:instrText xml:space="preserve"> NUMPAGES </w:instrText>
     </w:r>
     <w:r>
       <w:rPr>
@@ -5353,7 +4857,7 @@
       <w:pStyle w:val="Header"/>
       <w:jc w:val="right"/>
       <w:pBdr>
-        <w:bottom w:val="single" w:sz="8" w:space="2" w:color="C5D4DC"/>
+        <w:bottom w:val="single" w:sz="6" w:space="1" w:color="C5D4DC"/>
       </w:pBdr>
     </w:pPr>
     <w:r>
@@ -5364,7 +4868,7 @@
         <w:color w:val="2A6F6F"/>
         <w:sz w:val="16"/>
       </w:rPr>
-      <w:t>MANUAL DE USO  ·  PROT-HC-001  ·  Hospital General Puyo  ·  CONFIDENCIAL</w:t>
+      <w:t>MANUAL DE USO  ·  PROT-HC-001-MU  ·  Hospital General Puyo</w:t>
     </w:r>
   </w:p>
 </w:hdr>

--- a/docs/historia-clinica-ecuador/MANUAL_USO_ACTAS_ANEXOS_PROT-HC-001.docx
+++ b/docs/historia-clinica-ecuador/MANUAL_USO_ACTAS_ANEXOS_PROT-HC-001.docx
@@ -5,38 +5,27 @@
     <w:tbl>
       <w:tblPr>
         <w:tblW w:type="auto" w:w="0"/>
+        <w:tblLayout w:type="autofit"/>
         <w:tblLook w:firstColumn="1" w:firstRow="1" w:lastColumn="0" w:lastRow="0" w:noHBand="0" w:noVBand="1" w:val="04A0"/>
       </w:tblPr>
       <w:tblGrid>
-        <w:gridCol w:w="10540"/>
+        <w:gridCol w:w="3629"/>
+        <w:gridCol w:w="3629"/>
+        <w:gridCol w:w="3629"/>
       </w:tblGrid>
       <w:tr>
         <w:tc>
           <w:tcPr>
-            <w:tcW w:type="dxa" w:w="10540"/>
-            <w:shd w:fill="FFFFFF" w:val="clear"/>
-            <w:tcBorders>
-              <w:top w:val="single" w:sz="5" w:space="0" w:color="C5D4DC"/>
-              <w:left w:val="single" w:sz="5" w:space="0" w:color="C5D4DC"/>
-              <w:bottom w:val="single" w:sz="5" w:space="0" w:color="C5D4DC"/>
-              <w:right w:val="single" w:sz="5" w:space="0" w:color="C5D4DC"/>
-            </w:tcBorders>
-            <w:tcMar>
-              <w:top w:w="25" w:type="dxa"/>
-              <w:left w:w="35" w:type="dxa"/>
-              <w:bottom w:w="20" w:type="dxa"/>
-              <w:right w:w="35" w:type="dxa"/>
-            </w:tcMar>
+            <w:tcW w:type="dxa" w:w="3629"/>
           </w:tcPr>
           <w:p>
             <w:pPr>
-              <w:jc w:val="center"/>
+              <w:spacing w:before="0" w:after="40" w:line="240" w:lineRule="auto"/>
             </w:pPr>
-            <w:r/>
             <w:r>
               <w:drawing>
                 <wp:inline xmlns:a="http://schemas.openxmlformats.org/drawingml/2006/main" xmlns:pic="http://schemas.openxmlformats.org/drawingml/2006/picture">
-                  <wp:extent cx="3060000" cy="926573"/>
+                  <wp:extent cx="792000" cy="239819"/>
                   <wp:docPr id="1" name="Picture 1"/>
                   <wp:cNvGraphicFramePr>
                     <a:graphicFrameLocks noChangeAspect="1"/>
@@ -57,7 +46,7 @@
                         <pic:spPr>
                           <a:xfrm>
                             <a:off x="0" y="0"/>
-                            <a:ext cx="3060000" cy="926573"/>
+                            <a:ext cx="792000" cy="239819"/>
                           </a:xfrm>
                           <a:prstGeom prst="rect"/>
                         </pic:spPr>
@@ -68,93 +57,45 @@
               </w:drawing>
             </w:r>
           </w:p>
+        </w:tc>
+        <w:tc>
+          <w:tcPr>
+            <w:tcW w:type="dxa" w:w="3629"/>
+          </w:tcPr>
           <w:p>
             <w:pPr>
+              <w:spacing w:before="0" w:after="40" w:line="240" w:lineRule="auto"/>
               <w:jc w:val="center"/>
             </w:pPr>
             <w:r>
               <w:rPr>
-                <w:rFonts w:ascii="Calibri" w:hAnsi="Calibri"/>
+                <w:rFonts w:ascii="Calibri" w:hAnsi="Calibri" w:eastAsia="Calibri"/>
                 <w:b/>
-                <w:i w:val="0"/>
-                <w:color w:val="4A5568"/>
-                <w:sz w:val="16"/>
+                <w:color w:val="1C3A5C"/>
+                <w:sz w:val="20"/>
               </w:rPr>
               <w:t>MINISTERIO DE SALUD PÚBLICA DEL ECUADOR</w:t>
             </w:r>
           </w:p>
-        </w:tc>
-      </w:tr>
-    </w:tbl>
-    <w:tbl>
-      <w:tblPr>
-        <w:tblW w:type="auto" w:w="0"/>
-        <w:tblLook w:firstColumn="1" w:firstRow="1" w:lastColumn="0" w:lastRow="0" w:noHBand="0" w:noVBand="1" w:val="04A0"/>
-      </w:tblPr>
-      <w:tblGrid>
-        <w:gridCol w:w="3513"/>
-        <w:gridCol w:w="3513"/>
-        <w:gridCol w:w="3513"/>
-      </w:tblGrid>
-      <w:tr>
-        <w:tc>
-          <w:tcPr>
-            <w:tcW w:type="dxa" w:w="3513"/>
-            <w:shd w:fill="F5D402" w:val="clear"/>
-            <w:tcBorders>
-              <w:top w:val="single" w:sz="2" w:space="0" w:color="F5D402"/>
-              <w:left w:val="single" w:sz="2" w:space="0" w:color="F5D402"/>
-              <w:bottom w:val="single" w:sz="2" w:space="0" w:color="F5D402"/>
-              <w:right w:val="single" w:sz="2" w:space="0" w:color="F5D402"/>
-            </w:tcBorders>
-            <w:tcMar>
-              <w:top w:w="5" w:type="dxa"/>
-              <w:left w:w="0" w:type="dxa"/>
-              <w:bottom w:w="5" w:type="dxa"/>
-              <w:right w:w="0" w:type="dxa"/>
-            </w:tcMar>
-          </w:tcPr>
           <w:p>
-            <w:r/>
+            <w:pPr>
+              <w:spacing w:before="0" w:after="40" w:line="240" w:lineRule="auto"/>
+              <w:jc w:val="center"/>
+            </w:pPr>
+            <w:r>
+              <w:rPr>
+                <w:rFonts w:ascii="Calibri" w:hAnsi="Calibri" w:eastAsia="Calibri"/>
+                <w:b/>
+                <w:color w:val="2E7D84"/>
+                <w:sz w:val="28"/>
+              </w:rPr>
+              <w:t>HOSPITAL GENERAL PUYO</w:t>
+            </w:r>
           </w:p>
         </w:tc>
         <w:tc>
           <w:tcPr>
-            <w:tcW w:type="dxa" w:w="3513"/>
-            <w:shd w:fill="191497" w:val="clear"/>
-            <w:tcBorders>
-              <w:top w:val="single" w:sz="2" w:space="0" w:color="191497"/>
-              <w:left w:val="single" w:sz="2" w:space="0" w:color="191497"/>
-              <w:bottom w:val="single" w:sz="2" w:space="0" w:color="191497"/>
-              <w:right w:val="single" w:sz="2" w:space="0" w:color="191497"/>
-            </w:tcBorders>
-            <w:tcMar>
-              <w:top w:w="5" w:type="dxa"/>
-              <w:left w:w="0" w:type="dxa"/>
-              <w:bottom w:w="5" w:type="dxa"/>
-              <w:right w:w="0" w:type="dxa"/>
-            </w:tcMar>
-          </w:tcPr>
-          <w:p>
-            <w:r/>
-          </w:p>
-        </w:tc>
-        <w:tc>
-          <w:tcPr>
-            <w:tcW w:type="dxa" w:w="3513"/>
-            <w:shd w:fill="D61A0C" w:val="clear"/>
-            <w:tcBorders>
-              <w:top w:val="single" w:sz="2" w:space="0" w:color="D61A0C"/>
-              <w:left w:val="single" w:sz="2" w:space="0" w:color="D61A0C"/>
-              <w:bottom w:val="single" w:sz="2" w:space="0" w:color="D61A0C"/>
-              <w:right w:val="single" w:sz="2" w:space="0" w:color="D61A0C"/>
-            </w:tcBorders>
-            <w:tcMar>
-              <w:top w:w="5" w:type="dxa"/>
-              <w:left w:w="0" w:type="dxa"/>
-              <w:bottom w:w="5" w:type="dxa"/>
-              <w:right w:w="0" w:type="dxa"/>
-            </w:tcMar>
+            <w:tcW w:type="dxa" w:w="3629"/>
           </w:tcPr>
           <w:p>
             <w:r/>
@@ -164,47 +105,29 @@
     </w:tbl>
     <w:p>
       <w:pPr>
-        <w:spacing w:before="120" w:after="40" w:line="259" w:lineRule="auto"/>
+        <w:spacing w:before="80" w:after="0" w:line="240" w:lineRule="auto"/>
         <w:jc w:val="center"/>
       </w:pPr>
       <w:r>
         <w:rPr>
-          <w:rFonts w:ascii="Georgia" w:hAnsi="Georgia"/>
+          <w:rFonts w:ascii="Georgia" w:hAnsi="Georgia" w:eastAsia="Georgia"/>
           <w:b/>
-          <w:i w:val="0"/>
-          <w:color w:val="1E3A5F"/>
-          <w:sz w:val="28"/>
-        </w:rPr>
-        <w:t>HOSPITAL GENERAL PUYO</w:t>
-      </w:r>
-    </w:p>
-    <w:p>
-      <w:pPr>
-        <w:spacing w:before="0" w:after="40" w:line="259" w:lineRule="auto"/>
-        <w:jc w:val="center"/>
-      </w:pPr>
-      <w:r>
-        <w:rPr>
-          <w:rFonts w:ascii="Georgia" w:hAnsi="Georgia"/>
-          <w:b/>
-          <w:i w:val="0"/>
-          <w:color w:val="2A6F6F"/>
-          <w:sz w:val="26"/>
+          <w:color w:val="1C3A5C"/>
+          <w:sz w:val="32"/>
         </w:rPr>
         <w:t>MANUAL DE USO DE ACTAS Y ANEXOS</w:t>
       </w:r>
     </w:p>
     <w:p>
       <w:pPr>
-        <w:spacing w:before="0" w:after="80" w:line="259" w:lineRule="auto"/>
+        <w:spacing w:before="0" w:after="40" w:line="240" w:lineRule="auto"/>
         <w:jc w:val="center"/>
       </w:pPr>
       <w:r>
         <w:rPr>
-          <w:rFonts w:ascii="Calibri" w:hAnsi="Calibri"/>
-          <w:b/>
-          <w:i w:val="0"/>
-          <w:color w:val="1A2330"/>
+          <w:rFonts w:ascii="Calibri" w:hAnsi="Calibri" w:eastAsia="Calibri"/>
+          <w:b w:val="0"/>
+          <w:color w:val="5A6976"/>
           <w:sz w:val="22"/>
         </w:rPr>
         <w:t>Protocolo de Pérdida de Historia Clínica — PROT-HC-001</w:t>
@@ -212,26 +135,17 @@
     </w:p>
     <w:p>
       <w:pPr>
-        <w:spacing w:before="0" w:after="80"/>
-        <w:pBdr>
-          <w:bottom w:val="single" w:sz="8" w:space="1" w:color="C5D4DC"/>
-        </w:pBdr>
-      </w:pPr>
-    </w:p>
-    <w:p>
-      <w:pPr>
-        <w:spacing w:before="0" w:after="80" w:line="259" w:lineRule="auto"/>
+        <w:spacing w:before="0" w:after="80" w:line="240" w:lineRule="auto"/>
         <w:jc w:val="center"/>
       </w:pPr>
       <w:r>
         <w:rPr>
-          <w:rFonts w:ascii="Calibri" w:hAnsi="Calibri"/>
-          <w:b w:val="0"/>
-          <w:i w:val="0"/>
-          <w:color w:val="4A5568"/>
+          <w:rFonts w:ascii="Calibri" w:hAnsi="Calibri" w:eastAsia="Calibri"/>
+          <w:b/>
+          <w:color w:val="1C3A5C"/>
           <w:sz w:val="18"/>
         </w:rPr>
-        <w:t>Código: PROT-HC-001-MU  ·  Versión 1.0  ·  22/07/2026  ·  CONFIDENCIAL</w:t>
+        <w:t>Código: PROT-HC-001-MU  ·  Versión 1.1  ·  22/07/2026  ·  CONFIDENCIAL</w:t>
       </w:r>
     </w:p>
     <w:tbl>
@@ -240,50 +154,35 @@
         <w:tblLook w:firstColumn="1" w:firstRow="1" w:lastColumn="0" w:lastRow="0" w:noHBand="0" w:noVBand="1" w:val="04A0"/>
       </w:tblPr>
       <w:tblGrid>
-        <w:gridCol w:w="3513"/>
-        <w:gridCol w:w="3513"/>
-        <w:gridCol w:w="3513"/>
+        <w:gridCol w:w="3629"/>
+        <w:gridCol w:w="3629"/>
+        <w:gridCol w:w="3629"/>
       </w:tblGrid>
       <w:tr>
         <w:tc>
           <w:tcPr>
-            <w:tcW w:type="dxa" w:w="3513"/>
-            <w:shd w:fill="F7F9FA" w:val="clear"/>
-            <w:tcBorders>
-              <w:top w:val="single" w:sz="3" w:space="0" w:color="C5D4DC"/>
-              <w:left w:val="single" w:sz="3" w:space="0" w:color="C5D4DC"/>
-              <w:bottom w:val="single" w:sz="3" w:space="0" w:color="C5D4DC"/>
-              <w:right w:val="single" w:sz="3" w:space="0" w:color="C5D4DC"/>
-            </w:tcBorders>
-            <w:tcMar>
-              <w:top w:w="25" w:type="dxa"/>
-              <w:left w:w="25" w:type="dxa"/>
-              <w:bottom w:w="25" w:type="dxa"/>
-              <w:right w:w="25" w:type="dxa"/>
-            </w:tcMar>
+            <w:tcW w:type="dxa" w:w="3629"/>
+            <w:shd w:fill="F2F7F8" w:val="clear"/>
           </w:tcPr>
           <w:p>
             <w:pPr>
+              <w:spacing w:before="0" w:after="40" w:line="240" w:lineRule="auto"/>
               <w:jc w:val="center"/>
             </w:pPr>
-            <w:r/>
             <w:r>
               <w:rPr>
-                <w:rFonts w:ascii="Calibri" w:hAnsi="Calibri"/>
+                <w:rFonts w:ascii="Calibri" w:hAnsi="Calibri" w:eastAsia="Calibri"/>
                 <w:b/>
-                <w:i w:val="0"/>
-                <w:color w:val="2A6F6F"/>
-                <w:sz w:val="14"/>
+                <w:color w:val="2E7D84"/>
+                <w:sz w:val="18"/>
               </w:rPr>
-              <w:t>CONTACTO</w:t>
-              <w:br/>
+              <w:t xml:space="preserve">CONTACTO: </w:t>
             </w:r>
             <w:r>
               <w:rPr>
-                <w:rFonts w:ascii="Calibri" w:hAnsi="Calibri"/>
-                <w:b/>
-                <w:i w:val="0"/>
-                <w:color w:val="1E3A5F"/>
+                <w:rFonts w:ascii="Calibri" w:hAnsi="Calibri" w:eastAsia="Calibri"/>
+                <w:b w:val="0"/>
+                <w:color w:val="202A34"/>
                 <w:sz w:val="18"/>
               </w:rPr>
               <w:t>0991976454</w:t>
@@ -292,43 +191,28 @@
         </w:tc>
         <w:tc>
           <w:tcPr>
-            <w:tcW w:type="dxa" w:w="3513"/>
-            <w:shd w:fill="F7F9FA" w:val="clear"/>
-            <w:tcBorders>
-              <w:top w:val="single" w:sz="3" w:space="0" w:color="C5D4DC"/>
-              <w:left w:val="single" w:sz="3" w:space="0" w:color="C5D4DC"/>
-              <w:bottom w:val="single" w:sz="3" w:space="0" w:color="C5D4DC"/>
-              <w:right w:val="single" w:sz="3" w:space="0" w:color="C5D4DC"/>
-            </w:tcBorders>
-            <w:tcMar>
-              <w:top w:w="25" w:type="dxa"/>
-              <w:left w:w="25" w:type="dxa"/>
-              <w:bottom w:w="25" w:type="dxa"/>
-              <w:right w:w="25" w:type="dxa"/>
-            </w:tcMar>
+            <w:tcW w:type="dxa" w:w="3629"/>
+            <w:shd w:fill="F2F7F8" w:val="clear"/>
           </w:tcPr>
           <w:p>
             <w:pPr>
+              <w:spacing w:before="0" w:after="40" w:line="240" w:lineRule="auto"/>
               <w:jc w:val="center"/>
             </w:pPr>
-            <w:r/>
             <w:r>
               <w:rPr>
-                <w:rFonts w:ascii="Calibri" w:hAnsi="Calibri"/>
+                <w:rFonts w:ascii="Calibri" w:hAnsi="Calibri" w:eastAsia="Calibri"/>
                 <w:b/>
-                <w:i w:val="0"/>
-                <w:color w:val="2A6F6F"/>
-                <w:sz w:val="14"/>
+                <w:color w:val="2E7D84"/>
+                <w:sz w:val="18"/>
               </w:rPr>
-              <w:t>ÁMBITO</w:t>
-              <w:br/>
+              <w:t xml:space="preserve">ÁMBITO: </w:t>
             </w:r>
             <w:r>
               <w:rPr>
-                <w:rFonts w:ascii="Calibri" w:hAnsi="Calibri"/>
-                <w:b/>
-                <w:i w:val="0"/>
-                <w:color w:val="1E3A5F"/>
+                <w:rFonts w:ascii="Calibri" w:hAnsi="Calibri" w:eastAsia="Calibri"/>
+                <w:b w:val="0"/>
+                <w:color w:val="202A34"/>
                 <w:sz w:val="18"/>
               </w:rPr>
               <w:t>Hospital General Puyo</w:t>
@@ -337,43 +221,28 @@
         </w:tc>
         <w:tc>
           <w:tcPr>
-            <w:tcW w:type="dxa" w:w="3513"/>
-            <w:shd w:fill="F7F9FA" w:val="clear"/>
-            <w:tcBorders>
-              <w:top w:val="single" w:sz="3" w:space="0" w:color="C5D4DC"/>
-              <w:left w:val="single" w:sz="3" w:space="0" w:color="C5D4DC"/>
-              <w:bottom w:val="single" w:sz="3" w:space="0" w:color="C5D4DC"/>
-              <w:right w:val="single" w:sz="3" w:space="0" w:color="C5D4DC"/>
-            </w:tcBorders>
-            <w:tcMar>
-              <w:top w:w="25" w:type="dxa"/>
-              <w:left w:w="25" w:type="dxa"/>
-              <w:bottom w:w="25" w:type="dxa"/>
-              <w:right w:w="25" w:type="dxa"/>
-            </w:tcMar>
+            <w:tcW w:type="dxa" w:w="3629"/>
+            <w:shd w:fill="F2F7F8" w:val="clear"/>
           </w:tcPr>
           <w:p>
             <w:pPr>
+              <w:spacing w:before="0" w:after="40" w:line="240" w:lineRule="auto"/>
               <w:jc w:val="center"/>
             </w:pPr>
-            <w:r/>
             <w:r>
               <w:rPr>
-                <w:rFonts w:ascii="Calibri" w:hAnsi="Calibri"/>
+                <w:rFonts w:ascii="Calibri" w:hAnsi="Calibri" w:eastAsia="Calibri"/>
                 <w:b/>
-                <w:i w:val="0"/>
-                <w:color w:val="2A6F6F"/>
-                <w:sz w:val="14"/>
+                <w:color w:val="2E7D84"/>
+                <w:sz w:val="18"/>
               </w:rPr>
-              <w:t>BASE</w:t>
-              <w:br/>
+              <w:t xml:space="preserve">BASE: </w:t>
             </w:r>
             <w:r>
               <w:rPr>
-                <w:rFonts w:ascii="Calibri" w:hAnsi="Calibri"/>
-                <w:b/>
-                <w:i w:val="0"/>
-                <w:color w:val="1E3A5F"/>
+                <w:rFonts w:ascii="Calibri" w:hAnsi="Calibri" w:eastAsia="Calibri"/>
+                <w:b w:val="0"/>
+                <w:color w:val="202A34"/>
                 <w:sz w:val="18"/>
               </w:rPr>
               <w:t>PROT-HC-001</w:t>
@@ -382,198 +251,40 @@
         </w:tc>
       </w:tr>
     </w:tbl>
-    <w:p>
-      <w:pPr>
-        <w:spacing w:before="120" w:after="60" w:line="259" w:lineRule="auto"/>
-        <w:jc w:val="center"/>
-      </w:pPr>
-      <w:r>
-        <w:rPr>
-          <w:rFonts w:ascii="Calibri" w:hAnsi="Calibri"/>
-          <w:b/>
-          <w:i w:val="0"/>
-          <w:color w:val="1E3A5F"/>
-          <w:sz w:val="18"/>
-        </w:rPr>
-        <w:t>CONTROL DE APROBACIÓN</w:t>
-      </w:r>
-    </w:p>
     <w:tbl>
       <w:tblPr>
         <w:tblW w:type="auto" w:w="0"/>
+        <w:jc w:val="center"/>
         <w:tblLook w:firstColumn="1" w:firstRow="1" w:lastColumn="0" w:lastRow="0" w:noHBand="0" w:noVBand="1" w:val="04A0"/>
       </w:tblPr>
       <w:tblGrid>
-        <w:gridCol w:w="3513"/>
-        <w:gridCol w:w="3513"/>
-        <w:gridCol w:w="3513"/>
+        <w:gridCol w:w="10886"/>
       </w:tblGrid>
       <w:tr>
         <w:tc>
           <w:tcPr>
-            <w:tcW w:type="dxa" w:w="3513"/>
-            <w:shd w:fill="FFFFFF" w:val="clear"/>
-            <w:tcBorders>
-              <w:top w:val="single" w:sz="4" w:space="0" w:color="1E3A5F"/>
-              <w:left w:val="single" w:sz="4" w:space="0" w:color="1E3A5F"/>
-              <w:bottom w:val="single" w:sz="4" w:space="0" w:color="1E3A5F"/>
-              <w:right w:val="single" w:sz="4" w:space="0" w:color="1E3A5F"/>
-            </w:tcBorders>
+            <w:tcW w:type="dxa" w:w="10886"/>
+            <w:shd w:fill="1C3A5C" w:val="clear"/>
             <w:tcMar>
-              <w:top w:w="35" w:type="dxa"/>
-              <w:left w:w="25" w:type="dxa"/>
-              <w:bottom w:w="30" w:type="dxa"/>
-              <w:right w:w="25" w:type="dxa"/>
+              <w:top w:w="40" w:type="dxa"/>
+              <w:bottom w:w="40" w:type="dxa"/>
+              <w:left w:w="80" w:type="dxa"/>
+              <w:right w:w="80" w:type="dxa"/>
             </w:tcMar>
           </w:tcPr>
           <w:p>
             <w:pPr>
-              <w:jc w:val="center"/>
+              <w:spacing w:before="0" w:after="0" w:line="240" w:lineRule="auto"/>
+              <w:jc w:val="left"/>
             </w:pPr>
-            <w:r/>
             <w:r>
               <w:rPr>
-                <w:rFonts w:ascii="Calibri" w:hAnsi="Calibri"/>
+                <w:rFonts w:ascii="Calibri" w:hAnsi="Calibri" w:eastAsia="Calibri"/>
                 <w:b/>
-                <w:i w:val="0"/>
-                <w:color w:val="2A6F6F"/>
-                <w:sz w:val="14"/>
+                <w:color w:val="FFFFFF"/>
+                <w:sz w:val="24"/>
               </w:rPr>
-              <w:t>ELABORADO POR</w:t>
-              <w:br/>
-            </w:r>
-            <w:r>
-              <w:rPr>
-                <w:rFonts w:ascii="Calibri" w:hAnsi="Calibri"/>
-                <w:b/>
-                <w:i w:val="0"/>
-                <w:color w:val="1E3A5F"/>
-                <w:sz w:val="18"/>
-              </w:rPr>
-              <w:t>Tlgo. Andrés Romero</w:t>
-              <w:br/>
-            </w:r>
-            <w:r>
-              <w:rPr>
-                <w:rFonts w:ascii="Calibri" w:hAnsi="Calibri"/>
-                <w:b w:val="0"/>
-                <w:i w:val="0"/>
-                <w:color w:val="4A5568"/>
-                <w:sz w:val="16"/>
-              </w:rPr>
-              <w:t>Firma: __________  Fecha: ___/___/______</w:t>
-            </w:r>
-          </w:p>
-        </w:tc>
-        <w:tc>
-          <w:tcPr>
-            <w:tcW w:type="dxa" w:w="3513"/>
-            <w:shd w:fill="FFFFFF" w:val="clear"/>
-            <w:tcBorders>
-              <w:top w:val="single" w:sz="4" w:space="0" w:color="1E3A5F"/>
-              <w:left w:val="single" w:sz="4" w:space="0" w:color="1E3A5F"/>
-              <w:bottom w:val="single" w:sz="4" w:space="0" w:color="1E3A5F"/>
-              <w:right w:val="single" w:sz="4" w:space="0" w:color="1E3A5F"/>
-            </w:tcBorders>
-            <w:tcMar>
-              <w:top w:w="35" w:type="dxa"/>
-              <w:left w:w="25" w:type="dxa"/>
-              <w:bottom w:w="30" w:type="dxa"/>
-              <w:right w:w="25" w:type="dxa"/>
-            </w:tcMar>
-          </w:tcPr>
-          <w:p>
-            <w:pPr>
-              <w:jc w:val="center"/>
-            </w:pPr>
-            <w:r/>
-            <w:r>
-              <w:rPr>
-                <w:rFonts w:ascii="Calibri" w:hAnsi="Calibri"/>
-                <w:b/>
-                <w:i w:val="0"/>
-                <w:color w:val="2A6F6F"/>
-                <w:sz w:val="14"/>
-              </w:rPr>
-              <w:t>REVISADO POR</w:t>
-              <w:br/>
-            </w:r>
-            <w:r>
-              <w:rPr>
-                <w:rFonts w:ascii="Calibri" w:hAnsi="Calibri"/>
-                <w:b/>
-                <w:i w:val="0"/>
-                <w:color w:val="1E3A5F"/>
-                <w:sz w:val="18"/>
-              </w:rPr>
-              <w:t>Dra. Stephany Tayupanda</w:t>
-              <w:br/>
-            </w:r>
-            <w:r>
-              <w:rPr>
-                <w:rFonts w:ascii="Calibri" w:hAnsi="Calibri"/>
-                <w:b w:val="0"/>
-                <w:i w:val="0"/>
-                <w:color w:val="4A5568"/>
-                <w:sz w:val="16"/>
-              </w:rPr>
-              <w:t>Firma: __________  Fecha: ___/___/______</w:t>
-            </w:r>
-          </w:p>
-        </w:tc>
-        <w:tc>
-          <w:tcPr>
-            <w:tcW w:type="dxa" w:w="3513"/>
-            <w:shd w:fill="FFFFFF" w:val="clear"/>
-            <w:tcBorders>
-              <w:top w:val="single" w:sz="4" w:space="0" w:color="1E3A5F"/>
-              <w:left w:val="single" w:sz="4" w:space="0" w:color="1E3A5F"/>
-              <w:bottom w:val="single" w:sz="4" w:space="0" w:color="1E3A5F"/>
-              <w:right w:val="single" w:sz="4" w:space="0" w:color="1E3A5F"/>
-            </w:tcBorders>
-            <w:tcMar>
-              <w:top w:w="35" w:type="dxa"/>
-              <w:left w:w="25" w:type="dxa"/>
-              <w:bottom w:w="30" w:type="dxa"/>
-              <w:right w:w="25" w:type="dxa"/>
-            </w:tcMar>
-          </w:tcPr>
-          <w:p>
-            <w:pPr>
-              <w:jc w:val="center"/>
-            </w:pPr>
-            <w:r/>
-            <w:r>
-              <w:rPr>
-                <w:rFonts w:ascii="Calibri" w:hAnsi="Calibri"/>
-                <w:b/>
-                <w:i w:val="0"/>
-                <w:color w:val="2A6F6F"/>
-                <w:sz w:val="14"/>
-              </w:rPr>
-              <w:t>APROBADO POR</w:t>
-              <w:br/>
-            </w:r>
-            <w:r>
-              <w:rPr>
-                <w:rFonts w:ascii="Calibri" w:hAnsi="Calibri"/>
-                <w:b/>
-                <w:i w:val="0"/>
-                <w:color w:val="1E3A5F"/>
-                <w:sz w:val="18"/>
-              </w:rPr>
-              <w:t>Dr. Gabriel García</w:t>
-              <w:br/>
-            </w:r>
-            <w:r>
-              <w:rPr>
-                <w:rFonts w:ascii="Calibri" w:hAnsi="Calibri"/>
-                <w:b w:val="0"/>
-                <w:i w:val="0"/>
-                <w:color w:val="4A5568"/>
-                <w:sz w:val="16"/>
-              </w:rPr>
-              <w:t>Firma: __________  Fecha: ___/___/______</w:t>
+              <w:t>CONTROL DE APROBACIÓN</w:t>
             </w:r>
           </w:p>
         </w:tc>
@@ -581,7 +292,7 @@
     </w:tbl>
     <w:p>
       <w:pPr>
-        <w:spacing w:before="0" w:after="80" w:line="259" w:lineRule="auto"/>
+        <w:spacing w:before="0" w:after="40" w:line="240" w:lineRule="auto"/>
       </w:pPr>
     </w:p>
     <w:tbl>
@@ -590,34 +301,164 @@
         <w:tblLook w:firstColumn="1" w:firstRow="1" w:lastColumn="0" w:lastRow="0" w:noHBand="0" w:noVBand="1" w:val="04A0"/>
       </w:tblPr>
       <w:tblGrid>
-        <w:gridCol w:w="10540"/>
+        <w:gridCol w:w="3629"/>
+        <w:gridCol w:w="3629"/>
+        <w:gridCol w:w="3629"/>
       </w:tblGrid>
       <w:tr>
         <w:tc>
           <w:tcPr>
-            <w:tcW w:type="dxa" w:w="10540"/>
-            <w:shd w:fill="F0F5F7" w:val="clear"/>
-            <w:tcBorders>
-              <w:top w:val="single" w:sz="6" w:space="0" w:color="2A6F6F"/>
-              <w:left w:val="single" w:sz="6" w:space="0" w:color="2A6F6F"/>
-              <w:bottom w:val="single" w:sz="6" w:space="0" w:color="2A6F6F"/>
-              <w:right w:val="single" w:sz="6" w:space="0" w:color="2A6F6F"/>
-            </w:tcBorders>
+            <w:tcW w:type="dxa" w:w="3629"/>
+            <w:shd w:fill="F7FAFC" w:val="clear"/>
+          </w:tcPr>
+          <w:p>
+            <w:pPr>
+              <w:spacing w:before="0" w:after="40" w:line="240" w:lineRule="auto"/>
+            </w:pPr>
+            <w:r>
+              <w:rPr>
+                <w:rFonts w:ascii="Calibri" w:hAnsi="Calibri" w:eastAsia="Calibri"/>
+                <w:b/>
+                <w:color w:val="2E7D84"/>
+                <w:sz w:val="16"/>
+              </w:rPr>
+              <w:t>ELABORADO POR</w:t>
+              <w:br/>
+            </w:r>
+            <w:r>
+              <w:rPr>
+                <w:rFonts w:ascii="Calibri" w:hAnsi="Calibri" w:eastAsia="Calibri"/>
+                <w:b/>
+                <w:color w:val="1C3A5C"/>
+                <w:sz w:val="20"/>
+              </w:rPr>
+              <w:t>Tlgo. Andrés Romero</w:t>
+              <w:br/>
+            </w:r>
+            <w:r>
+              <w:rPr>
+                <w:rFonts w:ascii="Calibri" w:hAnsi="Calibri" w:eastAsia="Calibri"/>
+                <w:b w:val="0"/>
+                <w:color w:val="5A6976"/>
+                <w:sz w:val="16"/>
+              </w:rPr>
+              <w:t>Firma: __________  Fecha: ____</w:t>
+            </w:r>
+          </w:p>
+        </w:tc>
+        <w:tc>
+          <w:tcPr>
+            <w:tcW w:type="dxa" w:w="3629"/>
+            <w:shd w:fill="F7FAFC" w:val="clear"/>
+          </w:tcPr>
+          <w:p>
+            <w:pPr>
+              <w:spacing w:before="0" w:after="40" w:line="240" w:lineRule="auto"/>
+            </w:pPr>
+            <w:r>
+              <w:rPr>
+                <w:rFonts w:ascii="Calibri" w:hAnsi="Calibri" w:eastAsia="Calibri"/>
+                <w:b/>
+                <w:color w:val="2E7D84"/>
+                <w:sz w:val="16"/>
+              </w:rPr>
+              <w:t>REVISADO POR</w:t>
+              <w:br/>
+            </w:r>
+            <w:r>
+              <w:rPr>
+                <w:rFonts w:ascii="Calibri" w:hAnsi="Calibri" w:eastAsia="Calibri"/>
+                <w:b/>
+                <w:color w:val="1C3A5C"/>
+                <w:sz w:val="20"/>
+              </w:rPr>
+              <w:t>Dra. Stephany Tayupanda</w:t>
+              <w:br/>
+            </w:r>
+            <w:r>
+              <w:rPr>
+                <w:rFonts w:ascii="Calibri" w:hAnsi="Calibri" w:eastAsia="Calibri"/>
+                <w:b w:val="0"/>
+                <w:color w:val="5A6976"/>
+                <w:sz w:val="16"/>
+              </w:rPr>
+              <w:t>Firma: __________  Fecha: ____</w:t>
+            </w:r>
+          </w:p>
+        </w:tc>
+        <w:tc>
+          <w:tcPr>
+            <w:tcW w:type="dxa" w:w="3629"/>
+            <w:shd w:fill="F7FAFC" w:val="clear"/>
+          </w:tcPr>
+          <w:p>
+            <w:pPr>
+              <w:spacing w:before="0" w:after="40" w:line="240" w:lineRule="auto"/>
+            </w:pPr>
+            <w:r>
+              <w:rPr>
+                <w:rFonts w:ascii="Calibri" w:hAnsi="Calibri" w:eastAsia="Calibri"/>
+                <w:b/>
+                <w:color w:val="2E7D84"/>
+                <w:sz w:val="16"/>
+              </w:rPr>
+              <w:t>APROBADO POR</w:t>
+              <w:br/>
+            </w:r>
+            <w:r>
+              <w:rPr>
+                <w:rFonts w:ascii="Calibri" w:hAnsi="Calibri" w:eastAsia="Calibri"/>
+                <w:b/>
+                <w:color w:val="1C3A5C"/>
+                <w:sz w:val="20"/>
+              </w:rPr>
+              <w:t>Dr. Gabriel García</w:t>
+              <w:br/>
+            </w:r>
+            <w:r>
+              <w:rPr>
+                <w:rFonts w:ascii="Calibri" w:hAnsi="Calibri" w:eastAsia="Calibri"/>
+                <w:b w:val="0"/>
+                <w:color w:val="5A6976"/>
+                <w:sz w:val="16"/>
+              </w:rPr>
+              <w:t>Firma: __________  Fecha: ____</w:t>
+            </w:r>
+          </w:p>
+        </w:tc>
+      </w:tr>
+    </w:tbl>
+    <w:tbl>
+      <w:tblPr>
+        <w:tblW w:type="auto" w:w="0"/>
+        <w:jc w:val="center"/>
+        <w:tblLook w:firstColumn="1" w:firstRow="1" w:lastColumn="0" w:lastRow="0" w:noHBand="0" w:noVBand="1" w:val="04A0"/>
+      </w:tblPr>
+      <w:tblGrid>
+        <w:gridCol w:w="10886"/>
+      </w:tblGrid>
+      <w:tr>
+        <w:tc>
+          <w:tcPr>
+            <w:tcW w:type="dxa" w:w="10886"/>
+            <w:shd w:fill="1C3A5C" w:val="clear"/>
             <w:tcMar>
-              <w:top w:w="35" w:type="dxa"/>
-              <w:left w:w="60" w:type="dxa"/>
-              <w:bottom w:w="35" w:type="dxa"/>
-              <w:right w:w="60" w:type="dxa"/>
+              <w:top w:w="40" w:type="dxa"/>
+              <w:bottom w:w="40" w:type="dxa"/>
+              <w:left w:w="80" w:type="dxa"/>
+              <w:right w:w="80" w:type="dxa"/>
             </w:tcMar>
           </w:tcPr>
           <w:p>
-            <w:r/>
+            <w:pPr>
+              <w:spacing w:before="0" w:after="0" w:line="240" w:lineRule="auto"/>
+              <w:jc w:val="left"/>
+            </w:pPr>
             <w:r>
               <w:rPr>
-                <w:rFonts w:ascii="Calibri" w:hAnsi="Calibri"/>
+                <w:rFonts w:ascii="Calibri" w:hAnsi="Calibri" w:eastAsia="Calibri"/>
                 <w:b/>
-                <w:i w:val="0"/>
-                <w:color w:val="1E3A5F"/>
+                <w:color w:val="FFFFFF"/>
                 <w:sz w:val="24"/>
               </w:rPr>
               <w:t>1. OBJETIVO</w:t>
@@ -628,59 +469,54 @@
     </w:tbl>
     <w:p>
       <w:pPr>
-        <w:spacing w:before="0" w:after="80" w:line="259" w:lineRule="auto"/>
-        <w:jc w:val="both"/>
+        <w:spacing w:before="0" w:after="40" w:line="240" w:lineRule="auto"/>
+      </w:pPr>
+    </w:p>
+    <w:p>
+      <w:pPr>
+        <w:spacing w:before="0" w:after="80" w:line="240" w:lineRule="auto"/>
       </w:pPr>
       <w:r>
         <w:rPr>
-          <w:rFonts w:ascii="Calibri" w:hAnsi="Calibri"/>
+          <w:rFonts w:ascii="Calibri" w:hAnsi="Calibri" w:eastAsia="Calibri"/>
           <w:b w:val="0"/>
-          <w:i w:val="0"/>
-          <w:color w:val="4A5568"/>
+          <w:color w:val="202A34"/>
           <w:sz w:val="20"/>
         </w:rPr>
         <w:t>Este Manual indica cuándo usar, cómo completar y quién firma las Actas 01–06 y los Anexos A–B del Protocolo PROT-HC-001 en el Hospital General Puyo. Incluye gráficas de flujo, matriz de firmas y señalética E1–E5.</w:t>
       </w:r>
     </w:p>
-    <w:p>
-      <w:r>
-        <w:br w:type="page"/>
-      </w:r>
-    </w:p>
     <w:tbl>
       <w:tblPr>
         <w:tblW w:type="auto" w:w="0"/>
+        <w:jc w:val="center"/>
         <w:tblLook w:firstColumn="1" w:firstRow="1" w:lastColumn="0" w:lastRow="0" w:noHBand="0" w:noVBand="1" w:val="04A0"/>
       </w:tblPr>
       <w:tblGrid>
-        <w:gridCol w:w="10540"/>
+        <w:gridCol w:w="10886"/>
       </w:tblGrid>
       <w:tr>
         <w:tc>
           <w:tcPr>
-            <w:tcW w:type="dxa" w:w="10540"/>
-            <w:shd w:fill="F0F5F7" w:val="clear"/>
-            <w:tcBorders>
-              <w:top w:val="single" w:sz="6" w:space="0" w:color="2A6F6F"/>
-              <w:left w:val="single" w:sz="6" w:space="0" w:color="2A6F6F"/>
-              <w:bottom w:val="single" w:sz="6" w:space="0" w:color="2A6F6F"/>
-              <w:right w:val="single" w:sz="6" w:space="0" w:color="2A6F6F"/>
-            </w:tcBorders>
+            <w:tcW w:type="dxa" w:w="10886"/>
+            <w:shd w:fill="1C3A5C" w:val="clear"/>
             <w:tcMar>
-              <w:top w:w="35" w:type="dxa"/>
-              <w:left w:w="60" w:type="dxa"/>
-              <w:bottom w:w="35" w:type="dxa"/>
-              <w:right w:w="60" w:type="dxa"/>
+              <w:top w:w="40" w:type="dxa"/>
+              <w:bottom w:w="40" w:type="dxa"/>
+              <w:left w:w="80" w:type="dxa"/>
+              <w:right w:w="80" w:type="dxa"/>
             </w:tcMar>
           </w:tcPr>
           <w:p>
-            <w:r/>
+            <w:pPr>
+              <w:spacing w:before="0" w:after="0" w:line="240" w:lineRule="auto"/>
+              <w:jc w:val="left"/>
+            </w:pPr>
             <w:r>
               <w:rPr>
-                <w:rFonts w:ascii="Calibri" w:hAnsi="Calibri"/>
+                <w:rFonts w:ascii="Calibri" w:hAnsi="Calibri" w:eastAsia="Calibri"/>
                 <w:b/>
-                <w:i w:val="0"/>
-                <w:color w:val="1E3A5F"/>
+                <w:color w:val="FFFFFF"/>
                 <w:sz w:val="24"/>
               </w:rPr>
               <w:t>2. ¿CUÁNDO USAR CADA ACTA O ANEXO?</w:t>
@@ -691,29 +527,33 @@
     </w:tbl>
     <w:p>
       <w:pPr>
-        <w:spacing w:before="0" w:after="40" w:line="259" w:lineRule="auto"/>
+        <w:spacing w:before="0" w:after="40" w:line="240" w:lineRule="auto"/>
+      </w:pPr>
+    </w:p>
+    <w:p>
+      <w:pPr>
+        <w:spacing w:before="0" w:after="80" w:line="240" w:lineRule="auto"/>
         <w:jc w:val="center"/>
       </w:pPr>
       <w:r>
         <w:rPr>
-          <w:rFonts w:ascii="Calibri" w:hAnsi="Calibri"/>
+          <w:rFonts w:ascii="Calibri" w:hAnsi="Calibri" w:eastAsia="Calibri"/>
           <w:b w:val="0"/>
-          <w:i w:val="0"/>
-          <w:color w:val="4A5568"/>
-          <w:sz w:val="20"/>
+          <w:color w:val="5A6976"/>
+          <w:sz w:val="18"/>
         </w:rPr>
         <w:t>Siga las flechas en orden. Cada casilla indica el documento y la acción.</w:t>
       </w:r>
     </w:p>
     <w:p>
       <w:pPr>
-        <w:spacing w:before="40" w:after="80"/>
+        <w:spacing w:before="0" w:after="80" w:line="240" w:lineRule="auto"/>
         <w:jc w:val="center"/>
       </w:pPr>
       <w:r>
         <w:drawing>
           <wp:inline xmlns:a="http://schemas.openxmlformats.org/drawingml/2006/main" xmlns:pic="http://schemas.openxmlformats.org/drawingml/2006/picture">
-            <wp:extent cx="6480000" cy="8424000"/>
+            <wp:extent cx="6912000" cy="6402240"/>
             <wp:docPr id="2" name="Picture 2"/>
             <wp:cNvGraphicFramePr>
               <a:graphicFrameLocks noChangeAspect="1"/>
@@ -726,7 +566,7 @@
                     <pic:cNvPicPr/>
                   </pic:nvPicPr>
                   <pic:blipFill>
-                    <a:blip r:embed="rId12"/>
+                    <a:blip r:embed="rId10"/>
                     <a:stretch>
                       <a:fillRect/>
                     </a:stretch>
@@ -734,7 +574,7 @@
                   <pic:spPr>
                     <a:xfrm>
                       <a:off x="0" y="0"/>
-                      <a:ext cx="6480000" cy="8424000"/>
+                      <a:ext cx="6912000" cy="6402240"/>
                     </a:xfrm>
                     <a:prstGeom prst="rect"/>
                   </pic:spPr>
@@ -751,91 +591,73 @@
         <w:tblLook w:firstColumn="1" w:firstRow="1" w:lastColumn="0" w:lastRow="0" w:noHBand="0" w:noVBand="1" w:val="04A0"/>
       </w:tblPr>
       <w:tblGrid>
-        <w:gridCol w:w="10540"/>
+        <w:gridCol w:w="10886"/>
       </w:tblGrid>
       <w:tr>
         <w:tc>
           <w:tcPr>
-            <w:tcW w:type="dxa" w:w="10540"/>
-            <w:shd w:fill="F0F5F7" w:val="clear"/>
+            <w:tcW w:type="dxa" w:w="10886"/>
+            <w:shd w:fill="E8F4F8" w:val="clear"/>
             <w:tcBorders>
-              <w:top w:val="single" w:sz="5" w:space="0" w:color="2A6F6F"/>
-              <w:left w:val="single" w:sz="5" w:space="0" w:color="2A6F6F"/>
-              <w:bottom w:val="single" w:sz="5" w:space="0" w:color="2A6F6F"/>
-              <w:right w:val="single" w:sz="5" w:space="0" w:color="2A6F6F"/>
+              <w:top w:val="single" w:sz="12" w:color="2E7D84"/>
+              <w:left w:val="single" w:sz="24" w:color="2E7D84"/>
+              <w:bottom w:val="single" w:sz="12" w:color="2E7D84"/>
+              <w:right w:val="single" w:sz="12" w:color="2E7D84"/>
             </w:tcBorders>
-            <w:tcMar>
-              <w:top w:w="30" w:type="dxa"/>
-              <w:left w:w="50" w:type="dxa"/>
-              <w:bottom w:w="30" w:type="dxa"/>
-              <w:right w:w="50" w:type="dxa"/>
-            </w:tcMar>
           </w:tcPr>
           <w:p>
-            <w:r/>
+            <w:pPr>
+              <w:spacing w:before="0" w:after="0" w:line="240" w:lineRule="auto"/>
+            </w:pPr>
             <w:r>
               <w:rPr>
-                <w:rFonts w:ascii="Calibri" w:hAnsi="Calibri"/>
+                <w:rFonts w:ascii="Calibri" w:hAnsi="Calibri" w:eastAsia="Calibri"/>
                 <w:b/>
-                <w:i w:val="0"/>
-                <w:color w:val="2A6F6F"/>
-                <w:sz w:val="18"/>
+                <w:color w:val="1C3A5C"/>
+                <w:sz w:val="20"/>
               </w:rPr>
-              <w:t xml:space="preserve">SEÑAL CLAVE  ·  </w:t>
-            </w:r>
-            <w:r>
-              <w:rPr>
-                <w:rFonts w:ascii="Calibri" w:hAnsi="Calibri"/>
-                <w:b w:val="0"/>
-                <w:i w:val="0"/>
-                <w:color w:val="4A5568"/>
-                <w:sz w:val="18"/>
-              </w:rPr>
-              <w:t>ACTA 01 siempre primero → ACTA 02 inventario → SÍ: ACTA 03 / NO: ACTA 04 → ACTA 05 (si aplica) → ACTA 06. ANEXO A en paralelo si hay paciente en atención.</w:t>
+              <w:t>SEÑAL CLAVE  ·  ACTA 01 siempre primero → ACTA 02 inventario → decisión 03/04 → (Anexo A en paralelo) → 05 → 06</w:t>
             </w:r>
           </w:p>
         </w:tc>
       </w:tr>
     </w:tbl>
     <w:p>
-      <w:r>
-        <w:br w:type="page"/>
-      </w:r>
+      <w:pPr>
+        <w:spacing w:before="0" w:after="40" w:line="240" w:lineRule="auto"/>
+      </w:pPr>
     </w:p>
     <w:tbl>
       <w:tblPr>
         <w:tblW w:type="auto" w:w="0"/>
+        <w:jc w:val="center"/>
         <w:tblLook w:firstColumn="1" w:firstRow="1" w:lastColumn="0" w:lastRow="0" w:noHBand="0" w:noVBand="1" w:val="04A0"/>
       </w:tblPr>
       <w:tblGrid>
-        <w:gridCol w:w="10540"/>
+        <w:gridCol w:w="10886"/>
       </w:tblGrid>
       <w:tr>
         <w:tc>
           <w:tcPr>
-            <w:tcW w:type="dxa" w:w="10540"/>
-            <w:shd w:fill="F0F5F7" w:val="clear"/>
-            <w:tcBorders>
-              <w:top w:val="single" w:sz="6" w:space="0" w:color="2A6F6F"/>
-              <w:left w:val="single" w:sz="6" w:space="0" w:color="2A6F6F"/>
-              <w:bottom w:val="single" w:sz="6" w:space="0" w:color="2A6F6F"/>
-              <w:right w:val="single" w:sz="6" w:space="0" w:color="2A6F6F"/>
-            </w:tcBorders>
+            <w:tcW w:type="dxa" w:w="10886"/>
+            <w:shd w:fill="1C3A5C" w:val="clear"/>
             <w:tcMar>
-              <w:top w:w="35" w:type="dxa"/>
-              <w:left w:w="60" w:type="dxa"/>
-              <w:bottom w:w="35" w:type="dxa"/>
-              <w:right w:w="60" w:type="dxa"/>
+              <w:top w:w="40" w:type="dxa"/>
+              <w:bottom w:w="40" w:type="dxa"/>
+              <w:left w:w="80" w:type="dxa"/>
+              <w:right w:w="80" w:type="dxa"/>
             </w:tcMar>
           </w:tcPr>
           <w:p>
-            <w:r/>
+            <w:pPr>
+              <w:spacing w:before="0" w:after="0" w:line="240" w:lineRule="auto"/>
+              <w:jc w:val="left"/>
+            </w:pPr>
             <w:r>
               <w:rPr>
-                <w:rFonts w:ascii="Calibri" w:hAnsi="Calibri"/>
+                <w:rFonts w:ascii="Calibri" w:hAnsi="Calibri" w:eastAsia="Calibri"/>
                 <w:b/>
-                <w:i w:val="0"/>
-                <w:color w:val="1E3A5F"/>
+                <w:color w:val="FFFFFF"/>
                 <w:sz w:val="24"/>
               </w:rPr>
               <w:t>3. ¿QUIÉN FIRMA CADA DOCUMENTO?</w:t>
@@ -846,29 +668,33 @@
     </w:tbl>
     <w:p>
       <w:pPr>
-        <w:spacing w:before="0" w:after="40" w:line="259" w:lineRule="auto"/>
+        <w:spacing w:before="0" w:after="40" w:line="240" w:lineRule="auto"/>
+      </w:pPr>
+    </w:p>
+    <w:p>
+      <w:pPr>
+        <w:spacing w:before="0" w:after="80" w:line="240" w:lineRule="auto"/>
         <w:jc w:val="center"/>
       </w:pPr>
       <w:r>
         <w:rPr>
-          <w:rFonts w:ascii="Calibri" w:hAnsi="Calibri"/>
+          <w:rFonts w:ascii="Calibri" w:hAnsi="Calibri" w:eastAsia="Calibri"/>
           <w:b w:val="0"/>
-          <w:i w:val="0"/>
-          <w:color w:val="4A5568"/>
-          <w:sz w:val="20"/>
+          <w:color w:val="5A6976"/>
+          <w:sz w:val="18"/>
         </w:rPr>
         <w:t>Matriz de firmas obligatorias. ✓ = firma requerida.</w:t>
       </w:r>
     </w:p>
     <w:p>
       <w:pPr>
-        <w:spacing w:before="40" w:after="80"/>
+        <w:spacing w:before="0" w:after="80" w:line="240" w:lineRule="auto"/>
         <w:jc w:val="center"/>
       </w:pPr>
       <w:r>
         <w:drawing>
           <wp:inline xmlns:a="http://schemas.openxmlformats.org/drawingml/2006/main" xmlns:pic="http://schemas.openxmlformats.org/drawingml/2006/picture">
-            <wp:extent cx="6480000" cy="4536000"/>
+            <wp:extent cx="6912000" cy="4207680"/>
             <wp:docPr id="3" name="Picture 3"/>
             <wp:cNvGraphicFramePr>
               <a:graphicFrameLocks noChangeAspect="1"/>
@@ -881,7 +707,7 @@
                     <pic:cNvPicPr/>
                   </pic:nvPicPr>
                   <pic:blipFill>
-                    <a:blip r:embed="rId13"/>
+                    <a:blip r:embed="rId11"/>
                     <a:stretch>
                       <a:fillRect/>
                     </a:stretch>
@@ -889,7 +715,7 @@
                   <pic:spPr>
                     <a:xfrm>
                       <a:off x="0" y="0"/>
-                      <a:ext cx="6480000" cy="4536000"/>
+                      <a:ext cx="6912000" cy="4207680"/>
                     </a:xfrm>
                     <a:prstGeom prst="rect"/>
                   </pic:spPr>
@@ -906,91 +732,73 @@
         <w:tblLook w:firstColumn="1" w:firstRow="1" w:lastColumn="0" w:lastRow="0" w:noHBand="0" w:noVBand="1" w:val="04A0"/>
       </w:tblPr>
       <w:tblGrid>
-        <w:gridCol w:w="10540"/>
+        <w:gridCol w:w="10886"/>
       </w:tblGrid>
       <w:tr>
         <w:tc>
           <w:tcPr>
-            <w:tcW w:type="dxa" w:w="10540"/>
-            <w:shd w:fill="F0F5F7" w:val="clear"/>
+            <w:tcW w:type="dxa" w:w="10886"/>
+            <w:shd w:fill="E6F6EA" w:val="clear"/>
             <w:tcBorders>
-              <w:top w:val="single" w:sz="5" w:space="0" w:color="2A6F6F"/>
-              <w:left w:val="single" w:sz="5" w:space="0" w:color="2A6F6F"/>
-              <w:bottom w:val="single" w:sz="5" w:space="0" w:color="2A6F6F"/>
-              <w:right w:val="single" w:sz="5" w:space="0" w:color="2A6F6F"/>
+              <w:top w:val="single" w:sz="12" w:color="2E7D50"/>
+              <w:left w:val="single" w:sz="24" w:color="2E7D50"/>
+              <w:bottom w:val="single" w:sz="12" w:color="2E7D50"/>
+              <w:right w:val="single" w:sz="12" w:color="2E7D50"/>
             </w:tcBorders>
-            <w:tcMar>
-              <w:top w:w="30" w:type="dxa"/>
-              <w:left w:w="50" w:type="dxa"/>
-              <w:bottom w:w="30" w:type="dxa"/>
-              <w:right w:w="50" w:type="dxa"/>
-            </w:tcMar>
           </w:tcPr>
           <w:p>
-            <w:r/>
+            <w:pPr>
+              <w:spacing w:before="0" w:after="0" w:line="240" w:lineRule="auto"/>
+            </w:pPr>
             <w:r>
               <w:rPr>
-                <w:rFonts w:ascii="Calibri" w:hAnsi="Calibri"/>
+                <w:rFonts w:ascii="Calibri" w:hAnsi="Calibri" w:eastAsia="Calibri"/>
                 <w:b/>
-                <w:i w:val="0"/>
-                <w:color w:val="2A6F6F"/>
-                <w:sz w:val="18"/>
+                <w:color w:val="1C3A5C"/>
+                <w:sz w:val="20"/>
               </w:rPr>
-              <w:t xml:space="preserve">ACTA 03  ·  </w:t>
-            </w:r>
-            <w:r>
-              <w:rPr>
-                <w:rFonts w:ascii="Calibri" w:hAnsi="Calibri"/>
-                <w:b w:val="0"/>
-                <w:i w:val="0"/>
-                <w:color w:val="4A5568"/>
-                <w:sz w:val="18"/>
-              </w:rPr>
-              <w:t>Firmas obligatorias: Responsable del servicio + Responsable de Admisiones + Gestión de Calidad y Seguridad del Paciente.</w:t>
+              <w:t>ACTA 03  ·  Firmas obligatorias: Responsable del servicio + Admisiones + Calidad y Seguridad del Paciente</w:t>
             </w:r>
           </w:p>
         </w:tc>
       </w:tr>
     </w:tbl>
     <w:p>
-      <w:r>
-        <w:br w:type="page"/>
-      </w:r>
+      <w:pPr>
+        <w:spacing w:before="0" w:after="40" w:line="240" w:lineRule="auto"/>
+      </w:pPr>
     </w:p>
     <w:tbl>
       <w:tblPr>
         <w:tblW w:type="auto" w:w="0"/>
+        <w:jc w:val="center"/>
         <w:tblLook w:firstColumn="1" w:firstRow="1" w:lastColumn="0" w:lastRow="0" w:noHBand="0" w:noVBand="1" w:val="04A0"/>
       </w:tblPr>
       <w:tblGrid>
-        <w:gridCol w:w="10540"/>
+        <w:gridCol w:w="10886"/>
       </w:tblGrid>
       <w:tr>
         <w:tc>
           <w:tcPr>
-            <w:tcW w:type="dxa" w:w="10540"/>
-            <w:shd w:fill="F0F5F7" w:val="clear"/>
-            <w:tcBorders>
-              <w:top w:val="single" w:sz="6" w:space="0" w:color="2A6F6F"/>
-              <w:left w:val="single" w:sz="6" w:space="0" w:color="2A6F6F"/>
-              <w:bottom w:val="single" w:sz="6" w:space="0" w:color="2A6F6F"/>
-              <w:right w:val="single" w:sz="6" w:space="0" w:color="2A6F6F"/>
-            </w:tcBorders>
+            <w:tcW w:type="dxa" w:w="10886"/>
+            <w:shd w:fill="1C3A5C" w:val="clear"/>
             <w:tcMar>
-              <w:top w:w="35" w:type="dxa"/>
-              <w:left w:w="60" w:type="dxa"/>
-              <w:bottom w:w="35" w:type="dxa"/>
-              <w:right w:w="60" w:type="dxa"/>
+              <w:top w:w="40" w:type="dxa"/>
+              <w:bottom w:w="40" w:type="dxa"/>
+              <w:left w:w="80" w:type="dxa"/>
+              <w:right w:w="80" w:type="dxa"/>
             </w:tcMar>
           </w:tcPr>
           <w:p>
-            <w:r/>
+            <w:pPr>
+              <w:spacing w:before="0" w:after="0" w:line="240" w:lineRule="auto"/>
+              <w:jc w:val="left"/>
+            </w:pPr>
             <w:r>
               <w:rPr>
-                <w:rFonts w:ascii="Calibri" w:hAnsi="Calibri"/>
+                <w:rFonts w:ascii="Calibri" w:hAnsi="Calibri" w:eastAsia="Calibri"/>
                 <w:b/>
-                <w:i w:val="0"/>
-                <w:color w:val="1E3A5F"/>
+                <w:color w:val="FFFFFF"/>
                 <w:sz w:val="24"/>
               </w:rPr>
               <w:t>4. CÓMO LLENAR CORRECTAMENTE</w:t>
@@ -1001,13 +809,18 @@
     </w:tbl>
     <w:p>
       <w:pPr>
-        <w:spacing w:before="40" w:after="80"/>
+        <w:spacing w:before="0" w:after="40" w:line="240" w:lineRule="auto"/>
+      </w:pPr>
+    </w:p>
+    <w:p>
+      <w:pPr>
+        <w:spacing w:before="0" w:after="80" w:line="240" w:lineRule="auto"/>
         <w:jc w:val="center"/>
       </w:pPr>
       <w:r>
         <w:drawing>
           <wp:inline xmlns:a="http://schemas.openxmlformats.org/drawingml/2006/main" xmlns:pic="http://schemas.openxmlformats.org/drawingml/2006/picture">
-            <wp:extent cx="6480000" cy="4374000"/>
+            <wp:extent cx="6912000" cy="4855680"/>
             <wp:docPr id="4" name="Picture 4"/>
             <wp:cNvGraphicFramePr>
               <a:graphicFrameLocks noChangeAspect="1"/>
@@ -1020,7 +833,7 @@
                     <pic:cNvPicPr/>
                   </pic:nvPicPr>
                   <pic:blipFill>
-                    <a:blip r:embed="rId14"/>
+                    <a:blip r:embed="rId12"/>
                     <a:stretch>
                       <a:fillRect/>
                     </a:stretch>
@@ -1028,7 +841,7 @@
                   <pic:spPr>
                     <a:xfrm>
                       <a:off x="0" y="0"/>
-                      <a:ext cx="6480000" cy="4374000"/>
+                      <a:ext cx="6912000" cy="4855680"/>
                     </a:xfrm>
                     <a:prstGeom prst="rect"/>
                   </pic:spPr>
@@ -1039,124 +852,37 @@
         </w:drawing>
       </w:r>
     </w:p>
-    <w:p>
-      <w:pPr>
-        <w:spacing w:before="0" w:after="40" w:line="259" w:lineRule="auto"/>
-      </w:pPr>
-      <w:r>
-        <w:rPr>
-          <w:rFonts w:ascii="Calibri" w:hAnsi="Calibri"/>
-          <w:b/>
-          <w:i w:val="0"/>
-          <w:color w:val="1E3A5F"/>
-          <w:sz w:val="20"/>
-        </w:rPr>
-        <w:t>Reglas adicionales:</w:t>
-      </w:r>
-    </w:p>
-    <w:p>
-      <w:pPr>
-        <w:spacing w:before="0" w:after="40"/>
-        <w:ind w:left="142"/>
-      </w:pPr>
-      <w:r>
-        <w:rPr>
-          <w:rFonts w:ascii="Calibri" w:hAnsi="Calibri"/>
-          <w:b w:val="0"/>
-          <w:i w:val="0"/>
-          <w:color w:val="4A5568"/>
-          <w:sz w:val="20"/>
-        </w:rPr>
-        <w:t>•  Tinta azul o negra; no use lápiz ni corrector líquido.</w:t>
-      </w:r>
-    </w:p>
-    <w:p>
-      <w:pPr>
-        <w:spacing w:before="0" w:after="40"/>
-        <w:ind w:left="142"/>
-      </w:pPr>
-      <w:r>
-        <w:rPr>
-          <w:rFonts w:ascii="Calibri" w:hAnsi="Calibri"/>
-          <w:b w:val="0"/>
-          <w:i w:val="0"/>
-          <w:color w:val="4A5568"/>
-          <w:sz w:val="20"/>
-        </w:rPr>
-        <w:t>•  Error: tache con una línea, escriba “error” y firme al margen.</w:t>
-      </w:r>
-    </w:p>
-    <w:p>
-      <w:pPr>
-        <w:spacing w:before="0" w:after="40"/>
-        <w:ind w:left="142"/>
-      </w:pPr>
-      <w:r>
-        <w:rPr>
-          <w:rFonts w:ascii="Calibri" w:hAnsi="Calibri"/>
-          <w:b w:val="0"/>
-          <w:i w:val="0"/>
-          <w:color w:val="4A5568"/>
-          <w:sz w:val="20"/>
-        </w:rPr>
-        <w:t>•  Campos no aplicables: escriba “N/A”.</w:t>
-      </w:r>
-    </w:p>
-    <w:p>
-      <w:pPr>
-        <w:spacing w:before="0" w:after="40"/>
-        <w:ind w:left="142"/>
-      </w:pPr>
-      <w:r>
-        <w:rPr>
-          <w:rFonts w:ascii="Calibri" w:hAnsi="Calibri"/>
-          <w:b w:val="0"/>
-          <w:i w:val="0"/>
-          <w:color w:val="4A5568"/>
-          <w:sz w:val="20"/>
-        </w:rPr>
-        <w:t>•  Original al expediente INC-HC (CONFIDENCIAL); conserve copia legible.</w:t>
-      </w:r>
-    </w:p>
-    <w:p>
-      <w:r>
-        <w:br w:type="page"/>
-      </w:r>
-    </w:p>
     <w:tbl>
       <w:tblPr>
         <w:tblW w:type="auto" w:w="0"/>
+        <w:jc w:val="center"/>
         <w:tblLook w:firstColumn="1" w:firstRow="1" w:lastColumn="0" w:lastRow="0" w:noHBand="0" w:noVBand="1" w:val="04A0"/>
       </w:tblPr>
       <w:tblGrid>
-        <w:gridCol w:w="10540"/>
+        <w:gridCol w:w="10886"/>
       </w:tblGrid>
       <w:tr>
         <w:tc>
           <w:tcPr>
-            <w:tcW w:type="dxa" w:w="10540"/>
-            <w:shd w:fill="F0F5F7" w:val="clear"/>
-            <w:tcBorders>
-              <w:top w:val="single" w:sz="6" w:space="0" w:color="2A6F6F"/>
-              <w:left w:val="single" w:sz="6" w:space="0" w:color="2A6F6F"/>
-              <w:bottom w:val="single" w:sz="6" w:space="0" w:color="2A6F6F"/>
-              <w:right w:val="single" w:sz="6" w:space="0" w:color="2A6F6F"/>
-            </w:tcBorders>
+            <w:tcW w:type="dxa" w:w="10886"/>
+            <w:shd w:fill="1C3A5C" w:val="clear"/>
             <w:tcMar>
-              <w:top w:w="35" w:type="dxa"/>
-              <w:left w:w="60" w:type="dxa"/>
-              <w:bottom w:w="35" w:type="dxa"/>
-              <w:right w:w="60" w:type="dxa"/>
+              <w:top w:w="40" w:type="dxa"/>
+              <w:bottom w:w="40" w:type="dxa"/>
+              <w:left w:w="80" w:type="dxa"/>
+              <w:right w:w="80" w:type="dxa"/>
             </w:tcMar>
           </w:tcPr>
           <w:p>
-            <w:r/>
+            <w:pPr>
+              <w:spacing w:before="0" w:after="0" w:line="240" w:lineRule="auto"/>
+              <w:jc w:val="left"/>
+            </w:pPr>
             <w:r>
               <w:rPr>
-                <w:rFonts w:ascii="Calibri" w:hAnsi="Calibri"/>
+                <w:rFonts w:ascii="Calibri" w:hAnsi="Calibri" w:eastAsia="Calibri"/>
                 <w:b/>
-                <w:i w:val="0"/>
-                <w:color w:val="1E3A5F"/>
+                <w:color w:val="FFFFFF"/>
                 <w:sz w:val="24"/>
               </w:rPr>
               <w:t>5. SEÑALÉTICA RÁPIDA POR EVENTO (E1–E5)</w:t>
@@ -1167,13 +893,18 @@
     </w:tbl>
     <w:p>
       <w:pPr>
-        <w:spacing w:before="40" w:after="80"/>
+        <w:spacing w:before="0" w:after="40" w:line="240" w:lineRule="auto"/>
+      </w:pPr>
+    </w:p>
+    <w:p>
+      <w:pPr>
+        <w:spacing w:before="0" w:after="80" w:line="240" w:lineRule="auto"/>
         <w:jc w:val="center"/>
       </w:pPr>
       <w:r>
         <w:drawing>
           <wp:inline xmlns:a="http://schemas.openxmlformats.org/drawingml/2006/main" xmlns:pic="http://schemas.openxmlformats.org/drawingml/2006/picture">
-            <wp:extent cx="6480000" cy="3564000"/>
+            <wp:extent cx="6912000" cy="3637440"/>
             <wp:docPr id="5" name="Picture 5"/>
             <wp:cNvGraphicFramePr>
               <a:graphicFrameLocks noChangeAspect="1"/>
@@ -1186,7 +917,7 @@
                     <pic:cNvPicPr/>
                   </pic:nvPicPr>
                   <pic:blipFill>
-                    <a:blip r:embed="rId15"/>
+                    <a:blip r:embed="rId13"/>
                     <a:stretch>
                       <a:fillRect/>
                     </a:stretch>
@@ -1194,7 +925,7 @@
                   <pic:spPr>
                     <a:xfrm>
                       <a:off x="0" y="0"/>
-                      <a:ext cx="6480000" cy="3564000"/>
+                      <a:ext cx="6912000" cy="3637440"/>
                     </a:xfrm>
                     <a:prstGeom prst="rect"/>
                   </pic:spPr>
@@ -1205,45 +936,37 @@
         </w:drawing>
       </w:r>
     </w:p>
-    <w:p>
-      <w:r>
-        <w:br w:type="page"/>
-      </w:r>
-    </w:p>
     <w:tbl>
       <w:tblPr>
         <w:tblW w:type="auto" w:w="0"/>
+        <w:jc w:val="center"/>
         <w:tblLook w:firstColumn="1" w:firstRow="1" w:lastColumn="0" w:lastRow="0" w:noHBand="0" w:noVBand="1" w:val="04A0"/>
       </w:tblPr>
       <w:tblGrid>
-        <w:gridCol w:w="10540"/>
+        <w:gridCol w:w="10886"/>
       </w:tblGrid>
       <w:tr>
         <w:tc>
           <w:tcPr>
-            <w:tcW w:type="dxa" w:w="10540"/>
-            <w:shd w:fill="F0F5F7" w:val="clear"/>
-            <w:tcBorders>
-              <w:top w:val="single" w:sz="6" w:space="0" w:color="2A6F6F"/>
-              <w:left w:val="single" w:sz="6" w:space="0" w:color="2A6F6F"/>
-              <w:bottom w:val="single" w:sz="6" w:space="0" w:color="2A6F6F"/>
-              <w:right w:val="single" w:sz="6" w:space="0" w:color="2A6F6F"/>
-            </w:tcBorders>
+            <w:tcW w:type="dxa" w:w="10886"/>
+            <w:shd w:fill="1C3A5C" w:val="clear"/>
             <w:tcMar>
-              <w:top w:w="35" w:type="dxa"/>
-              <w:left w:w="60" w:type="dxa"/>
-              <w:bottom w:w="35" w:type="dxa"/>
-              <w:right w:w="60" w:type="dxa"/>
+              <w:top w:w="40" w:type="dxa"/>
+              <w:bottom w:w="40" w:type="dxa"/>
+              <w:left w:w="80" w:type="dxa"/>
+              <w:right w:w="80" w:type="dxa"/>
             </w:tcMar>
           </w:tcPr>
           <w:p>
-            <w:r/>
+            <w:pPr>
+              <w:spacing w:before="0" w:after="0" w:line="240" w:lineRule="auto"/>
+              <w:jc w:val="left"/>
+            </w:pPr>
             <w:r>
               <w:rPr>
-                <w:rFonts w:ascii="Calibri" w:hAnsi="Calibri"/>
+                <w:rFonts w:ascii="Calibri" w:hAnsi="Calibri" w:eastAsia="Calibri"/>
                 <w:b/>
-                <w:i w:val="0"/>
-                <w:color w:val="1E3A5F"/>
+                <w:color w:val="FFFFFF"/>
                 <w:sz w:val="24"/>
               </w:rPr>
               <w:t>6. FICHAS DE USO POR DOCUMENTO</w:t>
@@ -1254,18 +977,8 @@
     </w:tbl>
     <w:p>
       <w:pPr>
-        <w:spacing w:before="100" w:after="40" w:line="259" w:lineRule="auto"/>
+        <w:spacing w:before="0" w:after="40" w:line="240" w:lineRule="auto"/>
       </w:pPr>
-      <w:r>
-        <w:rPr>
-          <w:rFonts w:ascii="Calibri" w:hAnsi="Calibri"/>
-          <w:b/>
-          <w:i w:val="0"/>
-          <w:color w:val="1E3A5F"/>
-          <w:sz w:val="22"/>
-        </w:rPr>
-        <w:t>ACTA 01 — Detección y notificación</w:t>
-      </w:r>
     </w:p>
     <w:tbl>
       <w:tblPr>
@@ -1273,36 +986,56 @@
         <w:tblLook w:firstColumn="1" w:firstRow="1" w:lastColumn="0" w:lastRow="0" w:noHBand="0" w:noVBand="1" w:val="04A0"/>
       </w:tblPr>
       <w:tblGrid>
-        <w:gridCol w:w="3513"/>
-        <w:gridCol w:w="3513"/>
-        <w:gridCol w:w="3513"/>
+        <w:gridCol w:w="10886"/>
       </w:tblGrid>
       <w:tr>
         <w:tc>
           <w:tcPr>
-            <w:tcW w:type="dxa" w:w="3513"/>
-            <w:shd w:fill="F0F5F7" w:val="clear"/>
-            <w:tcBorders>
-              <w:top w:val="single" w:sz="3" w:space="0" w:color="C5D4DC"/>
-              <w:left w:val="single" w:sz="3" w:space="0" w:color="C5D4DC"/>
-              <w:bottom w:val="single" w:sz="3" w:space="0" w:color="C5D4DC"/>
-              <w:right w:val="single" w:sz="3" w:space="0" w:color="C5D4DC"/>
-            </w:tcBorders>
-            <w:tcMar>
-              <w:top w:w="20" w:type="dxa"/>
-              <w:left w:w="30" w:type="dxa"/>
-              <w:bottom w:w="20" w:type="dxa"/>
-              <w:right w:w="30" w:type="dxa"/>
-            </w:tcMar>
+            <w:tcW w:type="dxa" w:w="10886"/>
+            <w:shd w:fill="2E7D84" w:val="clear"/>
           </w:tcPr>
           <w:p>
-            <w:r/>
+            <w:pPr>
+              <w:spacing w:before="0" w:after="40" w:line="240" w:lineRule="auto"/>
+            </w:pPr>
             <w:r>
               <w:rPr>
-                <w:rFonts w:ascii="Calibri" w:hAnsi="Calibri"/>
+                <w:rFonts w:ascii="Calibri" w:hAnsi="Calibri" w:eastAsia="Calibri"/>
                 <w:b/>
-                <w:i w:val="0"/>
-                <w:color w:val="2A6F6F"/>
+                <w:color w:val="FFFFFF"/>
+                <w:sz w:val="22"/>
+              </w:rPr>
+              <w:t>ACTA 01 — Detección y notificación</w:t>
+            </w:r>
+          </w:p>
+        </w:tc>
+      </w:tr>
+    </w:tbl>
+    <w:tbl>
+      <w:tblPr>
+        <w:tblW w:type="auto" w:w="0"/>
+        <w:tblLook w:firstColumn="1" w:firstRow="1" w:lastColumn="0" w:lastRow="0" w:noHBand="0" w:noVBand="1" w:val="04A0"/>
+      </w:tblPr>
+      <w:tblGrid>
+        <w:gridCol w:w="3629"/>
+        <w:gridCol w:w="3629"/>
+        <w:gridCol w:w="3629"/>
+      </w:tblGrid>
+      <w:tr>
+        <w:tc>
+          <w:tcPr>
+            <w:tcW w:type="dxa" w:w="3629"/>
+            <w:shd w:fill="F2F7F8" w:val="clear"/>
+          </w:tcPr>
+          <w:p>
+            <w:pPr>
+              <w:spacing w:before="0" w:after="40" w:line="240" w:lineRule="auto"/>
+            </w:pPr>
+            <w:r>
+              <w:rPr>
+                <w:rFonts w:ascii="Calibri" w:hAnsi="Calibri" w:eastAsia="Calibri"/>
+                <w:b/>
+                <w:color w:val="2E7D84"/>
                 <w:sz w:val="16"/>
               </w:rPr>
               <w:t>¿Cuándo?</w:t>
@@ -1310,11 +1043,10 @@
             </w:r>
             <w:r>
               <w:rPr>
-                <w:rFonts w:ascii="Calibri" w:hAnsi="Calibri"/>
+                <w:rFonts w:ascii="Calibri" w:hAnsi="Calibri" w:eastAsia="Calibri"/>
                 <w:b w:val="0"/>
-                <w:i w:val="0"/>
-                <w:color w:val="4A5568"/>
-                <w:sz w:val="16"/>
+                <w:color w:val="202A34"/>
+                <w:sz w:val="18"/>
               </w:rPr>
               <w:t>Al detectar pérdida/extravío/deterioro.</w:t>
             </w:r>
@@ -1322,29 +1054,18 @@
         </w:tc>
         <w:tc>
           <w:tcPr>
-            <w:tcW w:type="dxa" w:w="3513"/>
-            <w:shd w:fill="F7F9FA" w:val="clear"/>
-            <w:tcBorders>
-              <w:top w:val="single" w:sz="3" w:space="0" w:color="C5D4DC"/>
-              <w:left w:val="single" w:sz="3" w:space="0" w:color="C5D4DC"/>
-              <w:bottom w:val="single" w:sz="3" w:space="0" w:color="C5D4DC"/>
-              <w:right w:val="single" w:sz="3" w:space="0" w:color="C5D4DC"/>
-            </w:tcBorders>
-            <w:tcMar>
-              <w:top w:w="20" w:type="dxa"/>
-              <w:left w:w="30" w:type="dxa"/>
-              <w:bottom w:w="20" w:type="dxa"/>
-              <w:right w:w="30" w:type="dxa"/>
-            </w:tcMar>
+            <w:tcW w:type="dxa" w:w="3629"/>
+            <w:shd w:fill="F2F7F8" w:val="clear"/>
           </w:tcPr>
           <w:p>
-            <w:r/>
+            <w:pPr>
+              <w:spacing w:before="0" w:after="40" w:line="240" w:lineRule="auto"/>
+            </w:pPr>
             <w:r>
               <w:rPr>
-                <w:rFonts w:ascii="Calibri" w:hAnsi="Calibri"/>
+                <w:rFonts w:ascii="Calibri" w:hAnsi="Calibri" w:eastAsia="Calibri"/>
                 <w:b/>
-                <w:i w:val="0"/>
-                <w:color w:val="2A6F6F"/>
+                <w:color w:val="2E7D84"/>
                 <w:sz w:val="16"/>
               </w:rPr>
               <w:t>¿Quién firma?</w:t>
@@ -1352,11 +1073,10 @@
             </w:r>
             <w:r>
               <w:rPr>
-                <w:rFonts w:ascii="Calibri" w:hAnsi="Calibri"/>
+                <w:rFonts w:ascii="Calibri" w:hAnsi="Calibri" w:eastAsia="Calibri"/>
                 <w:b w:val="0"/>
-                <w:i w:val="0"/>
-                <w:color w:val="4A5568"/>
-                <w:sz w:val="16"/>
+                <w:color w:val="202A34"/>
+                <w:sz w:val="18"/>
               </w:rPr>
               <w:t>Quien detecta · Jefatura del servicio · Admisiones</w:t>
             </w:r>
@@ -1364,29 +1084,18 @@
         </w:tc>
         <w:tc>
           <w:tcPr>
-            <w:tcW w:type="dxa" w:w="3513"/>
-            <w:shd w:fill="F0F5F7" w:val="clear"/>
-            <w:tcBorders>
-              <w:top w:val="single" w:sz="3" w:space="0" w:color="C5D4DC"/>
-              <w:left w:val="single" w:sz="3" w:space="0" w:color="C5D4DC"/>
-              <w:bottom w:val="single" w:sz="3" w:space="0" w:color="C5D4DC"/>
-              <w:right w:val="single" w:sz="3" w:space="0" w:color="C5D4DC"/>
-            </w:tcBorders>
-            <w:tcMar>
-              <w:top w:w="20" w:type="dxa"/>
-              <w:left w:w="30" w:type="dxa"/>
-              <w:bottom w:w="20" w:type="dxa"/>
-              <w:right w:w="30" w:type="dxa"/>
-            </w:tcMar>
+            <w:tcW w:type="dxa" w:w="3629"/>
+            <w:shd w:fill="F2F7F8" w:val="clear"/>
           </w:tcPr>
           <w:p>
-            <w:r/>
+            <w:pPr>
+              <w:spacing w:before="0" w:after="40" w:line="240" w:lineRule="auto"/>
+            </w:pPr>
             <w:r>
               <w:rPr>
-                <w:rFonts w:ascii="Calibri" w:hAnsi="Calibri"/>
+                <w:rFonts w:ascii="Calibri" w:hAnsi="Calibri" w:eastAsia="Calibri"/>
                 <w:b/>
-                <w:i w:val="0"/>
-                <w:color w:val="2A6F6F"/>
+                <w:color w:val="2E7D84"/>
                 <w:sz w:val="16"/>
               </w:rPr>
               <w:t>¿Plazo?</w:t>
@@ -1394,11 +1103,10 @@
             </w:r>
             <w:r>
               <w:rPr>
-                <w:rFonts w:ascii="Calibri" w:hAnsi="Calibri"/>
+                <w:rFonts w:ascii="Calibri" w:hAnsi="Calibri" w:eastAsia="Calibri"/>
                 <w:b w:val="0"/>
-                <w:i w:val="0"/>
-                <w:color w:val="4A5568"/>
-                <w:sz w:val="16"/>
+                <w:color w:val="202A34"/>
+                <w:sz w:val="18"/>
               </w:rPr>
               <w:t>≤ 30 minutos</w:t>
             </w:r>
@@ -1408,14 +1116,13 @@
     </w:tbl>
     <w:p>
       <w:pPr>
-        <w:spacing w:before="40" w:after="20" w:line="259" w:lineRule="auto"/>
+        <w:spacing w:before="40" w:after="0" w:line="240" w:lineRule="auto"/>
       </w:pPr>
       <w:r>
         <w:rPr>
-          <w:rFonts w:ascii="Calibri" w:hAnsi="Calibri"/>
+          <w:rFonts w:ascii="Calibri" w:hAnsi="Calibri" w:eastAsia="Calibri"/>
           <w:b/>
-          <w:i w:val="0"/>
-          <w:color w:val="2A6F6F"/>
+          <w:color w:val="1C3A5C"/>
           <w:sz w:val="18"/>
         </w:rPr>
         <w:t>Pasos:</w:t>
@@ -1423,148 +1130,78 @@
     </w:p>
     <w:p>
       <w:pPr>
-        <w:spacing w:before="0" w:after="40" w:line="252" w:lineRule="auto"/>
-        <w:ind w:left="113"/>
+        <w:spacing w:before="0" w:after="0" w:line="240" w:lineRule="auto"/>
       </w:pPr>
       <w:r>
         <w:rPr>
-          <w:rFonts w:ascii="Calibri" w:hAnsi="Calibri"/>
-          <w:b/>
-          <w:i w:val="0"/>
-          <w:color w:val="2A6F6F"/>
-          <w:sz w:val="20"/>
+          <w:rFonts w:ascii="Calibri" w:hAnsi="Calibri" w:eastAsia="Calibri"/>
+          <w:b w:val="0"/>
+          <w:color w:val="202A34"/>
+          <w:sz w:val="18"/>
         </w:rPr>
-        <w:t xml:space="preserve">1.  </w:t>
-      </w:r>
-      <w:r>
-        <w:rPr>
-          <w:rFonts w:ascii="Calibri" w:hAnsi="Calibri"/>
-          <w:b w:val="0"/>
-          <w:i w:val="0"/>
-          <w:color w:val="4A5568"/>
-          <w:sz w:val="20"/>
-        </w:rPr>
-        <w:t>Anote fecha, hora y solicite/use INC-HC.</w:t>
+        <w:t>1.  Anote fecha, hora y solicite/use INC-HC.</w:t>
       </w:r>
     </w:p>
     <w:p>
       <w:pPr>
-        <w:spacing w:before="0" w:after="40" w:line="252" w:lineRule="auto"/>
-        <w:ind w:left="113"/>
+        <w:spacing w:before="0" w:after="0" w:line="240" w:lineRule="auto"/>
       </w:pPr>
       <w:r>
         <w:rPr>
-          <w:rFonts w:ascii="Calibri" w:hAnsi="Calibri"/>
-          <w:b/>
-          <w:i w:val="0"/>
-          <w:color w:val="2A6F6F"/>
-          <w:sz w:val="20"/>
+          <w:rFonts w:ascii="Calibri" w:hAnsi="Calibri" w:eastAsia="Calibri"/>
+          <w:b w:val="0"/>
+          <w:color w:val="202A34"/>
+          <w:sz w:val="18"/>
         </w:rPr>
-        <w:t xml:space="preserve">2.  </w:t>
-      </w:r>
-      <w:r>
-        <w:rPr>
-          <w:rFonts w:ascii="Calibri" w:hAnsi="Calibri"/>
-          <w:b w:val="0"/>
-          <w:i w:val="0"/>
-          <w:color w:val="4A5568"/>
-          <w:sz w:val="20"/>
-        </w:rPr>
-        <w:t>Marque E1–E5 y describa el hecho.</w:t>
+        <w:t>2.  Marque E1–E5 y describa el hecho.</w:t>
       </w:r>
     </w:p>
     <w:p>
       <w:pPr>
-        <w:spacing w:before="0" w:after="40" w:line="252" w:lineRule="auto"/>
-        <w:ind w:left="113"/>
+        <w:spacing w:before="0" w:after="0" w:line="240" w:lineRule="auto"/>
       </w:pPr>
       <w:r>
         <w:rPr>
-          <w:rFonts w:ascii="Calibri" w:hAnsi="Calibri"/>
-          <w:b/>
-          <w:i w:val="0"/>
-          <w:color w:val="2A6F6F"/>
-          <w:sz w:val="20"/>
+          <w:rFonts w:ascii="Calibri" w:hAnsi="Calibri" w:eastAsia="Calibri"/>
+          <w:b w:val="0"/>
+          <w:color w:val="202A34"/>
+          <w:sz w:val="18"/>
         </w:rPr>
-        <w:t xml:space="preserve">3.  </w:t>
-      </w:r>
-      <w:r>
-        <w:rPr>
-          <w:rFonts w:ascii="Calibri" w:hAnsi="Calibri"/>
-          <w:b w:val="0"/>
-          <w:i w:val="0"/>
-          <w:color w:val="4A5568"/>
-          <w:sz w:val="20"/>
-        </w:rPr>
-        <w:t>Identifique HCU y último movimiento.</w:t>
+        <w:t>3.  Identifique HCU y último movimiento.</w:t>
       </w:r>
     </w:p>
     <w:p>
       <w:pPr>
-        <w:spacing w:before="0" w:after="40" w:line="252" w:lineRule="auto"/>
-        <w:ind w:left="113"/>
+        <w:spacing w:before="0" w:after="0" w:line="240" w:lineRule="auto"/>
       </w:pPr>
       <w:r>
         <w:rPr>
-          <w:rFonts w:ascii="Calibri" w:hAnsi="Calibri"/>
-          <w:b/>
-          <w:i w:val="0"/>
-          <w:color w:val="2A6F6F"/>
-          <w:sz w:val="20"/>
+          <w:rFonts w:ascii="Calibri" w:hAnsi="Calibri" w:eastAsia="Calibri"/>
+          <w:b w:val="0"/>
+          <w:color w:val="202A34"/>
+          <w:sz w:val="18"/>
         </w:rPr>
-        <w:t xml:space="preserve">4.  </w:t>
-      </w:r>
-      <w:r>
-        <w:rPr>
-          <w:rFonts w:ascii="Calibri" w:hAnsi="Calibri"/>
-          <w:b w:val="0"/>
-          <w:i w:val="0"/>
-          <w:color w:val="4A5568"/>
-          <w:sz w:val="20"/>
-        </w:rPr>
-        <w:t>Registre contención y notificaciones.</w:t>
+        <w:t>4.  Registre contención y notificaciones.</w:t>
       </w:r>
     </w:p>
     <w:p>
       <w:pPr>
-        <w:spacing w:before="0" w:after="40" w:line="252" w:lineRule="auto"/>
-        <w:ind w:left="113"/>
+        <w:spacing w:before="0" w:after="0" w:line="240" w:lineRule="auto"/>
       </w:pPr>
       <w:r>
         <w:rPr>
-          <w:rFonts w:ascii="Calibri" w:hAnsi="Calibri"/>
-          <w:b/>
-          <w:i w:val="0"/>
-          <w:color w:val="2A6F6F"/>
-          <w:sz w:val="20"/>
+          <w:rFonts w:ascii="Calibri" w:hAnsi="Calibri" w:eastAsia="Calibri"/>
+          <w:b w:val="0"/>
+          <w:color w:val="202A34"/>
+          <w:sz w:val="18"/>
         </w:rPr>
-        <w:t xml:space="preserve">5.  </w:t>
-      </w:r>
-      <w:r>
-        <w:rPr>
-          <w:rFonts w:ascii="Calibri" w:hAnsi="Calibri"/>
-          <w:b w:val="0"/>
-          <w:i w:val="0"/>
-          <w:color w:val="4A5568"/>
-          <w:sz w:val="20"/>
-        </w:rPr>
-        <w:t>Obtenga las 3 firmas.</w:t>
+        <w:t>5.  Obtenga las 3 firmas.</w:t>
       </w:r>
     </w:p>
     <w:p>
       <w:pPr>
-        <w:spacing w:before="100" w:after="40" w:line="259" w:lineRule="auto"/>
+        <w:spacing w:before="0" w:after="60" w:line="240" w:lineRule="auto"/>
       </w:pPr>
-      <w:r>
-        <w:rPr>
-          <w:rFonts w:ascii="Calibri" w:hAnsi="Calibri"/>
-          <w:b/>
-          <w:i w:val="0"/>
-          <w:color w:val="1E3A5F"/>
-          <w:sz w:val="22"/>
-        </w:rPr>
-        <w:t>ACTA 02 — Diagnóstico e inventario</w:t>
-      </w:r>
     </w:p>
     <w:tbl>
       <w:tblPr>
@@ -1572,36 +1209,56 @@
         <w:tblLook w:firstColumn="1" w:firstRow="1" w:lastColumn="0" w:lastRow="0" w:noHBand="0" w:noVBand="1" w:val="04A0"/>
       </w:tblPr>
       <w:tblGrid>
-        <w:gridCol w:w="3513"/>
-        <w:gridCol w:w="3513"/>
-        <w:gridCol w:w="3513"/>
+        <w:gridCol w:w="10886"/>
       </w:tblGrid>
       <w:tr>
         <w:tc>
           <w:tcPr>
-            <w:tcW w:type="dxa" w:w="3513"/>
-            <w:shd w:fill="F0F5F7" w:val="clear"/>
-            <w:tcBorders>
-              <w:top w:val="single" w:sz="3" w:space="0" w:color="C5D4DC"/>
-              <w:left w:val="single" w:sz="3" w:space="0" w:color="C5D4DC"/>
-              <w:bottom w:val="single" w:sz="3" w:space="0" w:color="C5D4DC"/>
-              <w:right w:val="single" w:sz="3" w:space="0" w:color="C5D4DC"/>
-            </w:tcBorders>
-            <w:tcMar>
-              <w:top w:w="20" w:type="dxa"/>
-              <w:left w:w="30" w:type="dxa"/>
-              <w:bottom w:w="20" w:type="dxa"/>
-              <w:right w:w="30" w:type="dxa"/>
-            </w:tcMar>
+            <w:tcW w:type="dxa" w:w="10886"/>
+            <w:shd w:fill="2E7D84" w:val="clear"/>
           </w:tcPr>
           <w:p>
-            <w:r/>
+            <w:pPr>
+              <w:spacing w:before="0" w:after="40" w:line="240" w:lineRule="auto"/>
+            </w:pPr>
             <w:r>
               <w:rPr>
-                <w:rFonts w:ascii="Calibri" w:hAnsi="Calibri"/>
+                <w:rFonts w:ascii="Calibri" w:hAnsi="Calibri" w:eastAsia="Calibri"/>
                 <w:b/>
-                <w:i w:val="0"/>
-                <w:color w:val="2A6F6F"/>
+                <w:color w:val="FFFFFF"/>
+                <w:sz w:val="22"/>
+              </w:rPr>
+              <w:t>ACTA 02 — Diagnóstico e inventario</w:t>
+            </w:r>
+          </w:p>
+        </w:tc>
+      </w:tr>
+    </w:tbl>
+    <w:tbl>
+      <w:tblPr>
+        <w:tblW w:type="auto" w:w="0"/>
+        <w:tblLook w:firstColumn="1" w:firstRow="1" w:lastColumn="0" w:lastRow="0" w:noHBand="0" w:noVBand="1" w:val="04A0"/>
+      </w:tblPr>
+      <w:tblGrid>
+        <w:gridCol w:w="3629"/>
+        <w:gridCol w:w="3629"/>
+        <w:gridCol w:w="3629"/>
+      </w:tblGrid>
+      <w:tr>
+        <w:tc>
+          <w:tcPr>
+            <w:tcW w:type="dxa" w:w="3629"/>
+            <w:shd w:fill="F2F7F8" w:val="clear"/>
+          </w:tcPr>
+          <w:p>
+            <w:pPr>
+              <w:spacing w:before="0" w:after="40" w:line="240" w:lineRule="auto"/>
+            </w:pPr>
+            <w:r>
+              <w:rPr>
+                <w:rFonts w:ascii="Calibri" w:hAnsi="Calibri" w:eastAsia="Calibri"/>
+                <w:b/>
+                <w:color w:val="2E7D84"/>
                 <w:sz w:val="16"/>
               </w:rPr>
               <w:t>¿Cuándo?</w:t>
@@ -1609,11 +1266,10 @@
             </w:r>
             <w:r>
               <w:rPr>
-                <w:rFonts w:ascii="Calibri" w:hAnsi="Calibri"/>
+                <w:rFonts w:ascii="Calibri" w:hAnsi="Calibri" w:eastAsia="Calibri"/>
                 <w:b w:val="0"/>
-                <w:i w:val="0"/>
-                <w:color w:val="4A5568"/>
-                <w:sz w:val="16"/>
+                <w:color w:val="202A34"/>
+                <w:sz w:val="18"/>
               </w:rPr>
               <w:t>Tras activar el plan y autorizar ingreso al archivo.</w:t>
             </w:r>
@@ -1621,29 +1277,18 @@
         </w:tc>
         <w:tc>
           <w:tcPr>
-            <w:tcW w:type="dxa" w:w="3513"/>
-            <w:shd w:fill="F7F9FA" w:val="clear"/>
-            <w:tcBorders>
-              <w:top w:val="single" w:sz="3" w:space="0" w:color="C5D4DC"/>
-              <w:left w:val="single" w:sz="3" w:space="0" w:color="C5D4DC"/>
-              <w:bottom w:val="single" w:sz="3" w:space="0" w:color="C5D4DC"/>
-              <w:right w:val="single" w:sz="3" w:space="0" w:color="C5D4DC"/>
-            </w:tcBorders>
-            <w:tcMar>
-              <w:top w:w="20" w:type="dxa"/>
-              <w:left w:w="30" w:type="dxa"/>
-              <w:bottom w:w="20" w:type="dxa"/>
-              <w:right w:w="30" w:type="dxa"/>
-            </w:tcMar>
+            <w:tcW w:type="dxa" w:w="3629"/>
+            <w:shd w:fill="F2F7F8" w:val="clear"/>
           </w:tcPr>
           <w:p>
-            <w:r/>
+            <w:pPr>
+              <w:spacing w:before="0" w:after="40" w:line="240" w:lineRule="auto"/>
+            </w:pPr>
             <w:r>
               <w:rPr>
-                <w:rFonts w:ascii="Calibri" w:hAnsi="Calibri"/>
+                <w:rFonts w:ascii="Calibri" w:hAnsi="Calibri" w:eastAsia="Calibri"/>
                 <w:b/>
-                <w:i w:val="0"/>
-                <w:color w:val="2A6F6F"/>
+                <w:color w:val="2E7D84"/>
                 <w:sz w:val="16"/>
               </w:rPr>
               <w:t>¿Quién firma?</w:t>
@@ -1651,41 +1296,29 @@
             </w:r>
             <w:r>
               <w:rPr>
-                <w:rFonts w:ascii="Calibri" w:hAnsi="Calibri"/>
+                <w:rFonts w:ascii="Calibri" w:hAnsi="Calibri" w:eastAsia="Calibri"/>
                 <w:b w:val="0"/>
-                <w:i w:val="0"/>
-                <w:color w:val="4A5568"/>
-                <w:sz w:val="16"/>
+                <w:color w:val="202A34"/>
+                <w:sz w:val="18"/>
               </w:rPr>
-              <w:t>Admisiones · Servicio · Calidad · Dirección (+ TI si aplica)</w:t>
+              <w:t>Admisiones · Servicio · Calidad · Dirección</w:t>
             </w:r>
           </w:p>
         </w:tc>
         <w:tc>
           <w:tcPr>
-            <w:tcW w:type="dxa" w:w="3513"/>
-            <w:shd w:fill="F0F5F7" w:val="clear"/>
-            <w:tcBorders>
-              <w:top w:val="single" w:sz="3" w:space="0" w:color="C5D4DC"/>
-              <w:left w:val="single" w:sz="3" w:space="0" w:color="C5D4DC"/>
-              <w:bottom w:val="single" w:sz="3" w:space="0" w:color="C5D4DC"/>
-              <w:right w:val="single" w:sz="3" w:space="0" w:color="C5D4DC"/>
-            </w:tcBorders>
-            <w:tcMar>
-              <w:top w:w="20" w:type="dxa"/>
-              <w:left w:w="30" w:type="dxa"/>
-              <w:bottom w:w="20" w:type="dxa"/>
-              <w:right w:w="30" w:type="dxa"/>
-            </w:tcMar>
+            <w:tcW w:type="dxa" w:w="3629"/>
+            <w:shd w:fill="F2F7F8" w:val="clear"/>
           </w:tcPr>
           <w:p>
-            <w:r/>
+            <w:pPr>
+              <w:spacing w:before="0" w:after="40" w:line="240" w:lineRule="auto"/>
+            </w:pPr>
             <w:r>
               <w:rPr>
-                <w:rFonts w:ascii="Calibri" w:hAnsi="Calibri"/>
+                <w:rFonts w:ascii="Calibri" w:hAnsi="Calibri" w:eastAsia="Calibri"/>
                 <w:b/>
-                <w:i w:val="0"/>
-                <w:color w:val="2A6F6F"/>
+                <w:color w:val="2E7D84"/>
                 <w:sz w:val="16"/>
               </w:rPr>
               <w:t>¿Plazo?</w:t>
@@ -1693,11 +1326,10 @@
             </w:r>
             <w:r>
               <w:rPr>
-                <w:rFonts w:ascii="Calibri" w:hAnsi="Calibri"/>
+                <w:rFonts w:ascii="Calibri" w:hAnsi="Calibri" w:eastAsia="Calibri"/>
                 <w:b w:val="0"/>
-                <w:i w:val="0"/>
-                <w:color w:val="4A5568"/>
-                <w:sz w:val="16"/>
+                <w:color w:val="202A34"/>
+                <w:sz w:val="18"/>
               </w:rPr>
               <w:t>1 día hábil (o según magnitud)</w:t>
             </w:r>
@@ -1707,14 +1339,13 @@
     </w:tbl>
     <w:p>
       <w:pPr>
-        <w:spacing w:before="40" w:after="20" w:line="259" w:lineRule="auto"/>
+        <w:spacing w:before="40" w:after="0" w:line="240" w:lineRule="auto"/>
       </w:pPr>
       <w:r>
         <w:rPr>
-          <w:rFonts w:ascii="Calibri" w:hAnsi="Calibri"/>
+          <w:rFonts w:ascii="Calibri" w:hAnsi="Calibri" w:eastAsia="Calibri"/>
           <w:b/>
-          <w:i w:val="0"/>
-          <w:color w:val="2A6F6F"/>
+          <w:color w:val="1C3A5C"/>
           <w:sz w:val="18"/>
         </w:rPr>
         <w:t>Pasos:</w:t>
@@ -1722,148 +1353,78 @@
     </w:p>
     <w:p>
       <w:pPr>
-        <w:spacing w:before="0" w:after="40" w:line="252" w:lineRule="auto"/>
-        <w:ind w:left="113"/>
+        <w:spacing w:before="0" w:after="0" w:line="240" w:lineRule="auto"/>
       </w:pPr>
       <w:r>
         <w:rPr>
-          <w:rFonts w:ascii="Calibri" w:hAnsi="Calibri"/>
-          <w:b/>
-          <w:i w:val="0"/>
-          <w:color w:val="2A6F6F"/>
-          <w:sz w:val="20"/>
+          <w:rFonts w:ascii="Calibri" w:hAnsi="Calibri" w:eastAsia="Calibri"/>
+          <w:b w:val="0"/>
+          <w:color w:val="202A34"/>
+          <w:sz w:val="18"/>
         </w:rPr>
-        <w:t xml:space="preserve">1.  </w:t>
-      </w:r>
-      <w:r>
-        <w:rPr>
-          <w:rFonts w:ascii="Calibri" w:hAnsi="Calibri"/>
-          <w:b w:val="0"/>
-          <w:i w:val="0"/>
-          <w:color w:val="4A5568"/>
-          <w:sz w:val="20"/>
-        </w:rPr>
-        <w:t>Conforme equipo y registre autorización.</w:t>
+        <w:t>1.  Conforme equipo y registre autorización.</w:t>
       </w:r>
     </w:p>
     <w:p>
       <w:pPr>
-        <w:spacing w:before="0" w:after="40" w:line="252" w:lineRule="auto"/>
-        <w:ind w:left="113"/>
+        <w:spacing w:before="0" w:after="0" w:line="240" w:lineRule="auto"/>
       </w:pPr>
       <w:r>
         <w:rPr>
-          <w:rFonts w:ascii="Calibri" w:hAnsi="Calibri"/>
-          <w:b/>
-          <w:i w:val="0"/>
-          <w:color w:val="2A6F6F"/>
-          <w:sz w:val="20"/>
+          <w:rFonts w:ascii="Calibri" w:hAnsi="Calibri" w:eastAsia="Calibri"/>
+          <w:b w:val="0"/>
+          <w:color w:val="202A34"/>
+          <w:sz w:val="18"/>
         </w:rPr>
-        <w:t xml:space="preserve">2.  </w:t>
-      </w:r>
-      <w:r>
-        <w:rPr>
-          <w:rFonts w:ascii="Calibri" w:hAnsi="Calibri"/>
-          <w:b w:val="0"/>
-          <w:i w:val="0"/>
-          <w:color w:val="4A5568"/>
-          <w:sz w:val="20"/>
-        </w:rPr>
-        <w:t>Defina alcance (activo/pasivo/digital).</w:t>
+        <w:t>2.  Defina alcance (activo/pasivo/digital).</w:t>
       </w:r>
     </w:p>
     <w:p>
       <w:pPr>
-        <w:spacing w:before="0" w:after="40" w:line="252" w:lineRule="auto"/>
-        <w:ind w:left="113"/>
+        <w:spacing w:before="0" w:after="0" w:line="240" w:lineRule="auto"/>
       </w:pPr>
       <w:r>
         <w:rPr>
-          <w:rFonts w:ascii="Calibri" w:hAnsi="Calibri"/>
-          <w:b/>
-          <w:i w:val="0"/>
-          <w:color w:val="2A6F6F"/>
-          <w:sz w:val="20"/>
+          <w:rFonts w:ascii="Calibri" w:hAnsi="Calibri" w:eastAsia="Calibri"/>
+          <w:b w:val="0"/>
+          <w:color w:val="202A34"/>
+          <w:sz w:val="18"/>
         </w:rPr>
-        <w:t xml:space="preserve">3.  </w:t>
-      </w:r>
-      <w:r>
-        <w:rPr>
-          <w:rFonts w:ascii="Calibri" w:hAnsi="Calibri"/>
-          <w:b w:val="0"/>
-          <w:i w:val="0"/>
-          <w:color w:val="4A5568"/>
-          <w:sz w:val="20"/>
-        </w:rPr>
-        <w:t>Inventario B/D/F/C y totales.</w:t>
+        <w:t>3.  Inventario B/D/F/C y totales.</w:t>
       </w:r>
     </w:p>
     <w:p>
       <w:pPr>
-        <w:spacing w:before="0" w:after="40" w:line="252" w:lineRule="auto"/>
-        <w:ind w:left="113"/>
+        <w:spacing w:before="0" w:after="0" w:line="240" w:lineRule="auto"/>
       </w:pPr>
       <w:r>
         <w:rPr>
-          <w:rFonts w:ascii="Calibri" w:hAnsi="Calibri"/>
-          <w:b/>
-          <w:i w:val="0"/>
-          <w:color w:val="2A6F6F"/>
-          <w:sz w:val="20"/>
+          <w:rFonts w:ascii="Calibri" w:hAnsi="Calibri" w:eastAsia="Calibri"/>
+          <w:b w:val="0"/>
+          <w:color w:val="202A34"/>
+          <w:sz w:val="18"/>
         </w:rPr>
-        <w:t xml:space="preserve">4.  </w:t>
-      </w:r>
-      <w:r>
-        <w:rPr>
-          <w:rFonts w:ascii="Calibri" w:hAnsi="Calibri"/>
-          <w:b w:val="0"/>
-          <w:i w:val="0"/>
-          <w:color w:val="4A5568"/>
-          <w:sz w:val="20"/>
-        </w:rPr>
-        <w:t>Conforme archivo recuperado y confirme E__.</w:t>
+        <w:t>4.  Conforme archivo recuperado y confirme E__.</w:t>
       </w:r>
     </w:p>
     <w:p>
       <w:pPr>
-        <w:spacing w:before="0" w:after="40" w:line="252" w:lineRule="auto"/>
-        <w:ind w:left="113"/>
+        <w:spacing w:before="0" w:after="0" w:line="240" w:lineRule="auto"/>
       </w:pPr>
       <w:r>
         <w:rPr>
-          <w:rFonts w:ascii="Calibri" w:hAnsi="Calibri"/>
-          <w:b/>
-          <w:i w:val="0"/>
-          <w:color w:val="2A6F6F"/>
-          <w:sz w:val="20"/>
+          <w:rFonts w:ascii="Calibri" w:hAnsi="Calibri" w:eastAsia="Calibri"/>
+          <w:b w:val="0"/>
+          <w:color w:val="202A34"/>
+          <w:sz w:val="18"/>
         </w:rPr>
-        <w:t xml:space="preserve">5.  </w:t>
-      </w:r>
-      <w:r>
-        <w:rPr>
-          <w:rFonts w:ascii="Calibri" w:hAnsi="Calibri"/>
-          <w:b w:val="0"/>
-          <w:i w:val="0"/>
-          <w:color w:val="4A5568"/>
-          <w:sz w:val="20"/>
-        </w:rPr>
-        <w:t>Conclusiones y firmas.</w:t>
+        <w:t>5.  Conclusiones y firmas.</w:t>
       </w:r>
     </w:p>
     <w:p>
       <w:pPr>
-        <w:spacing w:before="100" w:after="40" w:line="259" w:lineRule="auto"/>
+        <w:spacing w:before="0" w:after="60" w:line="240" w:lineRule="auto"/>
       </w:pPr>
-      <w:r>
-        <w:rPr>
-          <w:rFonts w:ascii="Calibri" w:hAnsi="Calibri"/>
-          <w:b/>
-          <w:i w:val="0"/>
-          <w:color w:val="1E3A5F"/>
-          <w:sz w:val="22"/>
-        </w:rPr>
-        <w:t>ACTA 03 — Recuperación y restauración</w:t>
-      </w:r>
     </w:p>
     <w:tbl>
       <w:tblPr>
@@ -1871,36 +1432,56 @@
         <w:tblLook w:firstColumn="1" w:firstRow="1" w:lastColumn="0" w:lastRow="0" w:noHBand="0" w:noVBand="1" w:val="04A0"/>
       </w:tblPr>
       <w:tblGrid>
-        <w:gridCol w:w="3513"/>
-        <w:gridCol w:w="3513"/>
-        <w:gridCol w:w="3513"/>
+        <w:gridCol w:w="10886"/>
       </w:tblGrid>
       <w:tr>
         <w:tc>
           <w:tcPr>
-            <w:tcW w:type="dxa" w:w="3513"/>
-            <w:shd w:fill="F0F5F7" w:val="clear"/>
-            <w:tcBorders>
-              <w:top w:val="single" w:sz="3" w:space="0" w:color="C5D4DC"/>
-              <w:left w:val="single" w:sz="3" w:space="0" w:color="C5D4DC"/>
-              <w:bottom w:val="single" w:sz="3" w:space="0" w:color="C5D4DC"/>
-              <w:right w:val="single" w:sz="3" w:space="0" w:color="C5D4DC"/>
-            </w:tcBorders>
-            <w:tcMar>
-              <w:top w:w="20" w:type="dxa"/>
-              <w:left w:w="30" w:type="dxa"/>
-              <w:bottom w:w="20" w:type="dxa"/>
-              <w:right w:w="30" w:type="dxa"/>
-            </w:tcMar>
+            <w:tcW w:type="dxa" w:w="10886"/>
+            <w:shd w:fill="2E7D84" w:val="clear"/>
           </w:tcPr>
           <w:p>
-            <w:r/>
+            <w:pPr>
+              <w:spacing w:before="0" w:after="40" w:line="240" w:lineRule="auto"/>
+            </w:pPr>
             <w:r>
               <w:rPr>
-                <w:rFonts w:ascii="Calibri" w:hAnsi="Calibri"/>
+                <w:rFonts w:ascii="Calibri" w:hAnsi="Calibri" w:eastAsia="Calibri"/>
                 <w:b/>
-                <w:i w:val="0"/>
-                <w:color w:val="2A6F6F"/>
+                <w:color w:val="FFFFFF"/>
+                <w:sz w:val="22"/>
+              </w:rPr>
+              <w:t>ACTA 03 — Recuperación y restauración</w:t>
+            </w:r>
+          </w:p>
+        </w:tc>
+      </w:tr>
+    </w:tbl>
+    <w:tbl>
+      <w:tblPr>
+        <w:tblW w:type="auto" w:w="0"/>
+        <w:tblLook w:firstColumn="1" w:firstRow="1" w:lastColumn="0" w:lastRow="0" w:noHBand="0" w:noVBand="1" w:val="04A0"/>
+      </w:tblPr>
+      <w:tblGrid>
+        <w:gridCol w:w="3629"/>
+        <w:gridCol w:w="3629"/>
+        <w:gridCol w:w="3629"/>
+      </w:tblGrid>
+      <w:tr>
+        <w:tc>
+          <w:tcPr>
+            <w:tcW w:type="dxa" w:w="3629"/>
+            <w:shd w:fill="F2F7F8" w:val="clear"/>
+          </w:tcPr>
+          <w:p>
+            <w:pPr>
+              <w:spacing w:before="0" w:after="40" w:line="240" w:lineRule="auto"/>
+            </w:pPr>
+            <w:r>
+              <w:rPr>
+                <w:rFonts w:ascii="Calibri" w:hAnsi="Calibri" w:eastAsia="Calibri"/>
+                <w:b/>
+                <w:color w:val="2E7D84"/>
                 <w:sz w:val="16"/>
               </w:rPr>
               <w:t>¿Cuándo?</w:t>
@@ -1908,11 +1489,10 @@
             </w:r>
             <w:r>
               <w:rPr>
-                <w:rFonts w:ascii="Calibri" w:hAnsi="Calibri"/>
+                <w:rFonts w:ascii="Calibri" w:hAnsi="Calibri" w:eastAsia="Calibri"/>
                 <w:b w:val="0"/>
-                <w:i w:val="0"/>
-                <w:color w:val="4A5568"/>
-                <w:sz w:val="16"/>
+                <w:color w:val="202A34"/>
+                <w:sz w:val="18"/>
               </w:rPr>
               <w:t>Cuando la HCU se localiza, restaura o reintegra.</w:t>
             </w:r>
@@ -1920,29 +1500,18 @@
         </w:tc>
         <w:tc>
           <w:tcPr>
-            <w:tcW w:type="dxa" w:w="3513"/>
-            <w:shd w:fill="F7F9FA" w:val="clear"/>
-            <w:tcBorders>
-              <w:top w:val="single" w:sz="3" w:space="0" w:color="C5D4DC"/>
-              <w:left w:val="single" w:sz="3" w:space="0" w:color="C5D4DC"/>
-              <w:bottom w:val="single" w:sz="3" w:space="0" w:color="C5D4DC"/>
-              <w:right w:val="single" w:sz="3" w:space="0" w:color="C5D4DC"/>
-            </w:tcBorders>
-            <w:tcMar>
-              <w:top w:w="20" w:type="dxa"/>
-              <w:left w:w="30" w:type="dxa"/>
-              <w:bottom w:w="20" w:type="dxa"/>
-              <w:right w:w="30" w:type="dxa"/>
-            </w:tcMar>
+            <w:tcW w:type="dxa" w:w="3629"/>
+            <w:shd w:fill="F2F7F8" w:val="clear"/>
           </w:tcPr>
           <w:p>
-            <w:r/>
+            <w:pPr>
+              <w:spacing w:before="0" w:after="40" w:line="240" w:lineRule="auto"/>
+            </w:pPr>
             <w:r>
               <w:rPr>
-                <w:rFonts w:ascii="Calibri" w:hAnsi="Calibri"/>
+                <w:rFonts w:ascii="Calibri" w:hAnsi="Calibri" w:eastAsia="Calibri"/>
                 <w:b/>
-                <w:i w:val="0"/>
-                <w:color w:val="2A6F6F"/>
+                <w:color w:val="2E7D84"/>
                 <w:sz w:val="16"/>
               </w:rPr>
               <w:t>¿Quién firma?</w:t>
@@ -1950,41 +1519,29 @@
             </w:r>
             <w:r>
               <w:rPr>
-                <w:rFonts w:ascii="Calibri" w:hAnsi="Calibri"/>
+                <w:rFonts w:ascii="Calibri" w:hAnsi="Calibri" w:eastAsia="Calibri"/>
                 <w:b w:val="0"/>
-                <w:i w:val="0"/>
-                <w:color w:val="4A5568"/>
-                <w:sz w:val="16"/>
+                <w:color w:val="202A34"/>
+                <w:sz w:val="18"/>
               </w:rPr>
-              <w:t>Responsable del servicio · Admisiones · Calidad y Seguridad</w:t>
+              <w:t>Responsable del servicio · Admisiones · Calidad</w:t>
             </w:r>
           </w:p>
         </w:tc>
         <w:tc>
           <w:tcPr>
-            <w:tcW w:type="dxa" w:w="3513"/>
-            <w:shd w:fill="F0F5F7" w:val="clear"/>
-            <w:tcBorders>
-              <w:top w:val="single" w:sz="3" w:space="0" w:color="C5D4DC"/>
-              <w:left w:val="single" w:sz="3" w:space="0" w:color="C5D4DC"/>
-              <w:bottom w:val="single" w:sz="3" w:space="0" w:color="C5D4DC"/>
-              <w:right w:val="single" w:sz="3" w:space="0" w:color="C5D4DC"/>
-            </w:tcBorders>
-            <w:tcMar>
-              <w:top w:w="20" w:type="dxa"/>
-              <w:left w:w="30" w:type="dxa"/>
-              <w:bottom w:w="20" w:type="dxa"/>
-              <w:right w:w="30" w:type="dxa"/>
-            </w:tcMar>
+            <w:tcW w:type="dxa" w:w="3629"/>
+            <w:shd w:fill="F2F7F8" w:val="clear"/>
           </w:tcPr>
           <w:p>
-            <w:r/>
+            <w:pPr>
+              <w:spacing w:before="0" w:after="40" w:line="240" w:lineRule="auto"/>
+            </w:pPr>
             <w:r>
               <w:rPr>
-                <w:rFonts w:ascii="Calibri" w:hAnsi="Calibri"/>
+                <w:rFonts w:ascii="Calibri" w:hAnsi="Calibri" w:eastAsia="Calibri"/>
                 <w:b/>
-                <w:i w:val="0"/>
-                <w:color w:val="2A6F6F"/>
+                <w:color w:val="2E7D84"/>
                 <w:sz w:val="16"/>
               </w:rPr>
               <w:t>¿Plazo?</w:t>
@@ -1992,11 +1549,10 @@
             </w:r>
             <w:r>
               <w:rPr>
-                <w:rFonts w:ascii="Calibri" w:hAnsi="Calibri"/>
+                <w:rFonts w:ascii="Calibri" w:hAnsi="Calibri" w:eastAsia="Calibri"/>
                 <w:b w:val="0"/>
-                <w:i w:val="0"/>
-                <w:color w:val="4A5568"/>
-                <w:sz w:val="16"/>
+                <w:color w:val="202A34"/>
+                <w:sz w:val="18"/>
               </w:rPr>
               <w:t>Inmediato tras recuperar</w:t>
             </w:r>
@@ -2006,14 +1562,13 @@
     </w:tbl>
     <w:p>
       <w:pPr>
-        <w:spacing w:before="40" w:after="20" w:line="259" w:lineRule="auto"/>
+        <w:spacing w:before="40" w:after="0" w:line="240" w:lineRule="auto"/>
       </w:pPr>
       <w:r>
         <w:rPr>
-          <w:rFonts w:ascii="Calibri" w:hAnsi="Calibri"/>
+          <w:rFonts w:ascii="Calibri" w:hAnsi="Calibri" w:eastAsia="Calibri"/>
           <w:b/>
-          <w:i w:val="0"/>
-          <w:color w:val="2A6F6F"/>
+          <w:color w:val="1C3A5C"/>
           <w:sz w:val="18"/>
         </w:rPr>
         <w:t>Pasos:</w:t>
@@ -2021,148 +1576,78 @@
     </w:p>
     <w:p>
       <w:pPr>
-        <w:spacing w:before="0" w:after="40" w:line="252" w:lineRule="auto"/>
-        <w:ind w:left="113"/>
+        <w:spacing w:before="0" w:after="0" w:line="240" w:lineRule="auto"/>
       </w:pPr>
       <w:r>
         <w:rPr>
-          <w:rFonts w:ascii="Calibri" w:hAnsi="Calibri"/>
-          <w:b/>
-          <w:i w:val="0"/>
-          <w:color w:val="2A6F6F"/>
-          <w:sz w:val="20"/>
+          <w:rFonts w:ascii="Calibri" w:hAnsi="Calibri" w:eastAsia="Calibri"/>
+          <w:b w:val="0"/>
+          <w:color w:val="202A34"/>
+          <w:sz w:val="18"/>
         </w:rPr>
-        <w:t xml:space="preserve">1.  </w:t>
-      </w:r>
-      <w:r>
-        <w:rPr>
-          <w:rFonts w:ascii="Calibri" w:hAnsi="Calibri"/>
-          <w:b w:val="0"/>
-          <w:i w:val="0"/>
-          <w:color w:val="4A5568"/>
-          <w:sz w:val="20"/>
-        </w:rPr>
-        <w:t>Indique método (restitución/backup/anexión).</w:t>
+        <w:t>1.  Indique método (restitución/backup/anexión).</w:t>
       </w:r>
     </w:p>
     <w:p>
       <w:pPr>
-        <w:spacing w:before="0" w:after="40" w:line="252" w:lineRule="auto"/>
-        <w:ind w:left="113"/>
+        <w:spacing w:before="0" w:after="0" w:line="240" w:lineRule="auto"/>
       </w:pPr>
       <w:r>
         <w:rPr>
-          <w:rFonts w:ascii="Calibri" w:hAnsi="Calibri"/>
-          <w:b/>
-          <w:i w:val="0"/>
-          <w:color w:val="2A6F6F"/>
-          <w:sz w:val="20"/>
+          <w:rFonts w:ascii="Calibri" w:hAnsi="Calibri" w:eastAsia="Calibri"/>
+          <w:b w:val="0"/>
+          <w:color w:val="202A34"/>
+          <w:sz w:val="18"/>
         </w:rPr>
-        <w:t xml:space="preserve">2.  </w:t>
-      </w:r>
-      <w:r>
-        <w:rPr>
-          <w:rFonts w:ascii="Calibri" w:hAnsi="Calibri"/>
-          <w:b w:val="0"/>
-          <w:i w:val="0"/>
-          <w:color w:val="4A5568"/>
-          <w:sz w:val="20"/>
-        </w:rPr>
-        <w:t>Aplique Arts. 18–19 de numeración.</w:t>
+        <w:t>2.  Aplique Arts. 18–19 de numeración.</w:t>
       </w:r>
     </w:p>
     <w:p>
       <w:pPr>
-        <w:spacing w:before="0" w:after="40" w:line="252" w:lineRule="auto"/>
-        <w:ind w:left="113"/>
+        <w:spacing w:before="0" w:after="0" w:line="240" w:lineRule="auto"/>
       </w:pPr>
       <w:r>
         <w:rPr>
-          <w:rFonts w:ascii="Calibri" w:hAnsi="Calibri"/>
-          <w:b/>
-          <w:i w:val="0"/>
-          <w:color w:val="2A6F6F"/>
-          <w:sz w:val="20"/>
+          <w:rFonts w:ascii="Calibri" w:hAnsi="Calibri" w:eastAsia="Calibri"/>
+          <w:b w:val="0"/>
+          <w:color w:val="202A34"/>
+          <w:sz w:val="18"/>
         </w:rPr>
-        <w:t xml:space="preserve">3.  </w:t>
-      </w:r>
-      <w:r>
-        <w:rPr>
-          <w:rFonts w:ascii="Calibri" w:hAnsi="Calibri"/>
-          <w:b w:val="0"/>
-          <w:i w:val="0"/>
-          <w:color w:val="4A5568"/>
-          <w:sz w:val="20"/>
-        </w:rPr>
-        <w:t>Resultado por expediente (OK/Parcial/…).</w:t>
+        <w:t>3.  Resultado por expediente (OK/Parcial/…).</w:t>
       </w:r>
     </w:p>
     <w:p>
       <w:pPr>
-        <w:spacing w:before="0" w:after="40" w:line="252" w:lineRule="auto"/>
-        <w:ind w:left="113"/>
+        <w:spacing w:before="0" w:after="0" w:line="240" w:lineRule="auto"/>
       </w:pPr>
       <w:r>
         <w:rPr>
-          <w:rFonts w:ascii="Calibri" w:hAnsi="Calibri"/>
-          <w:b/>
-          <w:i w:val="0"/>
-          <w:color w:val="2A6F6F"/>
-          <w:sz w:val="20"/>
+          <w:rFonts w:ascii="Calibri" w:hAnsi="Calibri" w:eastAsia="Calibri"/>
+          <w:b w:val="0"/>
+          <w:color w:val="202A34"/>
+          <w:sz w:val="18"/>
         </w:rPr>
-        <w:t xml:space="preserve">4.  </w:t>
-      </w:r>
-      <w:r>
-        <w:rPr>
-          <w:rFonts w:ascii="Calibri" w:hAnsi="Calibri"/>
-          <w:b w:val="0"/>
-          <w:i w:val="0"/>
-          <w:color w:val="4A5568"/>
-          <w:sz w:val="20"/>
-        </w:rPr>
-        <w:t>Verifique custodia y nota administrativa.</w:t>
+        <w:t>4.  Verifique custodia y nota administrativa.</w:t>
       </w:r>
     </w:p>
     <w:p>
       <w:pPr>
-        <w:spacing w:before="0" w:after="40" w:line="252" w:lineRule="auto"/>
-        <w:ind w:left="113"/>
+        <w:spacing w:before="0" w:after="0" w:line="240" w:lineRule="auto"/>
       </w:pPr>
       <w:r>
         <w:rPr>
-          <w:rFonts w:ascii="Calibri" w:hAnsi="Calibri"/>
-          <w:b/>
-          <w:i w:val="0"/>
-          <w:color w:val="2A6F6F"/>
-          <w:sz w:val="20"/>
+          <w:rFonts w:ascii="Calibri" w:hAnsi="Calibri" w:eastAsia="Calibri"/>
+          <w:b w:val="0"/>
+          <w:color w:val="202A34"/>
+          <w:sz w:val="18"/>
         </w:rPr>
-        <w:t xml:space="preserve">5.  </w:t>
-      </w:r>
-      <w:r>
-        <w:rPr>
-          <w:rFonts w:ascii="Calibri" w:hAnsi="Calibri"/>
-          <w:b w:val="0"/>
-          <w:i w:val="0"/>
-          <w:color w:val="4A5568"/>
-          <w:sz w:val="20"/>
-        </w:rPr>
-        <w:t>Las 3 firmas son obligatorias.</w:t>
+        <w:t>5.  Las 3 firmas son obligatorias.</w:t>
       </w:r>
     </w:p>
     <w:p>
       <w:pPr>
-        <w:spacing w:before="100" w:after="40" w:line="259" w:lineRule="auto"/>
+        <w:spacing w:before="0" w:after="60" w:line="240" w:lineRule="auto"/>
       </w:pPr>
-      <w:r>
-        <w:rPr>
-          <w:rFonts w:ascii="Calibri" w:hAnsi="Calibri"/>
-          <w:b/>
-          <w:i w:val="0"/>
-          <w:color w:val="1E3A5F"/>
-          <w:sz w:val="22"/>
-        </w:rPr>
-        <w:t>ACTA 04 — Reconstrucción documental</w:t>
-      </w:r>
     </w:p>
     <w:tbl>
       <w:tblPr>
@@ -2170,36 +1655,56 @@
         <w:tblLook w:firstColumn="1" w:firstRow="1" w:lastColumn="0" w:lastRow="0" w:noHBand="0" w:noVBand="1" w:val="04A0"/>
       </w:tblPr>
       <w:tblGrid>
-        <w:gridCol w:w="3513"/>
-        <w:gridCol w:w="3513"/>
-        <w:gridCol w:w="3513"/>
+        <w:gridCol w:w="10886"/>
       </w:tblGrid>
       <w:tr>
         <w:tc>
           <w:tcPr>
-            <w:tcW w:type="dxa" w:w="3513"/>
-            <w:shd w:fill="F0F5F7" w:val="clear"/>
-            <w:tcBorders>
-              <w:top w:val="single" w:sz="3" w:space="0" w:color="C5D4DC"/>
-              <w:left w:val="single" w:sz="3" w:space="0" w:color="C5D4DC"/>
-              <w:bottom w:val="single" w:sz="3" w:space="0" w:color="C5D4DC"/>
-              <w:right w:val="single" w:sz="3" w:space="0" w:color="C5D4DC"/>
-            </w:tcBorders>
-            <w:tcMar>
-              <w:top w:w="20" w:type="dxa"/>
-              <w:left w:w="30" w:type="dxa"/>
-              <w:bottom w:w="20" w:type="dxa"/>
-              <w:right w:w="30" w:type="dxa"/>
-            </w:tcMar>
+            <w:tcW w:type="dxa" w:w="10886"/>
+            <w:shd w:fill="2E7D84" w:val="clear"/>
           </w:tcPr>
           <w:p>
-            <w:r/>
+            <w:pPr>
+              <w:spacing w:before="0" w:after="40" w:line="240" w:lineRule="auto"/>
+            </w:pPr>
             <w:r>
               <w:rPr>
-                <w:rFonts w:ascii="Calibri" w:hAnsi="Calibri"/>
+                <w:rFonts w:ascii="Calibri" w:hAnsi="Calibri" w:eastAsia="Calibri"/>
                 <w:b/>
-                <w:i w:val="0"/>
-                <w:color w:val="2A6F6F"/>
+                <w:color w:val="FFFFFF"/>
+                <w:sz w:val="22"/>
+              </w:rPr>
+              <w:t>ACTA 04 — Reconstrucción documental</w:t>
+            </w:r>
+          </w:p>
+        </w:tc>
+      </w:tr>
+    </w:tbl>
+    <w:tbl>
+      <w:tblPr>
+        <w:tblW w:type="auto" w:w="0"/>
+        <w:tblLook w:firstColumn="1" w:firstRow="1" w:lastColumn="0" w:lastRow="0" w:noHBand="0" w:noVBand="1" w:val="04A0"/>
+      </w:tblPr>
+      <w:tblGrid>
+        <w:gridCol w:w="3629"/>
+        <w:gridCol w:w="3629"/>
+        <w:gridCol w:w="3629"/>
+      </w:tblGrid>
+      <w:tr>
+        <w:tc>
+          <w:tcPr>
+            <w:tcW w:type="dxa" w:w="3629"/>
+            <w:shd w:fill="F2F7F8" w:val="clear"/>
+          </w:tcPr>
+          <w:p>
+            <w:pPr>
+              <w:spacing w:before="0" w:after="40" w:line="240" w:lineRule="auto"/>
+            </w:pPr>
+            <w:r>
+              <w:rPr>
+                <w:rFonts w:ascii="Calibri" w:hAnsi="Calibri" w:eastAsia="Calibri"/>
+                <w:b/>
+                <w:color w:val="2E7D84"/>
                 <w:sz w:val="16"/>
               </w:rPr>
               <w:t>¿Cuándo?</w:t>
@@ -2207,11 +1712,10 @@
             </w:r>
             <w:r>
               <w:rPr>
-                <w:rFonts w:ascii="Calibri" w:hAnsi="Calibri"/>
+                <w:rFonts w:ascii="Calibri" w:hAnsi="Calibri" w:eastAsia="Calibri"/>
                 <w:b w:val="0"/>
-                <w:i w:val="0"/>
-                <w:color w:val="4A5568"/>
-                <w:sz w:val="16"/>
+                <w:color w:val="202A34"/>
+                <w:sz w:val="18"/>
               </w:rPr>
               <w:t>Si no hay recuperación íntegra o hay lagunas.</w:t>
             </w:r>
@@ -2219,29 +1723,18 @@
         </w:tc>
         <w:tc>
           <w:tcPr>
-            <w:tcW w:type="dxa" w:w="3513"/>
-            <w:shd w:fill="F7F9FA" w:val="clear"/>
-            <w:tcBorders>
-              <w:top w:val="single" w:sz="3" w:space="0" w:color="C5D4DC"/>
-              <w:left w:val="single" w:sz="3" w:space="0" w:color="C5D4DC"/>
-              <w:bottom w:val="single" w:sz="3" w:space="0" w:color="C5D4DC"/>
-              <w:right w:val="single" w:sz="3" w:space="0" w:color="C5D4DC"/>
-            </w:tcBorders>
-            <w:tcMar>
-              <w:top w:w="20" w:type="dxa"/>
-              <w:left w:w="30" w:type="dxa"/>
-              <w:bottom w:w="20" w:type="dxa"/>
-              <w:right w:w="30" w:type="dxa"/>
-            </w:tcMar>
+            <w:tcW w:type="dxa" w:w="3629"/>
+            <w:shd w:fill="F2F7F8" w:val="clear"/>
           </w:tcPr>
           <w:p>
-            <w:r/>
+            <w:pPr>
+              <w:spacing w:before="0" w:after="40" w:line="240" w:lineRule="auto"/>
+            </w:pPr>
             <w:r>
               <w:rPr>
-                <w:rFonts w:ascii="Calibri" w:hAnsi="Calibri"/>
+                <w:rFonts w:ascii="Calibri" w:hAnsi="Calibri" w:eastAsia="Calibri"/>
                 <w:b/>
-                <w:i w:val="0"/>
-                <w:color w:val="2A6F6F"/>
+                <w:color w:val="2E7D84"/>
                 <w:sz w:val="16"/>
               </w:rPr>
               <w:t>¿Quién firma?</w:t>
@@ -2249,11 +1742,10 @@
             </w:r>
             <w:r>
               <w:rPr>
-                <w:rFonts w:ascii="Calibri" w:hAnsi="Calibri"/>
+                <w:rFonts w:ascii="Calibri" w:hAnsi="Calibri" w:eastAsia="Calibri"/>
                 <w:b w:val="0"/>
-                <w:i w:val="0"/>
-                <w:color w:val="4A5568"/>
-                <w:sz w:val="16"/>
+                <w:color w:val="202A34"/>
+                <w:sz w:val="18"/>
               </w:rPr>
               <w:t>Profesional · Admisiones · Calidad · Servicio · Dirección</w:t>
             </w:r>
@@ -2261,29 +1753,18 @@
         </w:tc>
         <w:tc>
           <w:tcPr>
-            <w:tcW w:type="dxa" w:w="3513"/>
-            <w:shd w:fill="F0F5F7" w:val="clear"/>
-            <w:tcBorders>
-              <w:top w:val="single" w:sz="3" w:space="0" w:color="C5D4DC"/>
-              <w:left w:val="single" w:sz="3" w:space="0" w:color="C5D4DC"/>
-              <w:bottom w:val="single" w:sz="3" w:space="0" w:color="C5D4DC"/>
-              <w:right w:val="single" w:sz="3" w:space="0" w:color="C5D4DC"/>
-            </w:tcBorders>
-            <w:tcMar>
-              <w:top w:w="20" w:type="dxa"/>
-              <w:left w:w="30" w:type="dxa"/>
-              <w:bottom w:w="20" w:type="dxa"/>
-              <w:right w:w="30" w:type="dxa"/>
-            </w:tcMar>
+            <w:tcW w:type="dxa" w:w="3629"/>
+            <w:shd w:fill="F2F7F8" w:val="clear"/>
           </w:tcPr>
           <w:p>
-            <w:r/>
+            <w:pPr>
+              <w:spacing w:before="0" w:after="40" w:line="240" w:lineRule="auto"/>
+            </w:pPr>
             <w:r>
               <w:rPr>
-                <w:rFonts w:ascii="Calibri" w:hAnsi="Calibri"/>
+                <w:rFonts w:ascii="Calibri" w:hAnsi="Calibri" w:eastAsia="Calibri"/>
                 <w:b/>
-                <w:i w:val="0"/>
-                <w:color w:val="2A6F6F"/>
+                <w:color w:val="2E7D84"/>
                 <w:sz w:val="16"/>
               </w:rPr>
               <w:t>¿Plazo?</w:t>
@@ -2291,11 +1772,10 @@
             </w:r>
             <w:r>
               <w:rPr>
-                <w:rFonts w:ascii="Calibri" w:hAnsi="Calibri"/>
+                <w:rFonts w:ascii="Calibri" w:hAnsi="Calibri" w:eastAsia="Calibri"/>
                 <w:b w:val="0"/>
-                <w:i w:val="0"/>
-                <w:color w:val="4A5568"/>
-                <w:sz w:val="16"/>
+                <w:color w:val="202A34"/>
+                <w:sz w:val="18"/>
               </w:rPr>
               <w:t>Tras confirmar no recuperación</w:t>
             </w:r>
@@ -2305,14 +1785,13 @@
     </w:tbl>
     <w:p>
       <w:pPr>
-        <w:spacing w:before="40" w:after="20" w:line="259" w:lineRule="auto"/>
+        <w:spacing w:before="40" w:after="0" w:line="240" w:lineRule="auto"/>
       </w:pPr>
       <w:r>
         <w:rPr>
-          <w:rFonts w:ascii="Calibri" w:hAnsi="Calibri"/>
+          <w:rFonts w:ascii="Calibri" w:hAnsi="Calibri" w:eastAsia="Calibri"/>
           <w:b/>
-          <w:i w:val="0"/>
-          <w:color w:val="2A6F6F"/>
+          <w:color w:val="1C3A5C"/>
           <w:sz w:val="18"/>
         </w:rPr>
         <w:t>Pasos:</w:t>
@@ -2320,148 +1799,78 @@
     </w:p>
     <w:p>
       <w:pPr>
-        <w:spacing w:before="0" w:after="40" w:line="252" w:lineRule="auto"/>
-        <w:ind w:left="113"/>
+        <w:spacing w:before="0" w:after="0" w:line="240" w:lineRule="auto"/>
       </w:pPr>
       <w:r>
         <w:rPr>
-          <w:rFonts w:ascii="Calibri" w:hAnsi="Calibri"/>
-          <w:b/>
-          <w:i w:val="0"/>
-          <w:color w:val="2A6F6F"/>
-          <w:sz w:val="20"/>
+          <w:rFonts w:ascii="Calibri" w:hAnsi="Calibri" w:eastAsia="Calibri"/>
+          <w:b w:val="0"/>
+          <w:color w:val="202A34"/>
+          <w:sz w:val="18"/>
         </w:rPr>
-        <w:t xml:space="preserve">1.  </w:t>
-      </w:r>
-      <w:r>
-        <w:rPr>
-          <w:rFonts w:ascii="Calibri" w:hAnsi="Calibri"/>
-          <w:b w:val="0"/>
-          <w:i w:val="0"/>
-          <w:color w:val="4A5568"/>
-          <w:sz w:val="20"/>
-        </w:rPr>
-        <w:t>Declare motivo y fuentes verificables.</w:t>
+        <w:t>1.  Declare motivo y fuentes verificables.</w:t>
       </w:r>
     </w:p>
     <w:p>
       <w:pPr>
-        <w:spacing w:before="0" w:after="40" w:line="252" w:lineRule="auto"/>
-        <w:ind w:left="113"/>
+        <w:spacing w:before="0" w:after="0" w:line="240" w:lineRule="auto"/>
       </w:pPr>
       <w:r>
         <w:rPr>
-          <w:rFonts w:ascii="Calibri" w:hAnsi="Calibri"/>
-          <w:b/>
-          <w:i w:val="0"/>
-          <w:color w:val="2A6F6F"/>
-          <w:sz w:val="20"/>
+          <w:rFonts w:ascii="Calibri" w:hAnsi="Calibri" w:eastAsia="Calibri"/>
+          <w:b w:val="0"/>
+          <w:color w:val="202A34"/>
+          <w:sz w:val="18"/>
         </w:rPr>
-        <w:t xml:space="preserve">2.  </w:t>
-      </w:r>
-      <w:r>
-        <w:rPr>
-          <w:rFonts w:ascii="Calibri" w:hAnsi="Calibri"/>
-          <w:b w:val="0"/>
-          <w:i w:val="0"/>
-          <w:color w:val="4A5568"/>
-          <w:sz w:val="20"/>
-        </w:rPr>
-        <w:t>Prohibido inventar datos; declare lagunas.</w:t>
+        <w:t>2.  Prohibido inventar datos; declare lagunas.</w:t>
       </w:r>
     </w:p>
     <w:p>
       <w:pPr>
-        <w:spacing w:before="0" w:after="40" w:line="252" w:lineRule="auto"/>
-        <w:ind w:left="113"/>
+        <w:spacing w:before="0" w:after="0" w:line="240" w:lineRule="auto"/>
       </w:pPr>
       <w:r>
         <w:rPr>
-          <w:rFonts w:ascii="Calibri" w:hAnsi="Calibri"/>
-          <w:b/>
-          <w:i w:val="0"/>
-          <w:color w:val="2A6F6F"/>
-          <w:sz w:val="20"/>
+          <w:rFonts w:ascii="Calibri" w:hAnsi="Calibri" w:eastAsia="Calibri"/>
+          <w:b w:val="0"/>
+          <w:color w:val="202A34"/>
+          <w:sz w:val="18"/>
         </w:rPr>
-        <w:t xml:space="preserve">3.  </w:t>
-      </w:r>
-      <w:r>
-        <w:rPr>
-          <w:rFonts w:ascii="Calibri" w:hAnsi="Calibri"/>
-          <w:b w:val="0"/>
-          <w:i w:val="0"/>
-          <w:color w:val="4A5568"/>
-          <w:sz w:val="20"/>
-        </w:rPr>
-        <w:t>Note administrativa con INC-HC.</w:t>
+        <w:t>3.  Note administrativa con INC-HC.</w:t>
       </w:r>
     </w:p>
     <w:p>
       <w:pPr>
-        <w:spacing w:before="0" w:after="40" w:line="252" w:lineRule="auto"/>
-        <w:ind w:left="113"/>
+        <w:spacing w:before="0" w:after="0" w:line="240" w:lineRule="auto"/>
       </w:pPr>
       <w:r>
         <w:rPr>
-          <w:rFonts w:ascii="Calibri" w:hAnsi="Calibri"/>
-          <w:b/>
-          <w:i w:val="0"/>
-          <w:color w:val="2A6F6F"/>
-          <w:sz w:val="20"/>
+          <w:rFonts w:ascii="Calibri" w:hAnsi="Calibri" w:eastAsia="Calibri"/>
+          <w:b w:val="0"/>
+          <w:color w:val="202A34"/>
+          <w:sz w:val="18"/>
         </w:rPr>
-        <w:t xml:space="preserve">4.  </w:t>
-      </w:r>
-      <w:r>
-        <w:rPr>
-          <w:rFonts w:ascii="Calibri" w:hAnsi="Calibri"/>
-          <w:b w:val="0"/>
-          <w:i w:val="0"/>
-          <w:color w:val="4A5568"/>
-          <w:sz w:val="20"/>
-        </w:rPr>
-        <w:t>Adjunte evidencias (Anexo A, resultados…).</w:t>
+        <w:t>4.  Adjunte evidencias (Anexo A, resultados…).</w:t>
       </w:r>
     </w:p>
     <w:p>
       <w:pPr>
-        <w:spacing w:before="0" w:after="40" w:line="252" w:lineRule="auto"/>
-        <w:ind w:left="113"/>
+        <w:spacing w:before="0" w:after="0" w:line="240" w:lineRule="auto"/>
       </w:pPr>
       <w:r>
         <w:rPr>
-          <w:rFonts w:ascii="Calibri" w:hAnsi="Calibri"/>
-          <w:b/>
-          <w:i w:val="0"/>
-          <w:color w:val="2A6F6F"/>
-          <w:sz w:val="20"/>
+          <w:rFonts w:ascii="Calibri" w:hAnsi="Calibri" w:eastAsia="Calibri"/>
+          <w:b w:val="0"/>
+          <w:color w:val="202A34"/>
+          <w:sz w:val="18"/>
         </w:rPr>
-        <w:t xml:space="preserve">5.  </w:t>
-      </w:r>
-      <w:r>
-        <w:rPr>
-          <w:rFonts w:ascii="Calibri" w:hAnsi="Calibri"/>
-          <w:b w:val="0"/>
-          <w:i w:val="0"/>
-          <w:color w:val="4A5568"/>
-          <w:sz w:val="20"/>
-        </w:rPr>
-        <w:t>Firmas de elaboración y aprobación.</w:t>
+        <w:t>5.  Firmas de elaboración y aprobación.</w:t>
       </w:r>
     </w:p>
     <w:p>
       <w:pPr>
-        <w:spacing w:before="100" w:after="40" w:line="259" w:lineRule="auto"/>
+        <w:spacing w:before="0" w:after="60" w:line="240" w:lineRule="auto"/>
       </w:pPr>
-      <w:r>
-        <w:rPr>
-          <w:rFonts w:ascii="Calibri" w:hAnsi="Calibri"/>
-          <w:b/>
-          <w:i w:val="0"/>
-          <w:color w:val="1E3A5F"/>
-          <w:sz w:val="22"/>
-        </w:rPr>
-        <w:t>ACTA 05 — Notificación al usuario</w:t>
-      </w:r>
     </w:p>
     <w:tbl>
       <w:tblPr>
@@ -2469,36 +1878,56 @@
         <w:tblLook w:firstColumn="1" w:firstRow="1" w:lastColumn="0" w:lastRow="0" w:noHBand="0" w:noVBand="1" w:val="04A0"/>
       </w:tblPr>
       <w:tblGrid>
-        <w:gridCol w:w="3513"/>
-        <w:gridCol w:w="3513"/>
-        <w:gridCol w:w="3513"/>
+        <w:gridCol w:w="10886"/>
       </w:tblGrid>
       <w:tr>
         <w:tc>
           <w:tcPr>
-            <w:tcW w:type="dxa" w:w="3513"/>
-            <w:shd w:fill="F0F5F7" w:val="clear"/>
-            <w:tcBorders>
-              <w:top w:val="single" w:sz="3" w:space="0" w:color="C5D4DC"/>
-              <w:left w:val="single" w:sz="3" w:space="0" w:color="C5D4DC"/>
-              <w:bottom w:val="single" w:sz="3" w:space="0" w:color="C5D4DC"/>
-              <w:right w:val="single" w:sz="3" w:space="0" w:color="C5D4DC"/>
-            </w:tcBorders>
-            <w:tcMar>
-              <w:top w:w="20" w:type="dxa"/>
-              <w:left w:w="30" w:type="dxa"/>
-              <w:bottom w:w="20" w:type="dxa"/>
-              <w:right w:w="30" w:type="dxa"/>
-            </w:tcMar>
+            <w:tcW w:type="dxa" w:w="10886"/>
+            <w:shd w:fill="2E7D84" w:val="clear"/>
           </w:tcPr>
           <w:p>
-            <w:r/>
+            <w:pPr>
+              <w:spacing w:before="0" w:after="40" w:line="240" w:lineRule="auto"/>
+            </w:pPr>
             <w:r>
               <w:rPr>
-                <w:rFonts w:ascii="Calibri" w:hAnsi="Calibri"/>
+                <w:rFonts w:ascii="Calibri" w:hAnsi="Calibri" w:eastAsia="Calibri"/>
                 <w:b/>
-                <w:i w:val="0"/>
-                <w:color w:val="2A6F6F"/>
+                <w:color w:val="FFFFFF"/>
+                <w:sz w:val="22"/>
+              </w:rPr>
+              <w:t>ACTA 05 — Notificación al usuario</w:t>
+            </w:r>
+          </w:p>
+        </w:tc>
+      </w:tr>
+    </w:tbl>
+    <w:tbl>
+      <w:tblPr>
+        <w:tblW w:type="auto" w:w="0"/>
+        <w:tblLook w:firstColumn="1" w:firstRow="1" w:lastColumn="0" w:lastRow="0" w:noHBand="0" w:noVBand="1" w:val="04A0"/>
+      </w:tblPr>
+      <w:tblGrid>
+        <w:gridCol w:w="3629"/>
+        <w:gridCol w:w="3629"/>
+        <w:gridCol w:w="3629"/>
+      </w:tblGrid>
+      <w:tr>
+        <w:tc>
+          <w:tcPr>
+            <w:tcW w:type="dxa" w:w="3629"/>
+            <w:shd w:fill="F2F7F8" w:val="clear"/>
+          </w:tcPr>
+          <w:p>
+            <w:pPr>
+              <w:spacing w:before="0" w:after="40" w:line="240" w:lineRule="auto"/>
+            </w:pPr>
+            <w:r>
+              <w:rPr>
+                <w:rFonts w:ascii="Calibri" w:hAnsi="Calibri" w:eastAsia="Calibri"/>
+                <w:b/>
+                <w:color w:val="2E7D84"/>
                 <w:sz w:val="16"/>
               </w:rPr>
               <w:t>¿Cuándo?</w:t>
@@ -2506,11 +1935,10 @@
             </w:r>
             <w:r>
               <w:rPr>
-                <w:rFonts w:ascii="Calibri" w:hAnsi="Calibri"/>
+                <w:rFonts w:ascii="Calibri" w:hAnsi="Calibri" w:eastAsia="Calibri"/>
                 <w:b w:val="0"/>
-                <w:i w:val="0"/>
-                <w:color w:val="4A5568"/>
-                <w:sz w:val="16"/>
+                <w:color w:val="202A34"/>
+                <w:sz w:val="18"/>
               </w:rPr>
               <w:t>Si se afectó disponibilidad o acceso del usuario.</w:t>
             </w:r>
@@ -2518,29 +1946,18 @@
         </w:tc>
         <w:tc>
           <w:tcPr>
-            <w:tcW w:type="dxa" w:w="3513"/>
-            <w:shd w:fill="F7F9FA" w:val="clear"/>
-            <w:tcBorders>
-              <w:top w:val="single" w:sz="3" w:space="0" w:color="C5D4DC"/>
-              <w:left w:val="single" w:sz="3" w:space="0" w:color="C5D4DC"/>
-              <w:bottom w:val="single" w:sz="3" w:space="0" w:color="C5D4DC"/>
-              <w:right w:val="single" w:sz="3" w:space="0" w:color="C5D4DC"/>
-            </w:tcBorders>
-            <w:tcMar>
-              <w:top w:w="20" w:type="dxa"/>
-              <w:left w:w="30" w:type="dxa"/>
-              <w:bottom w:w="20" w:type="dxa"/>
-              <w:right w:w="30" w:type="dxa"/>
-            </w:tcMar>
+            <w:tcW w:type="dxa" w:w="3629"/>
+            <w:shd w:fill="F2F7F8" w:val="clear"/>
           </w:tcPr>
           <w:p>
-            <w:r/>
+            <w:pPr>
+              <w:spacing w:before="0" w:after="40" w:line="240" w:lineRule="auto"/>
+            </w:pPr>
             <w:r>
               <w:rPr>
-                <w:rFonts w:ascii="Calibri" w:hAnsi="Calibri"/>
+                <w:rFonts w:ascii="Calibri" w:hAnsi="Calibri" w:eastAsia="Calibri"/>
                 <w:b/>
-                <w:i w:val="0"/>
-                <w:color w:val="2A6F6F"/>
+                <w:color w:val="2E7D84"/>
                 <w:sz w:val="16"/>
               </w:rPr>
               <w:t>¿Quién firma?</w:t>
@@ -2548,11 +1965,10 @@
             </w:r>
             <w:r>
               <w:rPr>
-                <w:rFonts w:ascii="Calibri" w:hAnsi="Calibri"/>
+                <w:rFonts w:ascii="Calibri" w:hAnsi="Calibri" w:eastAsia="Calibri"/>
                 <w:b w:val="0"/>
-                <w:i w:val="0"/>
-                <w:color w:val="4A5568"/>
-                <w:sz w:val="16"/>
+                <w:color w:val="202A34"/>
+                <w:sz w:val="18"/>
               </w:rPr>
               <w:t>Usuario · Funcionario · Admisiones · Vo.Bo. Calidad</w:t>
             </w:r>
@@ -2560,29 +1976,18 @@
         </w:tc>
         <w:tc>
           <w:tcPr>
-            <w:tcW w:type="dxa" w:w="3513"/>
-            <w:shd w:fill="F0F5F7" w:val="clear"/>
-            <w:tcBorders>
-              <w:top w:val="single" w:sz="3" w:space="0" w:color="C5D4DC"/>
-              <w:left w:val="single" w:sz="3" w:space="0" w:color="C5D4DC"/>
-              <w:bottom w:val="single" w:sz="3" w:space="0" w:color="C5D4DC"/>
-              <w:right w:val="single" w:sz="3" w:space="0" w:color="C5D4DC"/>
-            </w:tcBorders>
-            <w:tcMar>
-              <w:top w:w="20" w:type="dxa"/>
-              <w:left w:w="30" w:type="dxa"/>
-              <w:bottom w:w="20" w:type="dxa"/>
-              <w:right w:w="30" w:type="dxa"/>
-            </w:tcMar>
+            <w:tcW w:type="dxa" w:w="3629"/>
+            <w:shd w:fill="F2F7F8" w:val="clear"/>
           </w:tcPr>
           <w:p>
-            <w:r/>
+            <w:pPr>
+              <w:spacing w:before="0" w:after="40" w:line="240" w:lineRule="auto"/>
+            </w:pPr>
             <w:r>
               <w:rPr>
-                <w:rFonts w:ascii="Calibri" w:hAnsi="Calibri"/>
+                <w:rFonts w:ascii="Calibri" w:hAnsi="Calibri" w:eastAsia="Calibri"/>
                 <w:b/>
-                <w:i w:val="0"/>
-                <w:color w:val="2A6F6F"/>
+                <w:color w:val="2E7D84"/>
                 <w:sz w:val="16"/>
               </w:rPr>
               <w:t>¿Plazo?</w:t>
@@ -2590,11 +1995,10 @@
             </w:r>
             <w:r>
               <w:rPr>
-                <w:rFonts w:ascii="Calibri" w:hAnsi="Calibri"/>
+                <w:rFonts w:ascii="Calibri" w:hAnsi="Calibri" w:eastAsia="Calibri"/>
                 <w:b w:val="0"/>
-                <w:i w:val="0"/>
-                <w:color w:val="4A5568"/>
-                <w:sz w:val="16"/>
+                <w:color w:val="202A34"/>
+                <w:sz w:val="18"/>
               </w:rPr>
               <w:t>Al estabilizar o al solicitarlo</w:t>
             </w:r>
@@ -2604,14 +2008,13 @@
     </w:tbl>
     <w:p>
       <w:pPr>
-        <w:spacing w:before="40" w:after="20" w:line="259" w:lineRule="auto"/>
+        <w:spacing w:before="40" w:after="0" w:line="240" w:lineRule="auto"/>
       </w:pPr>
       <w:r>
         <w:rPr>
-          <w:rFonts w:ascii="Calibri" w:hAnsi="Calibri"/>
+          <w:rFonts w:ascii="Calibri" w:hAnsi="Calibri" w:eastAsia="Calibri"/>
           <w:b/>
-          <w:i w:val="0"/>
-          <w:color w:val="2A6F6F"/>
+          <w:color w:val="1C3A5C"/>
           <w:sz w:val="18"/>
         </w:rPr>
         <w:t>Pasos:</w:t>
@@ -2619,122 +2022,64 @@
     </w:p>
     <w:p>
       <w:pPr>
-        <w:spacing w:before="0" w:after="40" w:line="252" w:lineRule="auto"/>
-        <w:ind w:left="113"/>
+        <w:spacing w:before="0" w:after="0" w:line="240" w:lineRule="auto"/>
       </w:pPr>
       <w:r>
         <w:rPr>
-          <w:rFonts w:ascii="Calibri" w:hAnsi="Calibri"/>
-          <w:b/>
-          <w:i w:val="0"/>
-          <w:color w:val="2A6F6F"/>
-          <w:sz w:val="20"/>
+          <w:rFonts w:ascii="Calibri" w:hAnsi="Calibri" w:eastAsia="Calibri"/>
+          <w:b w:val="0"/>
+          <w:color w:val="202A34"/>
+          <w:sz w:val="18"/>
         </w:rPr>
-        <w:t xml:space="preserve">1.  </w:t>
-      </w:r>
-      <w:r>
-        <w:rPr>
-          <w:rFonts w:ascii="Calibri" w:hAnsi="Calibri"/>
-          <w:b w:val="0"/>
-          <w:i w:val="0"/>
-          <w:color w:val="4A5568"/>
-          <w:sz w:val="20"/>
-        </w:rPr>
-        <w:t>Informe en entorno privado.</w:t>
+        <w:t>1.  Informe en entorno privado.</w:t>
       </w:r>
     </w:p>
     <w:p>
       <w:pPr>
-        <w:spacing w:before="0" w:after="40" w:line="252" w:lineRule="auto"/>
-        <w:ind w:left="113"/>
+        <w:spacing w:before="0" w:after="0" w:line="240" w:lineRule="auto"/>
       </w:pPr>
       <w:r>
         <w:rPr>
-          <w:rFonts w:ascii="Calibri" w:hAnsi="Calibri"/>
-          <w:b/>
-          <w:i w:val="0"/>
-          <w:color w:val="2A6F6F"/>
-          <w:sz w:val="20"/>
+          <w:rFonts w:ascii="Calibri" w:hAnsi="Calibri" w:eastAsia="Calibri"/>
+          <w:b w:val="0"/>
+          <w:color w:val="202A34"/>
+          <w:sz w:val="18"/>
         </w:rPr>
-        <w:t xml:space="preserve">2.  </w:t>
-      </w:r>
-      <w:r>
-        <w:rPr>
-          <w:rFonts w:ascii="Calibri" w:hAnsi="Calibri"/>
-          <w:b w:val="0"/>
-          <w:i w:val="0"/>
-          <w:color w:val="4A5568"/>
-          <w:sz w:val="20"/>
-        </w:rPr>
-        <w:t>Marque lo comunicado.</w:t>
+        <w:t>2.  Marque lo comunicado.</w:t>
       </w:r>
     </w:p>
     <w:p>
       <w:pPr>
-        <w:spacing w:before="0" w:after="40" w:line="252" w:lineRule="auto"/>
-        <w:ind w:left="113"/>
+        <w:spacing w:before="0" w:after="0" w:line="240" w:lineRule="auto"/>
       </w:pPr>
       <w:r>
         <w:rPr>
-          <w:rFonts w:ascii="Calibri" w:hAnsi="Calibri"/>
-          <w:b/>
-          <w:i w:val="0"/>
-          <w:color w:val="2A6F6F"/>
-          <w:sz w:val="20"/>
+          <w:rFonts w:ascii="Calibri" w:hAnsi="Calibri" w:eastAsia="Calibri"/>
+          <w:b w:val="0"/>
+          <w:color w:val="202A34"/>
+          <w:sz w:val="18"/>
         </w:rPr>
-        <w:t xml:space="preserve">3.  </w:t>
-      </w:r>
-      <w:r>
-        <w:rPr>
-          <w:rFonts w:ascii="Calibri" w:hAnsi="Calibri"/>
-          <w:b w:val="0"/>
-          <w:i w:val="0"/>
-          <w:color w:val="4A5568"/>
-          <w:sz w:val="20"/>
-        </w:rPr>
-        <w:t>Copia certificada ≤ 48 h si solicita.</w:t>
+        <w:t>3.  Copia certificada ≤ 48 h si solicita.</w:t>
       </w:r>
     </w:p>
     <w:p>
       <w:pPr>
-        <w:spacing w:before="0" w:after="40" w:line="252" w:lineRule="auto"/>
-        <w:ind w:left="113"/>
+        <w:spacing w:before="0" w:after="0" w:line="240" w:lineRule="auto"/>
       </w:pPr>
       <w:r>
         <w:rPr>
-          <w:rFonts w:ascii="Calibri" w:hAnsi="Calibri"/>
-          <w:b/>
-          <w:i w:val="0"/>
-          <w:color w:val="2A6F6F"/>
-          <w:sz w:val="20"/>
+          <w:rFonts w:ascii="Calibri" w:hAnsi="Calibri" w:eastAsia="Calibri"/>
+          <w:b w:val="0"/>
+          <w:color w:val="202A34"/>
+          <w:sz w:val="18"/>
         </w:rPr>
-        <w:t xml:space="preserve">4.  </w:t>
-      </w:r>
-      <w:r>
-        <w:rPr>
-          <w:rFonts w:ascii="Calibri" w:hAnsi="Calibri"/>
-          <w:b w:val="0"/>
-          <w:i w:val="0"/>
-          <w:color w:val="4A5568"/>
-          <w:sz w:val="20"/>
-        </w:rPr>
-        <w:t>Firmas de usuario y personal.</w:t>
+        <w:t>4.  Firmas de usuario y personal.</w:t>
       </w:r>
     </w:p>
     <w:p>
       <w:pPr>
-        <w:spacing w:before="100" w:after="40" w:line="259" w:lineRule="auto"/>
+        <w:spacing w:before="0" w:after="60" w:line="240" w:lineRule="auto"/>
       </w:pPr>
-      <w:r>
-        <w:rPr>
-          <w:rFonts w:ascii="Calibri" w:hAnsi="Calibri"/>
-          <w:b/>
-          <w:i w:val="0"/>
-          <w:color w:val="1E3A5F"/>
-          <w:sz w:val="22"/>
-        </w:rPr>
-        <w:t>ACTA 06 — Informe de cierre</w:t>
-      </w:r>
     </w:p>
     <w:tbl>
       <w:tblPr>
@@ -2742,36 +2087,56 @@
         <w:tblLook w:firstColumn="1" w:firstRow="1" w:lastColumn="0" w:lastRow="0" w:noHBand="0" w:noVBand="1" w:val="04A0"/>
       </w:tblPr>
       <w:tblGrid>
-        <w:gridCol w:w="3513"/>
-        <w:gridCol w:w="3513"/>
-        <w:gridCol w:w="3513"/>
+        <w:gridCol w:w="10886"/>
       </w:tblGrid>
       <w:tr>
         <w:tc>
           <w:tcPr>
-            <w:tcW w:type="dxa" w:w="3513"/>
-            <w:shd w:fill="F0F5F7" w:val="clear"/>
-            <w:tcBorders>
-              <w:top w:val="single" w:sz="3" w:space="0" w:color="C5D4DC"/>
-              <w:left w:val="single" w:sz="3" w:space="0" w:color="C5D4DC"/>
-              <w:bottom w:val="single" w:sz="3" w:space="0" w:color="C5D4DC"/>
-              <w:right w:val="single" w:sz="3" w:space="0" w:color="C5D4DC"/>
-            </w:tcBorders>
-            <w:tcMar>
-              <w:top w:w="20" w:type="dxa"/>
-              <w:left w:w="30" w:type="dxa"/>
-              <w:bottom w:w="20" w:type="dxa"/>
-              <w:right w:w="30" w:type="dxa"/>
-            </w:tcMar>
+            <w:tcW w:type="dxa" w:w="10886"/>
+            <w:shd w:fill="2E7D84" w:val="clear"/>
           </w:tcPr>
           <w:p>
-            <w:r/>
+            <w:pPr>
+              <w:spacing w:before="0" w:after="40" w:line="240" w:lineRule="auto"/>
+            </w:pPr>
             <w:r>
               <w:rPr>
-                <w:rFonts w:ascii="Calibri" w:hAnsi="Calibri"/>
+                <w:rFonts w:ascii="Calibri" w:hAnsi="Calibri" w:eastAsia="Calibri"/>
                 <w:b/>
-                <w:i w:val="0"/>
-                <w:color w:val="2A6F6F"/>
+                <w:color w:val="FFFFFF"/>
+                <w:sz w:val="22"/>
+              </w:rPr>
+              <w:t>ACTA 06 — Informe de cierre</w:t>
+            </w:r>
+          </w:p>
+        </w:tc>
+      </w:tr>
+    </w:tbl>
+    <w:tbl>
+      <w:tblPr>
+        <w:tblW w:type="auto" w:w="0"/>
+        <w:tblLook w:firstColumn="1" w:firstRow="1" w:lastColumn="0" w:lastRow="0" w:noHBand="0" w:noVBand="1" w:val="04A0"/>
+      </w:tblPr>
+      <w:tblGrid>
+        <w:gridCol w:w="3629"/>
+        <w:gridCol w:w="3629"/>
+        <w:gridCol w:w="3629"/>
+      </w:tblGrid>
+      <w:tr>
+        <w:tc>
+          <w:tcPr>
+            <w:tcW w:type="dxa" w:w="3629"/>
+            <w:shd w:fill="F2F7F8" w:val="clear"/>
+          </w:tcPr>
+          <w:p>
+            <w:pPr>
+              <w:spacing w:before="0" w:after="40" w:line="240" w:lineRule="auto"/>
+            </w:pPr>
+            <w:r>
+              <w:rPr>
+                <w:rFonts w:ascii="Calibri" w:hAnsi="Calibri" w:eastAsia="Calibri"/>
+                <w:b/>
+                <w:color w:val="2E7D84"/>
                 <w:sz w:val="16"/>
               </w:rPr>
               <w:t>¿Cuándo?</w:t>
@@ -2779,11 +2144,10 @@
             </w:r>
             <w:r>
               <w:rPr>
-                <w:rFonts w:ascii="Calibri" w:hAnsi="Calibri"/>
+                <w:rFonts w:ascii="Calibri" w:hAnsi="Calibri" w:eastAsia="Calibri"/>
                 <w:b w:val="0"/>
-                <w:i w:val="0"/>
-                <w:color w:val="4A5568"/>
-                <w:sz w:val="16"/>
+                <w:color w:val="202A34"/>
+                <w:sz w:val="18"/>
               </w:rPr>
               <w:t>Al concluir acciones técnicas y administrativas.</w:t>
             </w:r>
@@ -2791,29 +2155,18 @@
         </w:tc>
         <w:tc>
           <w:tcPr>
-            <w:tcW w:type="dxa" w:w="3513"/>
-            <w:shd w:fill="F7F9FA" w:val="clear"/>
-            <w:tcBorders>
-              <w:top w:val="single" w:sz="3" w:space="0" w:color="C5D4DC"/>
-              <w:left w:val="single" w:sz="3" w:space="0" w:color="C5D4DC"/>
-              <w:bottom w:val="single" w:sz="3" w:space="0" w:color="C5D4DC"/>
-              <w:right w:val="single" w:sz="3" w:space="0" w:color="C5D4DC"/>
-            </w:tcBorders>
-            <w:tcMar>
-              <w:top w:w="20" w:type="dxa"/>
-              <w:left w:w="30" w:type="dxa"/>
-              <w:bottom w:w="20" w:type="dxa"/>
-              <w:right w:w="30" w:type="dxa"/>
-            </w:tcMar>
+            <w:tcW w:type="dxa" w:w="3629"/>
+            <w:shd w:fill="F2F7F8" w:val="clear"/>
           </w:tcPr>
           <w:p>
-            <w:r/>
+            <w:pPr>
+              <w:spacing w:before="0" w:after="40" w:line="240" w:lineRule="auto"/>
+            </w:pPr>
             <w:r>
               <w:rPr>
-                <w:rFonts w:ascii="Calibri" w:hAnsi="Calibri"/>
+                <w:rFonts w:ascii="Calibri" w:hAnsi="Calibri" w:eastAsia="Calibri"/>
                 <w:b/>
-                <w:i w:val="0"/>
-                <w:color w:val="2A6F6F"/>
+                <w:color w:val="2E7D84"/>
                 <w:sz w:val="16"/>
               </w:rPr>
               <w:t>¿Quién firma?</w:t>
@@ -2821,11 +2174,10 @@
             </w:r>
             <w:r>
               <w:rPr>
-                <w:rFonts w:ascii="Calibri" w:hAnsi="Calibri"/>
+                <w:rFonts w:ascii="Calibri" w:hAnsi="Calibri" w:eastAsia="Calibri"/>
                 <w:b w:val="0"/>
-                <w:i w:val="0"/>
-                <w:color w:val="4A5568"/>
-                <w:sz w:val="16"/>
+                <w:color w:val="202A34"/>
+                <w:sz w:val="18"/>
               </w:rPr>
               <w:t>Admisiones (elabora) · Calidad · Dirección</w:t>
             </w:r>
@@ -2833,29 +2185,18 @@
         </w:tc>
         <w:tc>
           <w:tcPr>
-            <w:tcW w:type="dxa" w:w="3513"/>
-            <w:shd w:fill="F0F5F7" w:val="clear"/>
-            <w:tcBorders>
-              <w:top w:val="single" w:sz="3" w:space="0" w:color="C5D4DC"/>
-              <w:left w:val="single" w:sz="3" w:space="0" w:color="C5D4DC"/>
-              <w:bottom w:val="single" w:sz="3" w:space="0" w:color="C5D4DC"/>
-              <w:right w:val="single" w:sz="3" w:space="0" w:color="C5D4DC"/>
-            </w:tcBorders>
-            <w:tcMar>
-              <w:top w:w="20" w:type="dxa"/>
-              <w:left w:w="30" w:type="dxa"/>
-              <w:bottom w:w="20" w:type="dxa"/>
-              <w:right w:w="30" w:type="dxa"/>
-            </w:tcMar>
+            <w:tcW w:type="dxa" w:w="3629"/>
+            <w:shd w:fill="F2F7F8" w:val="clear"/>
           </w:tcPr>
           <w:p>
-            <w:r/>
+            <w:pPr>
+              <w:spacing w:before="0" w:after="40" w:line="240" w:lineRule="auto"/>
+            </w:pPr>
             <w:r>
               <w:rPr>
-                <w:rFonts w:ascii="Calibri" w:hAnsi="Calibri"/>
+                <w:rFonts w:ascii="Calibri" w:hAnsi="Calibri" w:eastAsia="Calibri"/>
                 <w:b/>
-                <w:i w:val="0"/>
-                <w:color w:val="2A6F6F"/>
+                <w:color w:val="2E7D84"/>
                 <w:sz w:val="16"/>
               </w:rPr>
               <w:t>¿Plazo?</w:t>
@@ -2863,11 +2204,10 @@
             </w:r>
             <w:r>
               <w:rPr>
-                <w:rFonts w:ascii="Calibri" w:hAnsi="Calibri"/>
+                <w:rFonts w:ascii="Calibri" w:hAnsi="Calibri" w:eastAsia="Calibri"/>
                 <w:b w:val="0"/>
-                <w:i w:val="0"/>
-                <w:color w:val="4A5568"/>
-                <w:sz w:val="16"/>
+                <w:color w:val="202A34"/>
+                <w:sz w:val="18"/>
               </w:rPr>
               <w:t>≤ 5 días hábiles</w:t>
             </w:r>
@@ -2877,14 +2217,13 @@
     </w:tbl>
     <w:p>
       <w:pPr>
-        <w:spacing w:before="40" w:after="20" w:line="259" w:lineRule="auto"/>
+        <w:spacing w:before="40" w:after="0" w:line="240" w:lineRule="auto"/>
       </w:pPr>
       <w:r>
         <w:rPr>
-          <w:rFonts w:ascii="Calibri" w:hAnsi="Calibri"/>
+          <w:rFonts w:ascii="Calibri" w:hAnsi="Calibri" w:eastAsia="Calibri"/>
           <w:b/>
-          <w:i w:val="0"/>
-          <w:color w:val="2A6F6F"/>
+          <w:color w:val="1C3A5C"/>
           <w:sz w:val="18"/>
         </w:rPr>
         <w:t>Pasos:</w:t>
@@ -2892,122 +2231,64 @@
     </w:p>
     <w:p>
       <w:pPr>
-        <w:spacing w:before="0" w:after="40" w:line="252" w:lineRule="auto"/>
-        <w:ind w:left="113"/>
+        <w:spacing w:before="0" w:after="0" w:line="240" w:lineRule="auto"/>
       </w:pPr>
       <w:r>
         <w:rPr>
-          <w:rFonts w:ascii="Calibri" w:hAnsi="Calibri"/>
-          <w:b/>
-          <w:i w:val="0"/>
-          <w:color w:val="2A6F6F"/>
-          <w:sz w:val="20"/>
+          <w:rFonts w:ascii="Calibri" w:hAnsi="Calibri" w:eastAsia="Calibri"/>
+          <w:b w:val="0"/>
+          <w:color w:val="202A34"/>
+          <w:sz w:val="18"/>
         </w:rPr>
-        <w:t xml:space="preserve">1.  </w:t>
-      </w:r>
-      <w:r>
-        <w:rPr>
-          <w:rFonts w:ascii="Calibri" w:hAnsi="Calibri"/>
-          <w:b w:val="0"/>
-          <w:i w:val="0"/>
-          <w:color w:val="4A5568"/>
-          <w:sz w:val="20"/>
-        </w:rPr>
-        <w:t>Resuma causa, alcance y resultados.</w:t>
+        <w:t>1.  Resuma causa, alcance y resultados.</w:t>
       </w:r>
     </w:p>
     <w:p>
       <w:pPr>
-        <w:spacing w:before="0" w:after="40" w:line="252" w:lineRule="auto"/>
-        <w:ind w:left="113"/>
+        <w:spacing w:before="0" w:after="0" w:line="240" w:lineRule="auto"/>
       </w:pPr>
       <w:r>
         <w:rPr>
-          <w:rFonts w:ascii="Calibri" w:hAnsi="Calibri"/>
-          <w:b/>
-          <w:i w:val="0"/>
-          <w:color w:val="2A6F6F"/>
-          <w:sz w:val="20"/>
+          <w:rFonts w:ascii="Calibri" w:hAnsi="Calibri" w:eastAsia="Calibri"/>
+          <w:b w:val="0"/>
+          <w:color w:val="202A34"/>
+          <w:sz w:val="18"/>
         </w:rPr>
-        <w:t xml:space="preserve">2.  </w:t>
-      </w:r>
-      <w:r>
-        <w:rPr>
-          <w:rFonts w:ascii="Calibri" w:hAnsi="Calibri"/>
-          <w:b w:val="0"/>
-          <w:i w:val="0"/>
-          <w:color w:val="4A5568"/>
-          <w:sz w:val="20"/>
-        </w:rPr>
-        <w:t>Acciones y medidas correctivas con plazos.</w:t>
+        <w:t>2.  Acciones y medidas correctivas con plazos.</w:t>
       </w:r>
     </w:p>
     <w:p>
       <w:pPr>
-        <w:spacing w:before="0" w:after="40" w:line="252" w:lineRule="auto"/>
-        <w:ind w:left="113"/>
+        <w:spacing w:before="0" w:after="0" w:line="240" w:lineRule="auto"/>
       </w:pPr>
       <w:r>
         <w:rPr>
-          <w:rFonts w:ascii="Calibri" w:hAnsi="Calibri"/>
-          <w:b/>
-          <w:i w:val="0"/>
-          <w:color w:val="2A6F6F"/>
-          <w:sz w:val="20"/>
+          <w:rFonts w:ascii="Calibri" w:hAnsi="Calibri" w:eastAsia="Calibri"/>
+          <w:b w:val="0"/>
+          <w:color w:val="202A34"/>
+          <w:sz w:val="18"/>
         </w:rPr>
-        <w:t xml:space="preserve">3.  </w:t>
-      </w:r>
-      <w:r>
-        <w:rPr>
-          <w:rFonts w:ascii="Calibri" w:hAnsi="Calibri"/>
-          <w:b w:val="0"/>
-          <w:i w:val="0"/>
-          <w:color w:val="4A5568"/>
-          <w:sz w:val="20"/>
-        </w:rPr>
-        <w:t>Impacto y responsabilidades.</w:t>
+        <w:t>3.  Impacto y responsabilidades.</w:t>
       </w:r>
     </w:p>
     <w:p>
       <w:pPr>
-        <w:spacing w:before="0" w:after="40" w:line="252" w:lineRule="auto"/>
-        <w:ind w:left="113"/>
+        <w:spacing w:before="0" w:after="0" w:line="240" w:lineRule="auto"/>
       </w:pPr>
       <w:r>
         <w:rPr>
-          <w:rFonts w:ascii="Calibri" w:hAnsi="Calibri"/>
-          <w:b/>
-          <w:i w:val="0"/>
-          <w:color w:val="2A6F6F"/>
-          <w:sz w:val="20"/>
+          <w:rFonts w:ascii="Calibri" w:hAnsi="Calibri" w:eastAsia="Calibri"/>
+          <w:b w:val="0"/>
+          <w:color w:val="202A34"/>
+          <w:sz w:val="18"/>
         </w:rPr>
-        <w:t xml:space="preserve">4.  </w:t>
-      </w:r>
-      <w:r>
-        <w:rPr>
-          <w:rFonts w:ascii="Calibri" w:hAnsi="Calibri"/>
-          <w:b w:val="0"/>
-          <w:i w:val="0"/>
-          <w:color w:val="4A5568"/>
-          <w:sz w:val="20"/>
-        </w:rPr>
-        <w:t>Archive INC-HC en área restringida.</w:t>
+        <w:t>4.  Archive INC-HC en área restringida.</w:t>
       </w:r>
     </w:p>
     <w:p>
       <w:pPr>
-        <w:spacing w:before="100" w:after="40" w:line="259" w:lineRule="auto"/>
+        <w:spacing w:before="0" w:after="60" w:line="240" w:lineRule="auto"/>
       </w:pPr>
-      <w:r>
-        <w:rPr>
-          <w:rFonts w:ascii="Calibri" w:hAnsi="Calibri"/>
-          <w:b/>
-          <w:i w:val="0"/>
-          <w:color w:val="1E3A5F"/>
-          <w:sz w:val="22"/>
-        </w:rPr>
-        <w:t>ANEXO A — Contingencia asistencial</w:t>
-      </w:r>
     </w:p>
     <w:tbl>
       <w:tblPr>
@@ -3015,36 +2296,56 @@
         <w:tblLook w:firstColumn="1" w:firstRow="1" w:lastColumn="0" w:lastRow="0" w:noHBand="0" w:noVBand="1" w:val="04A0"/>
       </w:tblPr>
       <w:tblGrid>
-        <w:gridCol w:w="3513"/>
-        <w:gridCol w:w="3513"/>
-        <w:gridCol w:w="3513"/>
+        <w:gridCol w:w="10886"/>
       </w:tblGrid>
       <w:tr>
         <w:tc>
           <w:tcPr>
-            <w:tcW w:type="dxa" w:w="3513"/>
-            <w:shd w:fill="F0F5F7" w:val="clear"/>
-            <w:tcBorders>
-              <w:top w:val="single" w:sz="3" w:space="0" w:color="C5D4DC"/>
-              <w:left w:val="single" w:sz="3" w:space="0" w:color="C5D4DC"/>
-              <w:bottom w:val="single" w:sz="3" w:space="0" w:color="C5D4DC"/>
-              <w:right w:val="single" w:sz="3" w:space="0" w:color="C5D4DC"/>
-            </w:tcBorders>
-            <w:tcMar>
-              <w:top w:w="20" w:type="dxa"/>
-              <w:left w:w="30" w:type="dxa"/>
-              <w:bottom w:w="20" w:type="dxa"/>
-              <w:right w:w="30" w:type="dxa"/>
-            </w:tcMar>
+            <w:tcW w:type="dxa" w:w="10886"/>
+            <w:shd w:fill="2E7D84" w:val="clear"/>
           </w:tcPr>
           <w:p>
-            <w:r/>
+            <w:pPr>
+              <w:spacing w:before="0" w:after="40" w:line="240" w:lineRule="auto"/>
+            </w:pPr>
             <w:r>
               <w:rPr>
-                <w:rFonts w:ascii="Calibri" w:hAnsi="Calibri"/>
+                <w:rFonts w:ascii="Calibri" w:hAnsi="Calibri" w:eastAsia="Calibri"/>
                 <w:b/>
-                <w:i w:val="0"/>
-                <w:color w:val="2A6F6F"/>
+                <w:color w:val="FFFFFF"/>
+                <w:sz w:val="22"/>
+              </w:rPr>
+              <w:t>ANEXO A — Contingencia asistencial</w:t>
+            </w:r>
+          </w:p>
+        </w:tc>
+      </w:tr>
+    </w:tbl>
+    <w:tbl>
+      <w:tblPr>
+        <w:tblW w:type="auto" w:w="0"/>
+        <w:tblLook w:firstColumn="1" w:firstRow="1" w:lastColumn="0" w:lastRow="0" w:noHBand="0" w:noVBand="1" w:val="04A0"/>
+      </w:tblPr>
+      <w:tblGrid>
+        <w:gridCol w:w="3629"/>
+        <w:gridCol w:w="3629"/>
+        <w:gridCol w:w="3629"/>
+      </w:tblGrid>
+      <w:tr>
+        <w:tc>
+          <w:tcPr>
+            <w:tcW w:type="dxa" w:w="3629"/>
+            <w:shd w:fill="F2F7F8" w:val="clear"/>
+          </w:tcPr>
+          <w:p>
+            <w:pPr>
+              <w:spacing w:before="0" w:after="40" w:line="240" w:lineRule="auto"/>
+            </w:pPr>
+            <w:r>
+              <w:rPr>
+                <w:rFonts w:ascii="Calibri" w:hAnsi="Calibri" w:eastAsia="Calibri"/>
+                <w:b/>
+                <w:color w:val="2E7D84"/>
                 <w:sz w:val="16"/>
               </w:rPr>
               <w:t>¿Cuándo?</w:t>
@@ -3052,11 +2353,10 @@
             </w:r>
             <w:r>
               <w:rPr>
-                <w:rFonts w:ascii="Calibri" w:hAnsi="Calibri"/>
+                <w:rFonts w:ascii="Calibri" w:hAnsi="Calibri" w:eastAsia="Calibri"/>
                 <w:b w:val="0"/>
-                <w:i w:val="0"/>
-                <w:color w:val="4A5568"/>
-                <w:sz w:val="16"/>
+                <w:color w:val="202A34"/>
+                <w:sz w:val="18"/>
               </w:rPr>
               <w:t>Paciente en atención sin HCU disponible.</w:t>
             </w:r>
@@ -3064,29 +2364,18 @@
         </w:tc>
         <w:tc>
           <w:tcPr>
-            <w:tcW w:type="dxa" w:w="3513"/>
-            <w:shd w:fill="F7F9FA" w:val="clear"/>
-            <w:tcBorders>
-              <w:top w:val="single" w:sz="3" w:space="0" w:color="C5D4DC"/>
-              <w:left w:val="single" w:sz="3" w:space="0" w:color="C5D4DC"/>
-              <w:bottom w:val="single" w:sz="3" w:space="0" w:color="C5D4DC"/>
-              <w:right w:val="single" w:sz="3" w:space="0" w:color="C5D4DC"/>
-            </w:tcBorders>
-            <w:tcMar>
-              <w:top w:w="20" w:type="dxa"/>
-              <w:left w:w="30" w:type="dxa"/>
-              <w:bottom w:w="20" w:type="dxa"/>
-              <w:right w:w="30" w:type="dxa"/>
-            </w:tcMar>
+            <w:tcW w:type="dxa" w:w="3629"/>
+            <w:shd w:fill="F2F7F8" w:val="clear"/>
           </w:tcPr>
           <w:p>
-            <w:r/>
+            <w:pPr>
+              <w:spacing w:before="0" w:after="40" w:line="240" w:lineRule="auto"/>
+            </w:pPr>
             <w:r>
               <w:rPr>
-                <w:rFonts w:ascii="Calibri" w:hAnsi="Calibri"/>
+                <w:rFonts w:ascii="Calibri" w:hAnsi="Calibri" w:eastAsia="Calibri"/>
                 <w:b/>
-                <w:i w:val="0"/>
-                <w:color w:val="2A6F6F"/>
+                <w:color w:val="2E7D84"/>
                 <w:sz w:val="16"/>
               </w:rPr>
               <w:t>¿Quién firma?</w:t>
@@ -3094,11 +2383,10 @@
             </w:r>
             <w:r>
               <w:rPr>
-                <w:rFonts w:ascii="Calibri" w:hAnsi="Calibri"/>
+                <w:rFonts w:ascii="Calibri" w:hAnsi="Calibri" w:eastAsia="Calibri"/>
                 <w:b w:val="0"/>
-                <w:i w:val="0"/>
-                <w:color w:val="4A5568"/>
-                <w:sz w:val="16"/>
+                <w:color w:val="202A34"/>
+                <w:sz w:val="18"/>
               </w:rPr>
               <w:t>Profesional · Admisiones · Calidad</w:t>
             </w:r>
@@ -3106,29 +2394,18 @@
         </w:tc>
         <w:tc>
           <w:tcPr>
-            <w:tcW w:type="dxa" w:w="3513"/>
-            <w:shd w:fill="F0F5F7" w:val="clear"/>
-            <w:tcBorders>
-              <w:top w:val="single" w:sz="3" w:space="0" w:color="C5D4DC"/>
-              <w:left w:val="single" w:sz="3" w:space="0" w:color="C5D4DC"/>
-              <w:bottom w:val="single" w:sz="3" w:space="0" w:color="C5D4DC"/>
-              <w:right w:val="single" w:sz="3" w:space="0" w:color="C5D4DC"/>
-            </w:tcBorders>
-            <w:tcMar>
-              <w:top w:w="20" w:type="dxa"/>
-              <w:left w:w="30" w:type="dxa"/>
-              <w:bottom w:w="20" w:type="dxa"/>
-              <w:right w:w="30" w:type="dxa"/>
-            </w:tcMar>
+            <w:tcW w:type="dxa" w:w="3629"/>
+            <w:shd w:fill="F2F7F8" w:val="clear"/>
           </w:tcPr>
           <w:p>
-            <w:r/>
+            <w:pPr>
+              <w:spacing w:before="0" w:after="40" w:line="240" w:lineRule="auto"/>
+            </w:pPr>
             <w:r>
               <w:rPr>
-                <w:rFonts w:ascii="Calibri" w:hAnsi="Calibri"/>
+                <w:rFonts w:ascii="Calibri" w:hAnsi="Calibri" w:eastAsia="Calibri"/>
                 <w:b/>
-                <w:i w:val="0"/>
-                <w:color w:val="2A6F6F"/>
+                <w:color w:val="2E7D84"/>
                 <w:sz w:val="16"/>
               </w:rPr>
               <w:t>¿Plazo?</w:t>
@@ -3136,11 +2413,10 @@
             </w:r>
             <w:r>
               <w:rPr>
-                <w:rFonts w:ascii="Calibri" w:hAnsi="Calibri"/>
+                <w:rFonts w:ascii="Calibri" w:hAnsi="Calibri" w:eastAsia="Calibri"/>
                 <w:b w:val="0"/>
-                <w:i w:val="0"/>
-                <w:color w:val="4A5568"/>
-                <w:sz w:val="16"/>
+                <w:color w:val="202A34"/>
+                <w:sz w:val="18"/>
               </w:rPr>
               <w:t>Inmediato</w:t>
             </w:r>
@@ -3150,14 +2426,13 @@
     </w:tbl>
     <w:p>
       <w:pPr>
-        <w:spacing w:before="40" w:after="20" w:line="259" w:lineRule="auto"/>
+        <w:spacing w:before="40" w:after="0" w:line="240" w:lineRule="auto"/>
       </w:pPr>
       <w:r>
         <w:rPr>
-          <w:rFonts w:ascii="Calibri" w:hAnsi="Calibri"/>
+          <w:rFonts w:ascii="Calibri" w:hAnsi="Calibri" w:eastAsia="Calibri"/>
           <w:b/>
-          <w:i w:val="0"/>
-          <w:color w:val="2A6F6F"/>
+          <w:color w:val="1C3A5C"/>
           <w:sz w:val="18"/>
         </w:rPr>
         <w:t>Pasos:</w:t>
@@ -3165,122 +2440,64 @@
     </w:p>
     <w:p>
       <w:pPr>
-        <w:spacing w:before="0" w:after="40" w:line="252" w:lineRule="auto"/>
-        <w:ind w:left="113"/>
+        <w:spacing w:before="0" w:after="0" w:line="240" w:lineRule="auto"/>
       </w:pPr>
       <w:r>
         <w:rPr>
-          <w:rFonts w:ascii="Calibri" w:hAnsi="Calibri"/>
-          <w:b/>
-          <w:i w:val="0"/>
-          <w:color w:val="2A6F6F"/>
-          <w:sz w:val="20"/>
+          <w:rFonts w:ascii="Calibri" w:hAnsi="Calibri" w:eastAsia="Calibri"/>
+          <w:b w:val="0"/>
+          <w:color w:val="202A34"/>
+          <w:sz w:val="18"/>
         </w:rPr>
-        <w:t xml:space="preserve">1.  </w:t>
-      </w:r>
-      <w:r>
-        <w:rPr>
-          <w:rFonts w:ascii="Calibri" w:hAnsi="Calibri"/>
-          <w:b w:val="0"/>
-          <w:i w:val="0"/>
-          <w:color w:val="4A5568"/>
-          <w:sz w:val="20"/>
-        </w:rPr>
-        <w:t>Identifique usuario y profesional.</w:t>
+        <w:t>1.  Identifique usuario y profesional.</w:t>
       </w:r>
     </w:p>
     <w:p>
       <w:pPr>
-        <w:spacing w:before="0" w:after="40" w:line="252" w:lineRule="auto"/>
-        <w:ind w:left="113"/>
+        <w:spacing w:before="0" w:after="0" w:line="240" w:lineRule="auto"/>
       </w:pPr>
       <w:r>
         <w:rPr>
-          <w:rFonts w:ascii="Calibri" w:hAnsi="Calibri"/>
-          <w:b/>
-          <w:i w:val="0"/>
-          <w:color w:val="2A6F6F"/>
-          <w:sz w:val="20"/>
+          <w:rFonts w:ascii="Calibri" w:hAnsi="Calibri" w:eastAsia="Calibri"/>
+          <w:b w:val="0"/>
+          <w:color w:val="202A34"/>
+          <w:sz w:val="18"/>
         </w:rPr>
-        <w:t xml:space="preserve">2.  </w:t>
-      </w:r>
-      <w:r>
-        <w:rPr>
-          <w:rFonts w:ascii="Calibri" w:hAnsi="Calibri"/>
-          <w:b w:val="0"/>
-          <w:i w:val="0"/>
-          <w:color w:val="4A5568"/>
-          <w:sz w:val="20"/>
-        </w:rPr>
-        <w:t>Registre acto clínico completo.</w:t>
+        <w:t>2.  Registre acto clínico completo.</w:t>
       </w:r>
     </w:p>
     <w:p>
       <w:pPr>
-        <w:spacing w:before="0" w:after="40" w:line="252" w:lineRule="auto"/>
-        <w:ind w:left="113"/>
+        <w:spacing w:before="0" w:after="0" w:line="240" w:lineRule="auto"/>
       </w:pPr>
       <w:r>
         <w:rPr>
-          <w:rFonts w:ascii="Calibri" w:hAnsi="Calibri"/>
-          <w:b/>
-          <w:i w:val="0"/>
-          <w:color w:val="2A6F6F"/>
-          <w:sz w:val="20"/>
+          <w:rFonts w:ascii="Calibri" w:hAnsi="Calibri" w:eastAsia="Calibri"/>
+          <w:b w:val="0"/>
+          <w:color w:val="202A34"/>
+          <w:sz w:val="18"/>
         </w:rPr>
-        <w:t xml:space="preserve">3.  </w:t>
-      </w:r>
-      <w:r>
-        <w:rPr>
-          <w:rFonts w:ascii="Calibri" w:hAnsi="Calibri"/>
-          <w:b w:val="0"/>
-          <w:i w:val="0"/>
-          <w:color w:val="4A5568"/>
-          <w:sz w:val="20"/>
-        </w:rPr>
-        <w:t>No deje a la vista (CONFIDENCIAL).</w:t>
+        <w:t>3.  No deje a la vista (CONFIDENCIAL).</w:t>
       </w:r>
     </w:p>
     <w:p>
       <w:pPr>
-        <w:spacing w:before="0" w:after="40" w:line="252" w:lineRule="auto"/>
-        <w:ind w:left="113"/>
+        <w:spacing w:before="0" w:after="0" w:line="240" w:lineRule="auto"/>
       </w:pPr>
       <w:r>
         <w:rPr>
-          <w:rFonts w:ascii="Calibri" w:hAnsi="Calibri"/>
-          <w:b/>
-          <w:i w:val="0"/>
-          <w:color w:val="2A6F6F"/>
-          <w:sz w:val="20"/>
+          <w:rFonts w:ascii="Calibri" w:hAnsi="Calibri" w:eastAsia="Calibri"/>
+          <w:b w:val="0"/>
+          <w:color w:val="202A34"/>
+          <w:sz w:val="18"/>
         </w:rPr>
-        <w:t xml:space="preserve">4.  </w:t>
-      </w:r>
-      <w:r>
-        <w:rPr>
-          <w:rFonts w:ascii="Calibri" w:hAnsi="Calibri"/>
-          <w:b w:val="0"/>
-          <w:i w:val="0"/>
-          <w:color w:val="4A5568"/>
-          <w:sz w:val="20"/>
-        </w:rPr>
-        <w:t>Transcriba a la HCU y archive en INC-HC.</w:t>
+        <w:t>4.  Transcriba a la HCU y archive en INC-HC.</w:t>
       </w:r>
     </w:p>
     <w:p>
       <w:pPr>
-        <w:spacing w:before="100" w:after="40" w:line="259" w:lineRule="auto"/>
+        <w:spacing w:before="0" w:after="60" w:line="240" w:lineRule="auto"/>
       </w:pPr>
-      <w:r>
-        <w:rPr>
-          <w:rFonts w:ascii="Calibri" w:hAnsi="Calibri"/>
-          <w:b/>
-          <w:i w:val="0"/>
-          <w:color w:val="1E3A5F"/>
-          <w:sz w:val="22"/>
-        </w:rPr>
-        <w:t>ANEXO B — Lista de verificación</w:t>
-      </w:r>
     </w:p>
     <w:tbl>
       <w:tblPr>
@@ -3288,36 +2505,56 @@
         <w:tblLook w:firstColumn="1" w:firstRow="1" w:lastColumn="0" w:lastRow="0" w:noHBand="0" w:noVBand="1" w:val="04A0"/>
       </w:tblPr>
       <w:tblGrid>
-        <w:gridCol w:w="3513"/>
-        <w:gridCol w:w="3513"/>
-        <w:gridCol w:w="3513"/>
+        <w:gridCol w:w="10886"/>
       </w:tblGrid>
       <w:tr>
         <w:tc>
           <w:tcPr>
-            <w:tcW w:type="dxa" w:w="3513"/>
-            <w:shd w:fill="F0F5F7" w:val="clear"/>
-            <w:tcBorders>
-              <w:top w:val="single" w:sz="3" w:space="0" w:color="C5D4DC"/>
-              <w:left w:val="single" w:sz="3" w:space="0" w:color="C5D4DC"/>
-              <w:bottom w:val="single" w:sz="3" w:space="0" w:color="C5D4DC"/>
-              <w:right w:val="single" w:sz="3" w:space="0" w:color="C5D4DC"/>
-            </w:tcBorders>
-            <w:tcMar>
-              <w:top w:w="20" w:type="dxa"/>
-              <w:left w:w="30" w:type="dxa"/>
-              <w:bottom w:w="20" w:type="dxa"/>
-              <w:right w:w="30" w:type="dxa"/>
-            </w:tcMar>
+            <w:tcW w:type="dxa" w:w="10886"/>
+            <w:shd w:fill="2E7D84" w:val="clear"/>
           </w:tcPr>
           <w:p>
-            <w:r/>
+            <w:pPr>
+              <w:spacing w:before="0" w:after="40" w:line="240" w:lineRule="auto"/>
+            </w:pPr>
             <w:r>
               <w:rPr>
-                <w:rFonts w:ascii="Calibri" w:hAnsi="Calibri"/>
+                <w:rFonts w:ascii="Calibri" w:hAnsi="Calibri" w:eastAsia="Calibri"/>
                 <w:b/>
-                <w:i w:val="0"/>
-                <w:color w:val="2A6F6F"/>
+                <w:color w:val="FFFFFF"/>
+                <w:sz w:val="22"/>
+              </w:rPr>
+              <w:t>ANEXO B — Lista de verificación</w:t>
+            </w:r>
+          </w:p>
+        </w:tc>
+      </w:tr>
+    </w:tbl>
+    <w:tbl>
+      <w:tblPr>
+        <w:tblW w:type="auto" w:w="0"/>
+        <w:tblLook w:firstColumn="1" w:firstRow="1" w:lastColumn="0" w:lastRow="0" w:noHBand="0" w:noVBand="1" w:val="04A0"/>
+      </w:tblPr>
+      <w:tblGrid>
+        <w:gridCol w:w="3629"/>
+        <w:gridCol w:w="3629"/>
+        <w:gridCol w:w="3629"/>
+      </w:tblGrid>
+      <w:tr>
+        <w:tc>
+          <w:tcPr>
+            <w:tcW w:type="dxa" w:w="3629"/>
+            <w:shd w:fill="F2F7F8" w:val="clear"/>
+          </w:tcPr>
+          <w:p>
+            <w:pPr>
+              <w:spacing w:before="0" w:after="40" w:line="240" w:lineRule="auto"/>
+            </w:pPr>
+            <w:r>
+              <w:rPr>
+                <w:rFonts w:ascii="Calibri" w:hAnsi="Calibri" w:eastAsia="Calibri"/>
+                <w:b/>
+                <w:color w:val="2E7D84"/>
                 <w:sz w:val="16"/>
               </w:rPr>
               <w:t>¿Cuándo?</w:t>
@@ -3325,11 +2562,10 @@
             </w:r>
             <w:r>
               <w:rPr>
-                <w:rFonts w:ascii="Calibri" w:hAnsi="Calibri"/>
+                <w:rFonts w:ascii="Calibri" w:hAnsi="Calibri" w:eastAsia="Calibri"/>
                 <w:b w:val="0"/>
-                <w:i w:val="0"/>
-                <w:color w:val="4A5568"/>
-                <w:sz w:val="16"/>
+                <w:color w:val="202A34"/>
+                <w:sz w:val="18"/>
               </w:rPr>
               <w:t>Verificar implementación del protocolo (no por incidente).</w:t>
             </w:r>
@@ -3337,29 +2573,18 @@
         </w:tc>
         <w:tc>
           <w:tcPr>
-            <w:tcW w:type="dxa" w:w="3513"/>
-            <w:shd w:fill="F7F9FA" w:val="clear"/>
-            <w:tcBorders>
-              <w:top w:val="single" w:sz="3" w:space="0" w:color="C5D4DC"/>
-              <w:left w:val="single" w:sz="3" w:space="0" w:color="C5D4DC"/>
-              <w:bottom w:val="single" w:sz="3" w:space="0" w:color="C5D4DC"/>
-              <w:right w:val="single" w:sz="3" w:space="0" w:color="C5D4DC"/>
-            </w:tcBorders>
-            <w:tcMar>
-              <w:top w:w="20" w:type="dxa"/>
-              <w:left w:w="30" w:type="dxa"/>
-              <w:bottom w:w="20" w:type="dxa"/>
-              <w:right w:w="30" w:type="dxa"/>
-            </w:tcMar>
+            <w:tcW w:type="dxa" w:w="3629"/>
+            <w:shd w:fill="F2F7F8" w:val="clear"/>
           </w:tcPr>
           <w:p>
-            <w:r/>
+            <w:pPr>
+              <w:spacing w:before="0" w:after="40" w:line="240" w:lineRule="auto"/>
+            </w:pPr>
             <w:r>
               <w:rPr>
-                <w:rFonts w:ascii="Calibri" w:hAnsi="Calibri"/>
+                <w:rFonts w:ascii="Calibri" w:hAnsi="Calibri" w:eastAsia="Calibri"/>
                 <w:b/>
-                <w:i w:val="0"/>
-                <w:color w:val="2A6F6F"/>
+                <w:color w:val="2E7D84"/>
                 <w:sz w:val="16"/>
               </w:rPr>
               <w:t>¿Quién firma?</w:t>
@@ -3367,11 +2592,10 @@
             </w:r>
             <w:r>
               <w:rPr>
-                <w:rFonts w:ascii="Calibri" w:hAnsi="Calibri"/>
+                <w:rFonts w:ascii="Calibri" w:hAnsi="Calibri" w:eastAsia="Calibri"/>
                 <w:b w:val="0"/>
-                <w:i w:val="0"/>
-                <w:color w:val="4A5568"/>
-                <w:sz w:val="16"/>
+                <w:color w:val="202A34"/>
+                <w:sz w:val="18"/>
               </w:rPr>
               <w:t>Admisiones · Calidad · Dirección</w:t>
             </w:r>
@@ -3379,29 +2603,18 @@
         </w:tc>
         <w:tc>
           <w:tcPr>
-            <w:tcW w:type="dxa" w:w="3513"/>
-            <w:shd w:fill="F0F5F7" w:val="clear"/>
-            <w:tcBorders>
-              <w:top w:val="single" w:sz="3" w:space="0" w:color="C5D4DC"/>
-              <w:left w:val="single" w:sz="3" w:space="0" w:color="C5D4DC"/>
-              <w:bottom w:val="single" w:sz="3" w:space="0" w:color="C5D4DC"/>
-              <w:right w:val="single" w:sz="3" w:space="0" w:color="C5D4DC"/>
-            </w:tcBorders>
-            <w:tcMar>
-              <w:top w:w="20" w:type="dxa"/>
-              <w:left w:w="30" w:type="dxa"/>
-              <w:bottom w:w="20" w:type="dxa"/>
-              <w:right w:w="30" w:type="dxa"/>
-            </w:tcMar>
+            <w:tcW w:type="dxa" w:w="3629"/>
+            <w:shd w:fill="F2F7F8" w:val="clear"/>
           </w:tcPr>
           <w:p>
-            <w:r/>
+            <w:pPr>
+              <w:spacing w:before="0" w:after="40" w:line="240" w:lineRule="auto"/>
+            </w:pPr>
             <w:r>
               <w:rPr>
-                <w:rFonts w:ascii="Calibri" w:hAnsi="Calibri"/>
+                <w:rFonts w:ascii="Calibri" w:hAnsi="Calibri" w:eastAsia="Calibri"/>
                 <w:b/>
-                <w:i w:val="0"/>
-                <w:color w:val="2A6F6F"/>
+                <w:color w:val="2E7D84"/>
                 <w:sz w:val="16"/>
               </w:rPr>
               <w:t>¿Plazo?</w:t>
@@ -3409,11 +2622,10 @@
             </w:r>
             <w:r>
               <w:rPr>
-                <w:rFonts w:ascii="Calibri" w:hAnsi="Calibri"/>
+                <w:rFonts w:ascii="Calibri" w:hAnsi="Calibri" w:eastAsia="Calibri"/>
                 <w:b w:val="0"/>
-                <w:i w:val="0"/>
-                <w:color w:val="4A5568"/>
-                <w:sz w:val="16"/>
+                <w:color w:val="202A34"/>
+                <w:sz w:val="18"/>
               </w:rPr>
               <w:t>Trimestral / post-auditoría</w:t>
             </w:r>
@@ -3423,14 +2635,13 @@
     </w:tbl>
     <w:p>
       <w:pPr>
-        <w:spacing w:before="40" w:after="20" w:line="259" w:lineRule="auto"/>
+        <w:spacing w:before="40" w:after="0" w:line="240" w:lineRule="auto"/>
       </w:pPr>
       <w:r>
         <w:rPr>
-          <w:rFonts w:ascii="Calibri" w:hAnsi="Calibri"/>
+          <w:rFonts w:ascii="Calibri" w:hAnsi="Calibri" w:eastAsia="Calibri"/>
           <w:b/>
-          <w:i w:val="0"/>
-          <w:color w:val="2A6F6F"/>
+          <w:color w:val="1C3A5C"/>
           <w:sz w:val="18"/>
         </w:rPr>
         <w:t>Pasos:</w:t>
@@ -3438,86 +2649,94 @@
     </w:p>
     <w:p>
       <w:pPr>
-        <w:spacing w:before="0" w:after="40" w:line="252" w:lineRule="auto"/>
-        <w:ind w:left="113"/>
+        <w:spacing w:before="0" w:after="0" w:line="240" w:lineRule="auto"/>
       </w:pPr>
       <w:r>
         <w:rPr>
-          <w:rFonts w:ascii="Calibri" w:hAnsi="Calibri"/>
-          <w:b/>
-          <w:i w:val="0"/>
-          <w:color w:val="2A6F6F"/>
-          <w:sz w:val="20"/>
+          <w:rFonts w:ascii="Calibri" w:hAnsi="Calibri" w:eastAsia="Calibri"/>
+          <w:b w:val="0"/>
+          <w:color w:val="202A34"/>
+          <w:sz w:val="18"/>
         </w:rPr>
-        <w:t xml:space="preserve">1.  </w:t>
-      </w:r>
-      <w:r>
-        <w:rPr>
-          <w:rFonts w:ascii="Calibri" w:hAnsi="Calibri"/>
-          <w:b w:val="0"/>
-          <w:i w:val="0"/>
-          <w:color w:val="4A5568"/>
-          <w:sz w:val="20"/>
-        </w:rPr>
-        <w:t>Marque ítems verificados.</w:t>
+        <w:t>1.  Marque ítems verificados.</w:t>
       </w:r>
     </w:p>
     <w:p>
       <w:pPr>
-        <w:spacing w:before="0" w:after="40" w:line="252" w:lineRule="auto"/>
-        <w:ind w:left="113"/>
+        <w:spacing w:before="0" w:after="0" w:line="240" w:lineRule="auto"/>
       </w:pPr>
       <w:r>
         <w:rPr>
-          <w:rFonts w:ascii="Calibri" w:hAnsi="Calibri"/>
-          <w:b/>
-          <w:i w:val="0"/>
-          <w:color w:val="2A6F6F"/>
-          <w:sz w:val="20"/>
+          <w:rFonts w:ascii="Calibri" w:hAnsi="Calibri" w:eastAsia="Calibri"/>
+          <w:b w:val="0"/>
+          <w:color w:val="202A34"/>
+          <w:sz w:val="18"/>
         </w:rPr>
-        <w:t xml:space="preserve">2.  </w:t>
-      </w:r>
-      <w:r>
-        <w:rPr>
-          <w:rFonts w:ascii="Calibri" w:hAnsi="Calibri"/>
-          <w:b w:val="0"/>
-          <w:i w:val="0"/>
-          <w:color w:val="4A5568"/>
-          <w:sz w:val="20"/>
-        </w:rPr>
-        <w:t>Fecha y observaciones.</w:t>
+        <w:t>2.  Fecha y observaciones.</w:t>
       </w:r>
     </w:p>
     <w:p>
       <w:pPr>
-        <w:spacing w:before="0" w:after="40" w:line="252" w:lineRule="auto"/>
-        <w:ind w:left="113"/>
+        <w:spacing w:before="0" w:after="0" w:line="240" w:lineRule="auto"/>
       </w:pPr>
       <w:r>
         <w:rPr>
-          <w:rFonts w:ascii="Calibri" w:hAnsi="Calibri"/>
-          <w:b/>
-          <w:i w:val="0"/>
-          <w:color w:val="2A6F6F"/>
-          <w:sz w:val="20"/>
+          <w:rFonts w:ascii="Calibri" w:hAnsi="Calibri" w:eastAsia="Calibri"/>
+          <w:b w:val="0"/>
+          <w:color w:val="202A34"/>
+          <w:sz w:val="18"/>
         </w:rPr>
-        <w:t xml:space="preserve">3.  </w:t>
-      </w:r>
-      <w:r>
-        <w:rPr>
-          <w:rFonts w:ascii="Calibri" w:hAnsi="Calibri"/>
-          <w:b w:val="0"/>
-          <w:i w:val="0"/>
-          <w:color w:val="4A5568"/>
-          <w:sz w:val="20"/>
-        </w:rPr>
-        <w:t>Tres firmas de verificación.</w:t>
+        <w:t>3.  Tres firmas de verificación.</w:t>
       </w:r>
     </w:p>
     <w:p>
-      <w:r>
-        <w:br w:type="page"/>
-      </w:r>
+      <w:pPr>
+        <w:spacing w:before="0" w:after="60" w:line="240" w:lineRule="auto"/>
+      </w:pPr>
+    </w:p>
+    <w:tbl>
+      <w:tblPr>
+        <w:tblW w:type="auto" w:w="0"/>
+        <w:jc w:val="center"/>
+        <w:tblLook w:firstColumn="1" w:firstRow="1" w:lastColumn="0" w:lastRow="0" w:noHBand="0" w:noVBand="1" w:val="04A0"/>
+      </w:tblPr>
+      <w:tblGrid>
+        <w:gridCol w:w="10886"/>
+      </w:tblGrid>
+      <w:tr>
+        <w:tc>
+          <w:tcPr>
+            <w:tcW w:type="dxa" w:w="10886"/>
+            <w:shd w:fill="1C3A5C" w:val="clear"/>
+            <w:tcMar>
+              <w:top w:w="40" w:type="dxa"/>
+              <w:bottom w:w="40" w:type="dxa"/>
+              <w:left w:w="80" w:type="dxa"/>
+              <w:right w:w="80" w:type="dxa"/>
+            </w:tcMar>
+          </w:tcPr>
+          <w:p>
+            <w:pPr>
+              <w:spacing w:before="0" w:after="0" w:line="240" w:lineRule="auto"/>
+              <w:jc w:val="left"/>
+            </w:pPr>
+            <w:r>
+              <w:rPr>
+                <w:rFonts w:ascii="Calibri" w:hAnsi="Calibri" w:eastAsia="Calibri"/>
+                <w:b/>
+                <w:color w:val="FFFFFF"/>
+                <w:sz w:val="24"/>
+              </w:rPr>
+              <w:t>7. ERRORES FRECUENTES</w:t>
+            </w:r>
+          </w:p>
+        </w:tc>
+      </w:tr>
+    </w:tbl>
+    <w:p>
+      <w:pPr>
+        <w:spacing w:before="0" w:after="40" w:line="240" w:lineRule="auto"/>
+      </w:pPr>
     </w:p>
     <w:tbl>
       <w:tblPr>
@@ -3525,37 +2744,327 @@
         <w:tblLook w:firstColumn="1" w:firstRow="1" w:lastColumn="0" w:lastRow="0" w:noHBand="0" w:noVBand="1" w:val="04A0"/>
       </w:tblPr>
       <w:tblGrid>
-        <w:gridCol w:w="10540"/>
+        <w:gridCol w:w="5443"/>
+        <w:gridCol w:w="5443"/>
       </w:tblGrid>
       <w:tr>
         <w:tc>
           <w:tcPr>
-            <w:tcW w:type="dxa" w:w="10540"/>
-            <w:shd w:fill="F0F5F7" w:val="clear"/>
-            <w:tcBorders>
-              <w:top w:val="single" w:sz="6" w:space="0" w:color="2A6F6F"/>
-              <w:left w:val="single" w:sz="6" w:space="0" w:color="2A6F6F"/>
-              <w:bottom w:val="single" w:sz="6" w:space="0" w:color="2A6F6F"/>
-              <w:right w:val="single" w:sz="6" w:space="0" w:color="2A6F6F"/>
-            </w:tcBorders>
-            <w:tcMar>
-              <w:top w:w="35" w:type="dxa"/>
-              <w:left w:w="60" w:type="dxa"/>
-              <w:bottom w:w="35" w:type="dxa"/>
-              <w:right w:w="60" w:type="dxa"/>
-            </w:tcMar>
+            <w:tcW w:type="dxa" w:w="5443"/>
+            <w:shd w:fill="1C3A5C" w:val="clear"/>
           </w:tcPr>
           <w:p>
-            <w:r/>
+            <w:pPr>
+              <w:spacing w:before="0" w:after="40" w:line="240" w:lineRule="auto"/>
+            </w:pPr>
             <w:r>
               <w:rPr>
-                <w:rFonts w:ascii="Calibri" w:hAnsi="Calibri"/>
+                <w:rFonts w:ascii="Calibri" w:hAnsi="Calibri" w:eastAsia="Calibri"/>
                 <w:b/>
-                <w:i w:val="0"/>
-                <w:color w:val="1E3A5F"/>
-                <w:sz w:val="24"/>
+                <w:color w:val="FFFFFF"/>
+                <w:sz w:val="20"/>
               </w:rPr>
-              <w:t>7. ERRORES FRECUENTES</w:t>
+              <w:t>Error</w:t>
+            </w:r>
+          </w:p>
+        </w:tc>
+        <w:tc>
+          <w:tcPr>
+            <w:tcW w:type="dxa" w:w="5443"/>
+            <w:shd w:fill="1C3A5C" w:val="clear"/>
+          </w:tcPr>
+          <w:p>
+            <w:pPr>
+              <w:spacing w:before="0" w:after="40" w:line="240" w:lineRule="auto"/>
+            </w:pPr>
+            <w:r>
+              <w:rPr>
+                <w:rFonts w:ascii="Calibri" w:hAnsi="Calibri" w:eastAsia="Calibri"/>
+                <w:b/>
+                <w:color w:val="FFFFFF"/>
+                <w:sz w:val="20"/>
+              </w:rPr>
+              <w:t>Corrección</w:t>
+            </w:r>
+          </w:p>
+        </w:tc>
+      </w:tr>
+      <w:tr>
+        <w:tc>
+          <w:tcPr>
+            <w:tcW w:type="dxa" w:w="5443"/>
+          </w:tcPr>
+          <w:p>
+            <w:pPr>
+              <w:spacing w:before="0" w:after="40" w:line="240" w:lineRule="auto"/>
+            </w:pPr>
+            <w:r>
+              <w:rPr>
+                <w:rFonts w:ascii="Calibri" w:hAnsi="Calibri" w:eastAsia="Calibri"/>
+                <w:b/>
+                <w:color w:val="1C3A5C"/>
+                <w:sz w:val="18"/>
+              </w:rPr>
+              <w:t>Empezar sin Acta 01</w:t>
+            </w:r>
+          </w:p>
+        </w:tc>
+        <w:tc>
+          <w:tcPr>
+            <w:tcW w:type="dxa" w:w="5443"/>
+          </w:tcPr>
+          <w:p>
+            <w:pPr>
+              <w:spacing w:before="0" w:after="40" w:line="240" w:lineRule="auto"/>
+            </w:pPr>
+            <w:r>
+              <w:rPr>
+                <w:rFonts w:ascii="Calibri" w:hAnsi="Calibri" w:eastAsia="Calibri"/>
+                <w:b w:val="0"/>
+                <w:color w:val="202A34"/>
+                <w:sz w:val="18"/>
+              </w:rPr>
+              <w:t>Siempre inicie con detección y notificación.</w:t>
+            </w:r>
+          </w:p>
+        </w:tc>
+      </w:tr>
+      <w:tr>
+        <w:tc>
+          <w:tcPr>
+            <w:tcW w:type="dxa" w:w="5443"/>
+          </w:tcPr>
+          <w:p>
+            <w:pPr>
+              <w:spacing w:before="0" w:after="40" w:line="240" w:lineRule="auto"/>
+            </w:pPr>
+            <w:r>
+              <w:rPr>
+                <w:rFonts w:ascii="Calibri" w:hAnsi="Calibri" w:eastAsia="Calibri"/>
+                <w:b/>
+                <w:color w:val="1C3A5C"/>
+                <w:sz w:val="18"/>
+              </w:rPr>
+              <w:t>Sin código INC-HC</w:t>
+            </w:r>
+          </w:p>
+        </w:tc>
+        <w:tc>
+          <w:tcPr>
+            <w:tcW w:type="dxa" w:w="5443"/>
+          </w:tcPr>
+          <w:p>
+            <w:pPr>
+              <w:spacing w:before="0" w:after="40" w:line="240" w:lineRule="auto"/>
+            </w:pPr>
+            <w:r>
+              <w:rPr>
+                <w:rFonts w:ascii="Calibri" w:hAnsi="Calibri" w:eastAsia="Calibri"/>
+                <w:b w:val="0"/>
+                <w:color w:val="202A34"/>
+                <w:sz w:val="18"/>
+              </w:rPr>
+              <w:t>Asigne INC-HC-AAAA-### al activar el plan.</w:t>
+            </w:r>
+          </w:p>
+        </w:tc>
+      </w:tr>
+      <w:tr>
+        <w:tc>
+          <w:tcPr>
+            <w:tcW w:type="dxa" w:w="5443"/>
+          </w:tcPr>
+          <w:p>
+            <w:pPr>
+              <w:spacing w:before="0" w:after="40" w:line="240" w:lineRule="auto"/>
+            </w:pPr>
+            <w:r>
+              <w:rPr>
+                <w:rFonts w:ascii="Calibri" w:hAnsi="Calibri" w:eastAsia="Calibri"/>
+                <w:b/>
+                <w:color w:val="1C3A5C"/>
+                <w:sz w:val="18"/>
+              </w:rPr>
+              <w:t>Acta 03 sin las 3 firmas</w:t>
+            </w:r>
+          </w:p>
+        </w:tc>
+        <w:tc>
+          <w:tcPr>
+            <w:tcW w:type="dxa" w:w="5443"/>
+          </w:tcPr>
+          <w:p>
+            <w:pPr>
+              <w:spacing w:before="0" w:after="40" w:line="240" w:lineRule="auto"/>
+            </w:pPr>
+            <w:r>
+              <w:rPr>
+                <w:rFonts w:ascii="Calibri" w:hAnsi="Calibri" w:eastAsia="Calibri"/>
+                <w:b w:val="0"/>
+                <w:color w:val="202A34"/>
+                <w:sz w:val="18"/>
+              </w:rPr>
+              <w:t>Servicio + Admisiones + Calidad son obligatorias.</w:t>
+            </w:r>
+          </w:p>
+        </w:tc>
+      </w:tr>
+      <w:tr>
+        <w:tc>
+          <w:tcPr>
+            <w:tcW w:type="dxa" w:w="5443"/>
+          </w:tcPr>
+          <w:p>
+            <w:pPr>
+              <w:spacing w:before="0" w:after="40" w:line="240" w:lineRule="auto"/>
+            </w:pPr>
+            <w:r>
+              <w:rPr>
+                <w:rFonts w:ascii="Calibri" w:hAnsi="Calibri" w:eastAsia="Calibri"/>
+                <w:b/>
+                <w:color w:val="1C3A5C"/>
+                <w:sz w:val="18"/>
+              </w:rPr>
+              <w:t>Reconstruir con datos inventados</w:t>
+            </w:r>
+          </w:p>
+        </w:tc>
+        <w:tc>
+          <w:tcPr>
+            <w:tcW w:type="dxa" w:w="5443"/>
+          </w:tcPr>
+          <w:p>
+            <w:pPr>
+              <w:spacing w:before="0" w:after="40" w:line="240" w:lineRule="auto"/>
+            </w:pPr>
+            <w:r>
+              <w:rPr>
+                <w:rFonts w:ascii="Calibri" w:hAnsi="Calibri" w:eastAsia="Calibri"/>
+                <w:b w:val="0"/>
+                <w:color w:val="202A34"/>
+                <w:sz w:val="18"/>
+              </w:rPr>
+              <w:t>Solo fuentes verificables; declare lagunas (Acta 04).</w:t>
+            </w:r>
+          </w:p>
+        </w:tc>
+      </w:tr>
+      <w:tr>
+        <w:tc>
+          <w:tcPr>
+            <w:tcW w:type="dxa" w:w="5443"/>
+          </w:tcPr>
+          <w:p>
+            <w:pPr>
+              <w:spacing w:before="0" w:after="40" w:line="240" w:lineRule="auto"/>
+            </w:pPr>
+            <w:r>
+              <w:rPr>
+                <w:rFonts w:ascii="Calibri" w:hAnsi="Calibri" w:eastAsia="Calibri"/>
+                <w:b/>
+                <w:color w:val="1C3A5C"/>
+                <w:sz w:val="18"/>
+              </w:rPr>
+              <w:t>Atender sin Anexo A</w:t>
+            </w:r>
+          </w:p>
+        </w:tc>
+        <w:tc>
+          <w:tcPr>
+            <w:tcW w:type="dxa" w:w="5443"/>
+          </w:tcPr>
+          <w:p>
+            <w:pPr>
+              <w:spacing w:before="0" w:after="40" w:line="240" w:lineRule="auto"/>
+            </w:pPr>
+            <w:r>
+              <w:rPr>
+                <w:rFonts w:ascii="Calibri" w:hAnsi="Calibri" w:eastAsia="Calibri"/>
+                <w:b w:val="0"/>
+                <w:color w:val="202A34"/>
+                <w:sz w:val="18"/>
+              </w:rPr>
+              <w:t>Si no hay HCU y hay paciente, use Anexo A ya.</w:t>
+            </w:r>
+          </w:p>
+        </w:tc>
+      </w:tr>
+      <w:tr>
+        <w:tc>
+          <w:tcPr>
+            <w:tcW w:type="dxa" w:w="5443"/>
+          </w:tcPr>
+          <w:p>
+            <w:pPr>
+              <w:spacing w:before="0" w:after="40" w:line="240" w:lineRule="auto"/>
+            </w:pPr>
+            <w:r>
+              <w:rPr>
+                <w:rFonts w:ascii="Calibri" w:hAnsi="Calibri" w:eastAsia="Calibri"/>
+                <w:b/>
+                <w:color w:val="1C3A5C"/>
+                <w:sz w:val="18"/>
+              </w:rPr>
+              <w:t>Formularios a la vista</w:t>
+            </w:r>
+          </w:p>
+        </w:tc>
+        <w:tc>
+          <w:tcPr>
+            <w:tcW w:type="dxa" w:w="5443"/>
+          </w:tcPr>
+          <w:p>
+            <w:pPr>
+              <w:spacing w:before="0" w:after="40" w:line="240" w:lineRule="auto"/>
+            </w:pPr>
+            <w:r>
+              <w:rPr>
+                <w:rFonts w:ascii="Calibri" w:hAnsi="Calibri" w:eastAsia="Calibri"/>
+                <w:b w:val="0"/>
+                <w:color w:val="202A34"/>
+                <w:sz w:val="18"/>
+              </w:rPr>
+              <w:t>Son CONFIDENCIALES; custodia restringida.</w:t>
+            </w:r>
+          </w:p>
+        </w:tc>
+      </w:tr>
+      <w:tr>
+        <w:tc>
+          <w:tcPr>
+            <w:tcW w:type="dxa" w:w="5443"/>
+          </w:tcPr>
+          <w:p>
+            <w:pPr>
+              <w:spacing w:before="0" w:after="40" w:line="240" w:lineRule="auto"/>
+            </w:pPr>
+            <w:r>
+              <w:rPr>
+                <w:rFonts w:ascii="Calibri" w:hAnsi="Calibri" w:eastAsia="Calibri"/>
+                <w:b/>
+                <w:color w:val="1C3A5C"/>
+                <w:sz w:val="18"/>
+              </w:rPr>
+              <w:t>Cerrar sin Acta 06</w:t>
+            </w:r>
+          </w:p>
+        </w:tc>
+        <w:tc>
+          <w:tcPr>
+            <w:tcW w:type="dxa" w:w="5443"/>
+          </w:tcPr>
+          <w:p>
+            <w:pPr>
+              <w:spacing w:before="0" w:after="40" w:line="240" w:lineRule="auto"/>
+            </w:pPr>
+            <w:r>
+              <w:rPr>
+                <w:rFonts w:ascii="Calibri" w:hAnsi="Calibri" w:eastAsia="Calibri"/>
+                <w:b w:val="0"/>
+                <w:color w:val="202A34"/>
+                <w:sz w:val="18"/>
+              </w:rPr>
+              <w:t>Todo incidente debe cerrarse con informe y medidas.</w:t>
             </w:r>
           </w:p>
         </w:tc>
@@ -3568,523 +3077,33 @@
         <w:tblLook w:firstColumn="1" w:firstRow="1" w:lastColumn="0" w:lastRow="0" w:noHBand="0" w:noVBand="1" w:val="04A0"/>
       </w:tblPr>
       <w:tblGrid>
-        <w:gridCol w:w="5270"/>
-        <w:gridCol w:w="5270"/>
+        <w:gridCol w:w="10886"/>
       </w:tblGrid>
       <w:tr>
         <w:tc>
           <w:tcPr>
-            <w:tcW w:type="dxa" w:w="5270"/>
-            <w:shd w:fill="1E3A5F" w:val="clear"/>
-            <w:tcBorders>
-              <w:top w:val="single" w:sz="3" w:space="0" w:color="1E3A5F"/>
-              <w:left w:val="single" w:sz="3" w:space="0" w:color="1E3A5F"/>
-              <w:bottom w:val="single" w:sz="3" w:space="0" w:color="1E3A5F"/>
-              <w:right w:val="single" w:sz="3" w:space="0" w:color="1E3A5F"/>
-            </w:tcBorders>
+            <w:tcW w:type="dxa" w:w="10886"/>
+            <w:shd w:fill="1C3A5C" w:val="clear"/>
             <w:tcMar>
-              <w:top w:w="25" w:type="dxa"/>
-              <w:left w:w="40" w:type="dxa"/>
-              <w:bottom w:w="25" w:type="dxa"/>
-              <w:right w:w="40" w:type="dxa"/>
+              <w:top w:w="40" w:type="dxa"/>
+              <w:bottom w:w="40" w:type="dxa"/>
+              <w:left w:w="80" w:type="dxa"/>
+              <w:right w:w="80" w:type="dxa"/>
             </w:tcMar>
           </w:tcPr>
           <w:p>
             <w:pPr>
-              <w:jc w:val="center"/>
+              <w:spacing w:before="0" w:after="0" w:line="240" w:lineRule="auto"/>
+              <w:jc w:val="left"/>
             </w:pPr>
-            <w:r/>
             <w:r>
               <w:rPr>
-                <w:rFonts w:ascii="Calibri" w:hAnsi="Calibri"/>
+                <w:rFonts w:ascii="Calibri" w:hAnsi="Calibri" w:eastAsia="Calibri"/>
                 <w:b/>
-                <w:i w:val="0"/>
                 <w:color w:val="FFFFFF"/>
-                <w:sz w:val="18"/>
+                <w:sz w:val="24"/>
               </w:rPr>
-              <w:t>Error</w:t>
-            </w:r>
-          </w:p>
-        </w:tc>
-        <w:tc>
-          <w:tcPr>
-            <w:tcW w:type="dxa" w:w="5270"/>
-            <w:shd w:fill="1E3A5F" w:val="clear"/>
-            <w:tcBorders>
-              <w:top w:val="single" w:sz="3" w:space="0" w:color="1E3A5F"/>
-              <w:left w:val="single" w:sz="3" w:space="0" w:color="1E3A5F"/>
-              <w:bottom w:val="single" w:sz="3" w:space="0" w:color="1E3A5F"/>
-              <w:right w:val="single" w:sz="3" w:space="0" w:color="1E3A5F"/>
-            </w:tcBorders>
-            <w:tcMar>
-              <w:top w:w="25" w:type="dxa"/>
-              <w:left w:w="40" w:type="dxa"/>
-              <w:bottom w:w="25" w:type="dxa"/>
-              <w:right w:w="40" w:type="dxa"/>
-            </w:tcMar>
-          </w:tcPr>
-          <w:p>
-            <w:pPr>
-              <w:jc w:val="center"/>
-            </w:pPr>
-            <w:r/>
-            <w:r>
-              <w:rPr>
-                <w:rFonts w:ascii="Calibri" w:hAnsi="Calibri"/>
-                <w:b/>
-                <w:i w:val="0"/>
-                <w:color w:val="FFFFFF"/>
-                <w:sz w:val="18"/>
-              </w:rPr>
-              <w:t>Corrección</w:t>
-            </w:r>
-          </w:p>
-        </w:tc>
-      </w:tr>
-      <w:tr>
-        <w:tc>
-          <w:tcPr>
-            <w:tcW w:type="dxa" w:w="5270"/>
-            <w:shd w:fill="F7F9FA" w:val="clear"/>
-            <w:tcBorders>
-              <w:top w:val="single" w:sz="3" w:space="0" w:color="C5D4DC"/>
-              <w:left w:val="single" w:sz="3" w:space="0" w:color="C5D4DC"/>
-              <w:bottom w:val="single" w:sz="3" w:space="0" w:color="C5D4DC"/>
-              <w:right w:val="single" w:sz="3" w:space="0" w:color="C5D4DC"/>
-            </w:tcBorders>
-            <w:tcMar>
-              <w:top w:w="22" w:type="dxa"/>
-              <w:left w:w="40" w:type="dxa"/>
-              <w:bottom w:w="22" w:type="dxa"/>
-              <w:right w:w="40" w:type="dxa"/>
-            </w:tcMar>
-          </w:tcPr>
-          <w:p>
-            <w:r/>
-            <w:r>
-              <w:rPr>
-                <w:rFonts w:ascii="Calibri" w:hAnsi="Calibri"/>
-                <w:b w:val="0"/>
-                <w:i w:val="0"/>
-                <w:color w:val="4A5568"/>
-                <w:sz w:val="18"/>
-              </w:rPr>
-              <w:t>Empezar sin Acta 01</w:t>
-            </w:r>
-          </w:p>
-        </w:tc>
-        <w:tc>
-          <w:tcPr>
-            <w:tcW w:type="dxa" w:w="5270"/>
-            <w:shd w:fill="F7F9FA" w:val="clear"/>
-            <w:tcBorders>
-              <w:top w:val="single" w:sz="3" w:space="0" w:color="C5D4DC"/>
-              <w:left w:val="single" w:sz="3" w:space="0" w:color="C5D4DC"/>
-              <w:bottom w:val="single" w:sz="3" w:space="0" w:color="C5D4DC"/>
-              <w:right w:val="single" w:sz="3" w:space="0" w:color="C5D4DC"/>
-            </w:tcBorders>
-            <w:tcMar>
-              <w:top w:w="22" w:type="dxa"/>
-              <w:left w:w="40" w:type="dxa"/>
-              <w:bottom w:w="22" w:type="dxa"/>
-              <w:right w:w="40" w:type="dxa"/>
-            </w:tcMar>
-          </w:tcPr>
-          <w:p>
-            <w:r/>
-            <w:r>
-              <w:rPr>
-                <w:rFonts w:ascii="Calibri" w:hAnsi="Calibri"/>
-                <w:b w:val="0"/>
-                <w:i w:val="0"/>
-                <w:color w:val="4A5568"/>
-                <w:sz w:val="18"/>
-              </w:rPr>
-              <w:t>Siempre inicie con detección y notificación.</w:t>
-            </w:r>
-          </w:p>
-        </w:tc>
-      </w:tr>
-      <w:tr>
-        <w:tc>
-          <w:tcPr>
-            <w:tcW w:type="dxa" w:w="5270"/>
-            <w:shd w:fill="FFFFFF" w:val="clear"/>
-            <w:tcBorders>
-              <w:top w:val="single" w:sz="3" w:space="0" w:color="C5D4DC"/>
-              <w:left w:val="single" w:sz="3" w:space="0" w:color="C5D4DC"/>
-              <w:bottom w:val="single" w:sz="3" w:space="0" w:color="C5D4DC"/>
-              <w:right w:val="single" w:sz="3" w:space="0" w:color="C5D4DC"/>
-            </w:tcBorders>
-            <w:tcMar>
-              <w:top w:w="22" w:type="dxa"/>
-              <w:left w:w="40" w:type="dxa"/>
-              <w:bottom w:w="22" w:type="dxa"/>
-              <w:right w:w="40" w:type="dxa"/>
-            </w:tcMar>
-          </w:tcPr>
-          <w:p>
-            <w:r/>
-            <w:r>
-              <w:rPr>
-                <w:rFonts w:ascii="Calibri" w:hAnsi="Calibri"/>
-                <w:b w:val="0"/>
-                <w:i w:val="0"/>
-                <w:color w:val="4A5568"/>
-                <w:sz w:val="18"/>
-              </w:rPr>
-              <w:t>Sin código INC-HC</w:t>
-            </w:r>
-          </w:p>
-        </w:tc>
-        <w:tc>
-          <w:tcPr>
-            <w:tcW w:type="dxa" w:w="5270"/>
-            <w:shd w:fill="FFFFFF" w:val="clear"/>
-            <w:tcBorders>
-              <w:top w:val="single" w:sz="3" w:space="0" w:color="C5D4DC"/>
-              <w:left w:val="single" w:sz="3" w:space="0" w:color="C5D4DC"/>
-              <w:bottom w:val="single" w:sz="3" w:space="0" w:color="C5D4DC"/>
-              <w:right w:val="single" w:sz="3" w:space="0" w:color="C5D4DC"/>
-            </w:tcBorders>
-            <w:tcMar>
-              <w:top w:w="22" w:type="dxa"/>
-              <w:left w:w="40" w:type="dxa"/>
-              <w:bottom w:w="22" w:type="dxa"/>
-              <w:right w:w="40" w:type="dxa"/>
-            </w:tcMar>
-          </w:tcPr>
-          <w:p>
-            <w:r/>
-            <w:r>
-              <w:rPr>
-                <w:rFonts w:ascii="Calibri" w:hAnsi="Calibri"/>
-                <w:b w:val="0"/>
-                <w:i w:val="0"/>
-                <w:color w:val="4A5568"/>
-                <w:sz w:val="18"/>
-              </w:rPr>
-              <w:t>Asigne INC-HC-AAAA-### al activar el plan.</w:t>
-            </w:r>
-          </w:p>
-        </w:tc>
-      </w:tr>
-      <w:tr>
-        <w:tc>
-          <w:tcPr>
-            <w:tcW w:type="dxa" w:w="5270"/>
-            <w:shd w:fill="F7F9FA" w:val="clear"/>
-            <w:tcBorders>
-              <w:top w:val="single" w:sz="3" w:space="0" w:color="C5D4DC"/>
-              <w:left w:val="single" w:sz="3" w:space="0" w:color="C5D4DC"/>
-              <w:bottom w:val="single" w:sz="3" w:space="0" w:color="C5D4DC"/>
-              <w:right w:val="single" w:sz="3" w:space="0" w:color="C5D4DC"/>
-            </w:tcBorders>
-            <w:tcMar>
-              <w:top w:w="22" w:type="dxa"/>
-              <w:left w:w="40" w:type="dxa"/>
-              <w:bottom w:w="22" w:type="dxa"/>
-              <w:right w:w="40" w:type="dxa"/>
-            </w:tcMar>
-          </w:tcPr>
-          <w:p>
-            <w:r/>
-            <w:r>
-              <w:rPr>
-                <w:rFonts w:ascii="Calibri" w:hAnsi="Calibri"/>
-                <w:b w:val="0"/>
-                <w:i w:val="0"/>
-                <w:color w:val="4A5568"/>
-                <w:sz w:val="18"/>
-              </w:rPr>
-              <w:t>Acta 03 sin las 3 firmas</w:t>
-            </w:r>
-          </w:p>
-        </w:tc>
-        <w:tc>
-          <w:tcPr>
-            <w:tcW w:type="dxa" w:w="5270"/>
-            <w:shd w:fill="F7F9FA" w:val="clear"/>
-            <w:tcBorders>
-              <w:top w:val="single" w:sz="3" w:space="0" w:color="C5D4DC"/>
-              <w:left w:val="single" w:sz="3" w:space="0" w:color="C5D4DC"/>
-              <w:bottom w:val="single" w:sz="3" w:space="0" w:color="C5D4DC"/>
-              <w:right w:val="single" w:sz="3" w:space="0" w:color="C5D4DC"/>
-            </w:tcBorders>
-            <w:tcMar>
-              <w:top w:w="22" w:type="dxa"/>
-              <w:left w:w="40" w:type="dxa"/>
-              <w:bottom w:w="22" w:type="dxa"/>
-              <w:right w:w="40" w:type="dxa"/>
-            </w:tcMar>
-          </w:tcPr>
-          <w:p>
-            <w:r/>
-            <w:r>
-              <w:rPr>
-                <w:rFonts w:ascii="Calibri" w:hAnsi="Calibri"/>
-                <w:b w:val="0"/>
-                <w:i w:val="0"/>
-                <w:color w:val="4A5568"/>
-                <w:sz w:val="18"/>
-              </w:rPr>
-              <w:t>Servicio + Admisiones + Calidad son obligatorias.</w:t>
-            </w:r>
-          </w:p>
-        </w:tc>
-      </w:tr>
-      <w:tr>
-        <w:tc>
-          <w:tcPr>
-            <w:tcW w:type="dxa" w:w="5270"/>
-            <w:shd w:fill="FFFFFF" w:val="clear"/>
-            <w:tcBorders>
-              <w:top w:val="single" w:sz="3" w:space="0" w:color="C5D4DC"/>
-              <w:left w:val="single" w:sz="3" w:space="0" w:color="C5D4DC"/>
-              <w:bottom w:val="single" w:sz="3" w:space="0" w:color="C5D4DC"/>
-              <w:right w:val="single" w:sz="3" w:space="0" w:color="C5D4DC"/>
-            </w:tcBorders>
-            <w:tcMar>
-              <w:top w:w="22" w:type="dxa"/>
-              <w:left w:w="40" w:type="dxa"/>
-              <w:bottom w:w="22" w:type="dxa"/>
-              <w:right w:w="40" w:type="dxa"/>
-            </w:tcMar>
-          </w:tcPr>
-          <w:p>
-            <w:r/>
-            <w:r>
-              <w:rPr>
-                <w:rFonts w:ascii="Calibri" w:hAnsi="Calibri"/>
-                <w:b w:val="0"/>
-                <w:i w:val="0"/>
-                <w:color w:val="4A5568"/>
-                <w:sz w:val="18"/>
-              </w:rPr>
-              <w:t>Reconstruir con datos inventados</w:t>
-            </w:r>
-          </w:p>
-        </w:tc>
-        <w:tc>
-          <w:tcPr>
-            <w:tcW w:type="dxa" w:w="5270"/>
-            <w:shd w:fill="FFFFFF" w:val="clear"/>
-            <w:tcBorders>
-              <w:top w:val="single" w:sz="3" w:space="0" w:color="C5D4DC"/>
-              <w:left w:val="single" w:sz="3" w:space="0" w:color="C5D4DC"/>
-              <w:bottom w:val="single" w:sz="3" w:space="0" w:color="C5D4DC"/>
-              <w:right w:val="single" w:sz="3" w:space="0" w:color="C5D4DC"/>
-            </w:tcBorders>
-            <w:tcMar>
-              <w:top w:w="22" w:type="dxa"/>
-              <w:left w:w="40" w:type="dxa"/>
-              <w:bottom w:w="22" w:type="dxa"/>
-              <w:right w:w="40" w:type="dxa"/>
-            </w:tcMar>
-          </w:tcPr>
-          <w:p>
-            <w:r/>
-            <w:r>
-              <w:rPr>
-                <w:rFonts w:ascii="Calibri" w:hAnsi="Calibri"/>
-                <w:b w:val="0"/>
-                <w:i w:val="0"/>
-                <w:color w:val="4A5568"/>
-                <w:sz w:val="18"/>
-              </w:rPr>
-              <w:t>Solo fuentes verificables; declare lagunas (Acta 04).</w:t>
-            </w:r>
-          </w:p>
-        </w:tc>
-      </w:tr>
-      <w:tr>
-        <w:tc>
-          <w:tcPr>
-            <w:tcW w:type="dxa" w:w="5270"/>
-            <w:shd w:fill="F7F9FA" w:val="clear"/>
-            <w:tcBorders>
-              <w:top w:val="single" w:sz="3" w:space="0" w:color="C5D4DC"/>
-              <w:left w:val="single" w:sz="3" w:space="0" w:color="C5D4DC"/>
-              <w:bottom w:val="single" w:sz="3" w:space="0" w:color="C5D4DC"/>
-              <w:right w:val="single" w:sz="3" w:space="0" w:color="C5D4DC"/>
-            </w:tcBorders>
-            <w:tcMar>
-              <w:top w:w="22" w:type="dxa"/>
-              <w:left w:w="40" w:type="dxa"/>
-              <w:bottom w:w="22" w:type="dxa"/>
-              <w:right w:w="40" w:type="dxa"/>
-            </w:tcMar>
-          </w:tcPr>
-          <w:p>
-            <w:r/>
-            <w:r>
-              <w:rPr>
-                <w:rFonts w:ascii="Calibri" w:hAnsi="Calibri"/>
-                <w:b w:val="0"/>
-                <w:i w:val="0"/>
-                <w:color w:val="4A5568"/>
-                <w:sz w:val="18"/>
-              </w:rPr>
-              <w:t>Atender sin Anexo A</w:t>
-            </w:r>
-          </w:p>
-        </w:tc>
-        <w:tc>
-          <w:tcPr>
-            <w:tcW w:type="dxa" w:w="5270"/>
-            <w:shd w:fill="F7F9FA" w:val="clear"/>
-            <w:tcBorders>
-              <w:top w:val="single" w:sz="3" w:space="0" w:color="C5D4DC"/>
-              <w:left w:val="single" w:sz="3" w:space="0" w:color="C5D4DC"/>
-              <w:bottom w:val="single" w:sz="3" w:space="0" w:color="C5D4DC"/>
-              <w:right w:val="single" w:sz="3" w:space="0" w:color="C5D4DC"/>
-            </w:tcBorders>
-            <w:tcMar>
-              <w:top w:w="22" w:type="dxa"/>
-              <w:left w:w="40" w:type="dxa"/>
-              <w:bottom w:w="22" w:type="dxa"/>
-              <w:right w:w="40" w:type="dxa"/>
-            </w:tcMar>
-          </w:tcPr>
-          <w:p>
-            <w:r/>
-            <w:r>
-              <w:rPr>
-                <w:rFonts w:ascii="Calibri" w:hAnsi="Calibri"/>
-                <w:b w:val="0"/>
-                <w:i w:val="0"/>
-                <w:color w:val="4A5568"/>
-                <w:sz w:val="18"/>
-              </w:rPr>
-              <w:t>Si no hay HCU y hay paciente, use Anexo A ya.</w:t>
-            </w:r>
-          </w:p>
-        </w:tc>
-      </w:tr>
-      <w:tr>
-        <w:tc>
-          <w:tcPr>
-            <w:tcW w:type="dxa" w:w="5270"/>
-            <w:shd w:fill="FFFFFF" w:val="clear"/>
-            <w:tcBorders>
-              <w:top w:val="single" w:sz="3" w:space="0" w:color="C5D4DC"/>
-              <w:left w:val="single" w:sz="3" w:space="0" w:color="C5D4DC"/>
-              <w:bottom w:val="single" w:sz="3" w:space="0" w:color="C5D4DC"/>
-              <w:right w:val="single" w:sz="3" w:space="0" w:color="C5D4DC"/>
-            </w:tcBorders>
-            <w:tcMar>
-              <w:top w:w="22" w:type="dxa"/>
-              <w:left w:w="40" w:type="dxa"/>
-              <w:bottom w:w="22" w:type="dxa"/>
-              <w:right w:w="40" w:type="dxa"/>
-            </w:tcMar>
-          </w:tcPr>
-          <w:p>
-            <w:r/>
-            <w:r>
-              <w:rPr>
-                <w:rFonts w:ascii="Calibri" w:hAnsi="Calibri"/>
-                <w:b w:val="0"/>
-                <w:i w:val="0"/>
-                <w:color w:val="4A5568"/>
-                <w:sz w:val="18"/>
-              </w:rPr>
-              <w:t>Formularios a la vista</w:t>
-            </w:r>
-          </w:p>
-        </w:tc>
-        <w:tc>
-          <w:tcPr>
-            <w:tcW w:type="dxa" w:w="5270"/>
-            <w:shd w:fill="FFFFFF" w:val="clear"/>
-            <w:tcBorders>
-              <w:top w:val="single" w:sz="3" w:space="0" w:color="C5D4DC"/>
-              <w:left w:val="single" w:sz="3" w:space="0" w:color="C5D4DC"/>
-              <w:bottom w:val="single" w:sz="3" w:space="0" w:color="C5D4DC"/>
-              <w:right w:val="single" w:sz="3" w:space="0" w:color="C5D4DC"/>
-            </w:tcBorders>
-            <w:tcMar>
-              <w:top w:w="22" w:type="dxa"/>
-              <w:left w:w="40" w:type="dxa"/>
-              <w:bottom w:w="22" w:type="dxa"/>
-              <w:right w:w="40" w:type="dxa"/>
-            </w:tcMar>
-          </w:tcPr>
-          <w:p>
-            <w:r/>
-            <w:r>
-              <w:rPr>
-                <w:rFonts w:ascii="Calibri" w:hAnsi="Calibri"/>
-                <w:b w:val="0"/>
-                <w:i w:val="0"/>
-                <w:color w:val="4A5568"/>
-                <w:sz w:val="18"/>
-              </w:rPr>
-              <w:t>Son CONFIDENCIALES; custodia restringida.</w:t>
-            </w:r>
-          </w:p>
-        </w:tc>
-      </w:tr>
-      <w:tr>
-        <w:tc>
-          <w:tcPr>
-            <w:tcW w:type="dxa" w:w="5270"/>
-            <w:shd w:fill="F7F9FA" w:val="clear"/>
-            <w:tcBorders>
-              <w:top w:val="single" w:sz="3" w:space="0" w:color="C5D4DC"/>
-              <w:left w:val="single" w:sz="3" w:space="0" w:color="C5D4DC"/>
-              <w:bottom w:val="single" w:sz="3" w:space="0" w:color="C5D4DC"/>
-              <w:right w:val="single" w:sz="3" w:space="0" w:color="C5D4DC"/>
-            </w:tcBorders>
-            <w:tcMar>
-              <w:top w:w="22" w:type="dxa"/>
-              <w:left w:w="40" w:type="dxa"/>
-              <w:bottom w:w="22" w:type="dxa"/>
-              <w:right w:w="40" w:type="dxa"/>
-            </w:tcMar>
-          </w:tcPr>
-          <w:p>
-            <w:r/>
-            <w:r>
-              <w:rPr>
-                <w:rFonts w:ascii="Calibri" w:hAnsi="Calibri"/>
-                <w:b w:val="0"/>
-                <w:i w:val="0"/>
-                <w:color w:val="4A5568"/>
-                <w:sz w:val="18"/>
-              </w:rPr>
-              <w:t>Cerrar sin Acta 06</w:t>
-            </w:r>
-          </w:p>
-        </w:tc>
-        <w:tc>
-          <w:tcPr>
-            <w:tcW w:type="dxa" w:w="5270"/>
-            <w:shd w:fill="F7F9FA" w:val="clear"/>
-            <w:tcBorders>
-              <w:top w:val="single" w:sz="3" w:space="0" w:color="C5D4DC"/>
-              <w:left w:val="single" w:sz="3" w:space="0" w:color="C5D4DC"/>
-              <w:bottom w:val="single" w:sz="3" w:space="0" w:color="C5D4DC"/>
-              <w:right w:val="single" w:sz="3" w:space="0" w:color="C5D4DC"/>
-            </w:tcBorders>
-            <w:tcMar>
-              <w:top w:w="22" w:type="dxa"/>
-              <w:left w:w="40" w:type="dxa"/>
-              <w:bottom w:w="22" w:type="dxa"/>
-              <w:right w:w="40" w:type="dxa"/>
-            </w:tcMar>
-          </w:tcPr>
-          <w:p>
-            <w:r/>
-            <w:r>
-              <w:rPr>
-                <w:rFonts w:ascii="Calibri" w:hAnsi="Calibri"/>
-                <w:b w:val="0"/>
-                <w:i w:val="0"/>
-                <w:color w:val="4A5568"/>
-                <w:sz w:val="18"/>
-              </w:rPr>
-              <w:t>Todo incidente debe cerrarse con informe y medidas.</w:t>
+              <w:t>8. CHECKLIST RÁPIDO DEL OPERADOR</w:t>
             </w:r>
           </w:p>
         </w:tc>
@@ -4092,7 +3111,7 @@
     </w:tbl>
     <w:p>
       <w:pPr>
-        <w:spacing w:before="0" w:after="80" w:line="259" w:lineRule="auto"/>
+        <w:spacing w:before="0" w:after="40" w:line="240" w:lineRule="auto"/>
       </w:pPr>
     </w:p>
     <w:tbl>
@@ -4101,37 +3120,214 @@
         <w:tblLook w:firstColumn="1" w:firstRow="1" w:lastColumn="0" w:lastRow="0" w:noHBand="0" w:noVBand="1" w:val="04A0"/>
       </w:tblPr>
       <w:tblGrid>
-        <w:gridCol w:w="10540"/>
+        <w:gridCol w:w="5443"/>
+        <w:gridCol w:w="5443"/>
       </w:tblGrid>
       <w:tr>
         <w:tc>
           <w:tcPr>
-            <w:tcW w:type="dxa" w:w="10540"/>
-            <w:shd w:fill="F0F5F7" w:val="clear"/>
-            <w:tcBorders>
-              <w:top w:val="single" w:sz="6" w:space="0" w:color="2A6F6F"/>
-              <w:left w:val="single" w:sz="6" w:space="0" w:color="2A6F6F"/>
-              <w:bottom w:val="single" w:sz="6" w:space="0" w:color="2A6F6F"/>
-              <w:right w:val="single" w:sz="6" w:space="0" w:color="2A6F6F"/>
-            </w:tcBorders>
-            <w:tcMar>
-              <w:top w:w="35" w:type="dxa"/>
-              <w:left w:w="60" w:type="dxa"/>
-              <w:bottom w:w="35" w:type="dxa"/>
-              <w:right w:w="60" w:type="dxa"/>
-            </w:tcMar>
+            <w:tcW w:type="dxa" w:w="5443"/>
+            <w:shd w:fill="F7FAFC" w:val="clear"/>
           </w:tcPr>
           <w:p>
-            <w:r/>
+            <w:pPr>
+              <w:spacing w:before="0" w:after="40" w:line="240" w:lineRule="auto"/>
+            </w:pPr>
             <w:r>
               <w:rPr>
-                <w:rFonts w:ascii="Calibri" w:hAnsi="Calibri"/>
-                <w:b/>
-                <w:i w:val="0"/>
-                <w:color w:val="1E3A5F"/>
-                <w:sz w:val="24"/>
+                <w:rFonts w:ascii="Calibri" w:hAnsi="Calibri" w:eastAsia="Calibri"/>
+                <w:b w:val="0"/>
+                <w:color w:val="202A34"/>
+                <w:sz w:val="18"/>
               </w:rPr>
-              <w:t>8. CHECKLIST RÁPIDO DEL OPERADOR</w:t>
+              <w:t>☐  ¿Acta 01 completa y firmada?</w:t>
+            </w:r>
+          </w:p>
+        </w:tc>
+        <w:tc>
+          <w:tcPr>
+            <w:tcW w:type="dxa" w:w="5443"/>
+            <w:shd w:fill="F7FAFC" w:val="clear"/>
+          </w:tcPr>
+          <w:p>
+            <w:pPr>
+              <w:spacing w:before="0" w:after="40" w:line="240" w:lineRule="auto"/>
+            </w:pPr>
+            <w:r>
+              <w:rPr>
+                <w:rFonts w:ascii="Calibri" w:hAnsi="Calibri" w:eastAsia="Calibri"/>
+                <w:b w:val="0"/>
+                <w:color w:val="202A34"/>
+                <w:sz w:val="18"/>
+              </w:rPr>
+              <w:t>☐  ¿Acta 03 (recuperó) o Acta 04 (no recuperó)?</w:t>
+            </w:r>
+          </w:p>
+        </w:tc>
+      </w:tr>
+      <w:tr>
+        <w:tc>
+          <w:tcPr>
+            <w:tcW w:type="dxa" w:w="5443"/>
+            <w:shd w:fill="F7FAFC" w:val="clear"/>
+          </w:tcPr>
+          <w:p>
+            <w:pPr>
+              <w:spacing w:before="0" w:after="40" w:line="240" w:lineRule="auto"/>
+            </w:pPr>
+            <w:r>
+              <w:rPr>
+                <w:rFonts w:ascii="Calibri" w:hAnsi="Calibri" w:eastAsia="Calibri"/>
+                <w:b w:val="0"/>
+                <w:color w:val="202A34"/>
+                <w:sz w:val="18"/>
+              </w:rPr>
+              <w:t>☐  ¿Plan activado y código INC-HC asignado?</w:t>
+            </w:r>
+          </w:p>
+        </w:tc>
+        <w:tc>
+          <w:tcPr>
+            <w:tcW w:type="dxa" w:w="5443"/>
+            <w:shd w:fill="F7FAFC" w:val="clear"/>
+          </w:tcPr>
+          <w:p>
+            <w:pPr>
+              <w:spacing w:before="0" w:after="40" w:line="240" w:lineRule="auto"/>
+            </w:pPr>
+            <w:r>
+              <w:rPr>
+                <w:rFonts w:ascii="Calibri" w:hAnsi="Calibri" w:eastAsia="Calibri"/>
+                <w:b w:val="0"/>
+                <w:color w:val="202A34"/>
+                <w:sz w:val="18"/>
+              </w:rPr>
+              <w:t>☐  ¿Acta 03 con firmas Servicio + Admisiones + Calidad?</w:t>
+            </w:r>
+          </w:p>
+        </w:tc>
+      </w:tr>
+      <w:tr>
+        <w:tc>
+          <w:tcPr>
+            <w:tcW w:type="dxa" w:w="5443"/>
+            <w:shd w:fill="F7FAFC" w:val="clear"/>
+          </w:tcPr>
+          <w:p>
+            <w:pPr>
+              <w:spacing w:before="0" w:after="40" w:line="240" w:lineRule="auto"/>
+            </w:pPr>
+            <w:r>
+              <w:rPr>
+                <w:rFonts w:ascii="Calibri" w:hAnsi="Calibri" w:eastAsia="Calibri"/>
+                <w:b w:val="0"/>
+                <w:color w:val="202A34"/>
+                <w:sz w:val="18"/>
+              </w:rPr>
+              <w:t>☐  ¿Evento clasificado E1–E5?</w:t>
+            </w:r>
+          </w:p>
+        </w:tc>
+        <w:tc>
+          <w:tcPr>
+            <w:tcW w:type="dxa" w:w="5443"/>
+            <w:shd w:fill="F7FAFC" w:val="clear"/>
+          </w:tcPr>
+          <w:p>
+            <w:pPr>
+              <w:spacing w:before="0" w:after="40" w:line="240" w:lineRule="auto"/>
+            </w:pPr>
+            <w:r>
+              <w:rPr>
+                <w:rFonts w:ascii="Calibri" w:hAnsi="Calibri" w:eastAsia="Calibri"/>
+                <w:b w:val="0"/>
+                <w:color w:val="202A34"/>
+                <w:sz w:val="18"/>
+              </w:rPr>
+              <w:t>☐  ¿Acta 05 al usuario cuando aplica?</w:t>
+            </w:r>
+          </w:p>
+        </w:tc>
+      </w:tr>
+      <w:tr>
+        <w:tc>
+          <w:tcPr>
+            <w:tcW w:type="dxa" w:w="5443"/>
+            <w:shd w:fill="F7FAFC" w:val="clear"/>
+          </w:tcPr>
+          <w:p>
+            <w:pPr>
+              <w:spacing w:before="0" w:after="40" w:line="240" w:lineRule="auto"/>
+            </w:pPr>
+            <w:r>
+              <w:rPr>
+                <w:rFonts w:ascii="Calibri" w:hAnsi="Calibri" w:eastAsia="Calibri"/>
+                <w:b w:val="0"/>
+                <w:color w:val="202A34"/>
+                <w:sz w:val="18"/>
+              </w:rPr>
+              <w:t>☐  ¿Acta 02 con inventario / archivo recuperado?</w:t>
+            </w:r>
+          </w:p>
+        </w:tc>
+        <w:tc>
+          <w:tcPr>
+            <w:tcW w:type="dxa" w:w="5443"/>
+            <w:shd w:fill="F7FAFC" w:val="clear"/>
+          </w:tcPr>
+          <w:p>
+            <w:pPr>
+              <w:spacing w:before="0" w:after="40" w:line="240" w:lineRule="auto"/>
+            </w:pPr>
+            <w:r>
+              <w:rPr>
+                <w:rFonts w:ascii="Calibri" w:hAnsi="Calibri" w:eastAsia="Calibri"/>
+                <w:b w:val="0"/>
+                <w:color w:val="202A34"/>
+                <w:sz w:val="18"/>
+              </w:rPr>
+              <w:t>☐  ¿Acta 06 de cierre y expediente archivado?</w:t>
+            </w:r>
+          </w:p>
+        </w:tc>
+      </w:tr>
+      <w:tr>
+        <w:tc>
+          <w:tcPr>
+            <w:tcW w:type="dxa" w:w="5443"/>
+            <w:shd w:fill="F7FAFC" w:val="clear"/>
+          </w:tcPr>
+          <w:p>
+            <w:pPr>
+              <w:spacing w:before="0" w:after="40" w:line="240" w:lineRule="auto"/>
+            </w:pPr>
+            <w:r>
+              <w:rPr>
+                <w:rFonts w:ascii="Calibri" w:hAnsi="Calibri" w:eastAsia="Calibri"/>
+                <w:b w:val="0"/>
+                <w:color w:val="202A34"/>
+                <w:sz w:val="18"/>
+              </w:rPr>
+              <w:t>☐  ¿Anexo A usado si había paciente en atención?</w:t>
+            </w:r>
+          </w:p>
+        </w:tc>
+        <w:tc>
+          <w:tcPr>
+            <w:tcW w:type="dxa" w:w="5443"/>
+            <w:shd w:fill="F7FAFC" w:val="clear"/>
+          </w:tcPr>
+          <w:p>
+            <w:pPr>
+              <w:spacing w:before="0" w:after="40" w:line="240" w:lineRule="auto"/>
+            </w:pPr>
+            <w:r>
+              <w:rPr>
+                <w:rFonts w:ascii="Calibri" w:hAnsi="Calibri" w:eastAsia="Calibri"/>
+                <w:b w:val="0"/>
+                <w:color w:val="202A34"/>
+                <w:sz w:val="18"/>
+              </w:rPr>
             </w:r>
           </w:p>
         </w:tc>
@@ -4143,393 +3339,84 @@
         <w:tblLook w:firstColumn="1" w:firstRow="1" w:lastColumn="0" w:lastRow="0" w:noHBand="0" w:noVBand="1" w:val="04A0"/>
       </w:tblPr>
       <w:tblGrid>
-        <w:gridCol w:w="5270"/>
-        <w:gridCol w:w="5270"/>
+        <w:gridCol w:w="10886"/>
       </w:tblGrid>
       <w:tr>
         <w:tc>
           <w:tcPr>
-            <w:tcW w:type="dxa" w:w="5270"/>
-          </w:tcPr>
-          <w:p/>
-        </w:tc>
-        <w:tc>
-          <w:tcPr>
-            <w:tcW w:type="dxa" w:w="5270"/>
-          </w:tcPr>
-          <w:p/>
-        </w:tc>
-      </w:tr>
-      <w:tr>
-        <w:tc>
-          <w:tcPr>
-            <w:tcW w:type="dxa" w:w="5270"/>
-          </w:tcPr>
-          <w:p/>
-        </w:tc>
-        <w:tc>
-          <w:tcPr>
-            <w:tcW w:type="dxa" w:w="5270"/>
-          </w:tcPr>
-          <w:p/>
-        </w:tc>
-      </w:tr>
-      <w:tr>
-        <w:tc>
-          <w:tcPr>
-            <w:tcW w:type="dxa" w:w="5270"/>
-          </w:tcPr>
-          <w:p/>
-        </w:tc>
-        <w:tc>
-          <w:tcPr>
-            <w:tcW w:type="dxa" w:w="5270"/>
-          </w:tcPr>
-          <w:p/>
-        </w:tc>
-      </w:tr>
-      <w:tr>
-        <w:tc>
-          <w:tcPr>
-            <w:tcW w:type="dxa" w:w="5270"/>
-          </w:tcPr>
-          <w:p/>
-        </w:tc>
-        <w:tc>
-          <w:tcPr>
-            <w:tcW w:type="dxa" w:w="5270"/>
-          </w:tcPr>
-          <w:p/>
-        </w:tc>
-      </w:tr>
-      <w:tr>
-        <w:tc>
-          <w:tcPr>
-            <w:tcW w:type="dxa" w:w="5270"/>
-          </w:tcPr>
-          <w:p/>
-        </w:tc>
-        <w:tc>
-          <w:tcPr>
-            <w:tcW w:type="dxa" w:w="5270"/>
-          </w:tcPr>
-          <w:p/>
-        </w:tc>
-      </w:tr>
-    </w:tbl>
-    <w:tbl>
-      <w:tblPr>
-        <w:tblW w:type="auto" w:w="0"/>
-        <w:tblLook w:firstColumn="1" w:firstRow="1" w:lastColumn="0" w:lastRow="0" w:noHBand="0" w:noVBand="1" w:val="04A0"/>
-      </w:tblPr>
-      <w:tblGrid>
-        <w:gridCol w:w="5270"/>
-        <w:gridCol w:w="5270"/>
-      </w:tblGrid>
-      <w:tr>
-        <w:tc>
-          <w:tcPr>
-            <w:tcW w:type="dxa" w:w="5270"/>
+            <w:tcW w:type="dxa" w:w="10886"/>
+            <w:shd w:fill="E8F4F8" w:val="clear"/>
             <w:tcBorders>
-              <w:top w:val="single" w:sz="0" w:space="0" w:color="FFFFFF"/>
-              <w:left w:val="single" w:sz="0" w:space="0" w:color="FFFFFF"/>
-              <w:bottom w:val="single" w:sz="0" w:space="0" w:color="FFFFFF"/>
-              <w:right w:val="single" w:sz="0" w:space="0" w:color="FFFFFF"/>
+              <w:top w:val="single" w:sz="12" w:color="2E7D84"/>
+              <w:left w:val="single" w:sz="24" w:color="2E7D84"/>
+              <w:bottom w:val="single" w:sz="12" w:color="2E7D84"/>
+              <w:right w:val="single" w:sz="12" w:color="2E7D84"/>
             </w:tcBorders>
-            <w:tcMar>
-              <w:top w:w="10" w:type="dxa"/>
-              <w:left w:w="20" w:type="dxa"/>
-              <w:bottom w:w="10" w:type="dxa"/>
-              <w:right w:w="20" w:type="dxa"/>
-            </w:tcMar>
           </w:tcPr>
           <w:p>
-            <w:r/>
+            <w:pPr>
+              <w:spacing w:before="0" w:after="0" w:line="240" w:lineRule="auto"/>
+            </w:pPr>
             <w:r>
               <w:rPr>
-                <w:rFonts w:ascii="Calibri" w:hAnsi="Calibri"/>
-                <w:b w:val="0"/>
-                <w:i w:val="0"/>
-                <w:color w:val="4A5568"/>
+                <w:rFonts w:ascii="Calibri" w:hAnsi="Calibri" w:eastAsia="Calibri"/>
+                <w:b/>
+                <w:color w:val="1C3A5C"/>
                 <w:sz w:val="20"/>
               </w:rPr>
-              <w:t>☐  ¿Acta 01 completa y firmada?</w:t>
+              <w:t>CONTACTO  ·  Dudas de llenado o custodia: 0991976454 · Gestión de Calidad y Seguridad del Paciente / Admisiones</w:t>
             </w:r>
-          </w:p>
-        </w:tc>
-        <w:tc>
-          <w:tcPr>
-            <w:tcW w:type="dxa" w:w="5270"/>
-            <w:tcBorders>
-              <w:top w:val="single" w:sz="0" w:space="0" w:color="FFFFFF"/>
-              <w:left w:val="single" w:sz="0" w:space="0" w:color="FFFFFF"/>
-              <w:bottom w:val="single" w:sz="0" w:space="0" w:color="FFFFFF"/>
-              <w:right w:val="single" w:sz="0" w:space="0" w:color="FFFFFF"/>
-            </w:tcBorders>
-            <w:tcMar>
-              <w:top w:w="10" w:type="dxa"/>
-              <w:left w:w="20" w:type="dxa"/>
-              <w:bottom w:w="10" w:type="dxa"/>
-              <w:right w:w="20" w:type="dxa"/>
-            </w:tcMar>
-          </w:tcPr>
-          <w:p>
-            <w:r/>
-            <w:r>
-              <w:rPr>
-                <w:rFonts w:ascii="Calibri" w:hAnsi="Calibri"/>
-                <w:b w:val="0"/>
-                <w:i w:val="0"/>
-                <w:color w:val="4A5568"/>
-                <w:sz w:val="20"/>
-              </w:rPr>
-              <w:t>☐  ¿Acta 03 (recuperó) o Acta 04 (no recuperó)?</w:t>
-            </w:r>
-          </w:p>
-        </w:tc>
-      </w:tr>
-      <w:tr>
-        <w:tc>
-          <w:tcPr>
-            <w:tcW w:type="dxa" w:w="5270"/>
-            <w:tcBorders>
-              <w:top w:val="single" w:sz="0" w:space="0" w:color="FFFFFF"/>
-              <w:left w:val="single" w:sz="0" w:space="0" w:color="FFFFFF"/>
-              <w:bottom w:val="single" w:sz="0" w:space="0" w:color="FFFFFF"/>
-              <w:right w:val="single" w:sz="0" w:space="0" w:color="FFFFFF"/>
-            </w:tcBorders>
-            <w:tcMar>
-              <w:top w:w="10" w:type="dxa"/>
-              <w:left w:w="20" w:type="dxa"/>
-              <w:bottom w:w="10" w:type="dxa"/>
-              <w:right w:w="20" w:type="dxa"/>
-            </w:tcMar>
-          </w:tcPr>
-          <w:p>
-            <w:r/>
-            <w:r>
-              <w:rPr>
-                <w:rFonts w:ascii="Calibri" w:hAnsi="Calibri"/>
-                <w:b w:val="0"/>
-                <w:i w:val="0"/>
-                <w:color w:val="4A5568"/>
-                <w:sz w:val="20"/>
-              </w:rPr>
-              <w:t>☐  ¿Plan activado y código INC-HC asignado?</w:t>
-            </w:r>
-          </w:p>
-        </w:tc>
-        <w:tc>
-          <w:tcPr>
-            <w:tcW w:type="dxa" w:w="5270"/>
-            <w:tcBorders>
-              <w:top w:val="single" w:sz="0" w:space="0" w:color="FFFFFF"/>
-              <w:left w:val="single" w:sz="0" w:space="0" w:color="FFFFFF"/>
-              <w:bottom w:val="single" w:sz="0" w:space="0" w:color="FFFFFF"/>
-              <w:right w:val="single" w:sz="0" w:space="0" w:color="FFFFFF"/>
-            </w:tcBorders>
-            <w:tcMar>
-              <w:top w:w="10" w:type="dxa"/>
-              <w:left w:w="20" w:type="dxa"/>
-              <w:bottom w:w="10" w:type="dxa"/>
-              <w:right w:w="20" w:type="dxa"/>
-            </w:tcMar>
-          </w:tcPr>
-          <w:p>
-            <w:r/>
-            <w:r>
-              <w:rPr>
-                <w:rFonts w:ascii="Calibri" w:hAnsi="Calibri"/>
-                <w:b w:val="0"/>
-                <w:i w:val="0"/>
-                <w:color w:val="4A5568"/>
-                <w:sz w:val="20"/>
-              </w:rPr>
-              <w:t>☐  ¿Acta 03 con firmas Servicio + Admisiones + Calidad?</w:t>
-            </w:r>
-          </w:p>
-        </w:tc>
-      </w:tr>
-      <w:tr>
-        <w:tc>
-          <w:tcPr>
-            <w:tcW w:type="dxa" w:w="5270"/>
-            <w:tcBorders>
-              <w:top w:val="single" w:sz="0" w:space="0" w:color="FFFFFF"/>
-              <w:left w:val="single" w:sz="0" w:space="0" w:color="FFFFFF"/>
-              <w:bottom w:val="single" w:sz="0" w:space="0" w:color="FFFFFF"/>
-              <w:right w:val="single" w:sz="0" w:space="0" w:color="FFFFFF"/>
-            </w:tcBorders>
-            <w:tcMar>
-              <w:top w:w="10" w:type="dxa"/>
-              <w:left w:w="20" w:type="dxa"/>
-              <w:bottom w:w="10" w:type="dxa"/>
-              <w:right w:w="20" w:type="dxa"/>
-            </w:tcMar>
-          </w:tcPr>
-          <w:p>
-            <w:r/>
-            <w:r>
-              <w:rPr>
-                <w:rFonts w:ascii="Calibri" w:hAnsi="Calibri"/>
-                <w:b w:val="0"/>
-                <w:i w:val="0"/>
-                <w:color w:val="4A5568"/>
-                <w:sz w:val="20"/>
-              </w:rPr>
-              <w:t>☐  ¿Evento clasificado E1–E5?</w:t>
-            </w:r>
-          </w:p>
-        </w:tc>
-        <w:tc>
-          <w:tcPr>
-            <w:tcW w:type="dxa" w:w="5270"/>
-            <w:tcBorders>
-              <w:top w:val="single" w:sz="0" w:space="0" w:color="FFFFFF"/>
-              <w:left w:val="single" w:sz="0" w:space="0" w:color="FFFFFF"/>
-              <w:bottom w:val="single" w:sz="0" w:space="0" w:color="FFFFFF"/>
-              <w:right w:val="single" w:sz="0" w:space="0" w:color="FFFFFF"/>
-            </w:tcBorders>
-            <w:tcMar>
-              <w:top w:w="10" w:type="dxa"/>
-              <w:left w:w="20" w:type="dxa"/>
-              <w:bottom w:w="10" w:type="dxa"/>
-              <w:right w:w="20" w:type="dxa"/>
-            </w:tcMar>
-          </w:tcPr>
-          <w:p>
-            <w:r/>
-            <w:r>
-              <w:rPr>
-                <w:rFonts w:ascii="Calibri" w:hAnsi="Calibri"/>
-                <w:b w:val="0"/>
-                <w:i w:val="0"/>
-                <w:color w:val="4A5568"/>
-                <w:sz w:val="20"/>
-              </w:rPr>
-              <w:t>☐  ¿Acta 05 al usuario cuando aplica?</w:t>
-            </w:r>
-          </w:p>
-        </w:tc>
-      </w:tr>
-      <w:tr>
-        <w:tc>
-          <w:tcPr>
-            <w:tcW w:type="dxa" w:w="5270"/>
-            <w:tcBorders>
-              <w:top w:val="single" w:sz="0" w:space="0" w:color="FFFFFF"/>
-              <w:left w:val="single" w:sz="0" w:space="0" w:color="FFFFFF"/>
-              <w:bottom w:val="single" w:sz="0" w:space="0" w:color="FFFFFF"/>
-              <w:right w:val="single" w:sz="0" w:space="0" w:color="FFFFFF"/>
-            </w:tcBorders>
-            <w:tcMar>
-              <w:top w:w="10" w:type="dxa"/>
-              <w:left w:w="20" w:type="dxa"/>
-              <w:bottom w:w="10" w:type="dxa"/>
-              <w:right w:w="20" w:type="dxa"/>
-            </w:tcMar>
-          </w:tcPr>
-          <w:p>
-            <w:r/>
-            <w:r>
-              <w:rPr>
-                <w:rFonts w:ascii="Calibri" w:hAnsi="Calibri"/>
-                <w:b w:val="0"/>
-                <w:i w:val="0"/>
-                <w:color w:val="4A5568"/>
-                <w:sz w:val="20"/>
-              </w:rPr>
-              <w:t>☐  ¿Acta 02 con inventario / archivo recuperado?</w:t>
-            </w:r>
-          </w:p>
-        </w:tc>
-        <w:tc>
-          <w:tcPr>
-            <w:tcW w:type="dxa" w:w="5270"/>
-            <w:tcBorders>
-              <w:top w:val="single" w:sz="0" w:space="0" w:color="FFFFFF"/>
-              <w:left w:val="single" w:sz="0" w:space="0" w:color="FFFFFF"/>
-              <w:bottom w:val="single" w:sz="0" w:space="0" w:color="FFFFFF"/>
-              <w:right w:val="single" w:sz="0" w:space="0" w:color="FFFFFF"/>
-            </w:tcBorders>
-            <w:tcMar>
-              <w:top w:w="10" w:type="dxa"/>
-              <w:left w:w="20" w:type="dxa"/>
-              <w:bottom w:w="10" w:type="dxa"/>
-              <w:right w:w="20" w:type="dxa"/>
-            </w:tcMar>
-          </w:tcPr>
-          <w:p>
-            <w:r/>
-            <w:r>
-              <w:rPr>
-                <w:rFonts w:ascii="Calibri" w:hAnsi="Calibri"/>
-                <w:b w:val="0"/>
-                <w:i w:val="0"/>
-                <w:color w:val="4A5568"/>
-                <w:sz w:val="20"/>
-              </w:rPr>
-              <w:t>☐  ¿Acta 06 de cierre y expediente archivado?</w:t>
-            </w:r>
-          </w:p>
-        </w:tc>
-      </w:tr>
-      <w:tr>
-        <w:tc>
-          <w:tcPr>
-            <w:tcW w:type="dxa" w:w="5270"/>
-            <w:tcBorders>
-              <w:top w:val="single" w:sz="0" w:space="0" w:color="FFFFFF"/>
-              <w:left w:val="single" w:sz="0" w:space="0" w:color="FFFFFF"/>
-              <w:bottom w:val="single" w:sz="0" w:space="0" w:color="FFFFFF"/>
-              <w:right w:val="single" w:sz="0" w:space="0" w:color="FFFFFF"/>
-            </w:tcBorders>
-            <w:tcMar>
-              <w:top w:w="10" w:type="dxa"/>
-              <w:left w:w="20" w:type="dxa"/>
-              <w:bottom w:w="10" w:type="dxa"/>
-              <w:right w:w="20" w:type="dxa"/>
-            </w:tcMar>
-          </w:tcPr>
-          <w:p>
-            <w:r/>
-            <w:r>
-              <w:rPr>
-                <w:rFonts w:ascii="Calibri" w:hAnsi="Calibri"/>
-                <w:b w:val="0"/>
-                <w:i w:val="0"/>
-                <w:color w:val="4A5568"/>
-                <w:sz w:val="20"/>
-              </w:rPr>
-              <w:t>☐  ¿Anexo A usado si había paciente en atención?</w:t>
-            </w:r>
-          </w:p>
-        </w:tc>
-        <w:tc>
-          <w:tcPr>
-            <w:tcW w:type="dxa" w:w="5270"/>
-            <w:tcBorders>
-              <w:top w:val="single" w:sz="0" w:space="0" w:color="FFFFFF"/>
-              <w:left w:val="single" w:sz="0" w:space="0" w:color="FFFFFF"/>
-              <w:bottom w:val="single" w:sz="0" w:space="0" w:color="FFFFFF"/>
-              <w:right w:val="single" w:sz="0" w:space="0" w:color="FFFFFF"/>
-            </w:tcBorders>
-            <w:tcMar>
-              <w:top w:w="10" w:type="dxa"/>
-              <w:left w:w="20" w:type="dxa"/>
-              <w:bottom w:w="10" w:type="dxa"/>
-              <w:right w:w="20" w:type="dxa"/>
-            </w:tcMar>
-          </w:tcPr>
-          <w:p>
-            <w:r/>
           </w:p>
         </w:tc>
       </w:tr>
     </w:tbl>
     <w:p>
       <w:pPr>
-        <w:spacing w:before="0" w:after="120" w:line="259" w:lineRule="auto"/>
+        <w:spacing w:before="0" w:after="40" w:line="240" w:lineRule="auto"/>
+      </w:pPr>
+    </w:p>
+    <w:tbl>
+      <w:tblPr>
+        <w:tblW w:type="auto" w:w="0"/>
+        <w:jc w:val="center"/>
+        <w:tblLook w:firstColumn="1" w:firstRow="1" w:lastColumn="0" w:lastRow="0" w:noHBand="0" w:noVBand="1" w:val="04A0"/>
+      </w:tblPr>
+      <w:tblGrid>
+        <w:gridCol w:w="10886"/>
+      </w:tblGrid>
+      <w:tr>
+        <w:tc>
+          <w:tcPr>
+            <w:tcW w:type="dxa" w:w="10886"/>
+            <w:shd w:fill="1C3A5C" w:val="clear"/>
+            <w:tcMar>
+              <w:top w:w="40" w:type="dxa"/>
+              <w:bottom w:w="40" w:type="dxa"/>
+              <w:left w:w="80" w:type="dxa"/>
+              <w:right w:w="80" w:type="dxa"/>
+            </w:tcMar>
+          </w:tcPr>
+          <w:p>
+            <w:pPr>
+              <w:spacing w:before="0" w:after="0" w:line="240" w:lineRule="auto"/>
+              <w:jc w:val="left"/>
+            </w:pPr>
+            <w:r>
+              <w:rPr>
+                <w:rFonts w:ascii="Calibri" w:hAnsi="Calibri" w:eastAsia="Calibri"/>
+                <w:b/>
+                <w:color w:val="FFFFFF"/>
+                <w:sz w:val="24"/>
+              </w:rPr>
+              <w:t>APROBACIÓN DEL MANUAL</w:t>
+            </w:r>
+          </w:p>
+        </w:tc>
+      </w:tr>
+    </w:tbl>
+    <w:p>
+      <w:pPr>
+        <w:spacing w:before="0" w:after="40" w:line="240" w:lineRule="auto"/>
       </w:pPr>
     </w:p>
     <w:tbl>
@@ -4538,131 +3425,31 @@
         <w:tblLook w:firstColumn="1" w:firstRow="1" w:lastColumn="0" w:lastRow="0" w:noHBand="0" w:noVBand="1" w:val="04A0"/>
       </w:tblPr>
       <w:tblGrid>
-        <w:gridCol w:w="10540"/>
+        <w:gridCol w:w="3629"/>
+        <w:gridCol w:w="3629"/>
+        <w:gridCol w:w="3629"/>
       </w:tblGrid>
       <w:tr>
         <w:tc>
           <w:tcPr>
-            <w:tcW w:type="dxa" w:w="10540"/>
-            <w:shd w:fill="F0F5F7" w:val="clear"/>
-            <w:tcBorders>
-              <w:top w:val="single" w:sz="5" w:space="0" w:color="2A6F6F"/>
-              <w:left w:val="single" w:sz="5" w:space="0" w:color="2A6F6F"/>
-              <w:bottom w:val="single" w:sz="5" w:space="0" w:color="2A6F6F"/>
-              <w:right w:val="single" w:sz="5" w:space="0" w:color="2A6F6F"/>
-            </w:tcBorders>
-            <w:tcMar>
-              <w:top w:w="30" w:type="dxa"/>
-              <w:left w:w="50" w:type="dxa"/>
-              <w:bottom w:w="30" w:type="dxa"/>
-              <w:right w:w="50" w:type="dxa"/>
-            </w:tcMar>
-          </w:tcPr>
-          <w:p>
-            <w:r/>
-            <w:r>
-              <w:rPr>
-                <w:rFonts w:ascii="Calibri" w:hAnsi="Calibri"/>
-                <w:b/>
-                <w:i w:val="0"/>
-                <w:color w:val="2A6F6F"/>
-                <w:sz w:val="18"/>
-              </w:rPr>
-              <w:t xml:space="preserve">CONTACTO  ·  </w:t>
-            </w:r>
-            <w:r>
-              <w:rPr>
-                <w:rFonts w:ascii="Calibri" w:hAnsi="Calibri"/>
-                <w:b w:val="0"/>
-                <w:i w:val="0"/>
-                <w:color w:val="4A5568"/>
-                <w:sz w:val="18"/>
-              </w:rPr>
-              <w:t>Dudas de llenado o custodia: 0991976454 · Gestión de Calidad y Seguridad del Paciente / Admisiones — Hospital General Puyo.</w:t>
-            </w:r>
-          </w:p>
-        </w:tc>
-      </w:tr>
-    </w:tbl>
-    <w:p>
-      <w:pPr>
-        <w:spacing w:before="160" w:after="60" w:line="259" w:lineRule="auto"/>
-        <w:jc w:val="center"/>
-      </w:pPr>
-      <w:r>
-        <w:rPr>
-          <w:rFonts w:ascii="Calibri" w:hAnsi="Calibri"/>
-          <w:b/>
-          <w:i w:val="0"/>
-          <w:color w:val="1E3A5F"/>
-          <w:sz w:val="20"/>
-        </w:rPr>
-        <w:t>APROBACIÓN DEL MANUAL</w:t>
-      </w:r>
-    </w:p>
-    <w:tbl>
-      <w:tblPr>
-        <w:tblW w:type="auto" w:w="0"/>
-        <w:tblLook w:firstColumn="1" w:firstRow="1" w:lastColumn="0" w:lastRow="0" w:noHBand="0" w:noVBand="1" w:val="04A0"/>
-      </w:tblPr>
-      <w:tblGrid>
-        <w:gridCol w:w="3513"/>
-        <w:gridCol w:w="3513"/>
-        <w:gridCol w:w="3513"/>
-      </w:tblGrid>
-      <w:tr>
-        <w:tc>
-          <w:tcPr>
-            <w:tcW w:type="dxa" w:w="3513"/>
-            <w:shd w:fill="F7F9FA" w:val="clear"/>
-            <w:tcBorders>
-              <w:top w:val="single" w:sz="5" w:space="0" w:color="2A6F6F"/>
-              <w:left w:val="single" w:sz="5" w:space="0" w:color="2A6F6F"/>
-              <w:bottom w:val="single" w:sz="5" w:space="0" w:color="2A6F6F"/>
-              <w:right w:val="single" w:sz="5" w:space="0" w:color="2A6F6F"/>
-            </w:tcBorders>
-            <w:tcMar>
-              <w:top w:w="40" w:type="dxa"/>
-              <w:left w:w="25" w:type="dxa"/>
-              <w:bottom w:w="35" w:type="dxa"/>
-              <w:right w:w="25" w:type="dxa"/>
-            </w:tcMar>
+            <w:tcW w:type="dxa" w:w="3629"/>
           </w:tcPr>
           <w:p>
             <w:pPr>
-              <w:jc w:val="center"/>
+              <w:spacing w:before="0" w:after="40" w:line="240" w:lineRule="auto"/>
             </w:pPr>
-            <w:r/>
             <w:r>
               <w:rPr>
-                <w:rFonts w:ascii="Calibri" w:hAnsi="Calibri"/>
-                <w:b/>
-                <w:i w:val="0"/>
-                <w:color w:val="2A6F6F"/>
-                <w:sz w:val="14"/>
+                <w:rFonts w:ascii="Calibri" w:hAnsi="Calibri" w:eastAsia="Calibri"/>
+                <w:b w:val="0"/>
+                <w:color w:val="202A34"/>
+                <w:sz w:val="18"/>
               </w:rPr>
               <w:t>ELABORADO POR</w:t>
               <w:br/>
-            </w:r>
-            <w:r>
-              <w:rPr>
-                <w:rFonts w:ascii="Calibri" w:hAnsi="Calibri"/>
-                <w:b/>
-                <w:i w:val="0"/>
-                <w:color w:val="1E3A5F"/>
-                <w:sz w:val="18"/>
-              </w:rPr>
               <w:t>Tlgo. Andrés Romero</w:t>
               <w:br/>
-            </w:r>
-            <w:r>
-              <w:rPr>
-                <w:rFonts w:ascii="Calibri" w:hAnsi="Calibri"/>
-                <w:b w:val="0"/>
-                <w:i w:val="0"/>
-                <w:color w:val="4A5568"/>
-                <w:sz w:val="16"/>
-              </w:rPr>
+              <w:br/>
               <w:t>__________</w:t>
               <w:br/>
               <w:t>Firma · Fecha</w:t>
@@ -4671,56 +3458,24 @@
         </w:tc>
         <w:tc>
           <w:tcPr>
-            <w:tcW w:type="dxa" w:w="3513"/>
-            <w:shd w:fill="F7F9FA" w:val="clear"/>
-            <w:tcBorders>
-              <w:top w:val="single" w:sz="5" w:space="0" w:color="2A6F6F"/>
-              <w:left w:val="single" w:sz="5" w:space="0" w:color="2A6F6F"/>
-              <w:bottom w:val="single" w:sz="5" w:space="0" w:color="2A6F6F"/>
-              <w:right w:val="single" w:sz="5" w:space="0" w:color="2A6F6F"/>
-            </w:tcBorders>
-            <w:tcMar>
-              <w:top w:w="40" w:type="dxa"/>
-              <w:left w:w="25" w:type="dxa"/>
-              <w:bottom w:w="35" w:type="dxa"/>
-              <w:right w:w="25" w:type="dxa"/>
-            </w:tcMar>
+            <w:tcW w:type="dxa" w:w="3629"/>
           </w:tcPr>
           <w:p>
             <w:pPr>
-              <w:jc w:val="center"/>
+              <w:spacing w:before="0" w:after="40" w:line="240" w:lineRule="auto"/>
             </w:pPr>
-            <w:r/>
             <w:r>
               <w:rPr>
-                <w:rFonts w:ascii="Calibri" w:hAnsi="Calibri"/>
-                <w:b/>
-                <w:i w:val="0"/>
-                <w:color w:val="2A6F6F"/>
-                <w:sz w:val="14"/>
+                <w:rFonts w:ascii="Calibri" w:hAnsi="Calibri" w:eastAsia="Calibri"/>
+                <w:b w:val="0"/>
+                <w:color w:val="202A34"/>
+                <w:sz w:val="18"/>
               </w:rPr>
               <w:t>REVISADO POR</w:t>
               <w:br/>
-            </w:r>
-            <w:r>
-              <w:rPr>
-                <w:rFonts w:ascii="Calibri" w:hAnsi="Calibri"/>
-                <w:b/>
-                <w:i w:val="0"/>
-                <w:color w:val="1E3A5F"/>
-                <w:sz w:val="18"/>
-              </w:rPr>
               <w:t>Dra. Stephany Tayupanda</w:t>
               <w:br/>
-            </w:r>
-            <w:r>
-              <w:rPr>
-                <w:rFonts w:ascii="Calibri" w:hAnsi="Calibri"/>
-                <w:b w:val="0"/>
-                <w:i w:val="0"/>
-                <w:color w:val="4A5568"/>
-                <w:sz w:val="16"/>
-              </w:rPr>
+              <w:br/>
               <w:t>__________</w:t>
               <w:br/>
               <w:t>Firma · Fecha</w:t>
@@ -4729,56 +3484,24 @@
         </w:tc>
         <w:tc>
           <w:tcPr>
-            <w:tcW w:type="dxa" w:w="3513"/>
-            <w:shd w:fill="F7F9FA" w:val="clear"/>
-            <w:tcBorders>
-              <w:top w:val="single" w:sz="5" w:space="0" w:color="2A6F6F"/>
-              <w:left w:val="single" w:sz="5" w:space="0" w:color="2A6F6F"/>
-              <w:bottom w:val="single" w:sz="5" w:space="0" w:color="2A6F6F"/>
-              <w:right w:val="single" w:sz="5" w:space="0" w:color="2A6F6F"/>
-            </w:tcBorders>
-            <w:tcMar>
-              <w:top w:w="40" w:type="dxa"/>
-              <w:left w:w="25" w:type="dxa"/>
-              <w:bottom w:w="35" w:type="dxa"/>
-              <w:right w:w="25" w:type="dxa"/>
-            </w:tcMar>
+            <w:tcW w:type="dxa" w:w="3629"/>
           </w:tcPr>
           <w:p>
             <w:pPr>
-              <w:jc w:val="center"/>
+              <w:spacing w:before="0" w:after="40" w:line="240" w:lineRule="auto"/>
             </w:pPr>
-            <w:r/>
             <w:r>
               <w:rPr>
-                <w:rFonts w:ascii="Calibri" w:hAnsi="Calibri"/>
-                <w:b/>
-                <w:i w:val="0"/>
-                <w:color w:val="2A6F6F"/>
-                <w:sz w:val="14"/>
+                <w:rFonts w:ascii="Calibri" w:hAnsi="Calibri" w:eastAsia="Calibri"/>
+                <w:b w:val="0"/>
+                <w:color w:val="202A34"/>
+                <w:sz w:val="18"/>
               </w:rPr>
               <w:t>APROBADO POR</w:t>
               <w:br/>
-            </w:r>
-            <w:r>
-              <w:rPr>
-                <w:rFonts w:ascii="Calibri" w:hAnsi="Calibri"/>
-                <w:b/>
-                <w:i w:val="0"/>
-                <w:color w:val="1E3A5F"/>
-                <w:sz w:val="18"/>
-              </w:rPr>
               <w:t>Dr. Gabriel García</w:t>
               <w:br/>
-            </w:r>
-            <w:r>
-              <w:rPr>
-                <w:rFonts w:ascii="Calibri" w:hAnsi="Calibri"/>
-                <w:b w:val="0"/>
-                <w:i w:val="0"/>
-                <w:color w:val="4A5568"/>
-                <w:sz w:val="16"/>
-              </w:rPr>
+              <w:br/>
               <w:t>__________</w:t>
               <w:br/>
               <w:t>Firma · Fecha</w:t>
@@ -4788,90 +3511,13 @@
       </w:tr>
     </w:tbl>
     <w:sectPr>
-      <w:headerReference w:type="default" r:id="rId10"/>
-      <w:footerReference w:type="default" r:id="rId11"/>
-      <w:pgSz w:w="12240" w:h="15840"/>
-      <w:pgMar w:top="680" w:right="850" w:bottom="680" w:left="850" w:header="720" w:footer="720" w:gutter="0"/>
+      <w:pgSz w:w="11906" w:h="16838"/>
+      <w:pgMar w:top="397" w:right="510" w:bottom="397" w:left="510" w:header="720" w:footer="720" w:gutter="0"/>
       <w:cols w:space="720"/>
       <w:docGrid w:linePitch="360"/>
     </w:sectPr>
   </w:body>
 </w:document>
-</file>
-
-<file path=word/footer1.xml><?xml version="1.0" encoding="utf-8"?>
-<w:ftr xmlns:m="http://schemas.openxmlformats.org/officeDocument/2006/math" xmlns:mc="http://schemas.openxmlformats.org/markup-compatibility/2006" xmlns:mo="http://schemas.microsoft.com/office/mac/office/2008/main" xmlns:mv="urn:schemas-microsoft-com:mac:vml" xmlns:o="urn:schemas-microsoft-com:office:office" xmlns:r="http://schemas.openxmlformats.org/officeDocument/2006/relationships" xmlns:v="urn:schemas-microsoft-com:vml" xmlns:w10="urn:schemas-microsoft-com:office:word" xmlns:w14="http://schemas.microsoft.com/office/word/2010/wordml" xmlns:w="http://schemas.openxmlformats.org/wordprocessingml/2006/main" xmlns:wne="http://schemas.microsoft.com/office/word/2006/wordml" xmlns:wp14="http://schemas.microsoft.com/office/word/2010/wordprocessingDrawing" xmlns:wp="http://schemas.openxmlformats.org/drawingml/2006/wordprocessingDrawing" xmlns:wpc="http://schemas.microsoft.com/office/word/2010/wordprocessingCanvas" xmlns:wpg="http://schemas.microsoft.com/office/word/2010/wordprocessingGroup" xmlns:wpi="http://schemas.microsoft.com/office/word/2010/wordprocessingInk" xmlns:wps="http://schemas.microsoft.com/office/word/2010/wordprocessingShape" mc:Ignorable="w14 wp14">
-  <w:p>
-    <w:pPr>
-      <w:pStyle w:val="Footer"/>
-      <w:jc w:val="center"/>
-    </w:pPr>
-    <w:r>
-      <w:rPr>
-        <w:rFonts w:ascii="Calibri" w:hAnsi="Calibri"/>
-        <w:b w:val="0"/>
-        <w:i w:val="0"/>
-        <w:color w:val="4A5568"/>
-        <w:sz w:val="16"/>
-      </w:rPr>
-      <w:t xml:space="preserve">MSP  ·  Contacto: 0991976454  ·  Pág. </w:t>
-    </w:r>
-    <w:r>
-      <w:rPr>
-        <w:rFonts w:ascii="Calibri" w:hAnsi="Calibri"/>
-        <w:b w:val="0"/>
-        <w:i w:val="0"/>
-        <w:color w:val="4A5568"/>
-        <w:sz w:val="16"/>
-      </w:rPr>
-      <w:fldChar w:fldCharType="begin"/>
-    </w:r>
-    <w:r>
-      <w:rPr>
-        <w:rFonts w:ascii="Calibri" w:hAnsi="Calibri"/>
-        <w:b w:val="0"/>
-        <w:i w:val="0"/>
-        <w:color w:val="4A5568"/>
-        <w:sz w:val="16"/>
-      </w:rPr>
-      <w:instrText xml:space="preserve"> PAGE </w:instrText>
-    </w:r>
-    <w:r>
-      <w:rPr>
-        <w:rFonts w:ascii="Calibri" w:hAnsi="Calibri"/>
-        <w:b w:val="0"/>
-        <w:i w:val="0"/>
-        <w:color w:val="4A5568"/>
-        <w:sz w:val="16"/>
-      </w:rPr>
-      <w:fldChar w:fldCharType="end"/>
-    </w:r>
-  </w:p>
-</w:ftr>
-</file>
-
-<file path=word/header1.xml><?xml version="1.0" encoding="utf-8"?>
-<w:hdr xmlns:m="http://schemas.openxmlformats.org/officeDocument/2006/math" xmlns:mc="http://schemas.openxmlformats.org/markup-compatibility/2006" xmlns:mo="http://schemas.microsoft.com/office/mac/office/2008/main" xmlns:mv="urn:schemas-microsoft-com:mac:vml" xmlns:o="urn:schemas-microsoft-com:office:office" xmlns:r="http://schemas.openxmlformats.org/officeDocument/2006/relationships" xmlns:v="urn:schemas-microsoft-com:vml" xmlns:w10="urn:schemas-microsoft-com:office:word" xmlns:w14="http://schemas.microsoft.com/office/word/2010/wordml" xmlns:w="http://schemas.openxmlformats.org/wordprocessingml/2006/main" xmlns:wne="http://schemas.microsoft.com/office/word/2006/wordml" xmlns:wp14="http://schemas.microsoft.com/office/word/2010/wordprocessingDrawing" xmlns:wp="http://schemas.openxmlformats.org/drawingml/2006/wordprocessingDrawing" xmlns:wpc="http://schemas.microsoft.com/office/word/2010/wordprocessingCanvas" xmlns:wpg="http://schemas.microsoft.com/office/word/2010/wordprocessingGroup" xmlns:wpi="http://schemas.microsoft.com/office/word/2010/wordprocessingInk" xmlns:wps="http://schemas.microsoft.com/office/word/2010/wordprocessingShape" mc:Ignorable="w14 wp14">
-  <w:p>
-    <w:pPr>
-      <w:pStyle w:val="Header"/>
-      <w:jc w:val="right"/>
-      <w:pBdr>
-        <w:bottom w:val="single" w:sz="6" w:space="1" w:color="C5D4DC"/>
-      </w:pBdr>
-    </w:pPr>
-    <w:r>
-      <w:rPr>
-        <w:rFonts w:ascii="Calibri" w:hAnsi="Calibri"/>
-        <w:b w:val="0"/>
-        <w:i w:val="0"/>
-        <w:color w:val="2A6F6F"/>
-        <w:sz w:val="16"/>
-      </w:rPr>
-      <w:t>MANUAL DE USO  ·  PROT-HC-001-MU  ·  Hospital General Puyo</w:t>
-    </w:r>
-  </w:p>
-</w:hdr>
 </file>
 
 <file path=word/numbering.xml><?xml version="1.0" encoding="utf-8"?>
